--- a/book/v2/AI_ERP_혁명_Odoo와_지능형ERP_프롤로그_1부.docx
+++ b/book/v2/AI_ERP_혁명_Odoo와_지능형ERP_프롤로그_1부.docx
@@ -162,7 +162,7 @@
       </w:r>
     </w:p>
     <w:bookmarkEnd w:id="22"/>
-    <w:bookmarkStart w:id="31" w:name="Xcbf0280cd3e995374085b96d1d0d3c87ac2a984"/>
+    <w:bookmarkStart w:id="34" w:name="Xcbf0280cd3e995374085b96d1d0d3c87ac2a984"/>
     <w:p>
       <w:pPr>
         <w:pStyle w:val="Heading1"/>
@@ -1134,7 +1134,7 @@
       </w:r>
     </w:p>
     <w:bookmarkEnd w:id="28"/>
-    <w:bookmarkStart w:id="29" w:name="llm-무한-루프-사람이-분기마다-돌리던-사이클을-ai가-상시로-돌린다"/>
+    <w:bookmarkStart w:id="32" w:name="llm-무한-루프-사람이-분기마다-돌리던-사이클을-ai가-상시로-돌린다"/>
     <w:p>
       <w:pPr>
         <w:pStyle w:val="Heading2"/>
@@ -1169,93 +1169,62 @@
     </w:p>
     <w:p>
       <w:pPr>
-        <w:pStyle w:val="SourceCode"/>
-      </w:pPr>
-      <w:r>
-        <w:rPr>
-          <w:rStyle w:val="VerbatimChar"/>
-        </w:rPr>
-        <w:t xml:space="preserve">        ┌─ Define ── 경영 질문·KPI 정의 ──┐</w:t>
-      </w:r>
-      <w:r>
-        <w:br/>
-      </w:r>
-      <w:r>
-        <w:rPr>
-          <w:rStyle w:val="VerbatimChar"/>
-        </w:rPr>
-        <w:t xml:space="preserve">        │                                 ▼</w:t>
-      </w:r>
-      <w:r>
-        <w:br/>
-      </w:r>
-      <w:r>
-        <w:rPr>
-          <w:rStyle w:val="VerbatimChar"/>
-        </w:rPr>
-        <w:t xml:space="preserve">   Control ◄─ 표준화·환류          Measure ── 실시간 수집</w:t>
-      </w:r>
-      <w:r>
-        <w:br/>
-      </w:r>
-      <w:r>
-        <w:rPr>
-          <w:rStyle w:val="VerbatimChar"/>
-        </w:rPr>
-        <w:t xml:space="preserve">        ▲      (Odoo 액션)                │   (Odoo·POP·IoT·암묵지)</w:t>
-      </w:r>
-      <w:r>
-        <w:br/>
-      </w:r>
-      <w:r>
-        <w:rPr>
-          <w:rStyle w:val="VerbatimChar"/>
-        </w:rPr>
-        <w:t xml:space="preserve">        │                                 ▼</w:t>
-      </w:r>
-      <w:r>
-        <w:br/>
-      </w:r>
-      <w:r>
-        <w:rPr>
-          <w:rStyle w:val="VerbatimChar"/>
-        </w:rPr>
-        <w:t xml:space="preserve">     Improve ◄── 예측·What-if ──── Analyze ── 학습·원인 추론</w:t>
-      </w:r>
-      <w:r>
-        <w:br/>
-      </w:r>
-      <w:r>
-        <w:rPr>
-          <w:rStyle w:val="VerbatimChar"/>
-        </w:rPr>
-        <w:t xml:space="preserve">              (시뮬레이션·처방)      (ML·지식그래프·LLM)</w:t>
-      </w:r>
-      <w:r>
-        <w:br/>
-      </w:r>
-      <w:r>
-        <w:br/>
-      </w:r>
-      <w:r>
-        <w:rPr>
-          <w:rStyle w:val="VerbatimChar"/>
-        </w:rPr>
-        <w:t xml:space="preserve">   ── 루프는 멈추지 않는다: 1회전마다 데이터가 쌓이고,</w:t>
-      </w:r>
-      <w:r>
-        <w:br/>
-      </w:r>
-      <w:r>
-        <w:rPr>
-          <w:rStyle w:val="VerbatimChar"/>
-        </w:rPr>
-        <w:t xml:space="preserve">      쌓인 데이터가 다음 회전의 예측을 더 정확하게 만든다 ──</w:t>
-      </w:r>
-    </w:p>
-    <w:p>
-      <w:pPr>
-        <w:pStyle w:val="FirstParagraph"/>
+        <w:pStyle w:val="CaptionedFigure"/>
+      </w:pPr>
+      <w:r>
+        <w:drawing>
+          <wp:inline>
+            <wp:extent cx="4206240" cy="2991104"/>
+            <wp:effectExtent b="0" l="0" r="0" t="0"/>
+            <wp:docPr descr="그림 P-3. DMAIC × LLM 무한 루프 — 사람이 분기마다 돌리던 사이클을 AI가 상시로 돌린다" title="" id="30" name="Picture"/>
+            <a:graphic>
+              <a:graphicData uri="http://schemas.openxmlformats.org/drawingml/2006/picture">
+                <pic:pic>
+                  <pic:nvPicPr>
+                    <pic:cNvPr descr="figures/fig_P3_dmaic_loop.png" id="31" name="Picture"/>
+                    <pic:cNvPicPr>
+                      <a:picLocks noChangeArrowheads="1" noChangeAspect="1"/>
+                    </pic:cNvPicPr>
+                  </pic:nvPicPr>
+                  <pic:blipFill>
+                    <a:blip r:embed="rId29"/>
+                    <a:stretch>
+                      <a:fillRect/>
+                    </a:stretch>
+                  </pic:blipFill>
+                  <pic:spPr bwMode="auto">
+                    <a:xfrm>
+                      <a:off x="0" y="0"/>
+                      <a:ext cx="4206240" cy="2991104"/>
+                    </a:xfrm>
+                    <a:prstGeom prst="rect">
+                      <a:avLst/>
+                    </a:prstGeom>
+                    <a:noFill/>
+                    <a:ln w="9525">
+                      <a:noFill/>
+                      <a:headEnd/>
+                      <a:tailEnd/>
+                    </a:ln>
+                  </pic:spPr>
+                </pic:pic>
+              </a:graphicData>
+            </a:graphic>
+          </wp:inline>
+        </w:drawing>
+      </w:r>
+    </w:p>
+    <w:p>
+      <w:pPr>
+        <w:pStyle w:val="ImageCaption"/>
+      </w:pPr>
+      <w:r>
+        <w:t xml:space="preserve">그림 P-3. DMAIC × LLM 무한 루프 — 사람이 분기마다 돌리던 사이클을 AI가 상시로 돌린다</w:t>
+      </w:r>
+    </w:p>
+    <w:p>
+      <w:pPr>
+        <w:pStyle w:val="BodyText"/>
       </w:pPr>
       <w:r>
         <w:t xml:space="preserve">사람이 분기에 한 바퀴 돌리던 사이클을, LLM 에이전트가 온톨로지 지식그래프 위에서 밤낮없이 돌린다. 어제의 예측과 오늘의 실적이 어긋나면 그 오차가 즉시 다음 학습의 재료가 된다. 루프가 한 바퀴 돌 때마다 수요예측의 오차가 줄고, 납기 답변의 정확도가 오르고, 불량 원인 추적의 적중률이 높아진다.</w:t>
@@ -1323,8 +1292,8 @@
         <w:t xml:space="preserve">물론 조건이 있다. 루프는 자유낙하가 아니라 궤도 비행이어야 한다. 중요한 판단에는 사람의 승인 게이트를 두고(Human-in-the-Loop), 가설은 통계적 검정을 통과해야 하며, 모든 자동 조치는 감사 기록을 남긴다. 판단의 최종 서명자는 언제나 사람이다. 그리고 그 서명의 축적이 다시 루프를 학습시킨다. AI가 사람을 대체하는 구조가 아니라, 사람의 판단이 시스템의 정확도로 복리(複利)처럼 쌓이는 구조 — 이것이 우리가 만들려는 플랫폼의 철학이다.</w:t>
       </w:r>
     </w:p>
-    <w:bookmarkEnd w:id="29"/>
-    <w:bookmarkStart w:id="30" w:name="이-책의-목표-철학에서-실행으로"/>
+    <w:bookmarkEnd w:id="32"/>
+    <w:bookmarkStart w:id="33" w:name="이-책의-목표-철학에서-실행으로"/>
     <w:p>
       <w:pPr>
         <w:pStyle w:val="Heading2"/>
@@ -1471,9 +1440,9 @@
         <w:t xml:space="preserve">2026년 여름, 저자 씀</w:t>
       </w:r>
     </w:p>
-    <w:bookmarkEnd w:id="30"/>
-    <w:bookmarkEnd w:id="31"/>
-    <w:bookmarkStart w:id="32" w:name="제1부.-현장에서-플랫폼으로-지능형-erp-컨설팅-방법론"/>
+    <w:bookmarkEnd w:id="33"/>
+    <w:bookmarkEnd w:id="34"/>
+    <w:bookmarkStart w:id="35" w:name="제1부.-현장에서-플랫폼으로-지능형-erp-컨설팅-방법론"/>
     <w:p>
       <w:pPr>
         <w:pStyle w:val="Heading1"/>
@@ -1490,8 +1459,8 @@
         <w:t xml:space="preserve">제1부는 프롤로그의 철학을 실행 순서로 옮긴다. ERP 50년과 지능형 ERP의 정의에서 출발해, 현장 진단과 데이터의 3정5S, 눈으로 보는 관리의 디지털 전환, 부품전개와 일정계획, DMAIC 데이터 루프, AX 컨설팅 5단계 로드맵, 그리고 공정편성 재구축과 예측 플랫폼의 완성까지 — 한 세대 전 공장 바닥의 지혜와 오늘의 AI를 하나의 컨설팅 방법론으로 엮는다.</w:t>
       </w:r>
     </w:p>
-    <w:bookmarkEnd w:id="32"/>
-    <w:bookmarkStart w:id="44" w:name="제1장.-erp-50년과-지능형-erp-동기erp에서-ai-erp까지"/>
+    <w:bookmarkEnd w:id="35"/>
+    <w:bookmarkStart w:id="47" w:name="제1장.-erp-50년과-지능형-erp-동기erp에서-ai-erp까지"/>
     <w:p>
       <w:pPr>
         <w:pStyle w:val="Heading1"/>
@@ -1536,7 +1505,7 @@
         <w:t xml:space="preserve">(1998)의 논지 요약</w:t>
       </w:r>
     </w:p>
-    <w:bookmarkStart w:id="33" w:name="두-개의-계보가-만나는-자리"/>
+    <w:bookmarkStart w:id="36" w:name="두-개의-계보가-만나는-자리"/>
     <w:p>
       <w:pPr>
         <w:pStyle w:val="Heading2"/>
@@ -1579,8 +1548,8 @@
         <w:t xml:space="preserve">이 장은 그 두 계보 — 계산의 계보와 현장의 계보 — 가 각각 어떻게 진화해 왔고, 어디서 합류하며, 그 합류 지점에서 왜 ’지능형 ERP(Intelligent ERP)’가 태어나는지를 논한다. 이 책 전체의 역사적 좌표를 그리는 장이다.</w:t>
       </w:r>
     </w:p>
-    <w:bookmarkEnd w:id="33"/>
-    <w:bookmarkStart w:id="37" w:name="계산의-계보-mrp에서-클라우드-erp까지"/>
+    <w:bookmarkEnd w:id="36"/>
+    <w:bookmarkStart w:id="40" w:name="계산의-계보-mrp에서-클라우드-erp까지"/>
     <w:p>
       <w:pPr>
         <w:pStyle w:val="Heading2"/>
@@ -1932,7 +1901,7 @@
         </w:tc>
       </w:tr>
     </w:tbl>
-    <w:bookmarkStart w:id="34" w:name="mrp와-mrp-ii-계산과-폐쇄-루프-19601980년대"/>
+    <w:bookmarkStart w:id="37" w:name="mrp와-mrp-ii-계산과-폐쇄-루프-19601980년대"/>
     <w:p>
       <w:pPr>
         <w:pStyle w:val="Heading3"/>
@@ -1980,8 +1949,8 @@
         <w:t xml:space="preserve">이 한계에 대한 응답이 제조자원계획(MRP II, Manufacturing Resource Planning)이다. 올리버 와이트(Oliver Wight)가 1981년 정립한 MRP II는 능력소요계획을 결합해 자재 계획을 설비·인력의 제약과 대조했고, 현장 실적이 계획으로 피드백되는 폐쇄 루프(closed-loop)를 만들었으며, 생산계획을 수량과 화폐 단위로 동시에 표현해 공장의 계획을 경영의 계획으로 번역했다(Wight, 1981). 그러나 MRP II는 여전히 제조 중심의 시스템이었고, 회계·인사·영업·물류는 각자의 ’정보의 섬’으로 남아 있었다. 같은 고객과 같은 품목이 시스템마다 다른 코드로 존재했다. 이 문제의식이 다음 세대의 이름에 새겨진다.</w:t>
       </w:r>
     </w:p>
-    <w:bookmarkEnd w:id="34"/>
-    <w:bookmarkStart w:id="35" w:name="erp-통합의-시대와-davenport의-경고-1990년대"/>
+    <w:bookmarkEnd w:id="37"/>
+    <w:bookmarkStart w:id="38" w:name="erp-통합의-시대와-davenport의-경고-1990년대"/>
     <w:p>
       <w:pPr>
         <w:pStyle w:val="Heading3"/>
@@ -2024,8 +1993,8 @@
         <w:t xml:space="preserve">프로세스를 내장하며, 도입 기업은 시스템을 기업에 맞추거나 기업을 시스템에 맞추거나를 선택해야 한다. 전자는 비용과 위험을 폭증시키고, 후자는 기업 고유의 일하는 방식 — 때로는 경쟁우위의 원천 — 을 범용 표준으로 대체한다. 이 선택은 기술적 판단이 아니라 전략적 판단이므로, ERP 도입은 정보 부서의 프로젝트가 아니라 경영진의 프로젝트여야 한다는 것이 그의 결론이었다(Davenport, 1998). 이 경고는 예언이 되었다. 이후 축적된 실패 사례를 분석한 핵심성공요인(CSF) 연구들은 명확한 전략 목표, 최고경영진의 몰입, 변화관리, 데이터 정확성, 교육훈련을 공통 요인으로 지목했는데(Holland &amp; Light, 1999; Umble, Haft &amp; Umble, 2003), 이 목록에 순수하게 기술적인 항목은 거의 없다. ERP의 실패는 소프트웨어의 실패가 아니라 경영의 실패였다. 도구가 AI로 바뀌어도 이 실패의 문법은 바뀌지 않는다는 것을, 6장의 AX 컨설팅 로드맵에서 다시 확인할 것이다.</w:t>
       </w:r>
     </w:p>
-    <w:bookmarkEnd w:id="35"/>
-    <w:bookmarkStart w:id="36" w:name="확장-erp와-클라우드-경계-확장의-시대-20002010년대"/>
+    <w:bookmarkEnd w:id="38"/>
+    <w:bookmarkStart w:id="39" w:name="확장-erp와-클라우드-경계-확장의-시대-20002010년대"/>
     <w:p>
       <w:pPr>
         <w:pStyle w:val="Heading3"/>
@@ -2050,9 +2019,9 @@
         <w:t xml:space="preserve">이 세대가 해결한 문제는 접근성과 범위였다. 그러나 남긴 한계는 역설적이다. 시스템은 더 많은 곳에서 더 많은 데이터를 모으게 되었지만, 그 데이터로 ’판단’하는 능력은 거의 자라지 않았다. 대시보드는 늘었지만 대시보드를 읽고 결정하는 것은 여전히 사람이었다. 데이터의 축적 속도가 인간의 해석 속도를 추월하면서, 기록과 판단 사이의 간극은 오히려 벌어졌다.</w:t>
       </w:r>
     </w:p>
-    <w:bookmarkEnd w:id="36"/>
-    <w:bookmarkEnd w:id="37"/>
-    <w:bookmarkStart w:id="38" w:name="현장의-계보-일본-생산관리와-동기erp"/>
+    <w:bookmarkEnd w:id="39"/>
+    <w:bookmarkEnd w:id="40"/>
+    <w:bookmarkStart w:id="41" w:name="현장의-계보-일본-생산관리와-동기erp"/>
     <w:p>
       <w:pPr>
         <w:pStyle w:val="Heading2"/>
@@ -2227,8 +2196,8 @@
         <w:t xml:space="preserve">두 계보의 명시적 합류를 시도한 것이 일본의 컨설턴트 후쿠시마가 정리한 『동기ERP』다. 제목이 말하는 동기(同期)생산은 간판방식의 풀 사상에서 왔다. 이 책의 통찰은 간판과 ERP를 경쟁 관계로 보지 않고 역할 분담으로 본 데 있다. ERP는 전사 수준의 큰 계획 — 수주, 소요량 전개, 조달, 대일정 — 을 세우고, 현장은 풀 신호로 그 계획을 실시간으로 동기화하며 실행한다. 중앙의 계산(push)과 현장의 자율(pull)이 층을 나누어 맞물리는 구조다. 나는 이 역할 분담이야말로 다품종소량·수주생산의 정답에 가장 가깝다고 30년의 현장에서 확인해 왔다. 뒤에서 보겠지만, Odoo의 MRP와 frePPLe의 풀 기반 계획, 그리고 현장 칸반의 조합(4장)은 이 사상의 현대적 구현이다.</w:t>
       </w:r>
     </w:p>
-    <w:bookmarkEnd w:id="38"/>
-    <w:bookmarkStart w:id="39" w:name="한국-erp-30년-도입과-확산-그리고-남은-거리"/>
+    <w:bookmarkEnd w:id="41"/>
+    <w:bookmarkStart w:id="42" w:name="한국-erp-30년-도입과-확산-그리고-남은-거리"/>
     <w:p>
       <w:pPr>
         <w:pStyle w:val="Heading2"/>
@@ -2253,8 +2222,8 @@
         <w:t xml:space="preserve">2010년대 후반부터는 스마트공장 정책이 두 번째 물결을 만들어 2022년까지 약 3만 개 중소기업이 스마트공장을 도입했다(중소벤처기업부, 2022). 그러나 2024년 실태조사에 따르면 도입률은 19.5%에 머물고 도입 기업의 75.5%가 기초 수준에 그치며, 중소 제조기업의 AI 도입률은 약 1% 수준으로 진단된다(중소벤처기업부, 2024·2025). 기록의 인프라는 상당히 깔렸으나 깊이는 얕고, 판단의 지능화는 이제 시작 단계라는 뜻이다. 30년 전 ’전산화’가 그랬듯, AX(AI 전환)라는 다음 언덕이 지금 막 시야에 들어왔다. 그리고 그 사이의 공간 — 국산 패키지의 표준 기능으로는 부족하고 글로벌 패키지의 비용은 부담스러운 중소·중견 제조기업의 공간 — 에 Odoo와 같은 오픈소스 ERP가 새로운 선택지로 들어서고 있다.</w:t>
       </w:r>
     </w:p>
-    <w:bookmarkEnd w:id="39"/>
-    <w:bookmarkStart w:id="40" w:name="지능형-erp의-정의-기록을-넘어-판단으로"/>
+    <w:bookmarkEnd w:id="42"/>
+    <w:bookmarkStart w:id="43" w:name="지능형-erp의-정의-기록을-넘어-판단으로"/>
     <w:p>
       <w:pPr>
         <w:pStyle w:val="Heading2"/>
@@ -2742,8 +2711,8 @@
         <w:t xml:space="preserve">주목할 것은 다섯 요건 중 어느 것도 하늘에서 떨어진 신개념이 아니라는 점이다. 단일 원천은 ERP 통합의 원리이자 기준정보 정비의 결과이고, 의미 기반 통합은 눈으로 보는 관리가 코드와 번지로 하던 일의 확장이며, 실시간 수집은 POP의 직계 후손이고, 학습·추론 루프는 사람이 돌리던 개선 사이클의 기계화이며, 인간 협업은 생산관리 고전이 말한 현장 주도형 경영·자율협조 생산방식의 계승이다. 현장의 원칙은 변하지 않았다. 그 원칙을 실행하는 주체가 사람의 눈에서 데이터의 루프로 확장되었을 뿐이다. 다만 확장에는 조건이 있다. 판단에는 그 기업 고유의 의미 구조 — 품목과 공정과 고객과 불량이 서로 어떻게 연결되는가에 대한 명시적 지식 — 가 필요하며, 범용 LLM을 얹는 것만으로는 충족되지 않는다. 이것이 이 책이 온톨로지 지식그래프를 지능형 ERP의 중핵에 놓는 이유이고(7장), 그보다 먼저 데이터 품질의 원점인 3정5S에서 출발하는 이유다(2장).</w:t>
       </w:r>
     </w:p>
-    <w:bookmarkEnd w:id="40"/>
-    <w:bookmarkStart w:id="41" w:name="왜-odoo인가"/>
+    <w:bookmarkEnd w:id="43"/>
+    <w:bookmarkStart w:id="44" w:name="왜-odoo인가"/>
     <w:p>
       <w:pPr>
         <w:pStyle w:val="Heading2"/>
@@ -2776,8 +2745,8 @@
         <w:t xml:space="preserve">다음 장부터 그 길을 걷는다. 출발점은 화면도 서버도 아니다. 공장 바닥과 데이터베이스의 가장 낮은 곳, 3정5S다.</w:t>
       </w:r>
     </w:p>
-    <w:bookmarkEnd w:id="41"/>
-    <w:bookmarkStart w:id="42" w:name="핵심-요약"/>
+    <w:bookmarkEnd w:id="44"/>
+    <w:bookmarkStart w:id="45" w:name="핵심-요약"/>
     <w:p>
       <w:pPr>
         <w:pStyle w:val="Heading2"/>
@@ -2870,8 +2839,8 @@
         <w:t xml:space="preserve">Odoo는 단일 DB 통합, 오픈소스의 확장 자유, POP형 실시간 수집, 낮은 진입 비용으로 5대 요건의 베이스가 된다. 단, 한국 로컬라이제이션과 APS 한계는 정직하게 보강해야 한다.</w:t>
       </w:r>
     </w:p>
-    <w:bookmarkEnd w:id="42"/>
-    <w:bookmarkStart w:id="43" w:name="이-장의-참고문헌"/>
+    <w:bookmarkEnd w:id="45"/>
+    <w:bookmarkStart w:id="46" w:name="이-장의-참고문헌"/>
     <w:p>
       <w:pPr>
         <w:pStyle w:val="Heading2"/>
@@ -3140,9 +3109,9 @@
         <w:t xml:space="preserve">중소벤처기업부 (2022·2024·2025). 스마트공장 보급사업 성과분석, 스마트제조혁신실태조사, AI 기반 스마트제조혁신 전략 (각 연도 발표자료).</w:t>
       </w:r>
     </w:p>
-    <w:bookmarkEnd w:id="43"/>
-    <w:bookmarkEnd w:id="44"/>
-    <w:bookmarkStart w:id="63" w:name="제2장.-컨설팅의-출발-현장-진단과-3정5s-데이터-품질의-원점"/>
+    <w:bookmarkEnd w:id="46"/>
+    <w:bookmarkEnd w:id="47"/>
+    <w:bookmarkStart w:id="66" w:name="제2장.-컨설팅의-출발-현장-진단과-3정5s-데이터-품질의-원점"/>
     <w:p>
       <w:pPr>
         <w:pStyle w:val="Heading1"/>
@@ -3186,7 +3155,7 @@
         <w:t xml:space="preserve">)</w:t>
       </w:r>
     </w:p>
-    <w:bookmarkStart w:id="45" w:name="창고에서-시작된-진단"/>
+    <w:bookmarkStart w:id="48" w:name="창고에서-시작된-진단"/>
     <w:p>
       <w:pPr>
         <w:pStyle w:val="Heading2"/>
@@ -3229,8 +3198,8 @@
         <w:t xml:space="preserve">방법론으로 전환한다. 결론을 미리 말하면 이렇다. 5S 없이 개선 없듯, 데이터의 5S 없이 AI는 없다.</w:t>
       </w:r>
     </w:p>
-    <w:bookmarkEnd w:id="45"/>
-    <w:bookmarkStart w:id="51" w:name="물리의-3정5s-현장-개선의-원점"/>
+    <w:bookmarkEnd w:id="48"/>
+    <w:bookmarkStart w:id="54" w:name="물리의-3정5s-현장-개선의-원점"/>
     <w:p>
       <w:pPr>
         <w:pStyle w:val="Heading2"/>
@@ -3239,7 +3208,7 @@
         <w:t xml:space="preserve">2.2 물리의 3정5S: 현장 개선의 원점</w:t>
       </w:r>
     </w:p>
-    <w:bookmarkStart w:id="46" w:name="s와-3정이란-무엇인가"/>
+    <w:bookmarkStart w:id="49" w:name="s와-3정이란-무엇인가"/>
     <w:p>
       <w:pPr>
         <w:pStyle w:val="Heading3"/>
@@ -3340,8 +3309,8 @@
         <w:t xml:space="preserve">이라고 적는다. 캠페인 포스터 백 장보다 경영자의 1년이 조직을 움직인다.</w:t>
       </w:r>
     </w:p>
-    <w:bookmarkEnd w:id="46"/>
-    <w:bookmarkStart w:id="47" w:name="정리-빨간-패-작전과-10년-묵은-부재"/>
+    <w:bookmarkEnd w:id="49"/>
+    <w:bookmarkStart w:id="50" w:name="정리-빨간-패-작전과-10년-묵은-부재"/>
     <w:p>
       <w:pPr>
         <w:pStyle w:val="Heading3"/>
@@ -3437,8 +3406,8 @@
         <w:t xml:space="preserve">낡은 규정의 폐기 — 이 조언이 뒤에서 데이터 검증 규칙의 유지보수 원칙으로 이어진다는 것을 기억해 두자.</w:t>
       </w:r>
     </w:p>
-    <w:bookmarkEnd w:id="47"/>
-    <w:bookmarkStart w:id="48" w:name="정돈-정위치정품정량-그리고-찾기-로스의-격감"/>
+    <w:bookmarkEnd w:id="50"/>
+    <w:bookmarkStart w:id="51" w:name="정돈-정위치정품정량-그리고-찾기-로스의-격감"/>
     <w:p>
       <w:pPr>
         <w:pStyle w:val="Heading3"/>
@@ -3534,8 +3503,8 @@
         <w:t xml:space="preserve">다품종소량 생산에서는 로트가 바뀔 때마다 치공구 교체가 빈번하므로, 이 찾기 로스의 격감이 그대로 준비교체 시간의 단축이 된다.</w:t>
       </w:r>
     </w:p>
-    <w:bookmarkEnd w:id="48"/>
-    <w:bookmarkStart w:id="49" w:name="청소청결-닦는-것이-아니라-점검하는-것"/>
+    <w:bookmarkEnd w:id="51"/>
+    <w:bookmarkStart w:id="52" w:name="청소청결-닦는-것이-아니라-점검하는-것"/>
     <w:p>
       <w:pPr>
         <w:pStyle w:val="Heading3"/>
@@ -3674,8 +3643,8 @@
         <w:t xml:space="preserve">이므로, 작업이 개선되고 설비가 바뀌어 실태에서 벗어난 표준은 즉시 수정한다. 지킬 수 없는 규정은 모럴을 즉각적으로 저하시키기 때문이다.</w:t>
       </w:r>
     </w:p>
-    <w:bookmarkEnd w:id="49"/>
-    <w:bookmarkStart w:id="50" w:name="습관화-규율이-문화가-될-때"/>
+    <w:bookmarkEnd w:id="52"/>
+    <w:bookmarkStart w:id="53" w:name="습관화-규율이-문화가-될-때"/>
     <w:p>
       <w:pPr>
         <w:pStyle w:val="Heading3"/>
@@ -3775,9 +3744,9 @@
         <w:t xml:space="preserve">로 다음 스텝으로 나아가라고 조언한다. 5S는 상시 상태가 목표이지, 영구 캠페인이 목표가 아니다.</w:t>
       </w:r>
     </w:p>
-    <w:bookmarkEnd w:id="50"/>
-    <w:bookmarkEnd w:id="51"/>
-    <w:bookmarkStart w:id="58" w:name="디지털-3정5s-데이터-품질의-컨설팅-방법론"/>
+    <w:bookmarkEnd w:id="53"/>
+    <w:bookmarkEnd w:id="54"/>
+    <w:bookmarkStart w:id="61" w:name="디지털-3정5s-데이터-품질의-컨설팅-방법론"/>
     <w:p>
       <w:pPr>
         <w:pStyle w:val="Heading2"/>
@@ -3786,7 +3755,7 @@
         <w:t xml:space="preserve">2.3 디지털 3정5S: 데이터 품질의 컨설팅 방법론</w:t>
       </w:r>
     </w:p>
-    <w:bookmarkStart w:id="52" w:name="창고와-데이터베이스는-같은-병을-앓는다"/>
+    <w:bookmarkStart w:id="55" w:name="창고와-데이터베이스는-같은-병을-앓는다"/>
     <w:p>
       <w:pPr>
         <w:pStyle w:val="Heading3"/>
@@ -3819,8 +3788,8 @@
         <w:t xml:space="preserve">디지털 3정5S는 이 3정을 회복하는 다섯 단계의 실행 순서다. 물리 5S와 마찬가지로 순서가 중요하다. 버리기 전에 자리를 잡을 수 없고, 자리를 잡기 전에 닦을 수 없으며, 표준 없이 습관은 생기지 않는다.</w:t>
       </w:r>
     </w:p>
-    <w:bookmarkEnd w:id="52"/>
-    <w:bookmarkStart w:id="53" w:name="데이터-정리-불용중복-코드의-빨간-패-작전"/>
+    <w:bookmarkEnd w:id="55"/>
+    <w:bookmarkStart w:id="56" w:name="데이터-정리-불용중복-코드의-빨간-패-작전"/>
     <w:p>
       <w:pPr>
         <w:pStyle w:val="Heading3"/>
@@ -3867,8 +3836,8 @@
         <w:t xml:space="preserve">(즉시 버리기 어려운 것을 모아 보호관찰하는 곳)에 해당하는 완충 장치인 셈이다. 낡은 규정을 폐기하라는 원전의 조언도 계승한다. 아무도 지키지 않는 입력 지침, 현실과 어긋난 필수값 규칙, 죽어 있는 승인 절차가 있다면 이 단계에서 함께 버린다.</w:t>
       </w:r>
     </w:p>
-    <w:bookmarkEnd w:id="53"/>
-    <w:bookmarkStart w:id="54" w:name="데이터-정돈-코드체계-정비-데이터의-정위치"/>
+    <w:bookmarkEnd w:id="56"/>
+    <w:bookmarkStart w:id="57" w:name="데이터-정돈-코드체계-정비-데이터의-정위치"/>
     <w:p>
       <w:pPr>
         <w:pStyle w:val="Heading3"/>
@@ -3956,8 +3925,8 @@
         <w:t xml:space="preserve">, 한 명은 ’진동’으로 적으면 시스템은 둘을 다른 사건으로 본다. 같은 사건이 같은 코드로 적힐 때 비로소 경험이 통계가 되고, 통계가 예측이 된다.</w:t>
       </w:r>
     </w:p>
-    <w:bookmarkEnd w:id="54"/>
-    <w:bookmarkStart w:id="55" w:name="데이터-청소-오류결측의-클렌징과-실사"/>
+    <w:bookmarkEnd w:id="57"/>
+    <w:bookmarkStart w:id="58" w:name="데이터-청소-오류결측의-클렌징과-실사"/>
     <w:p>
       <w:pPr>
         <w:pStyle w:val="Heading3"/>
@@ -3989,8 +3958,8 @@
         <w:t xml:space="preserve">고 했듯, 클렌징도 몰아서 하는 연례행사가 아니라 오류가 발견된 그 자리에서 고치는 운영 원칙으로 정착시켜야 한다.</w:t>
       </w:r>
     </w:p>
-    <w:bookmarkEnd w:id="55"/>
-    <w:bookmarkStart w:id="56" w:name="데이터-청결-입력-규정과-검증-규칙의-표준화"/>
+    <w:bookmarkEnd w:id="58"/>
+    <w:bookmarkStart w:id="59" w:name="데이터-청결-입력-규정과-검증-규칙의-표준화"/>
     <w:p>
       <w:pPr>
         <w:pStyle w:val="Heading3"/>
@@ -4007,8 +3976,8 @@
         <w:t xml:space="preserve">네 번째 단계는 다시 더러워지지 않게 만드는 것이다. 물리 청결이 더러움의 발생원을 끊는 고안이었듯, 데이터 청결은 오류가 입력되는 경로 자체를 막는 표준화다. 실행 항목은 세 갈래다. 첫째, 입력 규정 — 누가, 언제, 어떤 화면에서, 어떤 형식으로 입력하는지를 한 장으로 문서화한다. 둘째, 시스템 검증 — 필수 필드 지정, 선택 목록화(자유 서술의 최소화), 값 범위 검증, 중복 차단 제약을 Odoo 화면과 서버 규칙으로 심는다. 사람의 주의력이 아니라 구조가 품질을 지키게 하는 것이다. 셋째, 승인 게이트 — 신규 마스터 등록과 BOM 변경 같은 파급이 큰 입력은 승인 워크플로를 거치게 한다. 그리고 원전의 규정 활성화 두 원칙을 그대로 적용한다. 규정은 사장부터 예외 없이 지키고, 지킬 수 없게 된 규정은 방치하지 말고 즉시 고친다. 현실과 어긋난 검증 규칙을 방치하면 현장은 우회 입력을 시작하고, 우회가 시작되는 순간 데이터 품질은 규정이 없던 때보다 나빠진다.</w:t>
       </w:r>
     </w:p>
-    <w:bookmarkEnd w:id="56"/>
-    <w:bookmarkStart w:id="57" w:name="데이터-습관화-현장이-데이터를-지키는-문화"/>
+    <w:bookmarkEnd w:id="59"/>
+    <w:bookmarkStart w:id="60" w:name="데이터-습관화-현장이-데이터를-지키는-문화"/>
     <w:p>
       <w:pPr>
         <w:pStyle w:val="Heading3"/>
@@ -4393,9 +4362,9 @@
         </w:tc>
       </w:tr>
     </w:tbl>
-    <w:bookmarkEnd w:id="57"/>
-    <w:bookmarkEnd w:id="58"/>
-    <w:bookmarkStart w:id="59" w:name="현장-진단-물리-5s-데이터-5s-매트릭스"/>
+    <w:bookmarkEnd w:id="60"/>
+    <w:bookmarkEnd w:id="61"/>
+    <w:bookmarkStart w:id="62" w:name="현장-진단-물리-5s-데이터-5s-매트릭스"/>
     <w:p>
       <w:pPr>
         <w:pStyle w:val="Heading2"/>
@@ -4679,8 +4648,8 @@
         <w:t xml:space="preserve">를 명언하게 하고, 해당 부서만으로 해결할 수 없는 테마는 공장장이 그 자리에서 지원을 약속한다 — 이것을 월 2~3회 반복한다. 데이터 진단도 같은 형식으로 돌리면 된다. 진단표를 캐비닛에 쌓는 컨설팅이 아니라, 발표 즉시 액션으로 잇는 진단이 원전의 정신이다.</w:t>
       </w:r>
     </w:p>
-    <w:bookmarkEnd w:id="59"/>
-    <w:bookmarkStart w:id="60" w:name="s-없이-ai-없다"/>
+    <w:bookmarkEnd w:id="62"/>
+    <w:bookmarkStart w:id="63" w:name="s-없이-ai-없다"/>
     <w:p>
       <w:pPr>
         <w:pStyle w:val="Heading2"/>
@@ -4795,8 +4764,8 @@
         <w:t xml:space="preserve">라던 고민이 사라지는 회사를 여럿 보았다. 5S는 AI를 위한 준비 운동이 아니라 그 자체로 제3의 이익의 첫 수확이며, 다음 장에서 다룰 ’눈으로 보는 관리’의 디지털 전환은 이 지반 위에서만 세워진다.</w:t>
       </w:r>
     </w:p>
-    <w:bookmarkEnd w:id="60"/>
-    <w:bookmarkStart w:id="61" w:name="핵심-요약-1"/>
+    <w:bookmarkEnd w:id="63"/>
+    <w:bookmarkStart w:id="64" w:name="핵심-요약-1"/>
     <w:p>
       <w:pPr>
         <w:pStyle w:val="Heading2"/>
@@ -4904,8 +4873,8 @@
         <w:t xml:space="preserve">디지털 5S는 준비 운동이 아니라 그 자체로 즉효성 있는 개선이다. 코드 통합과 실사만으로 중복 발주와 결품 소동이 줄어든다.</w:t>
       </w:r>
     </w:p>
-    <w:bookmarkEnd w:id="61"/>
-    <w:bookmarkStart w:id="62" w:name="이-장의-참고문헌-1"/>
+    <w:bookmarkEnd w:id="64"/>
+    <w:bookmarkStart w:id="65" w:name="이-장의-참고문헌-1"/>
     <w:p>
       <w:pPr>
         <w:pStyle w:val="Heading2"/>
@@ -5053,9 +5022,9 @@
         <w:t xml:space="preserve">이형근 (저자 전작 원고). 『서드브레인 ERP』 초고 — 기준정보·볼트 3코드 일화의 원 기록.</w:t>
       </w:r>
     </w:p>
-    <w:bookmarkEnd w:id="62"/>
-    <w:bookmarkEnd w:id="63"/>
-    <w:bookmarkStart w:id="74" w:name="제3장.-눈으로-보는-관리에서-데이터로-보는-관리로"/>
+    <w:bookmarkEnd w:id="65"/>
+    <w:bookmarkEnd w:id="66"/>
+    <w:bookmarkStart w:id="77" w:name="제3장.-눈으로-보는-관리에서-데이터로-보는-관리로"/>
     <w:p>
       <w:pPr>
         <w:pStyle w:val="Heading1"/>
@@ -5110,7 +5079,7 @@
         <w:t xml:space="preserve">를 전화로 물어야 하는 공장을 여전히 만난다. 문제는 도구가 아니었다. 그 공장이 가지고 있었고 많은 공장이 갖지 못한 것, 그것은 ’상태를 즉시 보이게 하는 구조’였다. 이 장은 생산관리 고전이 정립한 눈으로 보는 관리의 도구들 — 관리판, 작업표, 발송, 진도관리, POP — 을 해부하고, 그 각각을 Odoo 기반의 데이터로 보는 관리로 전환하는 컨설팅 실행 순서를 제시한다. 그리고 그 끝에서, 보이는 공장이 어떻게 ’말하는 공장’으로 진화하는지를 논한다.</w:t>
       </w:r>
     </w:p>
-    <w:bookmarkStart w:id="64" w:name="눈으로-보는-관리-이상異常을-즉시-드러내는-구조"/>
+    <w:bookmarkStart w:id="67" w:name="눈으로-보는-관리-이상異常을-즉시-드러내는-구조"/>
     <w:p>
       <w:pPr>
         <w:pStyle w:val="Heading2"/>
@@ -5236,8 +5205,8 @@
         <w:t xml:space="preserve">카드 한 장에 담기는 항목 — 제번·도번·작업명·부품명·수량·착수일시·완료예정일시 — 을 눈여겨보아야 한다. 이것은 오늘날 어떤 MES 화면을 열어도 만나는 작업 오더 레코드의 필드 구성과 사실상 동일하다. 카드의 폭이 소요시간에 비례하므로 관리판은 간트 차트이기도 하고, 카드를 옮기는 행위가 곧 일정 수정이므로 스케줄러이기도 하다. 한 세대 전의 현장은 데이터베이스 없이, 자석과 종이로 오늘의 칸반 보드와 간트 차트를 이미 운영하고 있었던 것이다.</w:t>
       </w:r>
     </w:p>
-    <w:bookmarkEnd w:id="64"/>
-    <w:bookmarkStart w:id="65" w:name="발송-작업표출고표와-지시의-기술"/>
+    <w:bookmarkEnd w:id="67"/>
+    <w:bookmarkStart w:id="68" w:name="발송-작업표출고표와-지시의-기술"/>
     <w:p>
       <w:pPr>
         <w:pStyle w:val="Heading2"/>
@@ -5348,8 +5317,8 @@
         <w:t xml:space="preserve">고 쓴다. 정렬이라는 지극히 단순한 데이터 조작이 현장 지시의 우선순위를 결정하는 것 — 데이터로 보는 관리의 맹아가 여기에 있다.</w:t>
       </w:r>
     </w:p>
-    <w:bookmarkEnd w:id="65"/>
-    <w:bookmarkStart w:id="66" w:name="진도관리-기다림의-배제와-늦음의-회복"/>
+    <w:bookmarkEnd w:id="68"/>
+    <w:bookmarkStart w:id="69" w:name="진도관리-기다림의-배제와-늦음의-회복"/>
     <w:p>
       <w:pPr>
         <w:pStyle w:val="Heading2"/>
@@ -5457,8 +5426,8 @@
         <w:t xml:space="preserve">를 직접 질문하라고 요구한다. 상태 정보가 현장의 물리적 배치에만 존재하는 한, 관리자는 걸어서 데이터를 수집할 수밖에 없었던 것이다.</w:t>
       </w:r>
     </w:p>
-    <w:bookmarkEnd w:id="66"/>
-    <w:bookmarkStart w:id="67" w:name="pop-작업일보의-폐지와-공명정대한-공장"/>
+    <w:bookmarkEnd w:id="69"/>
+    <w:bookmarkStart w:id="70" w:name="pop-작업일보의-폐지와-공명정대한-공장"/>
     <w:p>
       <w:pPr>
         <w:pStyle w:val="Heading2"/>
@@ -5665,8 +5634,8 @@
         <w:t xml:space="preserve">시절을 끝낸다. 데이터의 실시간 공유가 계층과 직능을 넘어 각자의 판단을 바꾸는 이 묘사는, 오늘날 우리가 ’데이터 민주화’라 부르는 것의 원형이다.</w:t>
       </w:r>
     </w:p>
-    <w:bookmarkEnd w:id="67"/>
-    <w:bookmarkStart w:id="68" w:name="디지털-대응물-odoo-위의-관리판작업표pop"/>
+    <w:bookmarkEnd w:id="70"/>
+    <w:bookmarkStart w:id="71" w:name="디지털-대응물-odoo-위의-관리판작업표pop"/>
     <w:p>
       <w:pPr>
         <w:pStyle w:val="Heading2"/>
@@ -6080,8 +6049,8 @@
         <w:t xml:space="preserve">라는 연결 질문에 즉답할 수 있다. 통합의 깊이가 다른 것이다.</w:t>
       </w:r>
     </w:p>
-    <w:bookmarkEnd w:id="68"/>
-    <w:bookmarkStart w:id="69" w:name="컨설팅-실행-순서-수주장부에서-현장-확산까지"/>
+    <w:bookmarkEnd w:id="71"/>
+    <w:bookmarkStart w:id="72" w:name="컨설팅-실행-순서-수주장부에서-현장-확산까지"/>
     <w:p>
       <w:pPr>
         <w:pStyle w:val="Heading2"/>
@@ -6267,8 +6236,8 @@
         <w:t xml:space="preserve">이다. 완벽한 코드체계를 기다리지 말고(그것은 2장에서 이미 정비했어야 한다) 보이는 범위에서 시작해 밟아 다진다. 둘째, 현장 입력의 부하를 집요하게 줄인다. 스캔 한 번, 터치 한 번을 넘는 입력을 현장에 요구하는 설계는 반드시 재검토한다. 셋째, 수집한 데이터를 현장에 되돌려 보여 준다. 원전의 여섯 장면이 보여 주듯, 자기 입력이 자기 판단에 도움이 되는 화면으로 돌아올 때만 현장은 입력을 지속한다.</w:t>
       </w:r>
     </w:p>
-    <w:bookmarkEnd w:id="69"/>
-    <w:bookmarkStart w:id="70" w:name="보이는-공장에서-말하는-공장으로"/>
+    <w:bookmarkEnd w:id="72"/>
+    <w:bookmarkStart w:id="73" w:name="보이는-공장에서-말하는-공장으로"/>
     <w:p>
       <w:pPr>
         <w:pStyle w:val="Heading2"/>
@@ -6379,8 +6348,8 @@
         <w:t xml:space="preserve">은 여전히 인간의 몫이며, 시스템이 대신하는 것은 걷고, 모으고, 대조하고, 요약하는 시간이다. 공장장의 하루 3회 순찰이 불필요해지는 것이 아니라, 순찰이 확인의 시간에서 대화의 시간으로 바뀌는 것이다. 이 감지-분석-브리핑의 루프를 방법론으로 정식화한 것이 5장의 DMAIC 데이터 루프이며, 넥 공정의 구조적 탐지는 7장에서 다시 다룬다.</w:t>
       </w:r>
     </w:p>
-    <w:bookmarkEnd w:id="70"/>
-    <w:bookmarkStart w:id="71" w:name="영업과-공장-1일-2회의-페이스-투-페이스에서-실시간-공유-포털로"/>
+    <w:bookmarkEnd w:id="73"/>
+    <w:bookmarkStart w:id="74" w:name="영업과-공장-1일-2회의-페이스-투-페이스에서-실시간-공유-포털로"/>
     <w:p>
       <w:pPr>
         <w:pStyle w:val="Heading2"/>
@@ -6529,8 +6498,8 @@
         <w:t xml:space="preserve">이로써 현장의 기초가 완성되었다. 데이터의 품질을 다지고(2장), 현장의 상태를 실시간 데이터로 잡았다(3장). 다음 장은 이 토대 위에서 비로소 가능해지는 두뇌의 작업, 곧 부품전개와 일정계획으로 올라간다.</w:t>
       </w:r>
     </w:p>
-    <w:bookmarkEnd w:id="71"/>
-    <w:bookmarkStart w:id="72" w:name="핵심-요약-2"/>
+    <w:bookmarkEnd w:id="74"/>
+    <w:bookmarkStart w:id="75" w:name="핵심-요약-2"/>
     <w:p>
       <w:pPr>
         <w:pStyle w:val="Heading2"/>
@@ -6635,8 +6604,8 @@
         <w:t xml:space="preserve">보이는 공장은 말하는 공장으로 진화한다. 이상 감지→맥락 결합→자연어 브리핑의 3층 구조가 관리자의 순찰·대조·요약 시간을 대체하되, 판단은 인간에게 남는다. 영업-공장의 1일 2회 접촉과 정보 기입의 제도화는 실시간 공유 포털 시대에도 유효한 규율이다.</w:t>
       </w:r>
     </w:p>
-    <w:bookmarkEnd w:id="72"/>
-    <w:bookmarkStart w:id="73" w:name="이-장의-참고문헌-2"/>
+    <w:bookmarkEnd w:id="75"/>
+    <w:bookmarkStart w:id="76" w:name="이-장의-참고문헌-2"/>
     <w:p>
       <w:pPr>
         <w:pStyle w:val="Heading2"/>
@@ -6758,9 +6727,9 @@
         <w:t xml:space="preserve">, 76(4), 121-131. — 정보 파편화에 대한 통합적 해법으로서의 ERP.</w:t>
       </w:r>
     </w:p>
-    <w:bookmarkEnd w:id="73"/>
-    <w:bookmarkEnd w:id="74"/>
-    <w:bookmarkStart w:id="84" w:name="제4장.-부품전개와-일정계획-제번추번에서-mrpaps까지"/>
+    <w:bookmarkEnd w:id="76"/>
+    <w:bookmarkEnd w:id="77"/>
+    <w:bookmarkStart w:id="87" w:name="제4장.-부품전개와-일정계획-제번추번에서-mrpaps까지"/>
     <w:p>
       <w:pPr>
         <w:pStyle w:val="Heading1"/>
@@ -6848,7 +6817,7 @@
         <w:t xml:space="preserve">나는 이 한마디가 다품종소량·수주생산 일정계획의 본질을 다 담고 있다고 생각한다. 계획은 반드시 틀어진다. 문제는 틀어짐 자체가 아니라, 수정이 현장 말단까지 전파되는 속도다. 이 장은 생산관리 고전이 정리한 계획 체계 — 부품표, 제번·추번, 정미소요량, 대·중·소 일정계획, 공수계획 — 를 해부하고, 그것이 Odoo의 BOM·MRP·MPS와 frePPLe APS로 어떻게 이식되는지, 그리고 그 이식이 성공하기 위한 데이터 조건은 무엇인지를 다룬다.</w:t>
       </w:r>
     </w:p>
-    <w:bookmarkStart w:id="75" w:name="부품표-모든-계산의-뿌리"/>
+    <w:bookmarkStart w:id="78" w:name="부품표-모든-계산의-뿌리"/>
     <w:p>
       <w:pPr>
         <w:pStyle w:val="Heading2"/>
@@ -6955,8 +6924,8 @@
         <w:t xml:space="preserve">상비재료는 부품표에 의한 소요량계산 대상에서 제외하고 정기부정량 발주나 그때마다 발주 같은 재고보충 방식으로 관리한다. 모든 품목을 같은 정밀도로 관리하려는 유혹을 끊는 것, ABC 관리의 사상이 부품표에도 적용되는 것이다.</w:t>
       </w:r>
     </w:p>
-    <w:bookmarkEnd w:id="75"/>
-    <w:bookmarkStart w:id="76" w:name="제번-방식과-추번-방식-관리-사상의-두-갈래"/>
+    <w:bookmarkEnd w:id="78"/>
+    <w:bookmarkStart w:id="79" w:name="제번-방식과-추번-방식-관리-사상의-두-갈래"/>
     <w:p>
       <w:pPr>
         <w:pStyle w:val="Heading2"/>
@@ -7133,8 +7102,8 @@
         <w:t xml:space="preserve">을 붙이는 배려까지, 현장의 익숙함을 존중하면서 관리 사상을 전환하는 이행 설계의 모범이다.</w:t>
       </w:r>
     </w:p>
-    <w:bookmarkEnd w:id="76"/>
-    <w:bookmarkStart w:id="77" w:name="중간재고관리부문-분리와-연결의-지혜"/>
+    <w:bookmarkEnd w:id="79"/>
+    <w:bookmarkStart w:id="80" w:name="중간재고관리부문-분리와-연결의-지혜"/>
     <w:p>
       <w:pPr>
         <w:pStyle w:val="Heading2"/>
@@ -7225,8 +7194,8 @@
         <w:t xml:space="preserve">가 원칙이되, 반복 빈도가 높은 표준 서브유닛은 관리센터와 상의해 예측 조립이 허용되고 완성 즉시 중간재고로 환류된다. 가공 부문은 멋대로의 예측 가공이 엄금되지만, 프레스 같은 특수 공정은 표준 로트의 일정 범위 내에서 감독자 재량이 인정된다. 원칙과 재량의 경계선이 문서화되어 있는 것 — 이것이 관리 수준이다.</w:t>
       </w:r>
     </w:p>
-    <w:bookmarkEnd w:id="77"/>
-    <w:bookmarkStart w:id="78" w:name="대중소-일정계획-3층-구조와-유연성의-배분"/>
+    <w:bookmarkEnd w:id="80"/>
+    <w:bookmarkStart w:id="81" w:name="대중소-일정계획-3층-구조와-유연성의-배분"/>
     <w:p>
       <w:pPr>
         <w:pStyle w:val="Heading2"/>
@@ -7460,8 +7429,8 @@
         <w:t xml:space="preserve">로 가되, 숙련 감독자가 요점을 메모하고 작업자가 세부를 입안하며 스태프가 정서하는 3자 협업을 권한다. 완벽한 표준 문서가 아니라 계획 계산에 필요한 두 항목 — 표준 로트수와 표준시간 — 을 우선 확보하라는 실용주의다.</w:t>
       </w:r>
     </w:p>
-    <w:bookmarkEnd w:id="78"/>
-    <w:bookmarkStart w:id="79" w:name="공수계획-능력과-부하-그리고-넥-공정"/>
+    <w:bookmarkEnd w:id="81"/>
+    <w:bookmarkStart w:id="82" w:name="공수계획-능력과-부하-그리고-넥-공정"/>
     <w:p>
       <w:pPr>
         <w:pStyle w:val="Heading2"/>
@@ -7609,8 +7578,8 @@
         <w:t xml:space="preserve">여유 없는 시스템은 예외 하나에 무너진다.</w:t>
       </w:r>
     </w:p>
-    <w:bookmarkEnd w:id="79"/>
-    <w:bookmarkStart w:id="80" w:name="odoo와-frepple로의-이식-bommrpmpsaps"/>
+    <w:bookmarkEnd w:id="82"/>
+    <w:bookmarkStart w:id="83" w:name="odoo와-frepple로의-이식-bommrpmpsaps"/>
     <w:p>
       <w:pPr>
         <w:pStyle w:val="Heading2"/>
@@ -8151,8 +8120,8 @@
         <w:t xml:space="preserve">의 시스템화다. 표준화율이 높은 공통 부품·서브유닛에 재주문 규칙(추번적 세계)을, 고객 사양품에 MTO(수주 기반 보충, 제번적 세계)를 적용하고 그 경계를 품목 마스터의 라우트로 명시하는 것은, 원전의 조립=제번, 가공·중간재고=추번 혼합 구조의 직계 후손이다. 다른 하나는 제번의 계승이다. Odoo에서 제조 주문 번호와 로트/시리얼 번호, 그리고 프로젝트별 분석 계정이 제번의 세 기능 — 진척 추적, 이력 추적, 원가 집계 — 을 나누어 맡는다. 원전이 지적한 제번의 경직성(공통부품 유용 곤란, 가제번)은 품목 단위 MRP가 해소하되, 추적과 원가의 끈은 로트와 분석 계정이 이어 주므로, 두 방식의 장점이 한 시스템 안에서 공존한다. 특급품 처리는 긴급 오더의 우선순위 지정과 일정 재계산으로 지원되지만, 나는 컨설팅 현장에서 원전의 특별처리반이라는 조직적 장치를 함께 권한다. 시스템이 일정을 다시 짜 주어도, 준비 절차부터 일관 청부할 베테랑 다능공 팀이 없으면 특급은 여전히 전 공장을 흔든다.</w:t>
       </w:r>
     </w:p>
-    <w:bookmarkEnd w:id="80"/>
-    <w:bookmarkStart w:id="81" w:name="계획-정확도의-데이터-조건-그리고-넥-공정-탐지-예고"/>
+    <w:bookmarkEnd w:id="83"/>
+    <w:bookmarkStart w:id="84" w:name="계획-정확도의-데이터-조건-그리고-넥-공정-탐지-예고"/>
     <w:p>
       <w:pPr>
         <w:pStyle w:val="Heading2"/>
@@ -8268,8 +8237,8 @@
         <w:t xml:space="preserve">을 두려워했다. 오늘의 시스템에서 계획 수정은 수 분 안에 재계산되어 현장의 태블릿까지 전파된다. 그러나 부품표가 틀리고 재고가 맞지 않고 표준시간이 허수라면, 빨라진 것은 오류의 전파 속도뿐이다. 계획의 지능화는 언제나 데이터의 규율 위에서만 성립한다 — 이것이 이 장을 관통하는 단 하나의 결론이다.</w:t>
       </w:r>
     </w:p>
-    <w:bookmarkEnd w:id="81"/>
-    <w:bookmarkStart w:id="82" w:name="핵심-요약-3"/>
+    <w:bookmarkEnd w:id="84"/>
+    <w:bookmarkStart w:id="85" w:name="핵심-요약-3"/>
     <w:p>
       <w:pPr>
         <w:pStyle w:val="Heading2"/>
@@ -8380,8 +8349,8 @@
         <w:t xml:space="preserve">계획 정확도의 데이터 조건은 BOM 정확도, 재고 정확도, 표준시간·기준일정의 실측성, POP 실적의 축적이다. 실행 데이터가 계획을 갱신하는 순환은 5장의 DMAIC 루프로, 구조적 넥 공정의 그래프 탐지는 7장으로 이어진다.</w:t>
       </w:r>
     </w:p>
-    <w:bookmarkEnd w:id="82"/>
-    <w:bookmarkStart w:id="83" w:name="이-장의-참고문헌-3"/>
+    <w:bookmarkEnd w:id="85"/>
+    <w:bookmarkStart w:id="86" w:name="이-장의-참고문헌-3"/>
     <w:p>
       <w:pPr>
         <w:pStyle w:val="Heading2"/>
@@ -8545,9 +8514,9 @@
         <w:t xml:space="preserve">이 책 12장 「제조 관리」, 15장 「확장 부스터」 — Odoo MRP·MPS의 상세와 frePPLe·지식그래프 아키텍처.</w:t>
       </w:r>
     </w:p>
-    <w:bookmarkEnd w:id="83"/>
-    <w:bookmarkEnd w:id="84"/>
-    <w:bookmarkStart w:id="106" w:name="제5장.-dmaic-데이터-루프-수집학습추론의-무한-사이클"/>
+    <w:bookmarkEnd w:id="86"/>
+    <w:bookmarkEnd w:id="87"/>
+    <w:bookmarkStart w:id="109" w:name="제5장.-dmaic-데이터-루프-수집학습추론의-무한-사이클"/>
     <w:p>
       <w:pPr>
         <w:pStyle w:val="Heading1"/>
@@ -8610,7 +8579,7 @@
         <w:t xml:space="preserve">— 를 방법론의 수준으로 구체화하는 것이 이 장의 과제다. 앞의 2장이 데이터의 품질(디지털 3정5S)을, 3장이 데이터의 수집(데이터로 보는 관리)을, 4장이 데이터의 계획 활용(부품전개와 일정계획)을 다뤘다면, 이 장은 그 모든 것을 하나의 회전 운동으로 묶는다. 정의하고(Define), 측정하고(Measure), 분석하고(Analyze), 개선하고(Improve), 관리한다(Control). 그리고 다시 정의한다. 이 회전이 멈추지 않을 때, ERP는 기록 시스템을 넘어 스스로 정확해지는 예측 플랫폼이 된다.</w:t>
       </w:r>
     </w:p>
-    <w:bookmarkStart w:id="88" w:name="개선-사이클의-계보-pdca-qc-스토리-그리고-dmaic"/>
+    <w:bookmarkStart w:id="91" w:name="개선-사이클의-계보-pdca-qc-스토리-그리고-dmaic"/>
     <w:p>
       <w:pPr>
         <w:pStyle w:val="Heading2"/>
@@ -8619,7 +8588,7 @@
         <w:t xml:space="preserve">5.1 개선 사이클의 계보: PDCA, QC 스토리, 그리고 DMAIC</w:t>
       </w:r>
     </w:p>
-    <w:bookmarkStart w:id="85" w:name="슈하트의-원-데밍의-바퀴"/>
+    <w:bookmarkStart w:id="88" w:name="슈하트의-원-데밍의-바퀴"/>
     <w:p>
       <w:pPr>
         <w:pStyle w:val="Heading3"/>
@@ -8675,8 +8644,8 @@
         <w:t xml:space="preserve">주목할 것은 마지막 두 단계다. 표준화(⑨)와 반성·전망(⑩)은 사이클을 닫는 동시에 다음 사이클을 여는 단계다. QC 스토리는 처음부터 일회성 프로젝트가 아니라 나선형 반복으로 설계되어 있었다. 다만 그 나선을 돌리는 동력이 사람 — QC 서클의 회합, 관리자의 독려, 발표대회의 긴장 — 이었을 뿐이다.</w:t>
       </w:r>
     </w:p>
-    <w:bookmarkEnd w:id="85"/>
-    <w:bookmarkStart w:id="86" w:name="모토로라의-발명-ge의-완성"/>
+    <w:bookmarkEnd w:id="88"/>
+    <w:bookmarkStart w:id="89" w:name="모토로라의-발명-ge의-완성"/>
     <w:p>
       <w:pPr>
         <w:pStyle w:val="Heading3"/>
@@ -8734,8 +8703,8 @@
         <w:t xml:space="preserve">으로 정의했고(Schroeder, Linderman, Liedtke &amp; Choo, 2008), 데 마스트와 로커볼은 DMAIC를 문제해결 이론의 관점에서 분석해 ’탐색적 가설 생성과 확증적 가설 검정의 교대’라는 구조를 밝혀냈다(De Mast &amp; Lokkerbol, 2012). 요컨대 DMAIC는 PDCA·QC 스토리와 다른 종(種)이 아니다. 같은 회전 운동에 통계적 엄밀성 — 측정 시스템의 검증, 가설의 통계적 검정, 관리도에 의한 유지 — 을 장착한 것이다. 그리고 바로 그 통계적 엄밀성 때문에, DMAIC는 세 계보 중에서 기계가 이어받기에 가장 적합한 사이클이다. 각 단계의 입력과 출력이 데이터로 정의되어 있기 때문이다.</w:t>
       </w:r>
     </w:p>
-    <w:bookmarkEnd w:id="86"/>
-    <w:bookmarkStart w:id="87" w:name="다섯-단계를-데이터-방법론으로-다시-쓰기"/>
+    <w:bookmarkEnd w:id="89"/>
+    <w:bookmarkStart w:id="90" w:name="다섯-단계를-데이터-방법론으로-다시-쓰기"/>
     <w:p>
       <w:pPr>
         <w:pStyle w:val="Heading3"/>
@@ -9069,9 +9038,9 @@
         </w:tc>
       </w:tr>
     </w:tbl>
-    <w:bookmarkEnd w:id="87"/>
-    <w:bookmarkEnd w:id="88"/>
-    <w:bookmarkStart w:id="90" w:name="define-경영-질문을-ctq와-kpi로-번역한다"/>
+    <w:bookmarkEnd w:id="90"/>
+    <w:bookmarkEnd w:id="91"/>
+    <w:bookmarkStart w:id="93" w:name="define-경영-질문을-ctq와-kpi로-번역한다"/>
     <w:p>
       <w:pPr>
         <w:pStyle w:val="Heading2"/>
@@ -9080,7 +9049,7 @@
         <w:t xml:space="preserve">5.2 Define — 경영 질문을 CTQ와 KPI로 번역한다</w:t>
       </w:r>
     </w:p>
-    <w:bookmarkStart w:id="89" w:name="문제는-발견되는-것이-아니라-정의되는-것이다"/>
+    <w:bookmarkStart w:id="92" w:name="문제는-발견되는-것이-아니라-정의되는-것이다"/>
     <w:p>
       <w:pPr>
         <w:pStyle w:val="Heading3"/>
@@ -9222,137 +9191,137 @@
       </w:pPr>
       <w:r>
         <w:t xml:space="preserve">Define의 산출물은 세 가지다. 첫째, 문제 정의문 — 무엇이(CTQ), 어디서, 언제부터, 얼마나(현재 수준과 목표 수준). 둘째, 범위 — 이번 회전에서 다루는 공정·품목·기간의 경계. 셋째, 판정 기준 — 개선이 성공했다고 판정할 통계적 기준. 이 세 가지가 데이터로 기술될 수 있다는 것, 그것이 Define을 자동화 가능한 단계로 만든다.</w:t>
-      </w:r>
-    </w:p>
-    <w:bookmarkEnd w:id="89"/>
-    <w:bookmarkEnd w:id="90"/>
-    <w:bookmarkStart w:id="93" w:name="measure-3원천-수집과-측정-시스템의-신뢰성"/>
-    <w:p>
-      <w:pPr>
-        <w:pStyle w:val="Heading2"/>
-      </w:pPr>
-      <w:r>
-        <w:t xml:space="preserve">5.3 Measure — 3원천 수집과 측정 시스템의 신뢰성</w:t>
-      </w:r>
-    </w:p>
-    <w:bookmarkStart w:id="91" w:name="세-개의-원천-트랜잭션-현장-암묵지"/>
-    <w:p>
-      <w:pPr>
-        <w:pStyle w:val="Heading3"/>
-      </w:pPr>
-      <w:r>
-        <w:t xml:space="preserve">세 개의 원천: 트랜잭션, 현장, 암묵지</w:t>
-      </w:r>
-    </w:p>
-    <w:p>
-      <w:pPr>
-        <w:pStyle w:val="FirstParagraph"/>
-      </w:pPr>
-      <w:r>
-        <w:t xml:space="preserve">측정 단계의 방법론은 이 책의 데이터 수집론 전체를 계승한다. 서드브레인에 흘러드는 데이터의 원천은 셋이다. 제1원천은 트랜잭션이다. Odoo 같은 통합 플랫폼에서는 업무 수행 자체가 데이터 생산이다. 견적·수주·발주·입고·작업지시·실적·전표가 단일 데이터베이스에 쌓이며, 별도의 ’수집 활동’을 요구하지 않는다. 제2원천은 현장이다. 3장에서 상술했듯, 바코드 작업표와 POP(생산시점관리) 단말, IoT 센서, 음성·사진 입력이 물리적 현장의 사건 — 착수, 완료, 정체, 이상 — 을 발생 시점에 포착한다. 수집 설계의 원칙은 하나, 기록이 작업의 일부가 되게 하는 것이다. 제3원천은 암묵지다. 베테랑의 노트와 구조화 인터뷰에서 LLM이 판단 규칙의 후보를 추출하되, 본인 승인·익명화·온디바이스의 원칙 위에서만 공유 자산이 된다(Polanyi, 1966; Nonaka, 1994). 폴라니가 말한</w:t>
-      </w:r>
-      <w:r>
-        <w:t xml:space="preserve"> </w:t>
-      </w:r>
-      <w:r>
-        <w:t xml:space="preserve">“</w:t>
-      </w:r>
-      <w:r>
-        <w:t xml:space="preserve">말할 수 있는 것보다 많이 아는</w:t>
-      </w:r>
-      <w:r>
-        <w:t xml:space="preserve">”</w:t>
-      </w:r>
-      <w:r>
-        <w:t xml:space="preserve"> </w:t>
-      </w:r>
-      <w:r>
-        <w:t xml:space="preserve">지식의 층은 DMAIC의 언어로는 ’측정되지 않던 X인자’다. 납기지연의 원인 중 어떤 것은 트랜잭션에도 센서에도 없고,</w:t>
-      </w:r>
-      <w:r>
-        <w:t xml:space="preserve"> </w:t>
-      </w:r>
-      <w:r>
-        <w:t xml:space="preserve">“</w:t>
-      </w:r>
-      <w:r>
-        <w:t xml:space="preserve">그 거래처 도면은 늘 두 번 바뀐다</w:t>
-      </w:r>
-      <w:r>
-        <w:t xml:space="preserve">”</w:t>
-      </w:r>
-      <w:r>
-        <w:t xml:space="preserve">는 베테랑의 경험칙 속에만 있다.</w:t>
-      </w:r>
-    </w:p>
-    <w:bookmarkEnd w:id="91"/>
-    <w:bookmarkStart w:id="92" w:name="측정-시스템-분석-자를-먼저-검사하라"/>
-    <w:p>
-      <w:pPr>
-        <w:pStyle w:val="Heading3"/>
-      </w:pPr>
-      <w:r>
-        <w:t xml:space="preserve">측정 시스템 분석: 자를 먼저 검사하라</w:t>
-      </w:r>
-    </w:p>
-    <w:p>
-      <w:pPr>
-        <w:pStyle w:val="FirstParagraph"/>
-      </w:pPr>
-      <w:r>
-        <w:t xml:space="preserve">6시그마가 다른 개선 방법론과 구별되는 결정적 규율이 측정 단계에 있다. 데이터를 분석하기 전에 데이터를 만든 측정 시스템 자체를 검증하라는 것 — 측정 시스템 분석(MSA, Measurement System Analysis)이다. 같은 부품을 같은 사람이 두 번 재면 같은 값이 나오는가(반복성), 다른 사람이 재면 같은 값이 나오는가(재현성)를 Gage R&amp;R 같은 실험으로 확인하고, 측정 산포가 공정 산포에 비해 충분히 작을 때만 그 데이터를 분석에 쓴다(AIAG, 2010). 관측된 산포는 공정의 산포와 측정의 산포가 합쳐진 것이므로, 자(尺)가 흔들리면 공정 개선의 모든 결론이 흔들리기 때문이다.</w:t>
-      </w:r>
-    </w:p>
-    <w:p>
-      <w:pPr>
-        <w:pStyle w:val="BodyText"/>
-      </w:pPr>
-      <w:r>
-        <w:t xml:space="preserve">이 규율을 데이터 루프에 이식하면 ’데이터 품질의 상시 검증’이 된다. 트랜잭션 데이터에 대해서는 2장의 디지털 3정5S가 확립한 검증 규칙 — 유효성, 완전성, 일관성, 유일성(Wang &amp; Strong, 1996) — 이 파이프라인 안에서 자동으로 작동한다. 현장 데이터에 대해서는 측정 채널의 신뢰성 — 스캐너 누락률, 센서 드리프트, 수기 보정 빈도 — 자체가 관측 대상 지표가 된다. 암묵지 데이터에 대해서는 추출된 규칙이 실제 사례에서 맞은 비율이 신뢰도 점수로 관리된다. 요컨대 Measure 단계의 데이터 방법론은</w:t>
-      </w:r>
-      <w:r>
-        <w:t xml:space="preserve"> </w:t>
-      </w:r>
-      <w:r>
-        <w:t xml:space="preserve">“</w:t>
-      </w:r>
-      <w:r>
-        <w:t xml:space="preserve">무엇을 잴 것인가</w:t>
-      </w:r>
-      <w:r>
-        <w:t xml:space="preserve">”</w:t>
-      </w:r>
-      <w:r>
-        <w:t xml:space="preserve">와</w:t>
-      </w:r>
-      <w:r>
-        <w:t xml:space="preserve"> </w:t>
-      </w:r>
-      <w:r>
-        <w:t xml:space="preserve">“</w:t>
-      </w:r>
-      <w:r>
-        <w:t xml:space="preserve">재는 자를 믿을 수 있는가</w:t>
-      </w:r>
-      <w:r>
-        <w:t xml:space="preserve">”</w:t>
-      </w:r>
-      <w:r>
-        <w:t xml:space="preserve">의 두 질문에 상시적으로 답하는 체계이며, 후자를 생략한 AI는 흔들리는 자로 잰 데이터를 학습한 모델 — 정밀하게 틀리는 모델 — 을 낳는다.</w:t>
       </w:r>
     </w:p>
     <w:bookmarkEnd w:id="92"/>
     <w:bookmarkEnd w:id="93"/>
-    <w:bookmarkStart w:id="95" w:name="analyze-통계에서-그래프까지-원인을-추론한다"/>
+    <w:bookmarkStart w:id="96" w:name="measure-3원천-수집과-측정-시스템의-신뢰성"/>
     <w:p>
       <w:pPr>
         <w:pStyle w:val="Heading2"/>
       </w:pPr>
       <w:r>
+        <w:t xml:space="preserve">5.3 Measure — 3원천 수집과 측정 시스템의 신뢰성</w:t>
+      </w:r>
+    </w:p>
+    <w:bookmarkStart w:id="94" w:name="세-개의-원천-트랜잭션-현장-암묵지"/>
+    <w:p>
+      <w:pPr>
+        <w:pStyle w:val="Heading3"/>
+      </w:pPr>
+      <w:r>
+        <w:t xml:space="preserve">세 개의 원천: 트랜잭션, 현장, 암묵지</w:t>
+      </w:r>
+    </w:p>
+    <w:p>
+      <w:pPr>
+        <w:pStyle w:val="FirstParagraph"/>
+      </w:pPr>
+      <w:r>
+        <w:t xml:space="preserve">측정 단계의 방법론은 이 책의 데이터 수집론 전체를 계승한다. 서드브레인에 흘러드는 데이터의 원천은 셋이다. 제1원천은 트랜잭션이다. Odoo 같은 통합 플랫폼에서는 업무 수행 자체가 데이터 생산이다. 견적·수주·발주·입고·작업지시·실적·전표가 단일 데이터베이스에 쌓이며, 별도의 ’수집 활동’을 요구하지 않는다. 제2원천은 현장이다. 3장에서 상술했듯, 바코드 작업표와 POP(생산시점관리) 단말, IoT 센서, 음성·사진 입력이 물리적 현장의 사건 — 착수, 완료, 정체, 이상 — 을 발생 시점에 포착한다. 수집 설계의 원칙은 하나, 기록이 작업의 일부가 되게 하는 것이다. 제3원천은 암묵지다. 베테랑의 노트와 구조화 인터뷰에서 LLM이 판단 규칙의 후보를 추출하되, 본인 승인·익명화·온디바이스의 원칙 위에서만 공유 자산이 된다(Polanyi, 1966; Nonaka, 1994). 폴라니가 말한</w:t>
+      </w:r>
+      <w:r>
+        <w:t xml:space="preserve"> </w:t>
+      </w:r>
+      <w:r>
+        <w:t xml:space="preserve">“</w:t>
+      </w:r>
+      <w:r>
+        <w:t xml:space="preserve">말할 수 있는 것보다 많이 아는</w:t>
+      </w:r>
+      <w:r>
+        <w:t xml:space="preserve">”</w:t>
+      </w:r>
+      <w:r>
+        <w:t xml:space="preserve"> </w:t>
+      </w:r>
+      <w:r>
+        <w:t xml:space="preserve">지식의 층은 DMAIC의 언어로는 ’측정되지 않던 X인자’다. 납기지연의 원인 중 어떤 것은 트랜잭션에도 센서에도 없고,</w:t>
+      </w:r>
+      <w:r>
+        <w:t xml:space="preserve"> </w:t>
+      </w:r>
+      <w:r>
+        <w:t xml:space="preserve">“</w:t>
+      </w:r>
+      <w:r>
+        <w:t xml:space="preserve">그 거래처 도면은 늘 두 번 바뀐다</w:t>
+      </w:r>
+      <w:r>
+        <w:t xml:space="preserve">”</w:t>
+      </w:r>
+      <w:r>
+        <w:t xml:space="preserve">는 베테랑의 경험칙 속에만 있다.</w:t>
+      </w:r>
+    </w:p>
+    <w:bookmarkEnd w:id="94"/>
+    <w:bookmarkStart w:id="95" w:name="측정-시스템-분석-자를-먼저-검사하라"/>
+    <w:p>
+      <w:pPr>
+        <w:pStyle w:val="Heading3"/>
+      </w:pPr>
+      <w:r>
+        <w:t xml:space="preserve">측정 시스템 분석: 자를 먼저 검사하라</w:t>
+      </w:r>
+    </w:p>
+    <w:p>
+      <w:pPr>
+        <w:pStyle w:val="FirstParagraph"/>
+      </w:pPr>
+      <w:r>
+        <w:t xml:space="preserve">6시그마가 다른 개선 방법론과 구별되는 결정적 규율이 측정 단계에 있다. 데이터를 분석하기 전에 데이터를 만든 측정 시스템 자체를 검증하라는 것 — 측정 시스템 분석(MSA, Measurement System Analysis)이다. 같은 부품을 같은 사람이 두 번 재면 같은 값이 나오는가(반복성), 다른 사람이 재면 같은 값이 나오는가(재현성)를 Gage R&amp;R 같은 실험으로 확인하고, 측정 산포가 공정 산포에 비해 충분히 작을 때만 그 데이터를 분석에 쓴다(AIAG, 2010). 관측된 산포는 공정의 산포와 측정의 산포가 합쳐진 것이므로, 자(尺)가 흔들리면 공정 개선의 모든 결론이 흔들리기 때문이다.</w:t>
+      </w:r>
+    </w:p>
+    <w:p>
+      <w:pPr>
+        <w:pStyle w:val="BodyText"/>
+      </w:pPr>
+      <w:r>
+        <w:t xml:space="preserve">이 규율을 데이터 루프에 이식하면 ’데이터 품질의 상시 검증’이 된다. 트랜잭션 데이터에 대해서는 2장의 디지털 3정5S가 확립한 검증 규칙 — 유효성, 완전성, 일관성, 유일성(Wang &amp; Strong, 1996) — 이 파이프라인 안에서 자동으로 작동한다. 현장 데이터에 대해서는 측정 채널의 신뢰성 — 스캐너 누락률, 센서 드리프트, 수기 보정 빈도 — 자체가 관측 대상 지표가 된다. 암묵지 데이터에 대해서는 추출된 규칙이 실제 사례에서 맞은 비율이 신뢰도 점수로 관리된다. 요컨대 Measure 단계의 데이터 방법론은</w:t>
+      </w:r>
+      <w:r>
+        <w:t xml:space="preserve"> </w:t>
+      </w:r>
+      <w:r>
+        <w:t xml:space="preserve">“</w:t>
+      </w:r>
+      <w:r>
+        <w:t xml:space="preserve">무엇을 잴 것인가</w:t>
+      </w:r>
+      <w:r>
+        <w:t xml:space="preserve">”</w:t>
+      </w:r>
+      <w:r>
+        <w:t xml:space="preserve">와</w:t>
+      </w:r>
+      <w:r>
+        <w:t xml:space="preserve"> </w:t>
+      </w:r>
+      <w:r>
+        <w:t xml:space="preserve">“</w:t>
+      </w:r>
+      <w:r>
+        <w:t xml:space="preserve">재는 자를 믿을 수 있는가</w:t>
+      </w:r>
+      <w:r>
+        <w:t xml:space="preserve">”</w:t>
+      </w:r>
+      <w:r>
+        <w:t xml:space="preserve">의 두 질문에 상시적으로 답하는 체계이며, 후자를 생략한 AI는 흔들리는 자로 잰 데이터를 학습한 모델 — 정밀하게 틀리는 모델 — 을 낳는다.</w:t>
+      </w:r>
+    </w:p>
+    <w:bookmarkEnd w:id="95"/>
+    <w:bookmarkEnd w:id="96"/>
+    <w:bookmarkStart w:id="98" w:name="analyze-통계에서-그래프까지-원인을-추론한다"/>
+    <w:p>
+      <w:pPr>
+        <w:pStyle w:val="Heading2"/>
+      </w:pPr>
+      <w:r>
         <w:t xml:space="preserve">5.4 Analyze — 통계에서 그래프까지, 원인을 추론한다</w:t>
       </w:r>
     </w:p>
-    <w:bookmarkStart w:id="94" w:name="가설-생성과-가설-검정의-교대"/>
+    <w:bookmarkStart w:id="97" w:name="가설-생성과-가설-검정의-교대"/>
     <w:p>
       <w:pPr>
         <w:pStyle w:val="Heading3"/>
@@ -9416,82 +9385,82 @@
       </w:pPr>
       <w:r>
         <w:t xml:space="preserve">한 가지 원칙을 분석 단계에 새겨 둔다. 상관은 원인이 아니다. ML이 찾아낸 패턴은 ’함께 움직인다’는 사실이지 ’움직이게 한다’는 사실이 아니며, 개입의 근거가 되려면 도메인 지식에 의한 인과 서사와, 가능하다면 실험적 확인 — 파일럿 적용, A/B 비교 — 이 필요하다. 자동화된 분석일수록 이 원칙은 안전장치(5.8절)로서 시스템에 내장되어야 한다.</w:t>
-      </w:r>
-    </w:p>
-    <w:bookmarkEnd w:id="94"/>
-    <w:bookmarkEnd w:id="95"/>
-    <w:bookmarkStart w:id="96" w:name="improve-예측과-what-if로-개선안을-만든다"/>
-    <w:p>
-      <w:pPr>
-        <w:pStyle w:val="Heading2"/>
-      </w:pPr>
-      <w:r>
-        <w:t xml:space="preserve">5.5 Improve — 예측과 What-if로 개선안을 만든다</w:t>
-      </w:r>
-    </w:p>
-    <w:p>
-      <w:pPr>
-        <w:pStyle w:val="FirstParagraph"/>
-      </w:pPr>
-      <w:r>
-        <w:t xml:space="preserve">개선 단계는 확정된 원인에 대해 대책을 설계하고, 실행 전에 그 효과를 평가하는 단계다. 고전적 6시그마에서 이 평가의 도구는 실험계획법(DOE)과 파일럿 런이었다. 실제 공정에 통제된 변화를 주고 반응을 관측하는 것이다. 지능형 ERP는 여기에 가상의 실험장을 더한다. 예측 모델과 디지털 트윈 위의 What-if 시뮬레이션이다. 대책 후보 — 병목 공정에 교대를 추가한다, 로트 사이즈를 절반으로 줄인다, 특정 자재의 안전재고를 올린다, 일부 공정을 외주로 돌린다 — 각각에 대해, 4장에서 다룬 frePPLe의 유한능력 계획 엔진이 부하와 납기의 변화를 계산하고, 지식그래프가 파급 경로 — 이 변경이 어느 고객, 어느 품목에 미치는가 — 를 추적한다. 회의실의 짐작으로 하나의 대책을 고르는 것이 아니라, 가상 분신 위에서 여러 대책을 실험하고 성적표로 비교하는 것이다.</w:t>
-      </w:r>
-    </w:p>
-    <w:p>
-      <w:pPr>
-        <w:pStyle w:val="BodyText"/>
-      </w:pPr>
-      <w:r>
-        <w:t xml:space="preserve">LLM은 이 단계에서 개선안 생성기의 역할을 맡는다. 분석 단계가 확정한 원인 구조와, 회사의 제약 조건 — 설비, 인력, 예산, 납기 정책 — 을 컨텍스트로 받아, 실행 가능한 대책 후보의 목록을 초안한다. 여기에는 회사 안의 선례(과거 유사 문제의 개선 이력)와 회사 밖의 일반 지식(업계의 통상적 대책)이 함께 동원된다. 중요한 것은 역할의 경계다. LLM은 후보를 넓히고 서사를 만들며, 시뮬레이션은 후보를 정량 평가하고, 선택은 — 다음 절과 5.8절에서 논하듯 — 사람의 승인을 거친다. 생성은 기계가, 검증은 모델이, 결정은 사람이 한다는 이 삼분법이 Improve 단계의 안전 설계다.</w:t>
-      </w:r>
-    </w:p>
-    <w:bookmarkEnd w:id="96"/>
-    <w:bookmarkStart w:id="98" w:name="control-표준화하고-환류하고-감시한다"/>
-    <w:p>
-      <w:pPr>
-        <w:pStyle w:val="Heading2"/>
-      </w:pPr>
-      <w:r>
-        <w:t xml:space="preserve">5.6 Control — 표준화하고, 환류하고, 감시한다</w:t>
-      </w:r>
-    </w:p>
-    <w:bookmarkStart w:id="97" w:name="개선의-결과는-시스템의-상태로-저장되어야-한다"/>
-    <w:p>
-      <w:pPr>
-        <w:pStyle w:val="Heading3"/>
-      </w:pPr>
-      <w:r>
-        <w:t xml:space="preserve">개선의 결과는 시스템의 상태로 저장되어야 한다</w:t>
-      </w:r>
-    </w:p>
-    <w:p>
-      <w:pPr>
-        <w:pStyle w:val="FirstParagraph"/>
-      </w:pPr>
-      <w:r>
-        <w:t xml:space="preserve">내가 20년 전 목격한 실패 — 바인더 속에서 잠자는 관리 계획서 — 의 교훈은 명확하다. 표준화가 문서의 형태로 저장되면 소멸하고, 시스템의 상태로 저장되면 지속된다. Control 단계의 데이터 방법론은 개선의 결과를 Odoo의 실행 계층으로 되돌려 심는 것이다. 안전재고 개선안은 재주문 규칙의 파라미터 변경으로, 검사 강화안은 품질검사 포인트의 추가로, 공정 순서 변경안은 라우팅(공정 경로) 마스터의 개정으로, 승인 절차 개선안은 워크플로 규칙의 변경으로 반영된다. 이렇게 환류된 표준은 다음 트랜잭션부터 즉시 작동하며, 지키는 데 별도의 의지가 필요 없다. 이것이 이 책이 말하는 환류 루프 — 데이터는 위로, 판단은 아래로 — 의 Control 단계 버전이다.</w:t>
-      </w:r>
-    </w:p>
-    <w:p>
-      <w:pPr>
-        <w:pStyle w:val="BodyText"/>
-      </w:pPr>
-      <w:r>
-        <w:t xml:space="preserve">두 번째 요소는 상시 감시다. 슈하트 관리도의 본령은 개선 프로젝트의 도구가 아니라 유지의 도구다. 공정이 우연 원인만으로 움직이는 관리 상태에 있는지, 이상 원인이 개입했는지를 통계적 한계선으로 상시 판별하는 것이다(Shewhart, 1939; Montgomery, 2020). 전통적 현장에서 관리도의 약점은 사람이 그것을 계속 봐야 한다는 데 있었다. 데이터 루프에서는 CTQ마다 관리도가 자동으로 갱신되고, 이상 신호 — 한계선 이탈, 연속 상승, 주기성 — 가 감지되면 그것이 새로운 Define의 입력이 된다. 즉 Control은 사이클의 끝이 아니라 다음 사이클의 센서다. 개선으로 낮아진 새 수준이 새 기준선이 되고, 그 기준선으로부터의 이탈이 다음 회전을 점화한다. 여기서 사이클은 닫힌 원이 아니라 나선이 된다.</w:t>
       </w:r>
     </w:p>
     <w:bookmarkEnd w:id="97"/>
     <w:bookmarkEnd w:id="98"/>
-    <w:bookmarkStart w:id="101" w:name="llm-무한-루프-분기의-사이클에서-상시의-사이클로"/>
+    <w:bookmarkStart w:id="99" w:name="improve-예측과-what-if로-개선안을-만든다"/>
     <w:p>
       <w:pPr>
         <w:pStyle w:val="Heading2"/>
       </w:pPr>
       <w:r>
+        <w:t xml:space="preserve">5.5 Improve — 예측과 What-if로 개선안을 만든다</w:t>
+      </w:r>
+    </w:p>
+    <w:p>
+      <w:pPr>
+        <w:pStyle w:val="FirstParagraph"/>
+      </w:pPr>
+      <w:r>
+        <w:t xml:space="preserve">개선 단계는 확정된 원인에 대해 대책을 설계하고, 실행 전에 그 효과를 평가하는 단계다. 고전적 6시그마에서 이 평가의 도구는 실험계획법(DOE)과 파일럿 런이었다. 실제 공정에 통제된 변화를 주고 반응을 관측하는 것이다. 지능형 ERP는 여기에 가상의 실험장을 더한다. 예측 모델과 디지털 트윈 위의 What-if 시뮬레이션이다. 대책 후보 — 병목 공정에 교대를 추가한다, 로트 사이즈를 절반으로 줄인다, 특정 자재의 안전재고를 올린다, 일부 공정을 외주로 돌린다 — 각각에 대해, 4장에서 다룬 frePPLe의 유한능력 계획 엔진이 부하와 납기의 변화를 계산하고, 지식그래프가 파급 경로 — 이 변경이 어느 고객, 어느 품목에 미치는가 — 를 추적한다. 회의실의 짐작으로 하나의 대책을 고르는 것이 아니라, 가상 분신 위에서 여러 대책을 실험하고 성적표로 비교하는 것이다.</w:t>
+      </w:r>
+    </w:p>
+    <w:p>
+      <w:pPr>
+        <w:pStyle w:val="BodyText"/>
+      </w:pPr>
+      <w:r>
+        <w:t xml:space="preserve">LLM은 이 단계에서 개선안 생성기의 역할을 맡는다. 분석 단계가 확정한 원인 구조와, 회사의 제약 조건 — 설비, 인력, 예산, 납기 정책 — 을 컨텍스트로 받아, 실행 가능한 대책 후보의 목록을 초안한다. 여기에는 회사 안의 선례(과거 유사 문제의 개선 이력)와 회사 밖의 일반 지식(업계의 통상적 대책)이 함께 동원된다. 중요한 것은 역할의 경계다. LLM은 후보를 넓히고 서사를 만들며, 시뮬레이션은 후보를 정량 평가하고, 선택은 — 다음 절과 5.8절에서 논하듯 — 사람의 승인을 거친다. 생성은 기계가, 검증은 모델이, 결정은 사람이 한다는 이 삼분법이 Improve 단계의 안전 설계다.</w:t>
+      </w:r>
+    </w:p>
+    <w:bookmarkEnd w:id="99"/>
+    <w:bookmarkStart w:id="101" w:name="control-표준화하고-환류하고-감시한다"/>
+    <w:p>
+      <w:pPr>
+        <w:pStyle w:val="Heading2"/>
+      </w:pPr>
+      <w:r>
+        <w:t xml:space="preserve">5.6 Control — 표준화하고, 환류하고, 감시한다</w:t>
+      </w:r>
+    </w:p>
+    <w:bookmarkStart w:id="100" w:name="개선의-결과는-시스템의-상태로-저장되어야-한다"/>
+    <w:p>
+      <w:pPr>
+        <w:pStyle w:val="Heading3"/>
+      </w:pPr>
+      <w:r>
+        <w:t xml:space="preserve">개선의 결과는 시스템의 상태로 저장되어야 한다</w:t>
+      </w:r>
+    </w:p>
+    <w:p>
+      <w:pPr>
+        <w:pStyle w:val="FirstParagraph"/>
+      </w:pPr>
+      <w:r>
+        <w:t xml:space="preserve">내가 20년 전 목격한 실패 — 바인더 속에서 잠자는 관리 계획서 — 의 교훈은 명확하다. 표준화가 문서의 형태로 저장되면 소멸하고, 시스템의 상태로 저장되면 지속된다. Control 단계의 데이터 방법론은 개선의 결과를 Odoo의 실행 계층으로 되돌려 심는 것이다. 안전재고 개선안은 재주문 규칙의 파라미터 변경으로, 검사 강화안은 품질검사 포인트의 추가로, 공정 순서 변경안은 라우팅(공정 경로) 마스터의 개정으로, 승인 절차 개선안은 워크플로 규칙의 변경으로 반영된다. 이렇게 환류된 표준은 다음 트랜잭션부터 즉시 작동하며, 지키는 데 별도의 의지가 필요 없다. 이것이 이 책이 말하는 환류 루프 — 데이터는 위로, 판단은 아래로 — 의 Control 단계 버전이다.</w:t>
+      </w:r>
+    </w:p>
+    <w:p>
+      <w:pPr>
+        <w:pStyle w:val="BodyText"/>
+      </w:pPr>
+      <w:r>
+        <w:t xml:space="preserve">두 번째 요소는 상시 감시다. 슈하트 관리도의 본령은 개선 프로젝트의 도구가 아니라 유지의 도구다. 공정이 우연 원인만으로 움직이는 관리 상태에 있는지, 이상 원인이 개입했는지를 통계적 한계선으로 상시 판별하는 것이다(Shewhart, 1939; Montgomery, 2020). 전통적 현장에서 관리도의 약점은 사람이 그것을 계속 봐야 한다는 데 있었다. 데이터 루프에서는 CTQ마다 관리도가 자동으로 갱신되고, 이상 신호 — 한계선 이탈, 연속 상승, 주기성 — 가 감지되면 그것이 새로운 Define의 입력이 된다. 즉 Control은 사이클의 끝이 아니라 다음 사이클의 센서다. 개선으로 낮아진 새 수준이 새 기준선이 되고, 그 기준선으로부터의 이탈이 다음 회전을 점화한다. 여기서 사이클은 닫힌 원이 아니라 나선이 된다.</w:t>
+      </w:r>
+    </w:p>
+    <w:bookmarkEnd w:id="100"/>
+    <w:bookmarkEnd w:id="101"/>
+    <w:bookmarkStart w:id="104" w:name="llm-무한-루프-분기의-사이클에서-상시의-사이클로"/>
+    <w:p>
+      <w:pPr>
+        <w:pStyle w:val="Heading2"/>
+      </w:pPr>
+      <w:r>
         <w:t xml:space="preserve">5.7 LLM 무한 루프: 분기의 사이클에서 상시의 사이클로</w:t>
       </w:r>
     </w:p>
-    <w:bookmarkStart w:id="99" w:name="왜-사람의-dmaic는-분기-단위인가"/>
+    <w:bookmarkStart w:id="102" w:name="왜-사람의-dmaic는-분기-단위인가"/>
     <w:p>
       <w:pPr>
         <w:pStyle w:val="Heading3"/>
@@ -9689,8 +9658,8 @@
         <w:t xml:space="preserve">     └──────┴──── 결과 관측 → 예측 오차·개입 기록이 다음 회전의 학습 데이터 ────┘</w:t>
       </w:r>
     </w:p>
-    <w:bookmarkEnd w:id="99"/>
-    <w:bookmarkStart w:id="100" w:name="루프-1회전마다-예측은-정확해진다"/>
+    <w:bookmarkEnd w:id="102"/>
+    <w:bookmarkStart w:id="103" w:name="루프-1회전마다-예측은-정확해진다"/>
     <w:p>
       <w:pPr>
         <w:pStyle w:val="Heading3"/>
@@ -9739,9 +9708,9 @@
         <w:t xml:space="preserve">물론 이 논리에는 전제가 있다. 쌓이는 데이터의 품질이 유지되어야 하고(2장의 3정5S가 무너지면 루프는 오차를 학습한다), 환경이 급변하면 과거의 학습이 오히려 부채가 될 수 있으며(학습 분포 밖의 상황), 루프가 스스로 만든 개입의 효과와 외부 요인의 효과를 혼동하지 않도록 통계적 규율이 필요하다. 무한 루프는 자동 지혜 기계가 아니다. 프리케의 경고 — 데이터에서 지혜로의 자동 증류는 없다(Frické, 2009) — 는 루프의 시대에도 유효하며, 그래서 다음 절의 안전장치가 방법론의 일부다.</w:t>
       </w:r>
     </w:p>
-    <w:bookmarkEnd w:id="100"/>
-    <w:bookmarkEnd w:id="101"/>
-    <w:bookmarkStart w:id="102" w:name="루프의-안전장치-승인-게이트-검정-폭주-방지"/>
+    <w:bookmarkEnd w:id="103"/>
+    <w:bookmarkEnd w:id="104"/>
+    <w:bookmarkStart w:id="105" w:name="루프의-안전장치-승인-게이트-검정-폭주-방지"/>
     <w:p>
       <w:pPr>
         <w:pStyle w:val="Heading2"/>
@@ -9819,8 +9788,8 @@
         <w:t xml:space="preserve">가, 데이터 루프에서는 감사 로그의 회고 분석으로 계승되는 것이다.</w:t>
       </w:r>
     </w:p>
-    <w:bookmarkEnd w:id="102"/>
-    <w:bookmarkStart w:id="103" w:name="사례-시나리오-납기지연-문제-2주의-기록"/>
+    <w:bookmarkEnd w:id="105"/>
+    <w:bookmarkStart w:id="106" w:name="사례-시나리오-납기지연-문제-2주의-기록"/>
     <w:p>
       <w:pPr>
         <w:pStyle w:val="Heading2"/>
@@ -10061,8 +10030,8 @@
         <w:t xml:space="preserve">는 명제의 실체다. 그리고 이 루프가 다루는 문제 가운데 가장 크고 구조적인 것 — 공정편성 그 자체의 재구축 — 이 남아 있다. 그것이 1부의 마지막 장, 7장의 주제다. 그 전에 6장에서는 이 모든 방법론을 실제 프로젝트로 실행하는 컨설팅 5단계 로드맵을 다룬다.</w:t>
       </w:r>
     </w:p>
-    <w:bookmarkEnd w:id="103"/>
-    <w:bookmarkStart w:id="104" w:name="핵심-요약-4"/>
+    <w:bookmarkEnd w:id="106"/>
+    <w:bookmarkStart w:id="107" w:name="핵심-요약-4"/>
     <w:p>
       <w:pPr>
         <w:pStyle w:val="Heading2"/>
@@ -10155,8 +10124,8 @@
         <w:t xml:space="preserve">루프의 안전장치는 Human-in-the-Loop 승인 게이트, 단계 전환의 형식 요건으로서의 통계적 검정, 회전·변경 한도와 서킷 브레이커, 그리고 모든 회전의 감사 로그다. 로그 없는 루프는 반성할 수 없고, 반성하지 못하는 루프는 개선되지 않는다.</w:t>
       </w:r>
     </w:p>
-    <w:bookmarkEnd w:id="104"/>
-    <w:bookmarkStart w:id="105" w:name="이-장의-참고문헌-4"/>
+    <w:bookmarkEnd w:id="107"/>
+    <w:bookmarkStart w:id="108" w:name="이-장의-참고문헌-4"/>
     <w:p>
       <w:pPr>
         <w:pStyle w:val="Heading2"/>
@@ -10533,9 +10502,9 @@
         <w:t xml:space="preserve">일본 생산관리 고전. 『다품종소량·수주생산의 생산관리』 (본서 연구자료).</w:t>
       </w:r>
     </w:p>
-    <w:bookmarkEnd w:id="105"/>
-    <w:bookmarkEnd w:id="106"/>
-    <w:bookmarkStart w:id="151" w:name="제6장.-ax-컨설팅-5단계-로드맵-진단에서-환류까지"/>
+    <w:bookmarkEnd w:id="108"/>
+    <w:bookmarkEnd w:id="109"/>
+    <w:bookmarkStart w:id="157" w:name="제6장.-ax-컨설팅-5단계-로드맵-진단에서-환류까지"/>
     <w:p>
       <w:pPr>
         <w:pStyle w:val="Heading1"/>
@@ -10598,7 +10567,7 @@
         <w:t xml:space="preserve">앞의 다섯 개 장에서 우리는 지능형 ERP의 철학(1장), 데이터 품질의 원점인 디지털 3정5S(2장), 데이터로 보는 관리(3장), 부품전개와 일정계획(4장), DMAIC 데이터 루프(5장)를 다루었다. 이 장은 그 모든 것을 실행 순서 위에 배열한다. 이 장의 야심은 분명하다. AX(AI 전환) 컨설턴트가 이 장 하나만으로 컨설팅 제안서와 프로젝트 계획서를 쓸 수 있어야 하고, 기업의 실무 책임자가 이 장 하나만으로 외부 컨설턴트의 제안을 검증할 수 있어야 한다는 것이다. 이를 위해 먼저 AX 프로젝트가 통상의 IT 프로젝트와 어떻게 다르며 왜 어려운지를 정면으로 다루고(6.1), 어려움을 돌파하는 설계 원리로 목표지향 역방향 설계를 제시한 뒤(6.2), 진단–기반–적재–지능화–환류의 5단계 로드맵을 단계별로 목적·실행 항목·현장 활동·산출물·성공 판정·기간과 체제의 여섯 관점에서 상술한다(6.3~6.8). 이어 성패를 실제로 가르는 거버넌스와 변화관리(6.9), 실패 요인 10항(6.10), 초소형 기업을 위한 3주 경량 모델(6.11), 그리고 컨설팅 제안서 목차 템플릿(6.12)으로 마무리한다.</w:t>
       </w:r>
     </w:p>
-    <w:bookmarkStart w:id="107" w:name="왜-ax-프로젝트는-어려운가"/>
+    <w:bookmarkStart w:id="110" w:name="왜-ax-프로젝트는-어려운가"/>
     <w:p>
       <w:pPr>
         <w:pStyle w:val="Heading2"/>
@@ -10654,8 +10623,8 @@
         <w:t xml:space="preserve">덧붙여, AX 프로젝트는 ERP 프로젝트의 어려움을 상속한다. Davenport(1998)가 지적했듯 전사 시스템 도입의 최대 위험은 기술이 아니라 시스템의 논리와 비즈니스의 논리 간 충돌이며, Umble 등(2003)이 정리했듯 많은 ERP 프로젝트가 예산·기간 초과와 목표 미달로 실패한다. AX는 이 위에 데이터 품질, 모델 불확실성, 조직의 AI 수용성이라는 새 변수를 얹는다. 어려움의 목록이 길어진 만큼, 방법론 없이 뛰어드는 것은 무모하다.</w:t>
       </w:r>
     </w:p>
-    <w:bookmarkEnd w:id="107"/>
-    <w:bookmarkStart w:id="108" w:name="목표지향-설계-kgi에서-모델까지의-역방향-설계"/>
+    <w:bookmarkEnd w:id="110"/>
+    <w:bookmarkStart w:id="111" w:name="목표지향-설계-kgi에서-모델까지의-역방향-설계"/>
     <w:p>
       <w:pPr>
         <w:pStyle w:val="Heading2"/>
@@ -10827,8 +10796,8 @@
         <w:t xml:space="preserve">절이 공허한 미사여구가 되지 않으려면, KGI-질문-KPI 트리가 그 자리에 있어야 한다.</w:t>
       </w:r>
     </w:p>
-    <w:bookmarkEnd w:id="108"/>
-    <w:bookmarkStart w:id="109" w:name="단계-로드맵-개관"/>
+    <w:bookmarkEnd w:id="111"/>
+    <w:bookmarkStart w:id="115" w:name="단계-로드맵-개관"/>
     <w:p>
       <w:pPr>
         <w:pStyle w:val="Heading2"/>
@@ -10839,7 +10808,62 @@
     </w:p>
     <w:p>
       <w:pPr>
-        <w:pStyle w:val="FirstParagraph"/>
+        <w:pStyle w:val="CaptionedFigure"/>
+      </w:pPr>
+      <w:r>
+        <w:drawing>
+          <wp:inline>
+            <wp:extent cx="4206240" cy="2355494"/>
+            <wp:effectExtent b="0" l="0" r="0" t="0"/>
+            <wp:docPr descr="그림 6-1. AX 컨설팅 5단계 로드맵 — 단계별 핵심 활동과 산출물" title="" id="113" name="Picture"/>
+            <a:graphic>
+              <a:graphicData uri="http://schemas.openxmlformats.org/drawingml/2006/picture">
+                <pic:pic>
+                  <pic:nvPicPr>
+                    <pic:cNvPr descr="figures/fig_61_roadmap.png" id="114" name="Picture"/>
+                    <pic:cNvPicPr>
+                      <a:picLocks noChangeArrowheads="1" noChangeAspect="1"/>
+                    </pic:cNvPicPr>
+                  </pic:nvPicPr>
+                  <pic:blipFill>
+                    <a:blip r:embed="rId112"/>
+                    <a:stretch>
+                      <a:fillRect/>
+                    </a:stretch>
+                  </pic:blipFill>
+                  <pic:spPr bwMode="auto">
+                    <a:xfrm>
+                      <a:off x="0" y="0"/>
+                      <a:ext cx="4206240" cy="2355494"/>
+                    </a:xfrm>
+                    <a:prstGeom prst="rect">
+                      <a:avLst/>
+                    </a:prstGeom>
+                    <a:noFill/>
+                    <a:ln w="9525">
+                      <a:noFill/>
+                      <a:headEnd/>
+                      <a:tailEnd/>
+                    </a:ln>
+                  </pic:spPr>
+                </pic:pic>
+              </a:graphicData>
+            </a:graphic>
+          </wp:inline>
+        </w:drawing>
+      </w:r>
+    </w:p>
+    <w:p>
+      <w:pPr>
+        <w:pStyle w:val="ImageCaption"/>
+      </w:pPr>
+      <w:r>
+        <w:t xml:space="preserve">그림 6-1. AX 컨설팅 5단계 로드맵 — 단계별 핵심 활동과 산출물</w:t>
+      </w:r>
+    </w:p>
+    <w:p>
+      <w:pPr>
+        <w:pStyle w:val="BodyText"/>
       </w:pPr>
       <w:r>
         <w:t xml:space="preserve">5단계 로드맵 — 진단·기반·적재·지능화·환류 — 은 프롤로그의 관통 철학을 시간 축 위에 펼친 것이다. 1단계는 질문을 정의하고 현장과 데이터의 현재 위치를 진단하며(설계도), 2단계는 기업의 기록이 쌓일 단일 플랫폼과 코드체계를 세우고(2nd Brain의 골조), 3단계는 그 위에 트랜잭션·지식문서·암묵지를 적재하며(1st Brain의 이식), 4단계는 온톨로지·예측 모델·에이전트로 판단 능력을 세우고(3rd Brain), 5단계는 판단을 현장으로 되돌리는 환류 루프를 닫는다. 각 단계의 기간은 50인 이하 제조기업 기준의 경험적 추정치로, 데이터 성숙도에 따라 절반으로 줄거나 두 배로 늘 수 있다.</w:t>
@@ -11243,8 +11267,8 @@
         <w:t xml:space="preserve">전체 기간은 표준 시나리오에서 약 9~15개월이다. 단, 단계는 폭포수가 아니다. 3단계 적재와 4단계 지능화는 첫 질문에 대해 얇게 완주한 뒤 다음 질문으로 넓혀 가는 나선형 반복이 바람직하며, 경영자가 AI의 판단을 처음 현장에서 목격하는 ’첫 환류’까지의 시간을 6개월 이내로 당기는 것이, 길고 조용한 구축 끝의 거대한 공개보다 언제나 낫다. 이제 각 단계를 컨설턴트의 실행 매뉴얼 수준으로 내려가 보자.</w:t>
       </w:r>
     </w:p>
-    <w:bookmarkEnd w:id="109"/>
-    <w:bookmarkStart w:id="116" w:name="단계-진단-경영-질문데이터-성숙도현장-5s의-3중-진단"/>
+    <w:bookmarkEnd w:id="115"/>
+    <w:bookmarkStart w:id="122" w:name="단계-진단-경영-질문데이터-성숙도현장-5s의-3중-진단"/>
     <w:p>
       <w:pPr>
         <w:pStyle w:val="Heading2"/>
@@ -11253,7 +11277,7 @@
         <w:t xml:space="preserve">6.4 1단계 진단: 경영 질문·데이터 성숙도·현장 5S의 3중 진단</w:t>
       </w:r>
     </w:p>
-    <w:bookmarkStart w:id="110" w:name="목적"/>
+    <w:bookmarkStart w:id="116" w:name="목적"/>
     <w:p>
       <w:pPr>
         <w:pStyle w:val="Heading3"/>
@@ -11270,8 +11294,8 @@
         <w:t xml:space="preserve">진단 단계의 목적은 세 가지 물음에 답하는 것이다. 이 회사는 무엇을 알고 싶은가(경영 질문), 그 답을 만들 데이터는 어디에 어떤 상태로 있는가(데이터 성숙도), 그리고 그 데이터가 태어나는 현장은 관리되고 있는가(현장 5S). 셋째 물음이 이 방법론의 고유한 축이다. 데이터는 현장의 그림자다. 창고가 혼돈이면 재고 데이터도 혼돈이고, 공정이 보이지 않으면 실적 데이터도 보이지 않는다. 그래서 진단은 회의실 인터뷰만으로 끝나지 않고 반드시 공장 바닥을 걷는다.</w:t>
       </w:r>
     </w:p>
-    <w:bookmarkEnd w:id="110"/>
-    <w:bookmarkStart w:id="111" w:name="컨설턴트의-실행-항목"/>
+    <w:bookmarkEnd w:id="116"/>
+    <w:bookmarkStart w:id="117" w:name="컨설턴트의-실행-항목"/>
     <w:p>
       <w:pPr>
         <w:pStyle w:val="Heading3"/>
@@ -11447,8 +11471,8 @@
         <w:t xml:space="preserve">프로젝트 헌장 작성과 경영자 서명: 범위·단계·기간·역할·판정 기준을 한 문서로 묶는다.</w:t>
       </w:r>
     </w:p>
-    <w:bookmarkEnd w:id="111"/>
-    <w:bookmarkStart w:id="112" w:name="현장-활동-물리-5s와-눈으로-보는-관리의-진단"/>
+    <w:bookmarkEnd w:id="117"/>
+    <w:bookmarkStart w:id="118" w:name="현장-활동-물리-5s와-눈으로-보는-관리의-진단"/>
     <w:p>
       <w:pPr>
         <w:pStyle w:val="Heading3"/>
@@ -11561,8 +11585,8 @@
         <w:t xml:space="preserve">를 그 자리에서 명언하는 방식이다. 소요 시간 2시간 남짓의 이 형식을 프로젝트 착수 주간에 컨설턴트 입회로 1회 실시하면, 진단 데이터와 함께 더 중요한 것 — 경영진이 현장 개선에 진심인지, 현장이 그것을 믿는지 — 이 드러난다. 진단 항목은 물리 5S 점검표와 데이터 5S 점검표를 나란히 놓은 매트릭스(2장)로 기록해, 물리적 혼돈과 데이터 혼돈의 상관을 경영자에게 보인다.</w:t>
       </w:r>
     </w:p>
-    <w:bookmarkEnd w:id="112"/>
-    <w:bookmarkStart w:id="113" w:name="산출물"/>
+    <w:bookmarkEnd w:id="118"/>
+    <w:bookmarkStart w:id="119" w:name="산출물"/>
     <w:p>
       <w:pPr>
         <w:pStyle w:val="Heading3"/>
@@ -11579,8 +11603,8 @@
         <w:t xml:space="preserve">①KGI-질문-KPI 트리 ②데이터 성숙도 진단보고서(시스템 인벤토리, 마스터 정합성 수치, 3색 지도 포함) ③현장 5S·눈으로 보는 관리 진단서(사진 대장 포함 — 진단 시점의 현장 사진은 훗날 개선 전후 비교의 기준선이 된다) ④프로젝트 헌장(범위·단계·기간·역할·판정 기준·거버넌스).</w:t>
       </w:r>
     </w:p>
-    <w:bookmarkEnd w:id="113"/>
-    <w:bookmarkStart w:id="114" w:name="성공-판정-기준"/>
+    <w:bookmarkEnd w:id="119"/>
+    <w:bookmarkStart w:id="120" w:name="성공-판정-기준"/>
     <w:p>
       <w:pPr>
         <w:pStyle w:val="Heading3"/>
@@ -11597,8 +11621,8 @@
         <w:t xml:space="preserve">경영자가 질문 목록과 KGI 기준선에 서명했는가 — 이 하나다. 서명은 형식이 아니다. 6.9절에서 보듯 경영자 스폰서십은 ERP 계열 프로젝트의 제1 성공요인이며, 서명하지 않는 경영자의 프로젝트는 시작하지 않는 것이 낫다. 나는 서명을 미루는 경영자를 만나면 제안을 철회한다. 30년간 이 원칙으로 잃은 계약보다 지킨 신뢰가 크다.</w:t>
       </w:r>
     </w:p>
-    <w:bookmarkEnd w:id="114"/>
-    <w:bookmarkStart w:id="115" w:name="기간체제"/>
+    <w:bookmarkEnd w:id="120"/>
+    <w:bookmarkStart w:id="121" w:name="기간체제"/>
     <w:p>
       <w:pPr>
         <w:pStyle w:val="Heading3"/>
@@ -11752,9 +11776,9 @@
         </w:tc>
       </w:tr>
     </w:tbl>
-    <w:bookmarkEnd w:id="115"/>
-    <w:bookmarkEnd w:id="116"/>
-    <w:bookmarkStart w:id="123" w:name="단계-기반-단일-플랫폼과-코드체계-디지털-정돈"/>
+    <w:bookmarkEnd w:id="121"/>
+    <w:bookmarkEnd w:id="122"/>
+    <w:bookmarkStart w:id="129" w:name="단계-기반-단일-플랫폼과-코드체계-디지털-정돈"/>
     <w:p>
       <w:pPr>
         <w:pStyle w:val="Heading2"/>
@@ -11763,7 +11787,7 @@
         <w:t xml:space="preserve">6.5 2단계 기반: 단일 플랫폼과 코드체계 — 디지털 정돈</w:t>
       </w:r>
     </w:p>
-    <w:bookmarkStart w:id="117" w:name="목적-1"/>
+    <w:bookmarkStart w:id="123" w:name="목적-1"/>
     <w:p>
       <w:pPr>
         <w:pStyle w:val="Heading3"/>
@@ -11798,8 +11822,8 @@
         <w:t xml:space="preserve">— 모든 데이터에 정위치(번지)를 부여하는 작업 — 이며, 자재 창고의 선반에 번지와 품목명을 명시하던 원전의 정돈 순서를 데이터 세계에서 반복하는 것이다.</w:t>
       </w:r>
     </w:p>
-    <w:bookmarkEnd w:id="117"/>
-    <w:bookmarkStart w:id="118" w:name="컨설턴트의-실행-항목-1"/>
+    <w:bookmarkEnd w:id="123"/>
+    <w:bookmarkStart w:id="124" w:name="컨설턴트의-실행-항목-1"/>
     <w:p>
       <w:pPr>
         <w:pStyle w:val="Heading3"/>
@@ -11895,8 +11919,8 @@
         <w:t xml:space="preserve">부서별 챔피언 교육: 챔피언이 먼저 손에 익힌 뒤 옆자리로 전파하는 구조를 만든다. Umble 등(2003)은 교육훈련 예산의 과소 책정을 ERP 실패의 상습 원인으로 꼽으며 도입 비용의 10~15%를 교육에 배정할 것을 권고했다.</w:t>
       </w:r>
     </w:p>
-    <w:bookmarkEnd w:id="118"/>
-    <w:bookmarkStart w:id="119" w:name="현장-활동-물리-정돈과-디지털-정돈의-동시-추진"/>
+    <w:bookmarkEnd w:id="124"/>
+    <w:bookmarkStart w:id="125" w:name="현장-활동-물리-정돈과-디지털-정돈의-동시-추진"/>
     <w:p>
       <w:pPr>
         <w:pStyle w:val="Heading3"/>
@@ -11943,8 +11967,8 @@
         <w:t xml:space="preserve">를 연 인쇄업 사장 — 는 이 단계에서 인용할 가치가 있다. 종업원은 항상 사장과 공장장의 본심을 살피고 있으며, 경영자가 코드 판정 회의에 앉아 있는 모습 자체가 가장 강력한 변화관리다.</w:t>
       </w:r>
     </w:p>
-    <w:bookmarkEnd w:id="119"/>
-    <w:bookmarkStart w:id="120" w:name="산출물-1"/>
+    <w:bookmarkEnd w:id="125"/>
+    <w:bookmarkStart w:id="126" w:name="산출물-1"/>
     <w:p>
       <w:pPr>
         <w:pStyle w:val="Heading3"/>
@@ -11961,8 +11985,8 @@
         <w:t xml:space="preserve">①운영 개시된 Odoo 인스턴스 ②코드체계 정의서(신규 코드 승인 절차 포함) ③업무별 표준 절차서(입력 책임자 명시) ④데이터 이관 검증 보고서 ⑤챔피언 교육 이수 기록.</w:t>
       </w:r>
     </w:p>
-    <w:bookmarkEnd w:id="120"/>
-    <w:bookmarkStart w:id="121" w:name="성공-판정-기준-1"/>
+    <w:bookmarkEnd w:id="126"/>
+    <w:bookmarkStart w:id="127" w:name="성공-판정-기준-1"/>
     <w:p>
       <w:pPr>
         <w:pStyle w:val="Heading3"/>
@@ -11979,8 +12003,8 @@
         <w:t xml:space="preserve">①전 부서가 동일한 품목·거래처 코드로 거래를 입력하고 있는가 ②이중 입력(시스템+엑셀 병행)이 제거되었는가 ③월 마감이 시스템 데이터만으로 이루어지는가. 셋째 기준이 특히 중요하다. 마감이 시스템 밖에서 이루어진다는 것은 데이터가 아직 신뢰받지 못한다는 뜻이다.</w:t>
       </w:r>
     </w:p>
-    <w:bookmarkEnd w:id="121"/>
-    <w:bookmarkStart w:id="122" w:name="기간체제-1"/>
+    <w:bookmarkEnd w:id="127"/>
+    <w:bookmarkStart w:id="128" w:name="기간체제-1"/>
     <w:p>
       <w:pPr>
         <w:pStyle w:val="Heading3"/>
@@ -12134,9 +12158,9 @@
         </w:tc>
       </w:tr>
     </w:tbl>
-    <w:bookmarkEnd w:id="122"/>
-    <w:bookmarkEnd w:id="123"/>
-    <w:bookmarkStart w:id="130" w:name="단계-적재-데이터지식암묵지의-축적"/>
+    <w:bookmarkEnd w:id="128"/>
+    <w:bookmarkEnd w:id="129"/>
+    <w:bookmarkStart w:id="136" w:name="단계-적재-데이터지식암묵지의-축적"/>
     <w:p>
       <w:pPr>
         <w:pStyle w:val="Heading2"/>
@@ -12145,7 +12169,7 @@
         <w:t xml:space="preserve">6.6 3단계 적재: 데이터·지식·암묵지의 축적</w:t>
       </w:r>
     </w:p>
-    <w:bookmarkStart w:id="124" w:name="목적-2"/>
+    <w:bookmarkStart w:id="130" w:name="목적-2"/>
     <w:p>
       <w:pPr>
         <w:pStyle w:val="Heading3"/>
@@ -12162,8 +12186,8 @@
         <w:t xml:space="preserve">기반 위에 내용물을 쌓는 단계다. 적재 대상은 세 층 — 트랜잭션 데이터, 지식문서, 그리고 이 방법론의 고유한 층인 암묵지다. 이 단계의 목적은 축적의 양이 아니라 품질과 습관이다. 부정확한 데이터를 시스템에 넣는 순간 사용자는 시스템을 불신하고 병행 장부로 돌아가며(Umble et al., 2003), 한 번 무너진 신뢰는 기술로 복구되지 않는다.</w:t>
       </w:r>
     </w:p>
-    <w:bookmarkEnd w:id="124"/>
-    <w:bookmarkStart w:id="125" w:name="컨설턴트의-실행-항목-2"/>
+    <w:bookmarkEnd w:id="130"/>
+    <w:bookmarkStart w:id="131" w:name="컨설턴트의-실행-항목-2"/>
     <w:p>
       <w:pPr>
         <w:pStyle w:val="Heading3"/>
@@ -12238,8 +12262,8 @@
         <w:t xml:space="preserve">데이터 충족도 재채점: 1단계의 3색 지도를 월 단위로 다시 채점해 경영자 리뷰에 보고한다.</w:t>
       </w:r>
     </w:p>
-    <w:bookmarkEnd w:id="125"/>
-    <w:bookmarkStart w:id="126" w:name="현장-활동-습관화의-단계"/>
+    <w:bookmarkEnd w:id="131"/>
+    <w:bookmarkStart w:id="132" w:name="현장-활동-습관화의-단계"/>
     <w:p>
       <w:pPr>
         <w:pStyle w:val="Heading3"/>
@@ -12304,8 +12328,8 @@
         <w:t xml:space="preserve">(로트·가공·조립·운반)이 현장에 남아 있으면 실적 데이터에 그대로 나타나므로, 데이터 품질 리뷰는 곧 현장 개선 리뷰가 된다.</w:t>
       </w:r>
     </w:p>
-    <w:bookmarkEnd w:id="126"/>
-    <w:bookmarkStart w:id="127" w:name="산출물-2"/>
+    <w:bookmarkEnd w:id="132"/>
+    <w:bookmarkStart w:id="133" w:name="산출물-2"/>
     <w:p>
       <w:pPr>
         <w:pStyle w:val="Heading3"/>
@@ -12322,8 +12346,8 @@
         <w:t xml:space="preserve">①3개월 연속 시스템 월 마감이 완결된 트랜잭션 데이터베이스 ②지식센터 문서 체계 ③승인된 지식 카드 묶음(코드 연결 완료) ④데이터 품질 월간 리포트.</w:t>
       </w:r>
     </w:p>
-    <w:bookmarkEnd w:id="127"/>
-    <w:bookmarkStart w:id="128" w:name="성공-판정-기준-2"/>
+    <w:bookmarkEnd w:id="133"/>
+    <w:bookmarkStart w:id="134" w:name="성공-판정-기준-2"/>
     <w:p>
       <w:pPr>
         <w:pStyle w:val="Heading3"/>
@@ -12340,8 +12364,8 @@
         <w:t xml:space="preserve">1단계 3색 지도의 재채점 결과 — 경영 질문의 몇 %가 ’지금 답할 수 있음’으로 바뀌었는가. 함께 재고 정확도(실사 일치율 95% 이상 권장), 실적 입력 지연(24시간 이내), 지식 카드 승인 건수를 판정한다.</w:t>
       </w:r>
     </w:p>
-    <w:bookmarkEnd w:id="128"/>
-    <w:bookmarkStart w:id="129" w:name="기간체제-2"/>
+    <w:bookmarkEnd w:id="134"/>
+    <w:bookmarkStart w:id="135" w:name="기간체제-2"/>
     <w:p>
       <w:pPr>
         <w:pStyle w:val="Heading3"/>
@@ -12495,9 +12519,9 @@
         </w:tc>
       </w:tr>
     </w:tbl>
-    <w:bookmarkEnd w:id="129"/>
-    <w:bookmarkEnd w:id="130"/>
-    <w:bookmarkStart w:id="137" w:name="단계-지능화-온톨로지예측-모델에이전트dmaic-루프의-가동"/>
+    <w:bookmarkEnd w:id="135"/>
+    <w:bookmarkEnd w:id="136"/>
+    <w:bookmarkStart w:id="143" w:name="단계-지능화-온톨로지예측-모델에이전트dmaic-루프의-가동"/>
     <w:p>
       <w:pPr>
         <w:pStyle w:val="Heading2"/>
@@ -12506,7 +12530,7 @@
         <w:t xml:space="preserve">6.7 4단계 지능화: 온톨로지·예측 모델·에이전트·DMAIC 루프의 가동</w:t>
       </w:r>
     </w:p>
-    <w:bookmarkStart w:id="131" w:name="목적-3"/>
+    <w:bookmarkStart w:id="137" w:name="목적-3"/>
     <w:p>
       <w:pPr>
         <w:pStyle w:val="Heading3"/>
@@ -12523,8 +12547,8 @@
         <w:t xml:space="preserve">이제 3rd Brain을 세운다. 목적은 축적된 데이터와 지식이 경영 질문에 근거를 갖추어 답하게 만드는 것, 그리고 그 답변 능력이 스스로 개선되는 루프를 가동하는 것이다. 이 단계는 5장과 7장의 기술 내용이 프로젝트 일정 위에서 만나는 접점이다.</w:t>
       </w:r>
     </w:p>
-    <w:bookmarkEnd w:id="131"/>
-    <w:bookmarkStart w:id="132" w:name="컨설턴트의-실행-항목-3"/>
+    <w:bookmarkEnd w:id="137"/>
+    <w:bookmarkStart w:id="138" w:name="컨설턴트의-실행-항목-3"/>
     <w:p>
       <w:pPr>
         <w:pStyle w:val="Heading3"/>
@@ -12549,8 +12573,8 @@
         <w:t xml:space="preserve">지능화는 단번에 완성되지 않으며, 완성을 목표로 해서도 안 된다. 안내선은 분석 성숙도의 사다리 — 기술적(무엇이 일어났나) → 진단적(왜 일어났나) → 예측적(무엇이 일어날 것인가) → 처방적(무엇을 해야 하는가) — 다. 첫 배치에서는 기술적·진단적 질의를 안정화하고, 데이터가 쌓인 영역부터 예측과 처방으로 올라간다. 집계도 안 되는 데이터로 예측 모델부터 만드는 것 — 사다리 건너뛰기 — 이 이 단계 실패의 전형이다.</w:t>
       </w:r>
     </w:p>
-    <w:bookmarkEnd w:id="132"/>
-    <w:bookmarkStart w:id="133" w:name="현장-활동-루프에-현장을-태우는-일"/>
+    <w:bookmarkEnd w:id="138"/>
+    <w:bookmarkStart w:id="139" w:name="현장-활동-루프에-현장을-태우는-일"/>
     <w:p>
       <w:pPr>
         <w:pStyle w:val="Heading3"/>
@@ -12582,8 +12606,8 @@
         <w:t xml:space="preserve">를 채점받는다. 베테랑이 AI의 오답을 잡아내는 순간이 실은 가장 생산적인 순간이다. 그 교정이 지식 카드로 적재되어 다음 루프의 정확도를 올리기 때문이다. 원전의 자율협조 사상 — 필요한 정보를 신속히 공급하되 수행은 담당자의 자율에 맡기고 관리자는 엄하게 평가한다 — 은 여기서 사람과 AI의 협업 규칙으로 되살아난다.</w:t>
       </w:r>
     </w:p>
-    <w:bookmarkEnd w:id="133"/>
-    <w:bookmarkStart w:id="134" w:name="산출물-3"/>
+    <w:bookmarkEnd w:id="139"/>
+    <w:bookmarkStart w:id="140" w:name="산출물-3"/>
     <w:p>
       <w:pPr>
         <w:pStyle w:val="Heading3"/>
@@ -12600,8 +12624,8 @@
         <w:t xml:space="preserve">①온톨로지 스키마 정의서 ②가동 중인 ETL 파이프라인 ③자연어 질의 서비스 ④(해당 시) 예측 모델·계획 보드 ⑤DMAIC 루프 시범 가동 보고서(1회전 기록 포함).</w:t>
       </w:r>
     </w:p>
-    <w:bookmarkEnd w:id="134"/>
-    <w:bookmarkStart w:id="135" w:name="성공-판정-기준-3"/>
+    <w:bookmarkEnd w:id="140"/>
+    <w:bookmarkStart w:id="141" w:name="성공-판정-기준-3"/>
     <w:p>
       <w:pPr>
         <w:pStyle w:val="Heading3"/>
@@ -12618,8 +12642,8 @@
         <w:t xml:space="preserve">①경영 질문 응답 커버리지(예: 10개 중 7개 이상에 근거를 갖춘 답 제시) ②답변의 근거 추적 가능성(어느 데이터·문서·지식 카드에서 왔는지 제시되는가) ③예측 모델의 기준선 대비 개선(담당자 감 또는 이동평균 대비 예측오차 감소). 특히 ②가 중요하다. 근거를 제시하지 못하는 AI의 답은 현장에서 채택되지 않으며, 채택되지 않는 판단은 5단계로 갈 수 없다.</w:t>
       </w:r>
     </w:p>
-    <w:bookmarkEnd w:id="135"/>
-    <w:bookmarkStart w:id="136" w:name="기간체제-3"/>
+    <w:bookmarkEnd w:id="141"/>
+    <w:bookmarkStart w:id="142" w:name="기간체제-3"/>
     <w:p>
       <w:pPr>
         <w:pStyle w:val="Heading3"/>
@@ -12773,9 +12797,9 @@
         </w:tc>
       </w:tr>
     </w:tbl>
-    <w:bookmarkEnd w:id="136"/>
-    <w:bookmarkEnd w:id="137"/>
-    <w:bookmarkStart w:id="144" w:name="단계-환류-판단의-현장-환류와-학습-루프"/>
+    <w:bookmarkEnd w:id="142"/>
+    <w:bookmarkEnd w:id="143"/>
+    <w:bookmarkStart w:id="150" w:name="단계-환류-판단의-현장-환류와-학습-루프"/>
     <w:p>
       <w:pPr>
         <w:pStyle w:val="Heading2"/>
@@ -12784,7 +12808,7 @@
         <w:t xml:space="preserve">6.8 5단계 환류: 판단의 현장 환류와 학습 루프</w:t>
       </w:r>
     </w:p>
-    <w:bookmarkStart w:id="138" w:name="목적-4"/>
+    <w:bookmarkStart w:id="144" w:name="목적-4"/>
     <w:p>
       <w:pPr>
         <w:pStyle w:val="Heading3"/>
@@ -12801,8 +12825,8 @@
         <w:t xml:space="preserve">마지막 단계는 판단을 다시 현장으로 흘려보내고, 그 결과가 다시 판단을 개선하게 만드는 것이다. 데이터는 위로, 판단은 아래로 흐르는 환류 루프가 닫히는 순간, 시스템은 도구에서 동료로 바뀐다.</w:t>
       </w:r>
     </w:p>
-    <w:bookmarkEnd w:id="138"/>
-    <w:bookmarkStart w:id="139" w:name="컨설턴트의-실행-항목-4"/>
+    <w:bookmarkEnd w:id="144"/>
+    <w:bookmarkStart w:id="145" w:name="컨설턴트의-실행-항목-4"/>
     <w:p>
       <w:pPr>
         <w:pStyle w:val="Heading3"/>
@@ -12871,8 +12895,8 @@
         <w:t xml:space="preserve">이관 계획: 컨설턴트의 상주를 줄이고 내부 운영 체제(챔피언+AX 리드)로 운영을 이관한다. 이관의 완료 조건은 분기 질문 갱신 회의를 내부 인력만으로 운영할 수 있는가이다.</w:t>
       </w:r>
     </w:p>
-    <w:bookmarkEnd w:id="139"/>
-    <w:bookmarkStart w:id="140" w:name="현장-활동-계획-대-실적을-현장이-스스로-본다"/>
+    <w:bookmarkEnd w:id="145"/>
+    <w:bookmarkStart w:id="146" w:name="현장-활동-계획-대-실적을-현장이-스스로-본다"/>
     <w:p>
       <w:pPr>
         <w:pStyle w:val="Heading3"/>
@@ -12907,8 +12931,8 @@
         <w:t xml:space="preserve">같은 통계가 쌓이고, 검증된 판단은 자동 실행으로 위임된다. 판단이 기록되고, 기록이 다음 판단을 개선하는 것 — 이것이 환류 루프의 실체다.</w:t>
       </w:r>
     </w:p>
-    <w:bookmarkEnd w:id="140"/>
-    <w:bookmarkStart w:id="141" w:name="산출물-4"/>
+    <w:bookmarkEnd w:id="146"/>
+    <w:bookmarkStart w:id="147" w:name="산출물-4"/>
     <w:p>
       <w:pPr>
         <w:pStyle w:val="Heading3"/>
@@ -12925,8 +12949,8 @@
         <w:t xml:space="preserve">①운영 중인 브리핑·승인 워크플로 ②월간 성과 리뷰 리포트 ③분기 질문 갱신 기록 ④운영 이관 완료 보고서.</w:t>
       </w:r>
     </w:p>
-    <w:bookmarkEnd w:id="141"/>
-    <w:bookmarkStart w:id="142" w:name="성공-판정-기준-4"/>
+    <w:bookmarkEnd w:id="147"/>
+    <w:bookmarkStart w:id="148" w:name="성공-판정-기준-4"/>
     <w:p>
       <w:pPr>
         <w:pStyle w:val="Heading3"/>
@@ -12943,8 +12967,8 @@
         <w:t xml:space="preserve">궁극적으로 하나 — 1단계에서 서명한 KGI가 기준선 대비 개선되었는가. 선행지표로 제안 수용률(예: 60% 이상), 판단 소요시간 단축, 환류 액션의 실행률을 관리한다.</w:t>
       </w:r>
     </w:p>
-    <w:bookmarkEnd w:id="142"/>
-    <w:bookmarkStart w:id="143" w:name="기간체제-4"/>
+    <w:bookmarkEnd w:id="148"/>
+    <w:bookmarkStart w:id="149" w:name="기간체제-4"/>
     <w:p>
       <w:pPr>
         <w:pStyle w:val="Heading3"/>
@@ -13098,9 +13122,9 @@
         </w:tc>
       </w:tr>
     </w:tbl>
-    <w:bookmarkEnd w:id="143"/>
-    <w:bookmarkEnd w:id="144"/>
-    <w:bookmarkStart w:id="145" w:name="거버넌스와-변화관리-열의-그리고-의식개혁"/>
+    <w:bookmarkEnd w:id="149"/>
+    <w:bookmarkEnd w:id="150"/>
+    <w:bookmarkStart w:id="151" w:name="거버넌스와-변화관리-열의-그리고-의식개혁"/>
     <w:p>
       <w:pPr>
         <w:pStyle w:val="Heading2"/>
@@ -13292,8 +13316,8 @@
         <w:t xml:space="preserve">(자동 초안·요약)부터 보여주고, 승인·근거·격리를 눈에 보이게 해 신뢰를 쌓고, 저항을 문제가 아니라 데이터로 다루는 것(무엇이 불편한지가 곧 개선 목록이다) — 을 권한다.</w:t>
       </w:r>
     </w:p>
-    <w:bookmarkEnd w:id="145"/>
-    <w:bookmarkStart w:id="146" w:name="실패-요인-10항과-리스크-대응"/>
+    <w:bookmarkEnd w:id="151"/>
+    <w:bookmarkStart w:id="152" w:name="실패-요인-10항과-리스크-대응"/>
     <w:p>
       <w:pPr>
         <w:pStyle w:val="Heading2"/>
@@ -13817,8 +13841,8 @@
         <w:t xml:space="preserve">이 목록을 관통하는 공통 구조가 있다. 실패는 대부분 4단계(지능화)의 기술에서 오지 않고, 1단계(질문)와 2~3단계(데이터), 그리고 거버넌스(사람)에서 온다. 실패는 기술 실패가 아니라 경영 실패라는 ERP 연구 30년의 결론(Davenport, 1998; Umble et al., 2003)은 AI 시대에 기각되지 않았다. 오히려 강화되었다. AI는 좋은 질문과 좋은 데이터를 증폭하는 만큼, 질문의 부재와 데이터의 부실도 증폭하기 때문이다.</w:t>
       </w:r>
     </w:p>
-    <w:bookmarkEnd w:id="146"/>
-    <w:bookmarkStart w:id="147" w:name="경량-모델-초소형-기업의-3주-로드맵"/>
+    <w:bookmarkEnd w:id="152"/>
+    <w:bookmarkStart w:id="153" w:name="경량-모델-초소형-기업의-3주-로드맵"/>
     <w:p>
       <w:pPr>
         <w:pStyle w:val="Heading2"/>
@@ -14011,8 +14035,8 @@
         <w:t xml:space="preserve">세 가지 설계 선택이 이 압축을 가능케 한다. 첫째, 표준화 — 세그먼트별 검증된 구성을 배치하므로 5단계의 1~2단계가 표준 템플릿으로 선반영되어 있다. 둘째, 비용 구조 — 라이선스 0원의 월 구독제로 초기 투자가 제거된다. 초소형 사업자의 AI 도입을 막는 최대 장벽이 초기 비용이라는 조사(중소기업중앙회, 2024)를 겨냥한 구조다. 셋째, 하이브리드 보안 — 공통 지식은 공동 계층에서, 매출·고객·원가 등 민감 데이터는 고객별 격리 계층에서 처리한다. 경량 모델은 5단계 방법론의 부정이 아니라 축약이다. 경영 질문은 세그먼트 표준 질문으로 대체되고 환류는 첫날부터 모바일 브리핑으로 작동하며, 사업이 자라면 같은 플랫폼 위에서 정식 방법론으로 무중단 이행한다.</w:t>
       </w:r>
     </w:p>
-    <w:bookmarkEnd w:id="147"/>
-    <w:bookmarkStart w:id="148" w:name="부록-컨설팅-제안서-목차-템플릿"/>
+    <w:bookmarkEnd w:id="153"/>
+    <w:bookmarkStart w:id="154" w:name="부록-컨설팅-제안서-목차-템플릿"/>
     <w:p>
       <w:pPr>
         <w:pStyle w:val="Heading2"/>
@@ -14157,8 +14181,8 @@
         <w:t xml:space="preserve">컨설턴트에게 한 가지만 당부한다. 4번(방법론)을 화려하게 쓰는 제안서는 많다. 그러나 계약을 성사시키고 프로젝트를 성공시키는 것은 2번(진단)과 3번(목표 체계)의 구체성이다. 진단 없이 쓴 제안서는 어느 회사에나 보낼 수 있는 제안서이고, 어느 회사에나 보낼 수 있는 제안서는 어느 회사도 움직이지 못한다.</w:t>
       </w:r>
     </w:p>
-    <w:bookmarkEnd w:id="148"/>
-    <w:bookmarkStart w:id="149" w:name="핵심-요약-5"/>
+    <w:bookmarkEnd w:id="154"/>
+    <w:bookmarkStart w:id="155" w:name="핵심-요약-5"/>
     <w:p>
       <w:pPr>
         <w:pStyle w:val="Heading2"/>
@@ -14266,8 +14290,8 @@
         <w:t xml:space="preserve">실패는 기술이 아니라 질문의 부재, 데이터의 부실, 거버넌스의 공백, 그리고 형해화에서 온다. 초소형 기업은 3주 경량 모델로 시작해 같은 플랫폼 위에서 정식 방법론으로 확장한다.</w:t>
       </w:r>
     </w:p>
-    <w:bookmarkEnd w:id="149"/>
-    <w:bookmarkStart w:id="150" w:name="이-장의-참고문헌-5"/>
+    <w:bookmarkEnd w:id="155"/>
+    <w:bookmarkStart w:id="156" w:name="이-장의-참고문헌-5"/>
     <w:p>
       <w:pPr>
         <w:pStyle w:val="Heading2"/>
@@ -14534,506 +14558,506 @@
         <w:t xml:space="preserve">European Journal of Operational Research, 146(2), 241–257.</w:t>
       </w:r>
     </w:p>
-    <w:bookmarkEnd w:id="150"/>
-    <w:bookmarkEnd w:id="151"/>
-    <w:bookmarkStart w:id="167" w:name="제7장.-공정편성의-재구축과-예측-플랫폼의-완성"/>
-    <w:p>
-      <w:pPr>
-        <w:pStyle w:val="Heading1"/>
-      </w:pPr>
-      <w:r>
-        <w:t xml:space="preserve">제7장. 공정편성의 재구축과 예측 플랫폼의 완성</w:t>
-      </w:r>
-    </w:p>
-    <w:p>
-      <w:pPr>
-        <w:pStyle w:val="BlockText"/>
-      </w:pPr>
-      <w:r>
-        <w:t xml:space="preserve">“</w:t>
-      </w:r>
-      <w:r>
-        <w:t xml:space="preserve">공장전체의 리드타임은 Neck 공정이 하나로도 있으면, 그것에 의해 결정됩니다.</w:t>
-      </w:r>
-      <w:r>
-        <w:t xml:space="preserve">”</w:t>
-      </w:r>
-      <w:r>
-        <w:t xml:space="preserve"> </w:t>
-      </w:r>
-      <w:r>
-        <w:t xml:space="preserve">— 일본 생산관리 고전(『다품종소량·수주생산의 생산관리』)</w:t>
-      </w:r>
-    </w:p>
-    <w:p>
-      <w:pPr>
-        <w:pStyle w:val="FirstParagraph"/>
-      </w:pPr>
-      <w:r>
-        <w:t xml:space="preserve">컨설턴트 생활에서 가장 기억에 남는 장면 하나를 꼽으라면, 어느 판금가공 회사의 공장장이 레이아웃 도면을 앞에 두고 한참을 침묵하던 순간이다. 우리는 석 달간 5S를 다지고, 작업표를 바코드화하고, 일정계획을 세웠다. 성과는 분명했지만 어느 선에서 멈췄다. 데이터가 가리키는 결론은 하나였다 — 문제는 개별 작업이 아니라 공정의 편성 그 자체, 즉 30년 전 설비를 들여올 때의 배치가 지금의 제품 구성과 맞지 않는다는 것이었다. 공장장의 침묵은 무지의 침묵이 아니라 두려움의 침묵이었다. 편성을 건드리는 것은 기계를 옮기고, 사람의 역할을 바꾸고, 몇 주의 생산을 걸고 하는 도박이었기 때문이다. 그때 우리에게 없었던 것은 용기가 아니라 실험장이었다. 편성 대안을 실물 공장에 손대지 않고 시험해 볼 수 있는 장소 — 이 장은 생산관리 고전이 개선의 최종 단계로 제시한 공정편성의 재구축을 해설하고, 그 무거운 의사결정을 디지털 트윈이라는 실험장 위에서 수행하는 방법을 다룬다. 그리고 그 실험장을 포함한 예측 플랫폼의 전체 아키텍처로 1부를 결산한다.</w:t>
-      </w:r>
-    </w:p>
-    <w:bookmarkStart w:id="152" w:name="개별-개선의-한계-왜-편성을-다시-보아야-하는가"/>
-    <w:p>
-      <w:pPr>
-        <w:pStyle w:val="Heading2"/>
-      </w:pPr>
-      <w:r>
-        <w:t xml:space="preserve">7.1 개별 개선의 한계: 왜 편성을 다시 보아야 하는가</w:t>
-      </w:r>
-    </w:p>
-    <w:p>
-      <w:pPr>
-        <w:pStyle w:val="FirstParagraph"/>
-      </w:pPr>
-      <w:r>
-        <w:t xml:space="preserve">생산관리 고전은 개선의 노정을 명확한 순서로 배열한다. 5S와 눈으로 보는 관리(2~3장에서 계승), 일정계획과 공수계획(4장에서 계승), 그리고 개별 작업 개선의 축적. 그러나 고전은 이 축적의 끝에서 정직하게 한계를 선언한다.</w:t>
-      </w:r>
-      <w:r>
-        <w:t xml:space="preserve"> </w:t>
-      </w:r>
-      <w:r>
-        <w:t xml:space="preserve">“</w:t>
-      </w:r>
-      <w:r>
-        <w:t xml:space="preserve">개별개선의 겹침은 존중해야만 하지만, 그 만큼으로는 한계가 있다.</w:t>
-      </w:r>
-      <w:r>
-        <w:t xml:space="preserve">”</w:t>
-      </w:r>
-      <w:r>
-        <w:t xml:space="preserve"> </w:t>
-      </w:r>
-      <w:r>
-        <w:t xml:space="preserve">품질도 원가도 리드타임도 상당 부분이 개별 작업이 아니라 프로세스의 구조 — 공정이 어떻게 편성되고 물건이 어떻게 흐르는가 — 에서 이미 결정되어 있기 때문이다. 그래서 고전의 마지막 스텝은</w:t>
-      </w:r>
-      <w:r>
-        <w:t xml:space="preserve"> </w:t>
-      </w:r>
-      <w:r>
-        <w:t xml:space="preserve">“</w:t>
-      </w:r>
-      <w:r>
-        <w:t xml:space="preserve">공정편성을 근본부터 다시 본다</w:t>
-      </w:r>
-      <w:r>
-        <w:t xml:space="preserve">”</w:t>
-      </w:r>
-      <w:r>
-        <w:t xml:space="preserve">이며, 그 지향점을</w:t>
-      </w:r>
-      <w:r>
-        <w:t xml:space="preserve"> </w:t>
-      </w:r>
-      <w:r>
-        <w:t xml:space="preserve">“</w:t>
-      </w:r>
-      <w:r>
-        <w:t xml:space="preserve">개별의 작업개선의 한계를 깨고, 깜짝 놀랄 만한 비약적 성과</w:t>
-      </w:r>
-      <w:r>
-        <w:t xml:space="preserve">”</w:t>
-      </w:r>
-      <w:r>
-        <w:t xml:space="preserve">라 명시한다.</w:t>
-      </w:r>
-    </w:p>
-    <w:p>
-      <w:pPr>
-        <w:pStyle w:val="BodyText"/>
-      </w:pPr>
-      <w:r>
-        <w:t xml:space="preserve">한계의 산술적 근거도 고전에 있다. 다품종소량 공장에서 정미 가공·조립 시간의 5~10배가 정체 — 공정 사이의 기다림 — 로 소비된다는 관찰이다. 개별 공정의 가공 시간을 아무리 단축해도 전체 리드타임의 10~20%를 다투는 것에 불과하고, 나머지 80~90%는 공정 사이의 이어짐, 즉 편성의 문제다. 고전은 이를</w:t>
-      </w:r>
-      <w:r>
-        <w:t xml:space="preserve"> </w:t>
-      </w:r>
-      <w:r>
-        <w:t xml:space="preserve">“</w:t>
-      </w:r>
-      <w:r>
-        <w:t xml:space="preserve">개별 기계 신예화에 의해 리드타임이 단축된 반짝이는 사례는 유감스럽게도 그다지 발견할 수 없다</w:t>
-      </w:r>
-      <w:r>
-        <w:t xml:space="preserve">”</w:t>
-      </w:r>
-      <w:r>
-        <w:t xml:space="preserve">는 실무 증언으로 못박는다. 한 공정만 회전수가 돌출해도 차공정과의 사이에 체류품의 산이 생길 뿐이라는 것 — 부분 최적의 함정에 대한 이보다 간명한 서술은 드물다.</w:t>
-      </w:r>
-    </w:p>
-    <w:bookmarkEnd w:id="152"/>
-    <w:bookmarkStart w:id="157" w:name="편성-재구축의-방법론-pq-분석에서-좋은-리듬까지"/>
-    <w:p>
-      <w:pPr>
-        <w:pStyle w:val="Heading2"/>
-      </w:pPr>
-      <w:r>
-        <w:t xml:space="preserve">7.2 편성 재구축의 방법론: PQ 분석에서 좋은 리듬까지</w:t>
-      </w:r>
-    </w:p>
-    <w:bookmarkStart w:id="153" w:name="pq-분석과-그룹-테크놀로지-섞여-있는-것을-나눈다"/>
-    <w:p>
-      <w:pPr>
-        <w:pStyle w:val="Heading3"/>
-      </w:pPr>
-      <w:r>
-        <w:t xml:space="preserve">PQ 분석과 그룹 테크놀로지: 섞여 있는 것을 나눈다</w:t>
-      </w:r>
-    </w:p>
-    <w:p>
-      <w:pPr>
-        <w:pStyle w:val="FirstParagraph"/>
-      </w:pPr>
-      <w:r>
-        <w:t xml:space="preserve">편성 재구축의 첫 도구는 PQ 분석이다. 제품(Product)별 생산량(Quantity)을 조사해 막대그래프로 늘어놓는 단순한 분석이지만, 그것이 드러내는 사실은 단순하지 않다. 고전의 관찰을 그대로 옮긴다.</w:t>
-      </w:r>
-    </w:p>
-    <w:p>
-      <w:pPr>
-        <w:pStyle w:val="BlockText"/>
-      </w:pPr>
-      <w:r>
-        <w:t xml:space="preserve">다품종소량생산도 실태를 조사해 보면, 결코 (적지 않은) 중량 계속 생산품도 만들고 있는 것이 있습니다. 이들이 진정한 다품종소량생산품과 뒤섞여 있고, 공정이 어색해 있는 것입니다. …… 이것을 PQ 분석이라고 말합니다. 이것에 의해 중량생산품과 소량생산품을 그룹으로 나눠서, 각자 적당한 공정편성과 레이아웃을 입안합니다. — 생산관리 고전</w:t>
-      </w:r>
-    </w:p>
-    <w:p>
-      <w:pPr>
-        <w:pStyle w:val="FirstParagraph"/>
-      </w:pPr>
-      <w:r>
-        <w:t xml:space="preserve">’다품종소량 공장’이라는 자기 인식 아래 실제로는 성격이 다른 두 개의 공장 — 반복 생산에 가까운 다량품의 공장과 진정한 소량품의 공장 — 이 한 지붕 아래 뒤섞여, 서로의 흐름을 방해하고 있다는 것이다. 다량품은 흐름 생산(라인화)에 적합한 편성을, 소량품은 유연한 기능별 편성 혹은 그룹별 편성을 주면 각자가 살아난다. 나누기 전에는 어느 쪽에도 맞지 않는 어정쩡한 편성이 전체의 리드타임을 갉아먹는다.</w:t>
-      </w:r>
-    </w:p>
-    <w:p>
-      <w:pPr>
-        <w:pStyle w:val="BodyText"/>
-      </w:pPr>
-      <w:r>
-        <w:t xml:space="preserve">소량품 쪽의 처방이 그룹 테크놀로지(group technology)다. 고전은 이를</w:t>
-      </w:r>
-      <w:r>
-        <w:t xml:space="preserve"> </w:t>
-      </w:r>
-      <w:r>
-        <w:t xml:space="preserve">“</w:t>
-      </w:r>
-      <w:r>
-        <w:t xml:space="preserve">유사부품을 하나의 그룹에 정리해서, 될 수 있는 한 표준화를 진행하는 것에 의해 공정편성, 로트 편성, 작업 스케줄 편성을 합리화하고, 양산공장에 지지 않는 효율을 실현하자</w:t>
-      </w:r>
-      <w:r>
-        <w:t xml:space="preserve">”</w:t>
-      </w:r>
-      <w:r>
-        <w:t xml:space="preserve">는 사고방식으로 요약한다. 형태·치수·공정·작업 방법의 유사성으로 부품을 분류하고(고전은 분류코드 체계로 KC-2식을 소개하는데, 이는 2장에서 논한 코드체계 — 데이터의 정위치 — 가 공정편성의 도구이기도 함을 보여준다), 유사 그룹 단위로 작업을 표준화하며 — 다품종소량에서는 미세한 동작 수준이 아니라</w:t>
-      </w:r>
-      <w:r>
-        <w:t xml:space="preserve"> </w:t>
-      </w:r>
-      <w:r>
-        <w:t xml:space="preserve">‘</w:t>
-      </w:r>
-      <w:r>
-        <w:t xml:space="preserve">단위작업</w:t>
-      </w:r>
-      <w:r>
-        <w:t xml:space="preserve">’</w:t>
-      </w:r>
-      <w:r>
-        <w:t xml:space="preserve"> </w:t>
-      </w:r>
-      <w:r>
-        <w:t xml:space="preserve">수준에서 — 그룹별 표준시간 테이블을 만들어 일정계획·공수계획의 기초로 삼는다. 개별 품목으로는 소량이라 표준화가 불가능해 보이던 것이, 그룹으로 묶는 순간 반복성이 생기고 계획 가능해진다. 그룹 테크놀로지는 다품종소량 공장이 규모의 경제 대신 유사성의 경제를 얻는 방법이다.</w:t>
-      </w:r>
-    </w:p>
-    <w:bookmarkEnd w:id="153"/>
-    <w:bookmarkStart w:id="154" w:name="흐름화와-neck-공정-리드타임은-병목-하나가-결정한다"/>
-    <w:p>
-      <w:pPr>
-        <w:pStyle w:val="Heading3"/>
-      </w:pPr>
-      <w:r>
-        <w:t xml:space="preserve">흐름화와 Neck 공정: 리드타임은 병목 하나가 결정한다</w:t>
-      </w:r>
-    </w:p>
-    <w:p>
-      <w:pPr>
-        <w:pStyle w:val="FirstParagraph"/>
-      </w:pPr>
-      <w:r>
-        <w:t xml:space="preserve">편성 재구축의 목적 함수는 흐름이다. 고전이 공정관리의 급소로 못박은</w:t>
-      </w:r>
-      <w:r>
-        <w:t xml:space="preserve"> </w:t>
-      </w:r>
-      <w:r>
-        <w:t xml:space="preserve">“</w:t>
-      </w:r>
-      <w:r>
-        <w:t xml:space="preserve">사물을 저장하지 않고 흘린다</w:t>
-      </w:r>
-      <w:r>
-        <w:t xml:space="preserve">”</w:t>
-      </w:r>
-      <w:r>
-        <w:t xml:space="preserve">를 편성의 수준에서 실현하는 것이다. 소로트화는 그 직접 수단이다 — 로트를 3분의 1로 줄이면 공정 기다림을 무시할 때 리드타임도 3분의 1이 되고, 극한인 ’1개 흐름’에서는 로트 기다림 자체가 소멸한다. 그리고 흐름의 최대의 적이 Neck(병목) 공정이다. 이 장의 제사(題詞)로 삼은 고전의 명제 — 공장 전체의 리드타임은 Neck 공정이 하나만 있어도 그것에 의해 결정된다 — 는, 대양 건너에서 골드랫이 제약이론(TOC)으로 정식화한 통찰 — 시스템의 산출은 제약이 결정하며, 병목에서 잃은 한 시간은 시스템 전체가 잃은 한 시간이다 — 과 정확히 공명한다(Goldratt &amp; Cox, 1984). 주목할 것은 고전이 Neck 해소를 누구의 일로 규정하는가다.</w:t>
-      </w:r>
-      <w:r>
-        <w:t xml:space="preserve"> </w:t>
-      </w:r>
-      <w:r>
-        <w:t xml:space="preserve">“</w:t>
-      </w:r>
-      <w:r>
-        <w:t xml:space="preserve">개별 직장의 노력으로는 손이 미치지 않는다. 생산기술과 공정관리 스태프, 제조부장, 공장장(혹은 사장)은 Neck 공정의 존재에 사방을 살피고, 신속하게 해소의 수를 쓰는 것이 중요한 임무</w:t>
-      </w:r>
-      <w:r>
-        <w:t xml:space="preserve">”</w:t>
-      </w:r>
-      <w:r>
-        <w:t xml:space="preserve">라는 것 — 병목은 구조의 문제이므로 구조를 바꿀 권한을 가진 사람의 문제라는 선언이다. 4장에서 예고했던 그래프 중심성 분석 — 어느 공정 노드에 가장 많은 제품 경로가 집중되는가 — 은 이 임무의 데이터 버전으로, 경험과 순시(巡視)로 찾던 Neck을 그래프가 계산으로 찾아낸다.</w:t>
-      </w:r>
-    </w:p>
-    <w:bookmarkEnd w:id="154"/>
-    <w:bookmarkStart w:id="155" w:name="절차-개선과-좋은-리듬-smed의-지혜"/>
-    <w:p>
-      <w:pPr>
-        <w:pStyle w:val="Heading3"/>
-      </w:pPr>
-      <w:r>
-        <w:t xml:space="preserve">절차 개선과 좋은 리듬: SMED의 지혜</w:t>
-      </w:r>
-    </w:p>
-    <w:p>
-      <w:pPr>
-        <w:pStyle w:val="FirstParagraph"/>
-      </w:pPr>
-      <w:r>
-        <w:t xml:space="preserve">소로트화에는 대가가 있다. 로트가 잘게 나뉠수록 절차(단취, 段取り — 작업 전환 준비) 횟수가 늘어난다는 것이다. 고전은 이 대가를 절차 시간 자체의 단축으로 상쇄하라 하며, 그 방법을 명료한 순서로 제시한다. 기계를 세워야만 할 수 있는 작업을</w:t>
-      </w:r>
-      <w:r>
-        <w:t xml:space="preserve"> </w:t>
-      </w:r>
-      <w:r>
-        <w:t xml:space="preserve">‘</w:t>
-      </w:r>
-      <w:r>
-        <w:t xml:space="preserve">내(內) 절차</w:t>
-      </w:r>
-      <w:r>
-        <w:t xml:space="preserve">’</w:t>
-      </w:r>
-      <w:r>
-        <w:t xml:space="preserve">, 기계를 돌리면서 병행할 수 있는 작업을</w:t>
-      </w:r>
-      <w:r>
-        <w:t xml:space="preserve"> </w:t>
-      </w:r>
-      <w:r>
-        <w:t xml:space="preserve">‘</w:t>
-      </w:r>
-      <w:r>
-        <w:t xml:space="preserve">외(外) 절차’로 나누고, ①내 절차를 최대한 외 절차로 옮기고, ②남은 내 절차를 개선해 단축하고, ③외 절차도 개선하고, ④이를 반복해 ’싱글 절차</w:t>
-      </w:r>
-      <w:r>
-        <w:t xml:space="preserve">’</w:t>
-      </w:r>
-      <w:r>
-        <w:t xml:space="preserve"> </w:t>
-      </w:r>
-      <w:r>
-        <w:t xml:space="preserve">— 10분 미만, 한 자리 수 분(分)의 절차 — 를 지향한다는 것이다. 이것은 신고 시게오(新鄕重夫)가 도요타 등의 현장에서 체계화한 SMED(Single-Minute Exchange of Die)와 동일한 방법론이며(Shingo, 1985), 고전이</w:t>
-      </w:r>
-      <w:r>
-        <w:t xml:space="preserve"> </w:t>
-      </w:r>
-      <w:r>
-        <w:t xml:space="preserve">“</w:t>
-      </w:r>
-      <w:r>
-        <w:t xml:space="preserve">외 절차의 개선에서 효과가 있는 것은 뭐라 해도 5S와 눈으로 보는 관리의 철저</w:t>
-      </w:r>
-      <w:r>
-        <w:t xml:space="preserve">”</w:t>
-      </w:r>
-      <w:r>
-        <w:t xml:space="preserve">라고 덧붙이는 대목에서, 이 책 2~3장의 기초가 최종 단계의 기법과 어떻게 이어지는지가 드러난다. 절차 개선 없는 소로트화는 능률 저하로 되돌아오고, 절차 개선이 뒷받침된 소로트화는 리드타임과 재고를 동시에 무너뜨린다.</w:t>
-      </w:r>
-    </w:p>
-    <w:p>
-      <w:pPr>
-        <w:pStyle w:val="BodyText"/>
-      </w:pPr>
-      <w:r>
-        <w:t xml:space="preserve">편성 재구축의 마지막 요소는 정량화하기 어렵지만 고전이</w:t>
-      </w:r>
-      <w:r>
-        <w:t xml:space="preserve"> </w:t>
-      </w:r>
-      <w:r>
-        <w:t xml:space="preserve">“</w:t>
-      </w:r>
-      <w:r>
-        <w:t xml:space="preserve">공장운영에서 가장 중요한 것</w:t>
-      </w:r>
-      <w:r>
-        <w:t xml:space="preserve">”</w:t>
-      </w:r>
-      <w:r>
-        <w:t xml:space="preserve">이라 부른 좋은 리듬이다.</w:t>
-      </w:r>
-      <w:r>
-        <w:t xml:space="preserve"> </w:t>
-      </w:r>
-      <w:r>
-        <w:t xml:space="preserve">“</w:t>
-      </w:r>
-      <w:r>
-        <w:t xml:space="preserve">좋은 리듬은 작업이 정연하게 진행되고, 그들이 정체하는 것이 아니라 이어져 흐르는 것에 의해 창출된다.</w:t>
-      </w:r>
-      <w:r>
-        <w:t xml:space="preserve">”</w:t>
-      </w:r>
-      <w:r>
-        <w:t xml:space="preserve"> </w:t>
-      </w:r>
-      <w:r>
-        <w:t xml:space="preserve">리듬을 파괴하는 것은 트러블의 발생과 돌발적인 예정 변경, 그리고</w:t>
-      </w:r>
-      <w:r>
-        <w:t xml:space="preserve"> </w:t>
-      </w:r>
-      <w:r>
-        <w:t xml:space="preserve">“</w:t>
-      </w:r>
-      <w:r>
-        <w:t xml:space="preserve">다음에 무엇을 하면 좋을지 판단하기 어려운</w:t>
-      </w:r>
-      <w:r>
-        <w:t xml:space="preserve">”</w:t>
-      </w:r>
-      <w:r>
-        <w:t xml:space="preserve"> </w:t>
-      </w:r>
-      <w:r>
-        <w:t xml:space="preserve">정보 부족이다. 고전의 처방은 정보의 공유 — POP/LAN에 의한</w:t>
-      </w:r>
-      <w:r>
-        <w:t xml:space="preserve"> </w:t>
-      </w:r>
-      <w:r>
-        <w:t xml:space="preserve">‘</w:t>
-      </w:r>
-      <w:r>
-        <w:t xml:space="preserve">공장의 공명정대화</w:t>
-      </w:r>
-      <w:r>
-        <w:t xml:space="preserve">’</w:t>
-      </w:r>
-      <w:r>
-        <w:t xml:space="preserve">, 즉 트러블·예정·변경을 사전에, 빠르게, 정확하게 공정 전체에 알리는 것이다. 3장에서 ’보이는 공장에서 말하는 공장으로’라 부른 실시간 수집·브리핑 구조가 바로 이 공명정대화의 현대적 실장이며, 좋은 리듬이란 결국 정보가 물건보다 먼저 흐르는 상태다.</w:t>
-      </w:r>
-    </w:p>
-    <w:bookmarkEnd w:id="155"/>
-    <w:bookmarkStart w:id="156" w:name="bpr-백지에서-프로세스를-다시-그린다"/>
-    <w:p>
-      <w:pPr>
-        <w:pStyle w:val="Heading3"/>
-      </w:pPr>
-      <w:r>
-        <w:t xml:space="preserve">BPR: 백지에서 프로세스를 다시 그린다</w:t>
-      </w:r>
-    </w:p>
-    <w:p>
-      <w:pPr>
-        <w:pStyle w:val="FirstParagraph"/>
-      </w:pPr>
-      <w:r>
-        <w:t xml:space="preserve">고전은 편성 재구축의 사상적 상한선으로 리엔지니어링을 소개한다.</w:t>
-      </w:r>
-      <w:r>
-        <w:t xml:space="preserve"> </w:t>
-      </w:r>
-      <w:r>
-        <w:t xml:space="preserve">“</w:t>
-      </w:r>
-      <w:r>
-        <w:t xml:space="preserve">일련의 업무처리 프로세스를, 종래의 조직·제도에 휩쓸리지 말고 백지부터 다시 봐야만 하고, 거기에서 발본적인 개혁이 시작된다</w:t>
-      </w:r>
-      <w:r>
-        <w:t xml:space="preserve">”</w:t>
-      </w:r>
-      <w:r>
-        <w:t xml:space="preserve">는 마이클 해머의 주장이다. 해머는</w:t>
-      </w:r>
-      <w:r>
-        <w:t xml:space="preserve"> </w:t>
-      </w:r>
-      <w:r>
-        <w:t xml:space="preserve">“</w:t>
-      </w:r>
-      <w:r>
-        <w:t xml:space="preserve">자동화하지 말고 말소하라(Don’t Automate, Obliterate)</w:t>
-      </w:r>
-      <w:r>
-        <w:t xml:space="preserve">”</w:t>
-      </w:r>
-      <w:r>
-        <w:t xml:space="preserve">는 도발적 논문(Hammer, 1990)과 챔피와의 공저(Hammer &amp; Champy, 1993)에서, 분업의 관리 비용이 분업의 이익을 상쇄하기 시작했다며 세분화된 작업을</w:t>
-      </w:r>
-      <w:r>
-        <w:t xml:space="preserve"> </w:t>
-      </w:r>
-      <w:r>
-        <w:t xml:space="preserve">‘</w:t>
-      </w:r>
-      <w:r>
-        <w:t xml:space="preserve">일련의 정리되는 일’로 재통합해 개인 또는 소수 그룹에 통째로 맡기자고 주장했다. 고전은 이를 다품종소량의 현장 언어로 번역한다. 기능별로 나뉜 ’가로 분할</w:t>
-      </w:r>
-      <w:r>
-        <w:t xml:space="preserve">’</w:t>
-      </w:r>
-      <w:r>
-        <w:t xml:space="preserve">(선반은 선반 일만, 구매는 구매 일만)에서 소재부터 완성품까지의 프로세스를 단위로 하는 ’세로 분할’로, 나아가 8~12인의 그룹이 품질·수량·가동·납기·가격의 다섯 임무를 공동 책임지는 그룹 생산방식(고전은 메르세데스-벤츠 라슈타트 공장의 사례를 든다)과, 단락 좋은 완성도까지 수미일관 가공하는 단위로 공정을 묶는 모듈 생산방식으로. 그리고 그 필요조건으로 다능공화, 정보 시스템에 의한 정보 공유, 자율협조로의 의식개혁 세 가지를 든다. 공정편성의 재구축은 기계 배치의 문제로 시작해 결국 조직과 사람의 문제에 닿는다 — 이 통찰은 6장의 변화관리 논의와 이 장을 잇는 다리다.</w:t>
-      </w:r>
-    </w:p>
-    <w:p>
-      <w:pPr>
-        <w:pStyle w:val="BodyText"/>
-      </w:pPr>
-      <w:r>
-        <w:t xml:space="preserve">한편 고전은 재구축의 실무 절차도 남겼다.</w:t>
-      </w:r>
-      <w:r>
-        <w:t xml:space="preserve"> </w:t>
-      </w:r>
-      <w:r>
-        <w:t xml:space="preserve">‘</w:t>
-      </w:r>
-      <w:r>
-        <w:t xml:space="preserve">공정 분해</w:t>
-      </w:r>
-      <w:r>
-        <w:t xml:space="preserve">’</w:t>
-      </w:r>
-      <w:r>
-        <w:t xml:space="preserve"> </w:t>
-      </w:r>
-      <w:r>
-        <w:t xml:space="preserve">— 현장의 하는 방법을 일단 백지화하고 요소로 해체한 뒤, 공정의 목적(있어야 할 기능)을 추구하고, 개선 단면을 발견하고, 흐름을 구상하고, 새 레이아웃안을 만들고, 효과를 예상한다는 순서다. 이 절차의 마지막 두 걸음 — 새 레이아웃안 작성과 효과 예상 — 이 바로 다음 절의 주제다. 고전의 시대에 효과 예상은 계산 용지와 경험의 몫이었다. 지금 우리는 다른 도구를 갖고 있다.</w:t>
-      </w:r>
-    </w:p>
     <w:bookmarkEnd w:id="156"/>
     <w:bookmarkEnd w:id="157"/>
-    <w:bookmarkStart w:id="160" w:name="편성-대안을-디지털-트윈에서-실험한다"/>
+    <w:bookmarkStart w:id="176" w:name="제7장.-공정편성의-재구축과-예측-플랫폼의-완성"/>
+    <w:p>
+      <w:pPr>
+        <w:pStyle w:val="Heading1"/>
+      </w:pPr>
+      <w:r>
+        <w:t xml:space="preserve">제7장. 공정편성의 재구축과 예측 플랫폼의 완성</w:t>
+      </w:r>
+    </w:p>
+    <w:p>
+      <w:pPr>
+        <w:pStyle w:val="BlockText"/>
+      </w:pPr>
+      <w:r>
+        <w:t xml:space="preserve">“</w:t>
+      </w:r>
+      <w:r>
+        <w:t xml:space="preserve">공장전체의 리드타임은 Neck 공정이 하나로도 있으면, 그것에 의해 결정됩니다.</w:t>
+      </w:r>
+      <w:r>
+        <w:t xml:space="preserve">”</w:t>
+      </w:r>
+      <w:r>
+        <w:t xml:space="preserve"> </w:t>
+      </w:r>
+      <w:r>
+        <w:t xml:space="preserve">— 일본 생산관리 고전(『다품종소량·수주생산의 생산관리』)</w:t>
+      </w:r>
+    </w:p>
+    <w:p>
+      <w:pPr>
+        <w:pStyle w:val="FirstParagraph"/>
+      </w:pPr>
+      <w:r>
+        <w:t xml:space="preserve">컨설턴트 생활에서 가장 기억에 남는 장면 하나를 꼽으라면, 어느 판금가공 회사의 공장장이 레이아웃 도면을 앞에 두고 한참을 침묵하던 순간이다. 우리는 석 달간 5S를 다지고, 작업표를 바코드화하고, 일정계획을 세웠다. 성과는 분명했지만 어느 선에서 멈췄다. 데이터가 가리키는 결론은 하나였다 — 문제는 개별 작업이 아니라 공정의 편성 그 자체, 즉 30년 전 설비를 들여올 때의 배치가 지금의 제품 구성과 맞지 않는다는 것이었다. 공장장의 침묵은 무지의 침묵이 아니라 두려움의 침묵이었다. 편성을 건드리는 것은 기계를 옮기고, 사람의 역할을 바꾸고, 몇 주의 생산을 걸고 하는 도박이었기 때문이다. 그때 우리에게 없었던 것은 용기가 아니라 실험장이었다. 편성 대안을 실물 공장에 손대지 않고 시험해 볼 수 있는 장소 — 이 장은 생산관리 고전이 개선의 최종 단계로 제시한 공정편성의 재구축을 해설하고, 그 무거운 의사결정을 디지털 트윈이라는 실험장 위에서 수행하는 방법을 다룬다. 그리고 그 실험장을 포함한 예측 플랫폼의 전체 아키텍처로 1부를 결산한다.</w:t>
+      </w:r>
+    </w:p>
+    <w:bookmarkStart w:id="158" w:name="개별-개선의-한계-왜-편성을-다시-보아야-하는가"/>
     <w:p>
       <w:pPr>
         <w:pStyle w:val="Heading2"/>
       </w:pPr>
       <w:r>
+        <w:t xml:space="preserve">7.1 개별 개선의 한계: 왜 편성을 다시 보아야 하는가</w:t>
+      </w:r>
+    </w:p>
+    <w:p>
+      <w:pPr>
+        <w:pStyle w:val="FirstParagraph"/>
+      </w:pPr>
+      <w:r>
+        <w:t xml:space="preserve">생산관리 고전은 개선의 노정을 명확한 순서로 배열한다. 5S와 눈으로 보는 관리(2~3장에서 계승), 일정계획과 공수계획(4장에서 계승), 그리고 개별 작업 개선의 축적. 그러나 고전은 이 축적의 끝에서 정직하게 한계를 선언한다.</w:t>
+      </w:r>
+      <w:r>
+        <w:t xml:space="preserve"> </w:t>
+      </w:r>
+      <w:r>
+        <w:t xml:space="preserve">“</w:t>
+      </w:r>
+      <w:r>
+        <w:t xml:space="preserve">개별개선의 겹침은 존중해야만 하지만, 그 만큼으로는 한계가 있다.</w:t>
+      </w:r>
+      <w:r>
+        <w:t xml:space="preserve">”</w:t>
+      </w:r>
+      <w:r>
+        <w:t xml:space="preserve"> </w:t>
+      </w:r>
+      <w:r>
+        <w:t xml:space="preserve">품질도 원가도 리드타임도 상당 부분이 개별 작업이 아니라 프로세스의 구조 — 공정이 어떻게 편성되고 물건이 어떻게 흐르는가 — 에서 이미 결정되어 있기 때문이다. 그래서 고전의 마지막 스텝은</w:t>
+      </w:r>
+      <w:r>
+        <w:t xml:space="preserve"> </w:t>
+      </w:r>
+      <w:r>
+        <w:t xml:space="preserve">“</w:t>
+      </w:r>
+      <w:r>
+        <w:t xml:space="preserve">공정편성을 근본부터 다시 본다</w:t>
+      </w:r>
+      <w:r>
+        <w:t xml:space="preserve">”</w:t>
+      </w:r>
+      <w:r>
+        <w:t xml:space="preserve">이며, 그 지향점을</w:t>
+      </w:r>
+      <w:r>
+        <w:t xml:space="preserve"> </w:t>
+      </w:r>
+      <w:r>
+        <w:t xml:space="preserve">“</w:t>
+      </w:r>
+      <w:r>
+        <w:t xml:space="preserve">개별의 작업개선의 한계를 깨고, 깜짝 놀랄 만한 비약적 성과</w:t>
+      </w:r>
+      <w:r>
+        <w:t xml:space="preserve">”</w:t>
+      </w:r>
+      <w:r>
+        <w:t xml:space="preserve">라 명시한다.</w:t>
+      </w:r>
+    </w:p>
+    <w:p>
+      <w:pPr>
+        <w:pStyle w:val="BodyText"/>
+      </w:pPr>
+      <w:r>
+        <w:t xml:space="preserve">한계의 산술적 근거도 고전에 있다. 다품종소량 공장에서 정미 가공·조립 시간의 5~10배가 정체 — 공정 사이의 기다림 — 로 소비된다는 관찰이다. 개별 공정의 가공 시간을 아무리 단축해도 전체 리드타임의 10~20%를 다투는 것에 불과하고, 나머지 80~90%는 공정 사이의 이어짐, 즉 편성의 문제다. 고전은 이를</w:t>
+      </w:r>
+      <w:r>
+        <w:t xml:space="preserve"> </w:t>
+      </w:r>
+      <w:r>
+        <w:t xml:space="preserve">“</w:t>
+      </w:r>
+      <w:r>
+        <w:t xml:space="preserve">개별 기계 신예화에 의해 리드타임이 단축된 반짝이는 사례는 유감스럽게도 그다지 발견할 수 없다</w:t>
+      </w:r>
+      <w:r>
+        <w:t xml:space="preserve">”</w:t>
+      </w:r>
+      <w:r>
+        <w:t xml:space="preserve">는 실무 증언으로 못박는다. 한 공정만 회전수가 돌출해도 차공정과의 사이에 체류품의 산이 생길 뿐이라는 것 — 부분 최적의 함정에 대한 이보다 간명한 서술은 드물다.</w:t>
+      </w:r>
+    </w:p>
+    <w:bookmarkEnd w:id="158"/>
+    <w:bookmarkStart w:id="163" w:name="편성-재구축의-방법론-pq-분석에서-좋은-리듬까지"/>
+    <w:p>
+      <w:pPr>
+        <w:pStyle w:val="Heading2"/>
+      </w:pPr>
+      <w:r>
+        <w:t xml:space="preserve">7.2 편성 재구축의 방법론: PQ 분석에서 좋은 리듬까지</w:t>
+      </w:r>
+    </w:p>
+    <w:bookmarkStart w:id="159" w:name="pq-분석과-그룹-테크놀로지-섞여-있는-것을-나눈다"/>
+    <w:p>
+      <w:pPr>
+        <w:pStyle w:val="Heading3"/>
+      </w:pPr>
+      <w:r>
+        <w:t xml:space="preserve">PQ 분석과 그룹 테크놀로지: 섞여 있는 것을 나눈다</w:t>
+      </w:r>
+    </w:p>
+    <w:p>
+      <w:pPr>
+        <w:pStyle w:val="FirstParagraph"/>
+      </w:pPr>
+      <w:r>
+        <w:t xml:space="preserve">편성 재구축의 첫 도구는 PQ 분석이다. 제품(Product)별 생산량(Quantity)을 조사해 막대그래프로 늘어놓는 단순한 분석이지만, 그것이 드러내는 사실은 단순하지 않다. 고전의 관찰을 그대로 옮긴다.</w:t>
+      </w:r>
+    </w:p>
+    <w:p>
+      <w:pPr>
+        <w:pStyle w:val="BlockText"/>
+      </w:pPr>
+      <w:r>
+        <w:t xml:space="preserve">다품종소량생산도 실태를 조사해 보면, 결코 (적지 않은) 중량 계속 생산품도 만들고 있는 것이 있습니다. 이들이 진정한 다품종소량생산품과 뒤섞여 있고, 공정이 어색해 있는 것입니다. …… 이것을 PQ 분석이라고 말합니다. 이것에 의해 중량생산품과 소량생산품을 그룹으로 나눠서, 각자 적당한 공정편성과 레이아웃을 입안합니다. — 생산관리 고전</w:t>
+      </w:r>
+    </w:p>
+    <w:p>
+      <w:pPr>
+        <w:pStyle w:val="FirstParagraph"/>
+      </w:pPr>
+      <w:r>
+        <w:t xml:space="preserve">’다품종소량 공장’이라는 자기 인식 아래 실제로는 성격이 다른 두 개의 공장 — 반복 생산에 가까운 다량품의 공장과 진정한 소량품의 공장 — 이 한 지붕 아래 뒤섞여, 서로의 흐름을 방해하고 있다는 것이다. 다량품은 흐름 생산(라인화)에 적합한 편성을, 소량품은 유연한 기능별 편성 혹은 그룹별 편성을 주면 각자가 살아난다. 나누기 전에는 어느 쪽에도 맞지 않는 어정쩡한 편성이 전체의 리드타임을 갉아먹는다.</w:t>
+      </w:r>
+    </w:p>
+    <w:p>
+      <w:pPr>
+        <w:pStyle w:val="BodyText"/>
+      </w:pPr>
+      <w:r>
+        <w:t xml:space="preserve">소량품 쪽의 처방이 그룹 테크놀로지(group technology)다. 고전은 이를</w:t>
+      </w:r>
+      <w:r>
+        <w:t xml:space="preserve"> </w:t>
+      </w:r>
+      <w:r>
+        <w:t xml:space="preserve">“</w:t>
+      </w:r>
+      <w:r>
+        <w:t xml:space="preserve">유사부품을 하나의 그룹에 정리해서, 될 수 있는 한 표준화를 진행하는 것에 의해 공정편성, 로트 편성, 작업 스케줄 편성을 합리화하고, 양산공장에 지지 않는 효율을 실현하자</w:t>
+      </w:r>
+      <w:r>
+        <w:t xml:space="preserve">”</w:t>
+      </w:r>
+      <w:r>
+        <w:t xml:space="preserve">는 사고방식으로 요약한다. 형태·치수·공정·작업 방법의 유사성으로 부품을 분류하고(고전은 분류코드 체계로 KC-2식을 소개하는데, 이는 2장에서 논한 코드체계 — 데이터의 정위치 — 가 공정편성의 도구이기도 함을 보여준다), 유사 그룹 단위로 작업을 표준화하며 — 다품종소량에서는 미세한 동작 수준이 아니라</w:t>
+      </w:r>
+      <w:r>
+        <w:t xml:space="preserve"> </w:t>
+      </w:r>
+      <w:r>
+        <w:t xml:space="preserve">‘</w:t>
+      </w:r>
+      <w:r>
+        <w:t xml:space="preserve">단위작업</w:t>
+      </w:r>
+      <w:r>
+        <w:t xml:space="preserve">’</w:t>
+      </w:r>
+      <w:r>
+        <w:t xml:space="preserve"> </w:t>
+      </w:r>
+      <w:r>
+        <w:t xml:space="preserve">수준에서 — 그룹별 표준시간 테이블을 만들어 일정계획·공수계획의 기초로 삼는다. 개별 품목으로는 소량이라 표준화가 불가능해 보이던 것이, 그룹으로 묶는 순간 반복성이 생기고 계획 가능해진다. 그룹 테크놀로지는 다품종소량 공장이 규모의 경제 대신 유사성의 경제를 얻는 방법이다.</w:t>
+      </w:r>
+    </w:p>
+    <w:bookmarkEnd w:id="159"/>
+    <w:bookmarkStart w:id="160" w:name="흐름화와-neck-공정-리드타임은-병목-하나가-결정한다"/>
+    <w:p>
+      <w:pPr>
+        <w:pStyle w:val="Heading3"/>
+      </w:pPr>
+      <w:r>
+        <w:t xml:space="preserve">흐름화와 Neck 공정: 리드타임은 병목 하나가 결정한다</w:t>
+      </w:r>
+    </w:p>
+    <w:p>
+      <w:pPr>
+        <w:pStyle w:val="FirstParagraph"/>
+      </w:pPr>
+      <w:r>
+        <w:t xml:space="preserve">편성 재구축의 목적 함수는 흐름이다. 고전이 공정관리의 급소로 못박은</w:t>
+      </w:r>
+      <w:r>
+        <w:t xml:space="preserve"> </w:t>
+      </w:r>
+      <w:r>
+        <w:t xml:space="preserve">“</w:t>
+      </w:r>
+      <w:r>
+        <w:t xml:space="preserve">사물을 저장하지 않고 흘린다</w:t>
+      </w:r>
+      <w:r>
+        <w:t xml:space="preserve">”</w:t>
+      </w:r>
+      <w:r>
+        <w:t xml:space="preserve">를 편성의 수준에서 실현하는 것이다. 소로트화는 그 직접 수단이다 — 로트를 3분의 1로 줄이면 공정 기다림을 무시할 때 리드타임도 3분의 1이 되고, 극한인 ’1개 흐름’에서는 로트 기다림 자체가 소멸한다. 그리고 흐름의 최대의 적이 Neck(병목) 공정이다. 이 장의 제사(題詞)로 삼은 고전의 명제 — 공장 전체의 리드타임은 Neck 공정이 하나만 있어도 그것에 의해 결정된다 — 는, 대양 건너에서 골드랫이 제약이론(TOC)으로 정식화한 통찰 — 시스템의 산출은 제약이 결정하며, 병목에서 잃은 한 시간은 시스템 전체가 잃은 한 시간이다 — 과 정확히 공명한다(Goldratt &amp; Cox, 1984). 주목할 것은 고전이 Neck 해소를 누구의 일로 규정하는가다.</w:t>
+      </w:r>
+      <w:r>
+        <w:t xml:space="preserve"> </w:t>
+      </w:r>
+      <w:r>
+        <w:t xml:space="preserve">“</w:t>
+      </w:r>
+      <w:r>
+        <w:t xml:space="preserve">개별 직장의 노력으로는 손이 미치지 않는다. 생산기술과 공정관리 스태프, 제조부장, 공장장(혹은 사장)은 Neck 공정의 존재에 사방을 살피고, 신속하게 해소의 수를 쓰는 것이 중요한 임무</w:t>
+      </w:r>
+      <w:r>
+        <w:t xml:space="preserve">”</w:t>
+      </w:r>
+      <w:r>
+        <w:t xml:space="preserve">라는 것 — 병목은 구조의 문제이므로 구조를 바꿀 권한을 가진 사람의 문제라는 선언이다. 4장에서 예고했던 그래프 중심성 분석 — 어느 공정 노드에 가장 많은 제품 경로가 집중되는가 — 은 이 임무의 데이터 버전으로, 경험과 순시(巡視)로 찾던 Neck을 그래프가 계산으로 찾아낸다.</w:t>
+      </w:r>
+    </w:p>
+    <w:bookmarkEnd w:id="160"/>
+    <w:bookmarkStart w:id="161" w:name="절차-개선과-좋은-리듬-smed의-지혜"/>
+    <w:p>
+      <w:pPr>
+        <w:pStyle w:val="Heading3"/>
+      </w:pPr>
+      <w:r>
+        <w:t xml:space="preserve">절차 개선과 좋은 리듬: SMED의 지혜</w:t>
+      </w:r>
+    </w:p>
+    <w:p>
+      <w:pPr>
+        <w:pStyle w:val="FirstParagraph"/>
+      </w:pPr>
+      <w:r>
+        <w:t xml:space="preserve">소로트화에는 대가가 있다. 로트가 잘게 나뉠수록 절차(단취, 段取り — 작업 전환 준비) 횟수가 늘어난다는 것이다. 고전은 이 대가를 절차 시간 자체의 단축으로 상쇄하라 하며, 그 방법을 명료한 순서로 제시한다. 기계를 세워야만 할 수 있는 작업을</w:t>
+      </w:r>
+      <w:r>
+        <w:t xml:space="preserve"> </w:t>
+      </w:r>
+      <w:r>
+        <w:t xml:space="preserve">‘</w:t>
+      </w:r>
+      <w:r>
+        <w:t xml:space="preserve">내(內) 절차</w:t>
+      </w:r>
+      <w:r>
+        <w:t xml:space="preserve">’</w:t>
+      </w:r>
+      <w:r>
+        <w:t xml:space="preserve">, 기계를 돌리면서 병행할 수 있는 작업을</w:t>
+      </w:r>
+      <w:r>
+        <w:t xml:space="preserve"> </w:t>
+      </w:r>
+      <w:r>
+        <w:t xml:space="preserve">‘</w:t>
+      </w:r>
+      <w:r>
+        <w:t xml:space="preserve">외(外) 절차’로 나누고, ①내 절차를 최대한 외 절차로 옮기고, ②남은 내 절차를 개선해 단축하고, ③외 절차도 개선하고, ④이를 반복해 ’싱글 절차</w:t>
+      </w:r>
+      <w:r>
+        <w:t xml:space="preserve">’</w:t>
+      </w:r>
+      <w:r>
+        <w:t xml:space="preserve"> </w:t>
+      </w:r>
+      <w:r>
+        <w:t xml:space="preserve">— 10분 미만, 한 자리 수 분(分)의 절차 — 를 지향한다는 것이다. 이것은 신고 시게오(新鄕重夫)가 도요타 등의 현장에서 체계화한 SMED(Single-Minute Exchange of Die)와 동일한 방법론이며(Shingo, 1985), 고전이</w:t>
+      </w:r>
+      <w:r>
+        <w:t xml:space="preserve"> </w:t>
+      </w:r>
+      <w:r>
+        <w:t xml:space="preserve">“</w:t>
+      </w:r>
+      <w:r>
+        <w:t xml:space="preserve">외 절차의 개선에서 효과가 있는 것은 뭐라 해도 5S와 눈으로 보는 관리의 철저</w:t>
+      </w:r>
+      <w:r>
+        <w:t xml:space="preserve">”</w:t>
+      </w:r>
+      <w:r>
+        <w:t xml:space="preserve">라고 덧붙이는 대목에서, 이 책 2~3장의 기초가 최종 단계의 기법과 어떻게 이어지는지가 드러난다. 절차 개선 없는 소로트화는 능률 저하로 되돌아오고, 절차 개선이 뒷받침된 소로트화는 리드타임과 재고를 동시에 무너뜨린다.</w:t>
+      </w:r>
+    </w:p>
+    <w:p>
+      <w:pPr>
+        <w:pStyle w:val="BodyText"/>
+      </w:pPr>
+      <w:r>
+        <w:t xml:space="preserve">편성 재구축의 마지막 요소는 정량화하기 어렵지만 고전이</w:t>
+      </w:r>
+      <w:r>
+        <w:t xml:space="preserve"> </w:t>
+      </w:r>
+      <w:r>
+        <w:t xml:space="preserve">“</w:t>
+      </w:r>
+      <w:r>
+        <w:t xml:space="preserve">공장운영에서 가장 중요한 것</w:t>
+      </w:r>
+      <w:r>
+        <w:t xml:space="preserve">”</w:t>
+      </w:r>
+      <w:r>
+        <w:t xml:space="preserve">이라 부른 좋은 리듬이다.</w:t>
+      </w:r>
+      <w:r>
+        <w:t xml:space="preserve"> </w:t>
+      </w:r>
+      <w:r>
+        <w:t xml:space="preserve">“</w:t>
+      </w:r>
+      <w:r>
+        <w:t xml:space="preserve">좋은 리듬은 작업이 정연하게 진행되고, 그들이 정체하는 것이 아니라 이어져 흐르는 것에 의해 창출된다.</w:t>
+      </w:r>
+      <w:r>
+        <w:t xml:space="preserve">”</w:t>
+      </w:r>
+      <w:r>
+        <w:t xml:space="preserve"> </w:t>
+      </w:r>
+      <w:r>
+        <w:t xml:space="preserve">리듬을 파괴하는 것은 트러블의 발생과 돌발적인 예정 변경, 그리고</w:t>
+      </w:r>
+      <w:r>
+        <w:t xml:space="preserve"> </w:t>
+      </w:r>
+      <w:r>
+        <w:t xml:space="preserve">“</w:t>
+      </w:r>
+      <w:r>
+        <w:t xml:space="preserve">다음에 무엇을 하면 좋을지 판단하기 어려운</w:t>
+      </w:r>
+      <w:r>
+        <w:t xml:space="preserve">”</w:t>
+      </w:r>
+      <w:r>
+        <w:t xml:space="preserve"> </w:t>
+      </w:r>
+      <w:r>
+        <w:t xml:space="preserve">정보 부족이다. 고전의 처방은 정보의 공유 — POP/LAN에 의한</w:t>
+      </w:r>
+      <w:r>
+        <w:t xml:space="preserve"> </w:t>
+      </w:r>
+      <w:r>
+        <w:t xml:space="preserve">‘</w:t>
+      </w:r>
+      <w:r>
+        <w:t xml:space="preserve">공장의 공명정대화</w:t>
+      </w:r>
+      <w:r>
+        <w:t xml:space="preserve">’</w:t>
+      </w:r>
+      <w:r>
+        <w:t xml:space="preserve">, 즉 트러블·예정·변경을 사전에, 빠르게, 정확하게 공정 전체에 알리는 것이다. 3장에서 ’보이는 공장에서 말하는 공장으로’라 부른 실시간 수집·브리핑 구조가 바로 이 공명정대화의 현대적 실장이며, 좋은 리듬이란 결국 정보가 물건보다 먼저 흐르는 상태다.</w:t>
+      </w:r>
+    </w:p>
+    <w:bookmarkEnd w:id="161"/>
+    <w:bookmarkStart w:id="162" w:name="bpr-백지에서-프로세스를-다시-그린다"/>
+    <w:p>
+      <w:pPr>
+        <w:pStyle w:val="Heading3"/>
+      </w:pPr>
+      <w:r>
+        <w:t xml:space="preserve">BPR: 백지에서 프로세스를 다시 그린다</w:t>
+      </w:r>
+    </w:p>
+    <w:p>
+      <w:pPr>
+        <w:pStyle w:val="FirstParagraph"/>
+      </w:pPr>
+      <w:r>
+        <w:t xml:space="preserve">고전은 편성 재구축의 사상적 상한선으로 리엔지니어링을 소개한다.</w:t>
+      </w:r>
+      <w:r>
+        <w:t xml:space="preserve"> </w:t>
+      </w:r>
+      <w:r>
+        <w:t xml:space="preserve">“</w:t>
+      </w:r>
+      <w:r>
+        <w:t xml:space="preserve">일련의 업무처리 프로세스를, 종래의 조직·제도에 휩쓸리지 말고 백지부터 다시 봐야만 하고, 거기에서 발본적인 개혁이 시작된다</w:t>
+      </w:r>
+      <w:r>
+        <w:t xml:space="preserve">”</w:t>
+      </w:r>
+      <w:r>
+        <w:t xml:space="preserve">는 마이클 해머의 주장이다. 해머는</w:t>
+      </w:r>
+      <w:r>
+        <w:t xml:space="preserve"> </w:t>
+      </w:r>
+      <w:r>
+        <w:t xml:space="preserve">“</w:t>
+      </w:r>
+      <w:r>
+        <w:t xml:space="preserve">자동화하지 말고 말소하라(Don’t Automate, Obliterate)</w:t>
+      </w:r>
+      <w:r>
+        <w:t xml:space="preserve">”</w:t>
+      </w:r>
+      <w:r>
+        <w:t xml:space="preserve">는 도발적 논문(Hammer, 1990)과 챔피와의 공저(Hammer &amp; Champy, 1993)에서, 분업의 관리 비용이 분업의 이익을 상쇄하기 시작했다며 세분화된 작업을</w:t>
+      </w:r>
+      <w:r>
+        <w:t xml:space="preserve"> </w:t>
+      </w:r>
+      <w:r>
+        <w:t xml:space="preserve">‘</w:t>
+      </w:r>
+      <w:r>
+        <w:t xml:space="preserve">일련의 정리되는 일’로 재통합해 개인 또는 소수 그룹에 통째로 맡기자고 주장했다. 고전은 이를 다품종소량의 현장 언어로 번역한다. 기능별로 나뉜 ’가로 분할</w:t>
+      </w:r>
+      <w:r>
+        <w:t xml:space="preserve">’</w:t>
+      </w:r>
+      <w:r>
+        <w:t xml:space="preserve">(선반은 선반 일만, 구매는 구매 일만)에서 소재부터 완성품까지의 프로세스를 단위로 하는 ’세로 분할’로, 나아가 8~12인의 그룹이 품질·수량·가동·납기·가격의 다섯 임무를 공동 책임지는 그룹 생산방식(고전은 메르세데스-벤츠 라슈타트 공장의 사례를 든다)과, 단락 좋은 완성도까지 수미일관 가공하는 단위로 공정을 묶는 모듈 생산방식으로. 그리고 그 필요조건으로 다능공화, 정보 시스템에 의한 정보 공유, 자율협조로의 의식개혁 세 가지를 든다. 공정편성의 재구축은 기계 배치의 문제로 시작해 결국 조직과 사람의 문제에 닿는다 — 이 통찰은 6장의 변화관리 논의와 이 장을 잇는 다리다.</w:t>
+      </w:r>
+    </w:p>
+    <w:p>
+      <w:pPr>
+        <w:pStyle w:val="BodyText"/>
+      </w:pPr>
+      <w:r>
+        <w:t xml:space="preserve">한편 고전은 재구축의 실무 절차도 남겼다.</w:t>
+      </w:r>
+      <w:r>
+        <w:t xml:space="preserve"> </w:t>
+      </w:r>
+      <w:r>
+        <w:t xml:space="preserve">‘</w:t>
+      </w:r>
+      <w:r>
+        <w:t xml:space="preserve">공정 분해</w:t>
+      </w:r>
+      <w:r>
+        <w:t xml:space="preserve">’</w:t>
+      </w:r>
+      <w:r>
+        <w:t xml:space="preserve"> </w:t>
+      </w:r>
+      <w:r>
+        <w:t xml:space="preserve">— 현장의 하는 방법을 일단 백지화하고 요소로 해체한 뒤, 공정의 목적(있어야 할 기능)을 추구하고, 개선 단면을 발견하고, 흐름을 구상하고, 새 레이아웃안을 만들고, 효과를 예상한다는 순서다. 이 절차의 마지막 두 걸음 — 새 레이아웃안 작성과 효과 예상 — 이 바로 다음 절의 주제다. 고전의 시대에 효과 예상은 계산 용지와 경험의 몫이었다. 지금 우리는 다른 도구를 갖고 있다.</w:t>
+      </w:r>
+    </w:p>
+    <w:bookmarkEnd w:id="162"/>
+    <w:bookmarkEnd w:id="163"/>
+    <w:bookmarkStart w:id="166" w:name="편성-대안을-디지털-트윈에서-실험한다"/>
+    <w:p>
+      <w:pPr>
+        <w:pStyle w:val="Heading2"/>
+      </w:pPr>
+      <w:r>
         <w:t xml:space="preserve">7.3 편성 대안을 디지털 트윈에서 실험한다</w:t>
       </w:r>
     </w:p>
-    <w:bookmarkStart w:id="158" w:name="온톨로지-지식그래프-요약-실험장의-뼈대"/>
+    <w:bookmarkStart w:id="164" w:name="온톨로지-지식그래프-요약-실험장의-뼈대"/>
     <w:p>
       <w:pPr>
         <w:pStyle w:val="Heading3"/>
@@ -15083,8 +15107,8 @@
         <w:t xml:space="preserve">같은 질문이 한 번의 경로 탐색이 되는 구조다. LLM은 이 그래프와 상호 보완 관계에 있다. 그래프는 LLM의 환각을 억제하는 사실의 척추가 되고, LLM은 비정형 텍스트에서 그래프를 길어 올리며 자연어 질문을 그래프 질의로 번역한다(Edge et al., 2024; Pan et al., 2024) — 이것이 GraphRAG의 요지다. 그리고 디지털 트윈은 이 그래프에 두 능력이 더해진 상태다. 동기화 — 물리 세계의 사건이 지체 없이 그래프의 상태 변화로 반영되는 것(물리 대상-가상 모델-데이터 연결의 3요소; Grieves, 2014; Glaessgen &amp; Stargel, 2012), 그리고 시뮬레이션 — 그래프의 현재 상태에 가상의 사건을 주입해 파급을 계산하는 것. 데이터 흐름이 양방향 자동일 때만 트윈이라 부를 수 있다는 구분(Kritzinger et al., 2018)은 이 책의 환류 루프와 정확히 겹친다.</w:t>
       </w:r>
     </w:p>
-    <w:bookmarkEnd w:id="158"/>
-    <w:bookmarkStart w:id="159" w:name="what-if-편성-재구축이라는-최고난도-질문"/>
+    <w:bookmarkEnd w:id="164"/>
+    <w:bookmarkStart w:id="165" w:name="what-if-편성-재구축이라는-최고난도-질문"/>
     <w:p>
       <w:pPr>
         <w:pStyle w:val="Heading3"/>
@@ -15127,9 +15151,9 @@
         <w:t xml:space="preserve">서두의 판금가공 회사로 돌아가 보자. 오늘의 도구로 그 침묵의 순간을 다시 구성하면 이렇게 된다. PQ 분석이 상위 12품목(품목 수 8%, 물량 61%)의 반복 생산성을 드러내고, LLM이 세 개의 편성 대안 — ①상위 품목 전용 라인 분리, ②그룹 테크놀로지 셀 2개 신설, ③현행 유지+병목 공정 설비 1대 증설 — 을 그래프 위의 변경안으로 작성한다. 시뮬레이션 성적표: ①은 리드타임 -38%이나 소량품 쪽 유연성 저하, ③은 투자 대비 개선 -9%에 그침(병목이 후공정으로 이동), ②가 리드타임 -31%, 납기준수율 +5.2%p로 균형 최적. 공장장은 여전히 결정의 무게를 진다 — 그러나 이제 도박이 아니라 실험 결과 위에서 진다. 결정이 승인되면 새 라우팅과 작업구역(Work Center) 마스터가 Odoo로 환류되고, 이행 기간의 관리도가 신설되어 예상과 실측의 차이가 다음 학습으로 남는다. 편성 재구축조차 DMAIC 루프의 한 회전이 되는 것이다.</w:t>
       </w:r>
     </w:p>
-    <w:bookmarkEnd w:id="159"/>
-    <w:bookmarkEnd w:id="160"/>
-    <w:bookmarkStart w:id="164" w:name="예측-플랫폼의-완성-아키텍처-총괄과-성숙도"/>
+    <w:bookmarkEnd w:id="165"/>
+    <w:bookmarkEnd w:id="166"/>
+    <w:bookmarkStart w:id="173" w:name="예측-플랫폼의-완성-아키텍처-총괄과-성숙도"/>
     <w:p>
       <w:pPr>
         <w:pStyle w:val="Heading2"/>
@@ -15138,7 +15162,62 @@
         <w:t xml:space="preserve">7.4 예측 플랫폼의 완성: 아키텍처 총괄과 성숙도</w:t>
       </w:r>
     </w:p>
-    <w:bookmarkStart w:id="161" w:name="부의-결론-그림"/>
+    <w:p>
+      <w:pPr>
+        <w:pStyle w:val="CaptionedFigure"/>
+      </w:pPr>
+      <w:r>
+        <w:drawing>
+          <wp:inline>
+            <wp:extent cx="4206240" cy="3132306"/>
+            <wp:effectExtent b="0" l="0" r="0" t="0"/>
+            <wp:docPr descr="그림 7-3. 예측 플랫폼 통합 아키텍처 — 1부의 결론 그림" title="" id="168" name="Picture"/>
+            <a:graphic>
+              <a:graphicData uri="http://schemas.openxmlformats.org/drawingml/2006/picture">
+                <pic:pic>
+                  <pic:nvPicPr>
+                    <pic:cNvPr descr="figures/fig_73_platform.png" id="169" name="Picture"/>
+                    <pic:cNvPicPr>
+                      <a:picLocks noChangeArrowheads="1" noChangeAspect="1"/>
+                    </pic:cNvPicPr>
+                  </pic:nvPicPr>
+                  <pic:blipFill>
+                    <a:blip r:embed="rId167"/>
+                    <a:stretch>
+                      <a:fillRect/>
+                    </a:stretch>
+                  </pic:blipFill>
+                  <pic:spPr bwMode="auto">
+                    <a:xfrm>
+                      <a:off x="0" y="0"/>
+                      <a:ext cx="4206240" cy="3132306"/>
+                    </a:xfrm>
+                    <a:prstGeom prst="rect">
+                      <a:avLst/>
+                    </a:prstGeom>
+                    <a:noFill/>
+                    <a:ln w="9525">
+                      <a:noFill/>
+                      <a:headEnd/>
+                      <a:tailEnd/>
+                    </a:ln>
+                  </pic:spPr>
+                </pic:pic>
+              </a:graphicData>
+            </a:graphic>
+          </wp:inline>
+        </w:drawing>
+      </w:r>
+    </w:p>
+    <w:p>
+      <w:pPr>
+        <w:pStyle w:val="ImageCaption"/>
+      </w:pPr>
+      <w:r>
+        <w:t xml:space="preserve">그림 7-3. 예측 플랫폼 통합 아키텍처 — 1부의 결론 그림</w:t>
+      </w:r>
+    </w:p>
+    <w:bookmarkStart w:id="170" w:name="부의-결론-그림"/>
     <w:p>
       <w:pPr>
         <w:pStyle w:val="Heading3"/>
@@ -15363,8 +15442,8 @@
         <w:t xml:space="preserve">읽는 방향은 아래에서 위로, 그리고 다시 아래로다. 현장의 3정5S(2장)가 데이터 품질의 원점을 만들고, 눈으로 보는 관리의 디지털 전환(3장)이 실시간 수집을 만들며, Odoo가 단일 원천으로 기록하고(1장), 부품전개와 일정계획(4장)이 frePPLe와 함께 계획을 만들고, n8n이 데이터를 그래프로 올리고 판단을 현장으로 내리며, 온톨로지 지식그래프 위의 디지털 트윈이 What-if의 실험장이 되고(7장), 그 전체를 LLM 에이전트의 DMAIC 루프(5장)가 상시로 돈다. 어느 층도 건너뛸 수 없다. 아래층의 품질이 위층의 지능의 상한이다.</w:t>
       </w:r>
     </w:p>
-    <w:bookmarkEnd w:id="161"/>
-    <w:bookmarkStart w:id="162" w:name="성숙도-5단계-어디까지-왔고-어디로-가는가"/>
+    <w:bookmarkEnd w:id="170"/>
+    <w:bookmarkStart w:id="171" w:name="성숙도-5단계-어디까지-왔고-어디로-가는가"/>
     <w:p>
       <w:pPr>
         <w:pStyle w:val="Heading3"/>
@@ -15736,8 +15815,8 @@
         <w:t xml:space="preserve">라는 통찰의 우리 시대 버전이다.</w:t>
       </w:r>
     </w:p>
-    <w:bookmarkEnd w:id="162"/>
-    <w:bookmarkStart w:id="163" w:name="부의-결산-2부의-예고"/>
+    <w:bookmarkEnd w:id="171"/>
+    <w:bookmarkStart w:id="172" w:name="부의-결산-2부의-예고"/>
     <w:p>
       <w:pPr>
         <w:pStyle w:val="Heading3"/>
@@ -15754,9 +15833,9 @@
         <w:t xml:space="preserve">1부를 관통한 명제로 결산을 대신한다. 현장의 원칙은 변하지 않았다. 정위치·정품·정량은 데이터의 세계에서도 품질의 원점이고, 눈으로 보는 관리는 실시간 가시화와 추론으로 확장되었으며, QC 스토리의 나선은 LLM이 상시로 돌리는 DMAIC 루프가 되었고, 공정편성 재구축이라는 최고난도의 의사결정조차 온톨로지 그래프 위의 실험이 되었다. 원칙을 실행하는 주체가 사람의 눈에서 데이터의 루프로 확장되었을 뿐이다. 남은 질문은 실장(實裝)이다. 이 아키텍처의 토대인 Odoo는 실제로 어떤 모듈로 구성되어 있고, 각 모듈은 무엇을 잘하고 무엇이 부족하며, 어디를 어떻게 보완해야 예측 플랫폼의 부품이 되는가. 2부에서는 웹사이트 빌더와 이커머스, CRM, 판매, 매입, 재고 관리, 제조 관리, 회계, 그리고 AI와 지식센터까지 — Odoo를 모듈 단위로 해부한다.</w:t>
       </w:r>
     </w:p>
-    <w:bookmarkEnd w:id="163"/>
-    <w:bookmarkEnd w:id="164"/>
-    <w:bookmarkStart w:id="165" w:name="핵심-요약-6"/>
+    <w:bookmarkEnd w:id="172"/>
+    <w:bookmarkEnd w:id="173"/>
+    <w:bookmarkStart w:id="174" w:name="핵심-요약-6"/>
     <w:p>
       <w:pPr>
         <w:pStyle w:val="Heading2"/>
@@ -15849,8 +15928,8 @@
         <w:t xml:space="preserve">성숙도는 기술→진단→예측→처방→자율의 5단계 사다리를 건너뛰지 않고 오른다. 자율은 사람의 소멸이 아니라 신뢰의 축적이며, 이는 고전이 그린 ’컴퓨터로 무장한 자율협조 생산방식’의 완성형이다.</w:t>
       </w:r>
     </w:p>
-    <w:bookmarkEnd w:id="165"/>
-    <w:bookmarkStart w:id="166" w:name="이-장의-참고문헌-6"/>
+    <w:bookmarkEnd w:id="174"/>
+    <w:bookmarkStart w:id="175" w:name="이-장의-참고문헌-6"/>
     <w:p>
       <w:pPr>
         <w:pStyle w:val="Heading2"/>
@@ -16095,8 +16174,8 @@
         <w:t xml:space="preserve">일본 생산관리 고전. 『다품종소량·수주생산의 생산관리』 (본서 연구자료).</w:t>
       </w:r>
     </w:p>
-    <w:bookmarkEnd w:id="166"/>
-    <w:bookmarkEnd w:id="167"/>
+    <w:bookmarkEnd w:id="175"/>
+    <w:bookmarkEnd w:id="176"/>
     <w:sectPr/>
   </w:body>
 </w:document>

--- a/book/v2/AI_ERP_혁명_Odoo와_지능형ERP_프롤로그_1부.docx
+++ b/book/v2/AI_ERP_혁명_Odoo와_지능형ERP_프롤로그_1부.docx
@@ -162,7 +162,7 @@
       </w:r>
     </w:p>
     <w:bookmarkEnd w:id="22"/>
-    <w:bookmarkStart w:id="34" w:name="Xcbf0280cd3e995374085b96d1d0d3c87ac2a984"/>
+    <w:bookmarkStart w:id="37" w:name="Xcbf0280cd3e995374085b96d1d0d3c87ac2a984"/>
     <w:p>
       <w:pPr>
         <w:pStyle w:val="Heading1"/>
@@ -436,7 +436,7 @@
       </w:r>
     </w:p>
     <w:bookmarkEnd w:id="25"/>
-    <w:bookmarkStart w:id="26" w:name="데이터의-3정5s-수집의-철학"/>
+    <w:bookmarkStart w:id="29" w:name="데이터의-3정5s-수집의-철학"/>
     <w:p>
       <w:pPr>
         <w:pStyle w:val="Heading2"/>
@@ -451,6 +451,61 @@
       </w:pPr>
       <w:r>
         <w:t xml:space="preserve">물리적 3정5S를 데이터의 언어로 옮겨 보자.</w:t>
+      </w:r>
+    </w:p>
+    <w:p>
+      <w:pPr>
+        <w:pStyle w:val="CaptionedFigure"/>
+      </w:pPr>
+      <w:r>
+        <w:drawing>
+          <wp:inline>
+            <wp:extent cx="4206240" cy="3200400"/>
+            <wp:effectExtent b="0" l="0" r="0" t="0"/>
+            <wp:docPr descr="그림 P-2. 물리의 3정5S ↔ 데이터의 3정5S 대응" title="" id="27" name="Picture"/>
+            <a:graphic>
+              <a:graphicData uri="http://schemas.openxmlformats.org/drawingml/2006/picture">
+                <pic:pic>
+                  <pic:nvPicPr>
+                    <pic:cNvPr descr="figures/fig_P2_3jung5s.png" id="28" name="Picture"/>
+                    <pic:cNvPicPr>
+                      <a:picLocks noChangeArrowheads="1" noChangeAspect="1"/>
+                    </pic:cNvPicPr>
+                  </pic:nvPicPr>
+                  <pic:blipFill>
+                    <a:blip r:embed="rId26"/>
+                    <a:stretch>
+                      <a:fillRect/>
+                    </a:stretch>
+                  </pic:blipFill>
+                  <pic:spPr bwMode="auto">
+                    <a:xfrm>
+                      <a:off x="0" y="0"/>
+                      <a:ext cx="4206240" cy="3200400"/>
+                    </a:xfrm>
+                    <a:prstGeom prst="rect">
+                      <a:avLst/>
+                    </a:prstGeom>
+                    <a:noFill/>
+                    <a:ln w="9525">
+                      <a:noFill/>
+                      <a:headEnd/>
+                      <a:tailEnd/>
+                    </a:ln>
+                  </pic:spPr>
+                </pic:pic>
+              </a:graphicData>
+            </a:graphic>
+          </wp:inline>
+        </w:drawing>
+      </w:r>
+    </w:p>
+    <w:p>
+      <w:pPr>
+        <w:pStyle w:val="ImageCaption"/>
+      </w:pPr>
+      <w:r>
+        <w:t xml:space="preserve">그림 P-2. 물리의 3정5S ↔ 데이터의 3정5S 대응</w:t>
       </w:r>
     </w:p>
     <w:p>
@@ -619,8 +674,8 @@
         <w:t xml:space="preserve">이것이 이 책의 첫 번째 명제다.</w:t>
       </w:r>
     </w:p>
-    <w:bookmarkEnd w:id="26"/>
-    <w:bookmarkStart w:id="27" w:name="눈으로-보는-관리의-진화-보는-관리에서-추론하는-관리로"/>
+    <w:bookmarkEnd w:id="29"/>
+    <w:bookmarkStart w:id="30" w:name="눈으로-보는-관리의-진화-보는-관리에서-추론하는-관리로"/>
     <w:p>
       <w:pPr>
         <w:pStyle w:val="Heading2"/>
@@ -801,8 +856,8 @@
         <w:t xml:space="preserve">달라진 것은 ’보는 주체’에 AI가 더해졌고, ’보는 시제’에 미래가 더해졌다는 것뿐이다.</w:t>
       </w:r>
     </w:p>
-    <w:bookmarkEnd w:id="27"/>
-    <w:bookmarkStart w:id="28" w:name="dmaic의-재해석-개선-사이클을-데이터-루프로"/>
+    <w:bookmarkEnd w:id="30"/>
+    <w:bookmarkStart w:id="31" w:name="dmaic의-재해석-개선-사이클을-데이터-루프로"/>
     <w:p>
       <w:pPr>
         <w:pStyle w:val="Heading2"/>
@@ -1133,8 +1188,8 @@
         <w:t xml:space="preserve">이다. 방법론은 새로 발명되지 않았다. 실행의 주체와 속도가 바뀌었을 뿐이다.</w:t>
       </w:r>
     </w:p>
-    <w:bookmarkEnd w:id="28"/>
-    <w:bookmarkStart w:id="32" w:name="llm-무한-루프-사람이-분기마다-돌리던-사이클을-ai가-상시로-돌린다"/>
+    <w:bookmarkEnd w:id="31"/>
+    <w:bookmarkStart w:id="35" w:name="llm-무한-루프-사람이-분기마다-돌리던-사이클을-ai가-상시로-돌린다"/>
     <w:p>
       <w:pPr>
         <w:pStyle w:val="Heading2"/>
@@ -1176,18 +1231,18 @@
           <wp:inline>
             <wp:extent cx="4206240" cy="2991104"/>
             <wp:effectExtent b="0" l="0" r="0" t="0"/>
-            <wp:docPr descr="그림 P-3. DMAIC × LLM 무한 루프 — 사람이 분기마다 돌리던 사이클을 AI가 상시로 돌린다" title="" id="30" name="Picture"/>
+            <wp:docPr descr="그림 P-3. DMAIC × LLM 무한 루프 — 사람이 분기마다 돌리던 사이클을 AI가 상시로 돌린다" title="" id="33" name="Picture"/>
             <a:graphic>
               <a:graphicData uri="http://schemas.openxmlformats.org/drawingml/2006/picture">
                 <pic:pic>
                   <pic:nvPicPr>
-                    <pic:cNvPr descr="figures/fig_P3_dmaic_loop.png" id="31" name="Picture"/>
+                    <pic:cNvPr descr="figures/fig_P3_dmaic_loop.png" id="34" name="Picture"/>
                     <pic:cNvPicPr>
                       <a:picLocks noChangeArrowheads="1" noChangeAspect="1"/>
                     </pic:cNvPicPr>
                   </pic:nvPicPr>
                   <pic:blipFill>
-                    <a:blip r:embed="rId29"/>
+                    <a:blip r:embed="rId32"/>
                     <a:stretch>
                       <a:fillRect/>
                     </a:stretch>
@@ -1292,8 +1347,8 @@
         <w:t xml:space="preserve">물론 조건이 있다. 루프는 자유낙하가 아니라 궤도 비행이어야 한다. 중요한 판단에는 사람의 승인 게이트를 두고(Human-in-the-Loop), 가설은 통계적 검정을 통과해야 하며, 모든 자동 조치는 감사 기록을 남긴다. 판단의 최종 서명자는 언제나 사람이다. 그리고 그 서명의 축적이 다시 루프를 학습시킨다. AI가 사람을 대체하는 구조가 아니라, 사람의 판단이 시스템의 정확도로 복리(複利)처럼 쌓이는 구조 — 이것이 우리가 만들려는 플랫폼의 철학이다.</w:t>
       </w:r>
     </w:p>
-    <w:bookmarkEnd w:id="32"/>
-    <w:bookmarkStart w:id="33" w:name="이-책의-목표-철학에서-실행으로"/>
+    <w:bookmarkEnd w:id="35"/>
+    <w:bookmarkStart w:id="36" w:name="이-책의-목표-철학에서-실행으로"/>
     <w:p>
       <w:pPr>
         <w:pStyle w:val="Heading2"/>
@@ -1440,9 +1495,9 @@
         <w:t xml:space="preserve">2026년 여름, 저자 씀</w:t>
       </w:r>
     </w:p>
-    <w:bookmarkEnd w:id="33"/>
-    <w:bookmarkEnd w:id="34"/>
-    <w:bookmarkStart w:id="35" w:name="제1부.-현장에서-플랫폼으로-지능형-erp-컨설팅-방법론"/>
+    <w:bookmarkEnd w:id="36"/>
+    <w:bookmarkEnd w:id="37"/>
+    <w:bookmarkStart w:id="38" w:name="제1부.-현장에서-플랫폼으로-지능형-erp-컨설팅-방법론"/>
     <w:p>
       <w:pPr>
         <w:pStyle w:val="Heading1"/>
@@ -1459,8 +1514,8 @@
         <w:t xml:space="preserve">제1부는 프롤로그의 철학을 실행 순서로 옮긴다. ERP 50년과 지능형 ERP의 정의에서 출발해, 현장 진단과 데이터의 3정5S, 눈으로 보는 관리의 디지털 전환, 부품전개와 일정계획, DMAIC 데이터 루프, AX 컨설팅 5단계 로드맵, 그리고 공정편성 재구축과 예측 플랫폼의 완성까지 — 한 세대 전 공장 바닥의 지혜와 오늘의 AI를 하나의 컨설팅 방법론으로 엮는다.</w:t>
       </w:r>
     </w:p>
-    <w:bookmarkEnd w:id="35"/>
-    <w:bookmarkStart w:id="47" w:name="제1장.-erp-50년과-지능형-erp-동기erp에서-ai-erp까지"/>
+    <w:bookmarkEnd w:id="38"/>
+    <w:bookmarkStart w:id="50" w:name="제1장.-erp-50년과-지능형-erp-동기erp에서-ai-erp까지"/>
     <w:p>
       <w:pPr>
         <w:pStyle w:val="Heading1"/>
@@ -1505,7 +1560,7 @@
         <w:t xml:space="preserve">(1998)의 논지 요약</w:t>
       </w:r>
     </w:p>
-    <w:bookmarkStart w:id="36" w:name="두-개의-계보가-만나는-자리"/>
+    <w:bookmarkStart w:id="39" w:name="두-개의-계보가-만나는-자리"/>
     <w:p>
       <w:pPr>
         <w:pStyle w:val="Heading2"/>
@@ -1548,8 +1603,8 @@
         <w:t xml:space="preserve">이 장은 그 두 계보 — 계산의 계보와 현장의 계보 — 가 각각 어떻게 진화해 왔고, 어디서 합류하며, 그 합류 지점에서 왜 ’지능형 ERP(Intelligent ERP)’가 태어나는지를 논한다. 이 책 전체의 역사적 좌표를 그리는 장이다.</w:t>
       </w:r>
     </w:p>
-    <w:bookmarkEnd w:id="36"/>
-    <w:bookmarkStart w:id="40" w:name="계산의-계보-mrp에서-클라우드-erp까지"/>
+    <w:bookmarkEnd w:id="39"/>
+    <w:bookmarkStart w:id="43" w:name="계산의-계보-mrp에서-클라우드-erp까지"/>
     <w:p>
       <w:pPr>
         <w:pStyle w:val="Heading2"/>
@@ -1901,7 +1956,7 @@
         </w:tc>
       </w:tr>
     </w:tbl>
-    <w:bookmarkStart w:id="37" w:name="mrp와-mrp-ii-계산과-폐쇄-루프-19601980년대"/>
+    <w:bookmarkStart w:id="40" w:name="mrp와-mrp-ii-계산과-폐쇄-루프-19601980년대"/>
     <w:p>
       <w:pPr>
         <w:pStyle w:val="Heading3"/>
@@ -1949,8 +2004,8 @@
         <w:t xml:space="preserve">이 한계에 대한 응답이 제조자원계획(MRP II, Manufacturing Resource Planning)이다. 올리버 와이트(Oliver Wight)가 1981년 정립한 MRP II는 능력소요계획을 결합해 자재 계획을 설비·인력의 제약과 대조했고, 현장 실적이 계획으로 피드백되는 폐쇄 루프(closed-loop)를 만들었으며, 생산계획을 수량과 화폐 단위로 동시에 표현해 공장의 계획을 경영의 계획으로 번역했다(Wight, 1981). 그러나 MRP II는 여전히 제조 중심의 시스템이었고, 회계·인사·영업·물류는 각자의 ’정보의 섬’으로 남아 있었다. 같은 고객과 같은 품목이 시스템마다 다른 코드로 존재했다. 이 문제의식이 다음 세대의 이름에 새겨진다.</w:t>
       </w:r>
     </w:p>
-    <w:bookmarkEnd w:id="37"/>
-    <w:bookmarkStart w:id="38" w:name="erp-통합의-시대와-davenport의-경고-1990년대"/>
+    <w:bookmarkEnd w:id="40"/>
+    <w:bookmarkStart w:id="41" w:name="erp-통합의-시대와-davenport의-경고-1990년대"/>
     <w:p>
       <w:pPr>
         <w:pStyle w:val="Heading3"/>
@@ -1993,8 +2048,8 @@
         <w:t xml:space="preserve">프로세스를 내장하며, 도입 기업은 시스템을 기업에 맞추거나 기업을 시스템에 맞추거나를 선택해야 한다. 전자는 비용과 위험을 폭증시키고, 후자는 기업 고유의 일하는 방식 — 때로는 경쟁우위의 원천 — 을 범용 표준으로 대체한다. 이 선택은 기술적 판단이 아니라 전략적 판단이므로, ERP 도입은 정보 부서의 프로젝트가 아니라 경영진의 프로젝트여야 한다는 것이 그의 결론이었다(Davenport, 1998). 이 경고는 예언이 되었다. 이후 축적된 실패 사례를 분석한 핵심성공요인(CSF) 연구들은 명확한 전략 목표, 최고경영진의 몰입, 변화관리, 데이터 정확성, 교육훈련을 공통 요인으로 지목했는데(Holland &amp; Light, 1999; Umble, Haft &amp; Umble, 2003), 이 목록에 순수하게 기술적인 항목은 거의 없다. ERP의 실패는 소프트웨어의 실패가 아니라 경영의 실패였다. 도구가 AI로 바뀌어도 이 실패의 문법은 바뀌지 않는다는 것을, 6장의 AX 컨설팅 로드맵에서 다시 확인할 것이다.</w:t>
       </w:r>
     </w:p>
-    <w:bookmarkEnd w:id="38"/>
-    <w:bookmarkStart w:id="39" w:name="확장-erp와-클라우드-경계-확장의-시대-20002010년대"/>
+    <w:bookmarkEnd w:id="41"/>
+    <w:bookmarkStart w:id="42" w:name="확장-erp와-클라우드-경계-확장의-시대-20002010년대"/>
     <w:p>
       <w:pPr>
         <w:pStyle w:val="Heading3"/>
@@ -2019,9 +2074,9 @@
         <w:t xml:space="preserve">이 세대가 해결한 문제는 접근성과 범위였다. 그러나 남긴 한계는 역설적이다. 시스템은 더 많은 곳에서 더 많은 데이터를 모으게 되었지만, 그 데이터로 ’판단’하는 능력은 거의 자라지 않았다. 대시보드는 늘었지만 대시보드를 읽고 결정하는 것은 여전히 사람이었다. 데이터의 축적 속도가 인간의 해석 속도를 추월하면서, 기록과 판단 사이의 간극은 오히려 벌어졌다.</w:t>
       </w:r>
     </w:p>
-    <w:bookmarkEnd w:id="39"/>
-    <w:bookmarkEnd w:id="40"/>
-    <w:bookmarkStart w:id="41" w:name="현장의-계보-일본-생산관리와-동기erp"/>
+    <w:bookmarkEnd w:id="42"/>
+    <w:bookmarkEnd w:id="43"/>
+    <w:bookmarkStart w:id="44" w:name="현장의-계보-일본-생산관리와-동기erp"/>
     <w:p>
       <w:pPr>
         <w:pStyle w:val="Heading2"/>
@@ -2196,8 +2251,8 @@
         <w:t xml:space="preserve">두 계보의 명시적 합류를 시도한 것이 일본의 컨설턴트 후쿠시마가 정리한 『동기ERP』다. 제목이 말하는 동기(同期)생산은 간판방식의 풀 사상에서 왔다. 이 책의 통찰은 간판과 ERP를 경쟁 관계로 보지 않고 역할 분담으로 본 데 있다. ERP는 전사 수준의 큰 계획 — 수주, 소요량 전개, 조달, 대일정 — 을 세우고, 현장은 풀 신호로 그 계획을 실시간으로 동기화하며 실행한다. 중앙의 계산(push)과 현장의 자율(pull)이 층을 나누어 맞물리는 구조다. 나는 이 역할 분담이야말로 다품종소량·수주생산의 정답에 가장 가깝다고 30년의 현장에서 확인해 왔다. 뒤에서 보겠지만, Odoo의 MRP와 frePPLe의 풀 기반 계획, 그리고 현장 칸반의 조합(4장)은 이 사상의 현대적 구현이다.</w:t>
       </w:r>
     </w:p>
-    <w:bookmarkEnd w:id="41"/>
-    <w:bookmarkStart w:id="42" w:name="한국-erp-30년-도입과-확산-그리고-남은-거리"/>
+    <w:bookmarkEnd w:id="44"/>
+    <w:bookmarkStart w:id="45" w:name="한국-erp-30년-도입과-확산-그리고-남은-거리"/>
     <w:p>
       <w:pPr>
         <w:pStyle w:val="Heading2"/>
@@ -2222,8 +2277,8 @@
         <w:t xml:space="preserve">2010년대 후반부터는 스마트공장 정책이 두 번째 물결을 만들어 2022년까지 약 3만 개 중소기업이 스마트공장을 도입했다(중소벤처기업부, 2022). 그러나 2024년 실태조사에 따르면 도입률은 19.5%에 머물고 도입 기업의 75.5%가 기초 수준에 그치며, 중소 제조기업의 AI 도입률은 약 1% 수준으로 진단된다(중소벤처기업부, 2024·2025). 기록의 인프라는 상당히 깔렸으나 깊이는 얕고, 판단의 지능화는 이제 시작 단계라는 뜻이다. 30년 전 ’전산화’가 그랬듯, AX(AI 전환)라는 다음 언덕이 지금 막 시야에 들어왔다. 그리고 그 사이의 공간 — 국산 패키지의 표준 기능으로는 부족하고 글로벌 패키지의 비용은 부담스러운 중소·중견 제조기업의 공간 — 에 Odoo와 같은 오픈소스 ERP가 새로운 선택지로 들어서고 있다.</w:t>
       </w:r>
     </w:p>
-    <w:bookmarkEnd w:id="42"/>
-    <w:bookmarkStart w:id="43" w:name="지능형-erp의-정의-기록을-넘어-판단으로"/>
+    <w:bookmarkEnd w:id="45"/>
+    <w:bookmarkStart w:id="46" w:name="지능형-erp의-정의-기록을-넘어-판단으로"/>
     <w:p>
       <w:pPr>
         <w:pStyle w:val="Heading2"/>
@@ -2711,8 +2766,8 @@
         <w:t xml:space="preserve">주목할 것은 다섯 요건 중 어느 것도 하늘에서 떨어진 신개념이 아니라는 점이다. 단일 원천은 ERP 통합의 원리이자 기준정보 정비의 결과이고, 의미 기반 통합은 눈으로 보는 관리가 코드와 번지로 하던 일의 확장이며, 실시간 수집은 POP의 직계 후손이고, 학습·추론 루프는 사람이 돌리던 개선 사이클의 기계화이며, 인간 협업은 생산관리 고전이 말한 현장 주도형 경영·자율협조 생산방식의 계승이다. 현장의 원칙은 변하지 않았다. 그 원칙을 실행하는 주체가 사람의 눈에서 데이터의 루프로 확장되었을 뿐이다. 다만 확장에는 조건이 있다. 판단에는 그 기업 고유의 의미 구조 — 품목과 공정과 고객과 불량이 서로 어떻게 연결되는가에 대한 명시적 지식 — 가 필요하며, 범용 LLM을 얹는 것만으로는 충족되지 않는다. 이것이 이 책이 온톨로지 지식그래프를 지능형 ERP의 중핵에 놓는 이유이고(7장), 그보다 먼저 데이터 품질의 원점인 3정5S에서 출발하는 이유다(2장).</w:t>
       </w:r>
     </w:p>
-    <w:bookmarkEnd w:id="43"/>
-    <w:bookmarkStart w:id="44" w:name="왜-odoo인가"/>
+    <w:bookmarkEnd w:id="46"/>
+    <w:bookmarkStart w:id="47" w:name="왜-odoo인가"/>
     <w:p>
       <w:pPr>
         <w:pStyle w:val="Heading2"/>
@@ -2745,8 +2800,8 @@
         <w:t xml:space="preserve">다음 장부터 그 길을 걷는다. 출발점은 화면도 서버도 아니다. 공장 바닥과 데이터베이스의 가장 낮은 곳, 3정5S다.</w:t>
       </w:r>
     </w:p>
-    <w:bookmarkEnd w:id="44"/>
-    <w:bookmarkStart w:id="45" w:name="핵심-요약"/>
+    <w:bookmarkEnd w:id="47"/>
+    <w:bookmarkStart w:id="48" w:name="핵심-요약"/>
     <w:p>
       <w:pPr>
         <w:pStyle w:val="Heading2"/>
@@ -2839,8 +2894,8 @@
         <w:t xml:space="preserve">Odoo는 단일 DB 통합, 오픈소스의 확장 자유, POP형 실시간 수집, 낮은 진입 비용으로 5대 요건의 베이스가 된다. 단, 한국 로컬라이제이션과 APS 한계는 정직하게 보강해야 한다.</w:t>
       </w:r>
     </w:p>
-    <w:bookmarkEnd w:id="45"/>
-    <w:bookmarkStart w:id="46" w:name="이-장의-참고문헌"/>
+    <w:bookmarkEnd w:id="48"/>
+    <w:bookmarkStart w:id="49" w:name="이-장의-참고문헌"/>
     <w:p>
       <w:pPr>
         <w:pStyle w:val="Heading2"/>
@@ -3109,9 +3164,9 @@
         <w:t xml:space="preserve">중소벤처기업부 (2022·2024·2025). 스마트공장 보급사업 성과분석, 스마트제조혁신실태조사, AI 기반 스마트제조혁신 전략 (각 연도 발표자료).</w:t>
       </w:r>
     </w:p>
-    <w:bookmarkEnd w:id="46"/>
-    <w:bookmarkEnd w:id="47"/>
-    <w:bookmarkStart w:id="66" w:name="제2장.-컨설팅의-출발-현장-진단과-3정5s-데이터-품질의-원점"/>
+    <w:bookmarkEnd w:id="49"/>
+    <w:bookmarkEnd w:id="50"/>
+    <w:bookmarkStart w:id="69" w:name="제2장.-컨설팅의-출발-현장-진단과-3정5s-데이터-품질의-원점"/>
     <w:p>
       <w:pPr>
         <w:pStyle w:val="Heading1"/>
@@ -3155,7 +3210,7 @@
         <w:t xml:space="preserve">)</w:t>
       </w:r>
     </w:p>
-    <w:bookmarkStart w:id="48" w:name="창고에서-시작된-진단"/>
+    <w:bookmarkStart w:id="51" w:name="창고에서-시작된-진단"/>
     <w:p>
       <w:pPr>
         <w:pStyle w:val="Heading2"/>
@@ -3198,8 +3253,8 @@
         <w:t xml:space="preserve">방법론으로 전환한다. 결론을 미리 말하면 이렇다. 5S 없이 개선 없듯, 데이터의 5S 없이 AI는 없다.</w:t>
       </w:r>
     </w:p>
-    <w:bookmarkEnd w:id="48"/>
-    <w:bookmarkStart w:id="54" w:name="물리의-3정5s-현장-개선의-원점"/>
+    <w:bookmarkEnd w:id="51"/>
+    <w:bookmarkStart w:id="57" w:name="물리의-3정5s-현장-개선의-원점"/>
     <w:p>
       <w:pPr>
         <w:pStyle w:val="Heading2"/>
@@ -3208,7 +3263,7 @@
         <w:t xml:space="preserve">2.2 물리의 3정5S: 현장 개선의 원점</w:t>
       </w:r>
     </w:p>
-    <w:bookmarkStart w:id="49" w:name="s와-3정이란-무엇인가"/>
+    <w:bookmarkStart w:id="52" w:name="s와-3정이란-무엇인가"/>
     <w:p>
       <w:pPr>
         <w:pStyle w:val="Heading3"/>
@@ -3309,8 +3364,8 @@
         <w:t xml:space="preserve">이라고 적는다. 캠페인 포스터 백 장보다 경영자의 1년이 조직을 움직인다.</w:t>
       </w:r>
     </w:p>
-    <w:bookmarkEnd w:id="49"/>
-    <w:bookmarkStart w:id="50" w:name="정리-빨간-패-작전과-10년-묵은-부재"/>
+    <w:bookmarkEnd w:id="52"/>
+    <w:bookmarkStart w:id="53" w:name="정리-빨간-패-작전과-10년-묵은-부재"/>
     <w:p>
       <w:pPr>
         <w:pStyle w:val="Heading3"/>
@@ -3406,8 +3461,8 @@
         <w:t xml:space="preserve">낡은 규정의 폐기 — 이 조언이 뒤에서 데이터 검증 규칙의 유지보수 원칙으로 이어진다는 것을 기억해 두자.</w:t>
       </w:r>
     </w:p>
-    <w:bookmarkEnd w:id="50"/>
-    <w:bookmarkStart w:id="51" w:name="정돈-정위치정품정량-그리고-찾기-로스의-격감"/>
+    <w:bookmarkEnd w:id="53"/>
+    <w:bookmarkStart w:id="54" w:name="정돈-정위치정품정량-그리고-찾기-로스의-격감"/>
     <w:p>
       <w:pPr>
         <w:pStyle w:val="Heading3"/>
@@ -3503,8 +3558,8 @@
         <w:t xml:space="preserve">다품종소량 생산에서는 로트가 바뀔 때마다 치공구 교체가 빈번하므로, 이 찾기 로스의 격감이 그대로 준비교체 시간의 단축이 된다.</w:t>
       </w:r>
     </w:p>
-    <w:bookmarkEnd w:id="51"/>
-    <w:bookmarkStart w:id="52" w:name="청소청결-닦는-것이-아니라-점검하는-것"/>
+    <w:bookmarkEnd w:id="54"/>
+    <w:bookmarkStart w:id="55" w:name="청소청결-닦는-것이-아니라-점검하는-것"/>
     <w:p>
       <w:pPr>
         <w:pStyle w:val="Heading3"/>
@@ -3643,8 +3698,8 @@
         <w:t xml:space="preserve">이므로, 작업이 개선되고 설비가 바뀌어 실태에서 벗어난 표준은 즉시 수정한다. 지킬 수 없는 규정은 모럴을 즉각적으로 저하시키기 때문이다.</w:t>
       </w:r>
     </w:p>
-    <w:bookmarkEnd w:id="52"/>
-    <w:bookmarkStart w:id="53" w:name="습관화-규율이-문화가-될-때"/>
+    <w:bookmarkEnd w:id="55"/>
+    <w:bookmarkStart w:id="56" w:name="습관화-규율이-문화가-될-때"/>
     <w:p>
       <w:pPr>
         <w:pStyle w:val="Heading3"/>
@@ -3744,9 +3799,9 @@
         <w:t xml:space="preserve">로 다음 스텝으로 나아가라고 조언한다. 5S는 상시 상태가 목표이지, 영구 캠페인이 목표가 아니다.</w:t>
       </w:r>
     </w:p>
-    <w:bookmarkEnd w:id="53"/>
-    <w:bookmarkEnd w:id="54"/>
-    <w:bookmarkStart w:id="61" w:name="디지털-3정5s-데이터-품질의-컨설팅-방법론"/>
+    <w:bookmarkEnd w:id="56"/>
+    <w:bookmarkEnd w:id="57"/>
+    <w:bookmarkStart w:id="64" w:name="디지털-3정5s-데이터-품질의-컨설팅-방법론"/>
     <w:p>
       <w:pPr>
         <w:pStyle w:val="Heading2"/>
@@ -3755,7 +3810,7 @@
         <w:t xml:space="preserve">2.3 디지털 3정5S: 데이터 품질의 컨설팅 방법론</w:t>
       </w:r>
     </w:p>
-    <w:bookmarkStart w:id="55" w:name="창고와-데이터베이스는-같은-병을-앓는다"/>
+    <w:bookmarkStart w:id="58" w:name="창고와-데이터베이스는-같은-병을-앓는다"/>
     <w:p>
       <w:pPr>
         <w:pStyle w:val="Heading3"/>
@@ -3788,8 +3843,8 @@
         <w:t xml:space="preserve">디지털 3정5S는 이 3정을 회복하는 다섯 단계의 실행 순서다. 물리 5S와 마찬가지로 순서가 중요하다. 버리기 전에 자리를 잡을 수 없고, 자리를 잡기 전에 닦을 수 없으며, 표준 없이 습관은 생기지 않는다.</w:t>
       </w:r>
     </w:p>
-    <w:bookmarkEnd w:id="55"/>
-    <w:bookmarkStart w:id="56" w:name="데이터-정리-불용중복-코드의-빨간-패-작전"/>
+    <w:bookmarkEnd w:id="58"/>
+    <w:bookmarkStart w:id="59" w:name="데이터-정리-불용중복-코드의-빨간-패-작전"/>
     <w:p>
       <w:pPr>
         <w:pStyle w:val="Heading3"/>
@@ -3836,8 +3891,8 @@
         <w:t xml:space="preserve">(즉시 버리기 어려운 것을 모아 보호관찰하는 곳)에 해당하는 완충 장치인 셈이다. 낡은 규정을 폐기하라는 원전의 조언도 계승한다. 아무도 지키지 않는 입력 지침, 현실과 어긋난 필수값 규칙, 죽어 있는 승인 절차가 있다면 이 단계에서 함께 버린다.</w:t>
       </w:r>
     </w:p>
-    <w:bookmarkEnd w:id="56"/>
-    <w:bookmarkStart w:id="57" w:name="데이터-정돈-코드체계-정비-데이터의-정위치"/>
+    <w:bookmarkEnd w:id="59"/>
+    <w:bookmarkStart w:id="60" w:name="데이터-정돈-코드체계-정비-데이터의-정위치"/>
     <w:p>
       <w:pPr>
         <w:pStyle w:val="Heading3"/>
@@ -3925,8 +3980,8 @@
         <w:t xml:space="preserve">, 한 명은 ’진동’으로 적으면 시스템은 둘을 다른 사건으로 본다. 같은 사건이 같은 코드로 적힐 때 비로소 경험이 통계가 되고, 통계가 예측이 된다.</w:t>
       </w:r>
     </w:p>
-    <w:bookmarkEnd w:id="57"/>
-    <w:bookmarkStart w:id="58" w:name="데이터-청소-오류결측의-클렌징과-실사"/>
+    <w:bookmarkEnd w:id="60"/>
+    <w:bookmarkStart w:id="61" w:name="데이터-청소-오류결측의-클렌징과-실사"/>
     <w:p>
       <w:pPr>
         <w:pStyle w:val="Heading3"/>
@@ -3958,8 +4013,8 @@
         <w:t xml:space="preserve">고 했듯, 클렌징도 몰아서 하는 연례행사가 아니라 오류가 발견된 그 자리에서 고치는 운영 원칙으로 정착시켜야 한다.</w:t>
       </w:r>
     </w:p>
-    <w:bookmarkEnd w:id="58"/>
-    <w:bookmarkStart w:id="59" w:name="데이터-청결-입력-규정과-검증-규칙의-표준화"/>
+    <w:bookmarkEnd w:id="61"/>
+    <w:bookmarkStart w:id="62" w:name="데이터-청결-입력-규정과-검증-규칙의-표준화"/>
     <w:p>
       <w:pPr>
         <w:pStyle w:val="Heading3"/>
@@ -3976,8 +4031,8 @@
         <w:t xml:space="preserve">네 번째 단계는 다시 더러워지지 않게 만드는 것이다. 물리 청결이 더러움의 발생원을 끊는 고안이었듯, 데이터 청결은 오류가 입력되는 경로 자체를 막는 표준화다. 실행 항목은 세 갈래다. 첫째, 입력 규정 — 누가, 언제, 어떤 화면에서, 어떤 형식으로 입력하는지를 한 장으로 문서화한다. 둘째, 시스템 검증 — 필수 필드 지정, 선택 목록화(자유 서술의 최소화), 값 범위 검증, 중복 차단 제약을 Odoo 화면과 서버 규칙으로 심는다. 사람의 주의력이 아니라 구조가 품질을 지키게 하는 것이다. 셋째, 승인 게이트 — 신규 마스터 등록과 BOM 변경 같은 파급이 큰 입력은 승인 워크플로를 거치게 한다. 그리고 원전의 규정 활성화 두 원칙을 그대로 적용한다. 규정은 사장부터 예외 없이 지키고, 지킬 수 없게 된 규정은 방치하지 말고 즉시 고친다. 현실과 어긋난 검증 규칙을 방치하면 현장은 우회 입력을 시작하고, 우회가 시작되는 순간 데이터 품질은 규정이 없던 때보다 나빠진다.</w:t>
       </w:r>
     </w:p>
-    <w:bookmarkEnd w:id="59"/>
-    <w:bookmarkStart w:id="60" w:name="데이터-습관화-현장이-데이터를-지키는-문화"/>
+    <w:bookmarkEnd w:id="62"/>
+    <w:bookmarkStart w:id="63" w:name="데이터-습관화-현장이-데이터를-지키는-문화"/>
     <w:p>
       <w:pPr>
         <w:pStyle w:val="Heading3"/>
@@ -4362,9 +4417,9 @@
         </w:tc>
       </w:tr>
     </w:tbl>
-    <w:bookmarkEnd w:id="60"/>
-    <w:bookmarkEnd w:id="61"/>
-    <w:bookmarkStart w:id="62" w:name="현장-진단-물리-5s-데이터-5s-매트릭스"/>
+    <w:bookmarkEnd w:id="63"/>
+    <w:bookmarkEnd w:id="64"/>
+    <w:bookmarkStart w:id="65" w:name="현장-진단-물리-5s-데이터-5s-매트릭스"/>
     <w:p>
       <w:pPr>
         <w:pStyle w:val="Heading2"/>
@@ -4648,8 +4703,8 @@
         <w:t xml:space="preserve">를 명언하게 하고, 해당 부서만으로 해결할 수 없는 테마는 공장장이 그 자리에서 지원을 약속한다 — 이것을 월 2~3회 반복한다. 데이터 진단도 같은 형식으로 돌리면 된다. 진단표를 캐비닛에 쌓는 컨설팅이 아니라, 발표 즉시 액션으로 잇는 진단이 원전의 정신이다.</w:t>
       </w:r>
     </w:p>
-    <w:bookmarkEnd w:id="62"/>
-    <w:bookmarkStart w:id="63" w:name="s-없이-ai-없다"/>
+    <w:bookmarkEnd w:id="65"/>
+    <w:bookmarkStart w:id="66" w:name="s-없이-ai-없다"/>
     <w:p>
       <w:pPr>
         <w:pStyle w:val="Heading2"/>
@@ -4764,8 +4819,8 @@
         <w:t xml:space="preserve">라던 고민이 사라지는 회사를 여럿 보았다. 5S는 AI를 위한 준비 운동이 아니라 그 자체로 제3의 이익의 첫 수확이며, 다음 장에서 다룰 ’눈으로 보는 관리’의 디지털 전환은 이 지반 위에서만 세워진다.</w:t>
       </w:r>
     </w:p>
-    <w:bookmarkEnd w:id="63"/>
-    <w:bookmarkStart w:id="64" w:name="핵심-요약-1"/>
+    <w:bookmarkEnd w:id="66"/>
+    <w:bookmarkStart w:id="67" w:name="핵심-요약-1"/>
     <w:p>
       <w:pPr>
         <w:pStyle w:val="Heading2"/>
@@ -4873,8 +4928,8 @@
         <w:t xml:space="preserve">디지털 5S는 준비 운동이 아니라 그 자체로 즉효성 있는 개선이다. 코드 통합과 실사만으로 중복 발주와 결품 소동이 줄어든다.</w:t>
       </w:r>
     </w:p>
-    <w:bookmarkEnd w:id="64"/>
-    <w:bookmarkStart w:id="65" w:name="이-장의-참고문헌-1"/>
+    <w:bookmarkEnd w:id="67"/>
+    <w:bookmarkStart w:id="68" w:name="이-장의-참고문헌-1"/>
     <w:p>
       <w:pPr>
         <w:pStyle w:val="Heading2"/>
@@ -5022,9 +5077,9 @@
         <w:t xml:space="preserve">이형근 (저자 전작 원고). 『서드브레인 ERP』 초고 — 기준정보·볼트 3코드 일화의 원 기록.</w:t>
       </w:r>
     </w:p>
-    <w:bookmarkEnd w:id="65"/>
-    <w:bookmarkEnd w:id="66"/>
-    <w:bookmarkStart w:id="77" w:name="제3장.-눈으로-보는-관리에서-데이터로-보는-관리로"/>
+    <w:bookmarkEnd w:id="68"/>
+    <w:bookmarkEnd w:id="69"/>
+    <w:bookmarkStart w:id="83" w:name="제3장.-눈으로-보는-관리에서-데이터로-보는-관리로"/>
     <w:p>
       <w:pPr>
         <w:pStyle w:val="Heading1"/>
@@ -5079,7 +5134,7 @@
         <w:t xml:space="preserve">를 전화로 물어야 하는 공장을 여전히 만난다. 문제는 도구가 아니었다. 그 공장이 가지고 있었고 많은 공장이 갖지 못한 것, 그것은 ’상태를 즉시 보이게 하는 구조’였다. 이 장은 생산관리 고전이 정립한 눈으로 보는 관리의 도구들 — 관리판, 작업표, 발송, 진도관리, POP — 을 해부하고, 그 각각을 Odoo 기반의 데이터로 보는 관리로 전환하는 컨설팅 실행 순서를 제시한다. 그리고 그 끝에서, 보이는 공장이 어떻게 ’말하는 공장’으로 진화하는지를 논한다.</w:t>
       </w:r>
     </w:p>
-    <w:bookmarkStart w:id="67" w:name="눈으로-보는-관리-이상異常을-즉시-드러내는-구조"/>
+    <w:bookmarkStart w:id="70" w:name="눈으로-보는-관리-이상異常을-즉시-드러내는-구조"/>
     <w:p>
       <w:pPr>
         <w:pStyle w:val="Heading2"/>
@@ -5205,8 +5260,8 @@
         <w:t xml:space="preserve">카드 한 장에 담기는 항목 — 제번·도번·작업명·부품명·수량·착수일시·완료예정일시 — 을 눈여겨보아야 한다. 이것은 오늘날 어떤 MES 화면을 열어도 만나는 작업 오더 레코드의 필드 구성과 사실상 동일하다. 카드의 폭이 소요시간에 비례하므로 관리판은 간트 차트이기도 하고, 카드를 옮기는 행위가 곧 일정 수정이므로 스케줄러이기도 하다. 한 세대 전의 현장은 데이터베이스 없이, 자석과 종이로 오늘의 칸반 보드와 간트 차트를 이미 운영하고 있었던 것이다.</w:t>
       </w:r>
     </w:p>
-    <w:bookmarkEnd w:id="67"/>
-    <w:bookmarkStart w:id="68" w:name="발송-작업표출고표와-지시의-기술"/>
+    <w:bookmarkEnd w:id="70"/>
+    <w:bookmarkStart w:id="71" w:name="발송-작업표출고표와-지시의-기술"/>
     <w:p>
       <w:pPr>
         <w:pStyle w:val="Heading2"/>
@@ -5317,8 +5372,8 @@
         <w:t xml:space="preserve">고 쓴다. 정렬이라는 지극히 단순한 데이터 조작이 현장 지시의 우선순위를 결정하는 것 — 데이터로 보는 관리의 맹아가 여기에 있다.</w:t>
       </w:r>
     </w:p>
-    <w:bookmarkEnd w:id="68"/>
-    <w:bookmarkStart w:id="69" w:name="진도관리-기다림의-배제와-늦음의-회복"/>
+    <w:bookmarkEnd w:id="71"/>
+    <w:bookmarkStart w:id="72" w:name="진도관리-기다림의-배제와-늦음의-회복"/>
     <w:p>
       <w:pPr>
         <w:pStyle w:val="Heading2"/>
@@ -5426,8 +5481,8 @@
         <w:t xml:space="preserve">를 직접 질문하라고 요구한다. 상태 정보가 현장의 물리적 배치에만 존재하는 한, 관리자는 걸어서 데이터를 수집할 수밖에 없었던 것이다.</w:t>
       </w:r>
     </w:p>
-    <w:bookmarkEnd w:id="69"/>
-    <w:bookmarkStart w:id="70" w:name="pop-작업일보의-폐지와-공명정대한-공장"/>
+    <w:bookmarkEnd w:id="72"/>
+    <w:bookmarkStart w:id="73" w:name="pop-작업일보의-폐지와-공명정대한-공장"/>
     <w:p>
       <w:pPr>
         <w:pStyle w:val="Heading2"/>
@@ -5634,8 +5689,8 @@
         <w:t xml:space="preserve">시절을 끝낸다. 데이터의 실시간 공유가 계층과 직능을 넘어 각자의 판단을 바꾸는 이 묘사는, 오늘날 우리가 ’데이터 민주화’라 부르는 것의 원형이다.</w:t>
       </w:r>
     </w:p>
-    <w:bookmarkEnd w:id="70"/>
-    <w:bookmarkStart w:id="71" w:name="디지털-대응물-odoo-위의-관리판작업표pop"/>
+    <w:bookmarkEnd w:id="73"/>
+    <w:bookmarkStart w:id="77" w:name="디지털-대응물-odoo-위의-관리판작업표pop"/>
     <w:p>
       <w:pPr>
         <w:pStyle w:val="Heading2"/>
@@ -5646,7 +5701,62 @@
     </w:p>
     <w:p>
       <w:pPr>
-        <w:pStyle w:val="FirstParagraph"/>
+        <w:pStyle w:val="CaptionedFigure"/>
+      </w:pPr>
+      <w:r>
+        <w:drawing>
+          <wp:inline>
+            <wp:extent cx="4206240" cy="2716530"/>
+            <wp:effectExtent b="0" l="0" r="0" t="0"/>
+            <wp:docPr descr="그림 3-1. 관리판에서 칸반 보드로 — 같은 원리, 다른 매체" title="" id="75" name="Picture"/>
+            <a:graphic>
+              <a:graphicData uri="http://schemas.openxmlformats.org/drawingml/2006/picture">
+                <pic:pic>
+                  <pic:nvPicPr>
+                    <pic:cNvPr descr="figures/fig_31_kanban.png" id="76" name="Picture"/>
+                    <pic:cNvPicPr>
+                      <a:picLocks noChangeArrowheads="1" noChangeAspect="1"/>
+                    </pic:cNvPicPr>
+                  </pic:nvPicPr>
+                  <pic:blipFill>
+                    <a:blip r:embed="rId74"/>
+                    <a:stretch>
+                      <a:fillRect/>
+                    </a:stretch>
+                  </pic:blipFill>
+                  <pic:spPr bwMode="auto">
+                    <a:xfrm>
+                      <a:off x="0" y="0"/>
+                      <a:ext cx="4206240" cy="2716530"/>
+                    </a:xfrm>
+                    <a:prstGeom prst="rect">
+                      <a:avLst/>
+                    </a:prstGeom>
+                    <a:noFill/>
+                    <a:ln w="9525">
+                      <a:noFill/>
+                      <a:headEnd/>
+                      <a:tailEnd/>
+                    </a:ln>
+                  </pic:spPr>
+                </pic:pic>
+              </a:graphicData>
+            </a:graphic>
+          </wp:inline>
+        </w:drawing>
+      </w:r>
+    </w:p>
+    <w:p>
+      <w:pPr>
+        <w:pStyle w:val="ImageCaption"/>
+      </w:pPr>
+      <w:r>
+        <w:t xml:space="preserve">그림 3-1. 관리판에서 칸반 보드로 — 같은 원리, 다른 매체</w:t>
+      </w:r>
+    </w:p>
+    <w:p>
+      <w:pPr>
+        <w:pStyle w:val="BodyText"/>
       </w:pPr>
       <w:r>
         <w:t xml:space="preserve">이제 이 도구들을 현재의 기술 위에 다시 세워 보자. 핵심 주장은 프롤로그에서 선언한 그대로다. 원칙은 변하지 않았고, 실행 주체가 확장되었을 뿐이다. 눈으로 보는 관리의 각 도구는 Odoo 플랫폼 위에 거의 일대일의 대응물을 갖는다.</w:t>
@@ -6049,8 +6159,8 @@
         <w:t xml:space="preserve">라는 연결 질문에 즉답할 수 있다. 통합의 깊이가 다른 것이다.</w:t>
       </w:r>
     </w:p>
-    <w:bookmarkEnd w:id="71"/>
-    <w:bookmarkStart w:id="72" w:name="컨설팅-실행-순서-수주장부에서-현장-확산까지"/>
+    <w:bookmarkEnd w:id="77"/>
+    <w:bookmarkStart w:id="78" w:name="컨설팅-실행-순서-수주장부에서-현장-확산까지"/>
     <w:p>
       <w:pPr>
         <w:pStyle w:val="Heading2"/>
@@ -6236,8 +6346,8 @@
         <w:t xml:space="preserve">이다. 완벽한 코드체계를 기다리지 말고(그것은 2장에서 이미 정비했어야 한다) 보이는 범위에서 시작해 밟아 다진다. 둘째, 현장 입력의 부하를 집요하게 줄인다. 스캔 한 번, 터치 한 번을 넘는 입력을 현장에 요구하는 설계는 반드시 재검토한다. 셋째, 수집한 데이터를 현장에 되돌려 보여 준다. 원전의 여섯 장면이 보여 주듯, 자기 입력이 자기 판단에 도움이 되는 화면으로 돌아올 때만 현장은 입력을 지속한다.</w:t>
       </w:r>
     </w:p>
-    <w:bookmarkEnd w:id="72"/>
-    <w:bookmarkStart w:id="73" w:name="보이는-공장에서-말하는-공장으로"/>
+    <w:bookmarkEnd w:id="78"/>
+    <w:bookmarkStart w:id="79" w:name="보이는-공장에서-말하는-공장으로"/>
     <w:p>
       <w:pPr>
         <w:pStyle w:val="Heading2"/>
@@ -6348,8 +6458,8 @@
         <w:t xml:space="preserve">은 여전히 인간의 몫이며, 시스템이 대신하는 것은 걷고, 모으고, 대조하고, 요약하는 시간이다. 공장장의 하루 3회 순찰이 불필요해지는 것이 아니라, 순찰이 확인의 시간에서 대화의 시간으로 바뀌는 것이다. 이 감지-분석-브리핑의 루프를 방법론으로 정식화한 것이 5장의 DMAIC 데이터 루프이며, 넥 공정의 구조적 탐지는 7장에서 다시 다룬다.</w:t>
       </w:r>
     </w:p>
-    <w:bookmarkEnd w:id="73"/>
-    <w:bookmarkStart w:id="74" w:name="영업과-공장-1일-2회의-페이스-투-페이스에서-실시간-공유-포털로"/>
+    <w:bookmarkEnd w:id="79"/>
+    <w:bookmarkStart w:id="80" w:name="영업과-공장-1일-2회의-페이스-투-페이스에서-실시간-공유-포털로"/>
     <w:p>
       <w:pPr>
         <w:pStyle w:val="Heading2"/>
@@ -6498,8 +6608,8 @@
         <w:t xml:space="preserve">이로써 현장의 기초가 완성되었다. 데이터의 품질을 다지고(2장), 현장의 상태를 실시간 데이터로 잡았다(3장). 다음 장은 이 토대 위에서 비로소 가능해지는 두뇌의 작업, 곧 부품전개와 일정계획으로 올라간다.</w:t>
       </w:r>
     </w:p>
-    <w:bookmarkEnd w:id="74"/>
-    <w:bookmarkStart w:id="75" w:name="핵심-요약-2"/>
+    <w:bookmarkEnd w:id="80"/>
+    <w:bookmarkStart w:id="81" w:name="핵심-요약-2"/>
     <w:p>
       <w:pPr>
         <w:pStyle w:val="Heading2"/>
@@ -6604,8 +6714,8 @@
         <w:t xml:space="preserve">보이는 공장은 말하는 공장으로 진화한다. 이상 감지→맥락 결합→자연어 브리핑의 3층 구조가 관리자의 순찰·대조·요약 시간을 대체하되, 판단은 인간에게 남는다. 영업-공장의 1일 2회 접촉과 정보 기입의 제도화는 실시간 공유 포털 시대에도 유효한 규율이다.</w:t>
       </w:r>
     </w:p>
-    <w:bookmarkEnd w:id="75"/>
-    <w:bookmarkStart w:id="76" w:name="이-장의-참고문헌-2"/>
+    <w:bookmarkEnd w:id="81"/>
+    <w:bookmarkStart w:id="82" w:name="이-장의-참고문헌-2"/>
     <w:p>
       <w:pPr>
         <w:pStyle w:val="Heading2"/>
@@ -6727,9 +6837,9 @@
         <w:t xml:space="preserve">, 76(4), 121-131. — 정보 파편화에 대한 통합적 해법으로서의 ERP.</w:t>
       </w:r>
     </w:p>
-    <w:bookmarkEnd w:id="76"/>
-    <w:bookmarkEnd w:id="77"/>
-    <w:bookmarkStart w:id="87" w:name="제4장.-부품전개와-일정계획-제번추번에서-mrpaps까지"/>
+    <w:bookmarkEnd w:id="82"/>
+    <w:bookmarkEnd w:id="83"/>
+    <w:bookmarkStart w:id="96" w:name="제4장.-부품전개와-일정계획-제번추번에서-mrpaps까지"/>
     <w:p>
       <w:pPr>
         <w:pStyle w:val="Heading1"/>
@@ -6817,7 +6927,7 @@
         <w:t xml:space="preserve">나는 이 한마디가 다품종소량·수주생산 일정계획의 본질을 다 담고 있다고 생각한다. 계획은 반드시 틀어진다. 문제는 틀어짐 자체가 아니라, 수정이 현장 말단까지 전파되는 속도다. 이 장은 생산관리 고전이 정리한 계획 체계 — 부품표, 제번·추번, 정미소요량, 대·중·소 일정계획, 공수계획 — 를 해부하고, 그것이 Odoo의 BOM·MRP·MPS와 frePPLe APS로 어떻게 이식되는지, 그리고 그 이식이 성공하기 위한 데이터 조건은 무엇인지를 다룬다.</w:t>
       </w:r>
     </w:p>
-    <w:bookmarkStart w:id="78" w:name="부품표-모든-계산의-뿌리"/>
+    <w:bookmarkStart w:id="84" w:name="부품표-모든-계산의-뿌리"/>
     <w:p>
       <w:pPr>
         <w:pStyle w:val="Heading2"/>
@@ -6924,8 +7034,8 @@
         <w:t xml:space="preserve">상비재료는 부품표에 의한 소요량계산 대상에서 제외하고 정기부정량 발주나 그때마다 발주 같은 재고보충 방식으로 관리한다. 모든 품목을 같은 정밀도로 관리하려는 유혹을 끊는 것, ABC 관리의 사상이 부품표에도 적용되는 것이다.</w:t>
       </w:r>
     </w:p>
-    <w:bookmarkEnd w:id="78"/>
-    <w:bookmarkStart w:id="79" w:name="제번-방식과-추번-방식-관리-사상의-두-갈래"/>
+    <w:bookmarkEnd w:id="84"/>
+    <w:bookmarkStart w:id="85" w:name="제번-방식과-추번-방식-관리-사상의-두-갈래"/>
     <w:p>
       <w:pPr>
         <w:pStyle w:val="Heading2"/>
@@ -7102,8 +7212,8 @@
         <w:t xml:space="preserve">을 붙이는 배려까지, 현장의 익숙함을 존중하면서 관리 사상을 전환하는 이행 설계의 모범이다.</w:t>
       </w:r>
     </w:p>
-    <w:bookmarkEnd w:id="79"/>
-    <w:bookmarkStart w:id="80" w:name="중간재고관리부문-분리와-연결의-지혜"/>
+    <w:bookmarkEnd w:id="85"/>
+    <w:bookmarkStart w:id="86" w:name="중간재고관리부문-분리와-연결의-지혜"/>
     <w:p>
       <w:pPr>
         <w:pStyle w:val="Heading2"/>
@@ -7194,8 +7304,8 @@
         <w:t xml:space="preserve">가 원칙이되, 반복 빈도가 높은 표준 서브유닛은 관리센터와 상의해 예측 조립이 허용되고 완성 즉시 중간재고로 환류된다. 가공 부문은 멋대로의 예측 가공이 엄금되지만, 프레스 같은 특수 공정은 표준 로트의 일정 범위 내에서 감독자 재량이 인정된다. 원칙과 재량의 경계선이 문서화되어 있는 것 — 이것이 관리 수준이다.</w:t>
       </w:r>
     </w:p>
-    <w:bookmarkEnd w:id="80"/>
-    <w:bookmarkStart w:id="81" w:name="대중소-일정계획-3층-구조와-유연성의-배분"/>
+    <w:bookmarkEnd w:id="86"/>
+    <w:bookmarkStart w:id="90" w:name="대중소-일정계획-3층-구조와-유연성의-배분"/>
     <w:p>
       <w:pPr>
         <w:pStyle w:val="Heading2"/>
@@ -7206,10 +7316,158 @@
     </w:p>
     <w:p>
       <w:pPr>
+        <w:pStyle w:val="CaptionedFigure"/>
+      </w:pPr>
+      <w:r>
+        <w:drawing>
+          <wp:inline>
+            <wp:extent cx="4206240" cy="2453640"/>
+            <wp:effectExtent b="0" l="0" r="0" t="0"/>
+            <wp:docPr descr="그림 4-2. 대·중·소 일정계획의 3층 구조" title="" id="88" name="Picture"/>
+            <a:graphic>
+              <a:graphicData uri="http://schemas.openxmlformats.org/drawingml/2006/picture">
+                <pic:pic>
+                  <pic:nvPicPr>
+                    <pic:cNvPr descr="figures/fig_42_schedule3.png" id="89" name="Picture"/>
+                    <pic:cNvPicPr>
+                      <a:picLocks noChangeArrowheads="1" noChangeAspect="1"/>
+                    </pic:cNvPicPr>
+                  </pic:nvPicPr>
+                  <pic:blipFill>
+                    <a:blip r:embed="rId87"/>
+                    <a:stretch>
+                      <a:fillRect/>
+                    </a:stretch>
+                  </pic:blipFill>
+                  <pic:spPr bwMode="auto">
+                    <a:xfrm>
+                      <a:off x="0" y="0"/>
+                      <a:ext cx="4206240" cy="2453640"/>
+                    </a:xfrm>
+                    <a:prstGeom prst="rect">
+                      <a:avLst/>
+                    </a:prstGeom>
+                    <a:noFill/>
+                    <a:ln w="9525">
+                      <a:noFill/>
+                      <a:headEnd/>
+                      <a:tailEnd/>
+                    </a:ln>
+                  </pic:spPr>
+                </pic:pic>
+              </a:graphicData>
+            </a:graphic>
+          </wp:inline>
+        </w:drawing>
+      </w:r>
+    </w:p>
+    <w:p>
+      <w:pPr>
+        <w:pStyle w:val="ImageCaption"/>
+      </w:pPr>
+      <w:r>
+        <w:t xml:space="preserve">그림 4-2. 대·중·소 일정계획의 3층 구조</w:t>
+      </w:r>
+    </w:p>
+    <w:p>
+      <w:pPr>
+        <w:pStyle w:val="BodyText"/>
+      </w:pPr>
+      <w:r>
+        <w:t xml:space="preserve">일정계획에 대해 원전은 뚜렷한 3층 구조를 제시한다. 대일정계획은 3개월에서 1년의 장기 계획으로 최종제품을 대상으로 하며, 확도가 낮은 예측 기반이므로 설비투자·충원 계획의 기초와 리드타임이 긴 자재의 선행 수배 근거로 쓴다. 중일정계획은 월차 생산계획으로, 최종 납기를 사수해야 할 기점으로 삼아 기준일정에 근거해 모든 부품의 착수일·완료일을 역산하는, 공정관리 스태프가 작성하는 중심 계획이다. 소일정계획은 직장마다 그 직장이 작성하는 향후 1~3일의 작업자별·기계별 계획으로, 발송의 직접 근거가 된다.</w:t>
+      </w:r>
+    </w:p>
+    <w:p>
+      <w:pPr>
+        <w:pStyle w:val="BodyText"/>
+      </w:pPr>
+      <w:r>
+        <w:t xml:space="preserve">이 3층에서 원전이 강조하는 것은 계층 간 유연성의 배분이다. 다품종소량·수주생산에서는</w:t>
+      </w:r>
+      <w:r>
+        <w:t xml:space="preserve"> </w:t>
+      </w:r>
+      <w:r>
+        <w:t xml:space="preserve">“</w:t>
+      </w:r>
+      <w:r>
+        <w:t xml:space="preserve">선물 수주 확보가 어렵고 변경이 많아</w:t>
+      </w:r>
+      <w:r>
+        <w:t xml:space="preserve">”</w:t>
+      </w:r>
+      <w:r>
+        <w:t xml:space="preserve"> </w:t>
+      </w:r>
+      <w:r>
+        <w:t xml:space="preserve">중일정계획의 정도(精度)가 조잡해지는 것을 피할 수 없다. 그 대응이 인상적이다.</w:t>
+      </w:r>
+    </w:p>
+    <w:p>
+      <w:pPr>
+        <w:pStyle w:val="BlockText"/>
+      </w:pPr>
+      <w:r>
+        <w:t xml:space="preserve">중 일정계획을 변경에 대해서 유연하게 또한 신속하게 대응 수정하면서 즉시 현장으로 전달하고, 소 일정계획과 수배 실행으로 신속하게 피드백한다는 수밖에 없다. — 생산관리 고전</w:t>
+      </w:r>
+    </w:p>
+    <w:p>
+      <w:pPr>
         <w:pStyle w:val="FirstParagraph"/>
       </w:pPr>
       <w:r>
-        <w:t xml:space="preserve">일정계획에 대해 원전은 뚜렷한 3층 구조를 제시한다. 대일정계획은 3개월에서 1년의 장기 계획으로 최종제품을 대상으로 하며, 확도가 낮은 예측 기반이므로 설비투자·충원 계획의 기초와 리드타임이 긴 자재의 선행 수배 근거로 쓴다. 중일정계획은 월차 생산계획으로, 최종 납기를 사수해야 할 기점으로 삼아 기준일정에 근거해 모든 부품의 착수일·완료일을 역산하는, 공정관리 스태프가 작성하는 중심 계획이다. 소일정계획은 직장마다 그 직장이 작성하는 향후 1~3일의 작업자별·기계별 계획으로, 발송의 직접 근거가 된다.</w:t>
+        <w:t xml:space="preserve">중일정의 부정확을 한탄하는 대신, 수정의 속도와 전파의 속도로 커버하라는 것이다. 케이스 스터디의 관리센터는</w:t>
+      </w:r>
+      <w:r>
+        <w:t xml:space="preserve"> </w:t>
+      </w:r>
+      <w:r>
+        <w:t xml:space="preserve">“</w:t>
+      </w:r>
+      <w:r>
+        <w:t xml:space="preserve">중 일정계획의 수정은 필요에 따라 ’언제라도 수정 OK’라는 융통성 있는 규칙</w:t>
+      </w:r>
+      <w:r>
+        <w:t xml:space="preserve">”</w:t>
+      </w:r>
+      <w:r>
+        <w:t xml:space="preserve">으로 운영하되, 주 1회는 수주·진도·부하·부품표 관련 시스템 전체를 총복습한다. 그리고 부품전개도 중일정도</w:t>
+      </w:r>
+      <w:r>
+        <w:t xml:space="preserve"> </w:t>
+      </w:r>
+      <w:r>
+        <w:t xml:space="preserve">“</w:t>
+      </w:r>
+      <w:r>
+        <w:t xml:space="preserve">그다지 세부까지는 작성하지 않는다.</w:t>
+      </w:r>
+      <w:r>
+        <w:t xml:space="preserve">”</w:t>
+      </w:r>
+      <w:r>
+        <w:t xml:space="preserve"> </w:t>
+      </w:r>
+      <w:r>
+        <w:t xml:space="preserve">포인트는 최종제품의 품목·수량·납기, 조립 부문에 지급할 부품수와 기간, 가공 부문에 발주할 부품수와 납기, 원재료의 수량과 납기뿐이고, 세부 계획은 각 부문에 맡긴다. 여기에 소일정계획의 현장 주도 원칙이 맞물린다.</w:t>
+      </w:r>
+      <w:r>
+        <w:t xml:space="preserve"> </w:t>
+      </w:r>
+      <w:r>
+        <w:t xml:space="preserve">“</w:t>
+      </w:r>
+      <w:r>
+        <w:t xml:space="preserve">소 일정계획은 현장의 실태에 입각해 구체적이고 상세하게 편성하지 않으면 의미가 없다. 현장을 손바닥 보듯 숙지한 감독자가 중심이 되어 작성해야 한다.</w:t>
+      </w:r>
+      <w:r>
+        <w:t xml:space="preserve">”</w:t>
+      </w:r>
+      <w:r>
+        <w:t xml:space="preserve"> </w:t>
+      </w:r>
+      <w:r>
+        <w:t xml:space="preserve">다만 중일정계획의 큰 틀 안에서라는 단서가 붙는다. 중앙은 틀과 납기를, 현장은 순서와 배분을 — 이 역할 분담이 1장에서 본 동기ERP의 사상, 곧 전사 계획(ERP)과 현장 풀(pull)의 분업과 정확히 공명한다.</w:t>
       </w:r>
     </w:p>
     <w:p>
@@ -7217,25 +7475,238 @@
         <w:pStyle w:val="BodyText"/>
       </w:pPr>
       <w:r>
-        <w:t xml:space="preserve">이 3층에서 원전이 강조하는 것은 계층 간 유연성의 배분이다. 다품종소량·수주생산에서는</w:t>
-      </w:r>
-      <w:r>
-        <w:t xml:space="preserve"> </w:t>
-      </w:r>
-      <w:r>
-        <w:t xml:space="preserve">“</w:t>
-      </w:r>
-      <w:r>
-        <w:t xml:space="preserve">선물 수주 확보가 어렵고 변경이 많아</w:t>
-      </w:r>
-      <w:r>
-        <w:t xml:space="preserve">”</w:t>
-      </w:r>
-      <w:r>
-        <w:t xml:space="preserve"> </w:t>
-      </w:r>
-      <w:r>
-        <w:t xml:space="preserve">중일정계획의 정도(精度)가 조잡해지는 것을 피할 수 없다. 그 대응이 인상적이다.</w:t>
+        <w:t xml:space="preserve">3층을 잇는 기술적 다리가 기준일정(基準日程)이다. 각 부품·각 공정의 생산 기간을 일수 단위로 정한 것으로,</w:t>
+      </w:r>
+      <w:r>
+        <w:t xml:space="preserve"> </w:t>
+      </w:r>
+      <w:r>
+        <w:t xml:space="preserve">“</w:t>
+      </w:r>
+      <w:r>
+        <w:t xml:space="preserve">이것이 정해져 있으면 최종 납기에서 역산해 부품마다 착수일·완료일을 계획할 수 있다.</w:t>
+      </w:r>
+      <w:r>
+        <w:t xml:space="preserve">”</w:t>
+      </w:r>
+      <w:r>
+        <w:t xml:space="preserve"> </w:t>
+      </w:r>
+      <w:r>
+        <w:t xml:space="preserve">주의할 것은 기준일정이 표준시간(시간·분 단위의 정미 작업시간)과 달리 정체 시간을 포함한다는 점이다. 원전은 수주생산 기계공장의 실태로</w:t>
+      </w:r>
+      <w:r>
+        <w:t xml:space="preserve"> </w:t>
+      </w:r>
+      <w:r>
+        <w:t xml:space="preserve">“</w:t>
+      </w:r>
+      <w:r>
+        <w:t xml:space="preserve">가공·검사 시간 20~40%, 정체 시간 60~80%</w:t>
+      </w:r>
+      <w:r>
+        <w:t xml:space="preserve">”</w:t>
+      </w:r>
+      <w:r>
+        <w:t xml:space="preserve">를 들며, 정체를 계획에서 너무 절약하면</w:t>
+      </w:r>
+      <w:r>
+        <w:t xml:space="preserve"> </w:t>
+      </w:r>
+      <w:r>
+        <w:t xml:space="preserve">“</w:t>
+      </w:r>
+      <w:r>
+        <w:t xml:space="preserve">실행 불가능한 계획</w:t>
+      </w:r>
+      <w:r>
+        <w:t xml:space="preserve">”</w:t>
+      </w:r>
+      <w:r>
+        <w:t xml:space="preserve">이 된다고 경고한다. 여기서 여유(버퍼)의 철학이 나온다.</w:t>
+      </w:r>
+      <w:r>
+        <w:t xml:space="preserve"> </w:t>
+      </w:r>
+      <w:r>
+        <w:t xml:space="preserve">“</w:t>
+      </w:r>
+      <w:r>
+        <w:t xml:space="preserve">공정 간의 연계를 완전히 동기화하는 것은 실제상 곤란하고 여러 불확실한 교란의 발생은 피할 수 없다. 이들에 대한 버퍼로서 적절한 여유를 봐 두는 것은 절대로 필요하다.</w:t>
+      </w:r>
+      <w:r>
+        <w:t xml:space="preserve">”</w:t>
+      </w:r>
+      <w:r>
+        <w:t xml:space="preserve"> </w:t>
+      </w:r>
+      <w:r>
+        <w:t xml:space="preserve">기준일정을 구하는 방법도 세 가지로 정리된다. 반복성 있는 품목은 작업표의 과거 실적에서 조사하고(POP를 도입했다면</w:t>
+      </w:r>
+      <w:r>
+        <w:t xml:space="preserve"> </w:t>
+      </w:r>
+      <w:r>
+        <w:t xml:space="preserve">“</w:t>
+      </w:r>
+      <w:r>
+        <w:t xml:space="preserve">지극히 정확한 실적 데이터를 풍부하게 이용할 수 있다</w:t>
+      </w:r>
+      <w:r>
+        <w:t xml:space="preserve">”</w:t>
+      </w:r>
+      <w:r>
+        <w:t xml:space="preserve">), 연속 생산품은 유동수 곡선으로 재공수에서 정체 기간을 계산하며, 실적이 없는 품목은 유사 품목 그룹별 추정이나 감독자의 경험 청취로 일률 설정한다. 확정된 기준일정은 수배번수 — 납기로부터 며칠 전에 착수·완료해야 하는가를 세는 역산 눈금(</w:t>
+      </w:r>
+      <w:r>
+        <w:t xml:space="preserve">‘</w:t>
+      </w:r>
+      <w:r>
+        <w:t xml:space="preserve">착수수번 20번, 완료수번 15번</w:t>
+      </w:r>
+      <w:r>
+        <w:t xml:space="preserve">’</w:t>
+      </w:r>
+      <w:r>
+        <w:t xml:space="preserve">) — 로 변환되어 일정계획 편성의 자가 된다.</w:t>
+      </w:r>
+    </w:p>
+    <w:p>
+      <w:pPr>
+        <w:pStyle w:val="BodyText"/>
+      </w:pPr>
+      <w:r>
+        <w:t xml:space="preserve">한편 일정계획의 또 하나의 기초인 순서계획(공정 순서와 표준시간의 계획)에 대해 원전은 다품종소량 특유의 현실론을 편다. 순서서를 정성 들여 쓸 시간이 없으므로</w:t>
+      </w:r>
+      <w:r>
+        <w:t xml:space="preserve"> </w:t>
+      </w:r>
+      <w:r>
+        <w:t xml:space="preserve">“</w:t>
+      </w:r>
+      <w:r>
+        <w:t xml:space="preserve">졸속주의(스피드 우선)와 중점주의(중요한 곳만 파악)</w:t>
+      </w:r>
+      <w:r>
+        <w:t xml:space="preserve">”</w:t>
+      </w:r>
+      <w:r>
+        <w:t xml:space="preserve">로 가되, 숙련 감독자가 요점을 메모하고 작업자가 세부를 입안하며 스태프가 정서하는 3자 협업을 권한다. 완벽한 표준 문서가 아니라 계획 계산에 필요한 두 항목 — 표준 로트수와 표준시간 — 을 우선 확보하라는 실용주의다.</w:t>
+      </w:r>
+    </w:p>
+    <w:bookmarkEnd w:id="90"/>
+    <w:bookmarkStart w:id="91" w:name="공수계획-능력과-부하-그리고-넥-공정"/>
+    <w:p>
+      <w:pPr>
+        <w:pStyle w:val="Heading2"/>
+      </w:pPr>
+      <w:r>
+        <w:t xml:space="preserve">4.5 공수계획: 능력과 부하, 그리고 넥 공정</w:t>
+      </w:r>
+    </w:p>
+    <w:p>
+      <w:pPr>
+        <w:pStyle w:val="FirstParagraph"/>
+      </w:pPr>
+      <w:r>
+        <w:t xml:space="preserve">일정계획이 시간 축 위의 배치라면, 공수계획(부하계획·여력계획)은 그 배치가 물리적으로 가능한지의 검산이다. 원전은 단호하다.</w:t>
+      </w:r>
+      <w:r>
+        <w:t xml:space="preserve"> </w:t>
+      </w:r>
+      <w:r>
+        <w:t xml:space="preserve">“</w:t>
+      </w:r>
+      <w:r>
+        <w:t xml:space="preserve">기준일정에서 일정계획을 편성했다고 ’OK, 실행해요’라고는 가지 않는다. 다수의 로트를 실제 달력에 포개어 보면 날짜에 따라 능력보다 부하가 커서 ’생산할 수 없다’는 것도 있을 수 있다.</w:t>
+      </w:r>
+      <w:r>
+        <w:t xml:space="preserve">”</w:t>
+      </w:r>
+      <w:r>
+        <w:t xml:space="preserve"> </w:t>
+      </w:r>
+      <w:r>
+        <w:t xml:space="preserve">서두의 제사(題詞)처럼 공수계획이 첨부되지 않은 일정계획은 그림의 떡이다. 계산 구조는 명쾌하다. 사람이 주체인 공정은 작업자 노동시간 기준으로 능력 = 작업시간 × (1-간접작업률) × 작업인원 × 출동률, 기계가 주체인 공정은 능력 = 운전시간 × (1-고장률) × 기계대수로 구하고, 부하는 1개당 표준시간 × 생산소요량 + 절차교체횟수 × 평균절차시간으로 구해 공정마다 대비한다. 결과는 공수산적표(工數山積表) — 부하를 벽돌 쌓듯 기간별로 쌓아 올린 막대그래프 — 로 가시화된다.</w:t>
+      </w:r>
+    </w:p>
+    <w:p>
+      <w:pPr>
+        <w:pStyle w:val="BodyText"/>
+      </w:pPr>
+      <w:r>
+        <w:t xml:space="preserve">그리고 여기에도 중점주의가 관철된다.</w:t>
+      </w:r>
+      <w:r>
+        <w:t xml:space="preserve"> </w:t>
+      </w:r>
+      <w:r>
+        <w:t xml:space="preserve">“</w:t>
+      </w:r>
+      <w:r>
+        <w:t xml:space="preserve">모든 공정·직장에 관해서 공수 산적의 계산을 하는 것은 힘드므로, 실전에서는 넥(Neck) 공정을 선택해서 실행한다.</w:t>
+      </w:r>
+      <w:r>
+        <w:t xml:space="preserve">”</w:t>
+      </w:r>
+      <w:r>
+        <w:t xml:space="preserve"> </w:t>
+      </w:r>
+      <w:r>
+        <w:t xml:space="preserve">능력이 부하를 결정하는 것은 병목이므로, 병목의 공수계획만 정밀하면 전체 계획의 실행 가능성은 대략 보증된다는 것이다. 공장장·제조부장의 액션 리스트 제1항이</w:t>
+      </w:r>
+      <w:r>
+        <w:t xml:space="preserve"> </w:t>
+      </w:r>
+      <w:r>
+        <w:t xml:space="preserve">“</w:t>
+      </w:r>
+      <w:r>
+        <w:t xml:space="preserve">생산계획을 보면 넥 공정이 어디인지 바로 알 수 있다. 넥 공정 퇴치의 손을 쓰는 것은 공장장·제조부장밖에 할 수 없다</w:t>
+      </w:r>
+      <w:r>
+        <w:t xml:space="preserve">”</w:t>
+      </w:r>
+      <w:r>
+        <w:t xml:space="preserve">인 것도 같은 맥락이다. 골드랫이 제약이론(TOC)으로 정식화한 통찰 — 시스템의 산출량은 제약 자원이 결정한다(Goldratt &amp; Cox, 1984) — 이 일본 중소 제조 현장의 실무 규범으로 이미 살아 있었던 셈이다.</w:t>
+      </w:r>
+    </w:p>
+    <w:p>
+      <w:pPr>
+        <w:pStyle w:val="BodyText"/>
+      </w:pPr>
+      <w:r>
+        <w:t xml:space="preserve">마지막 조각은 교란에 대한 즉응이다. 수주 변경이 오면</w:t>
+      </w:r>
+      <w:r>
+        <w:t xml:space="preserve"> </w:t>
+      </w:r>
+      <w:r>
+        <w:t xml:space="preserve">“</w:t>
+      </w:r>
+      <w:r>
+        <w:t xml:space="preserve">빠른 반응(정보 유통의 속도), 빠른 피드백(신속한 판단과 계획 수정, 연락), 빠른 액션(대책의 속도)</w:t>
+      </w:r>
+      <w:r>
+        <w:t xml:space="preserve">”</w:t>
+      </w:r>
+      <w:r>
+        <w:t xml:space="preserve">의 세 박자로 돌파한다. 몰려오는 특급품에 대해서는 통계적 접근과 조직적 접근을 병용한다. 특급·끼어들기 건수를 조사해 보면</w:t>
+      </w:r>
+      <w:r>
+        <w:t xml:space="preserve"> </w:t>
+      </w:r>
+      <w:r>
+        <w:t xml:space="preserve">“</w:t>
+      </w:r>
+      <w:r>
+        <w:t xml:space="preserve">고작 5~10%라는 의외로 적은 비율</w:t>
+      </w:r>
+      <w:r>
+        <w:t xml:space="preserve">”</w:t>
+      </w:r>
+      <w:r>
+        <w:t xml:space="preserve">이므로, 그만큼을 ’오더 미정’의 예측 틀로 일정·부하계획에 미리 끼워 두고 실제 수주가 오면 충당하며 계획을 수정한다. 그리고 조직적으로는 특별처리반을 둔다.</w:t>
       </w:r>
     </w:p>
     <w:p>
@@ -7243,7 +7714,7 @@
         <w:pStyle w:val="BlockText"/>
       </w:pPr>
       <w:r>
-        <w:t xml:space="preserve">중 일정계획을 변경에 대해서 유연하게 또한 신속하게 대응 수정하면서 즉시 현장으로 전달하고, 소 일정계획과 수배 실행으로 신속하게 피드백한다는 수밖에 없다. — 생산관리 고전</w:t>
+        <w:t xml:space="preserve">특급·끼어들기 전문 특별처리반을 편성해 두고 처리하는 방법을 권장한다. 불과 수 %의 끼어들기로 전 공장이 대혼란하는 피해를 방지할 수 있다면 조금의 로스는 싼 것이다. 특별처리반의 멤버는 최우수의 베테랑 다능공으로 한다. 준비 절차부터 부품 가공에서 조립까지 일관 청부로 한다. 기계설비의 사용도 우선권을 준다. 이렇게 해서 살짝 흘리면 통상 생산 기간의 10분의 1 이하의 단기간으로 납품할 수 있다. — 생산관리 고전</w:t>
       </w:r>
     </w:p>
     <w:p>
@@ -7251,312 +7722,6 @@
         <w:pStyle w:val="FirstParagraph"/>
       </w:pPr>
       <w:r>
-        <w:t xml:space="preserve">중일정의 부정확을 한탄하는 대신, 수정의 속도와 전파의 속도로 커버하라는 것이다. 케이스 스터디의 관리센터는</w:t>
-      </w:r>
-      <w:r>
-        <w:t xml:space="preserve"> </w:t>
-      </w:r>
-      <w:r>
-        <w:t xml:space="preserve">“</w:t>
-      </w:r>
-      <w:r>
-        <w:t xml:space="preserve">중 일정계획의 수정은 필요에 따라 ’언제라도 수정 OK’라는 융통성 있는 규칙</w:t>
-      </w:r>
-      <w:r>
-        <w:t xml:space="preserve">”</w:t>
-      </w:r>
-      <w:r>
-        <w:t xml:space="preserve">으로 운영하되, 주 1회는 수주·진도·부하·부품표 관련 시스템 전체를 총복습한다. 그리고 부품전개도 중일정도</w:t>
-      </w:r>
-      <w:r>
-        <w:t xml:space="preserve"> </w:t>
-      </w:r>
-      <w:r>
-        <w:t xml:space="preserve">“</w:t>
-      </w:r>
-      <w:r>
-        <w:t xml:space="preserve">그다지 세부까지는 작성하지 않는다.</w:t>
-      </w:r>
-      <w:r>
-        <w:t xml:space="preserve">”</w:t>
-      </w:r>
-      <w:r>
-        <w:t xml:space="preserve"> </w:t>
-      </w:r>
-      <w:r>
-        <w:t xml:space="preserve">포인트는 최종제품의 품목·수량·납기, 조립 부문에 지급할 부품수와 기간, 가공 부문에 발주할 부품수와 납기, 원재료의 수량과 납기뿐이고, 세부 계획은 각 부문에 맡긴다. 여기에 소일정계획의 현장 주도 원칙이 맞물린다.</w:t>
-      </w:r>
-      <w:r>
-        <w:t xml:space="preserve"> </w:t>
-      </w:r>
-      <w:r>
-        <w:t xml:space="preserve">“</w:t>
-      </w:r>
-      <w:r>
-        <w:t xml:space="preserve">소 일정계획은 현장의 실태에 입각해 구체적이고 상세하게 편성하지 않으면 의미가 없다. 현장을 손바닥 보듯 숙지한 감독자가 중심이 되어 작성해야 한다.</w:t>
-      </w:r>
-      <w:r>
-        <w:t xml:space="preserve">”</w:t>
-      </w:r>
-      <w:r>
-        <w:t xml:space="preserve"> </w:t>
-      </w:r>
-      <w:r>
-        <w:t xml:space="preserve">다만 중일정계획의 큰 틀 안에서라는 단서가 붙는다. 중앙은 틀과 납기를, 현장은 순서와 배분을 — 이 역할 분담이 1장에서 본 동기ERP의 사상, 곧 전사 계획(ERP)과 현장 풀(pull)의 분업과 정확히 공명한다.</w:t>
-      </w:r>
-    </w:p>
-    <w:p>
-      <w:pPr>
-        <w:pStyle w:val="BodyText"/>
-      </w:pPr>
-      <w:r>
-        <w:t xml:space="preserve">3층을 잇는 기술적 다리가 기준일정(基準日程)이다. 각 부품·각 공정의 생산 기간을 일수 단위로 정한 것으로,</w:t>
-      </w:r>
-      <w:r>
-        <w:t xml:space="preserve"> </w:t>
-      </w:r>
-      <w:r>
-        <w:t xml:space="preserve">“</w:t>
-      </w:r>
-      <w:r>
-        <w:t xml:space="preserve">이것이 정해져 있으면 최종 납기에서 역산해 부품마다 착수일·완료일을 계획할 수 있다.</w:t>
-      </w:r>
-      <w:r>
-        <w:t xml:space="preserve">”</w:t>
-      </w:r>
-      <w:r>
-        <w:t xml:space="preserve"> </w:t>
-      </w:r>
-      <w:r>
-        <w:t xml:space="preserve">주의할 것은 기준일정이 표준시간(시간·분 단위의 정미 작업시간)과 달리 정체 시간을 포함한다는 점이다. 원전은 수주생산 기계공장의 실태로</w:t>
-      </w:r>
-      <w:r>
-        <w:t xml:space="preserve"> </w:t>
-      </w:r>
-      <w:r>
-        <w:t xml:space="preserve">“</w:t>
-      </w:r>
-      <w:r>
-        <w:t xml:space="preserve">가공·검사 시간 20~40%, 정체 시간 60~80%</w:t>
-      </w:r>
-      <w:r>
-        <w:t xml:space="preserve">”</w:t>
-      </w:r>
-      <w:r>
-        <w:t xml:space="preserve">를 들며, 정체를 계획에서 너무 절약하면</w:t>
-      </w:r>
-      <w:r>
-        <w:t xml:space="preserve"> </w:t>
-      </w:r>
-      <w:r>
-        <w:t xml:space="preserve">“</w:t>
-      </w:r>
-      <w:r>
-        <w:t xml:space="preserve">실행 불가능한 계획</w:t>
-      </w:r>
-      <w:r>
-        <w:t xml:space="preserve">”</w:t>
-      </w:r>
-      <w:r>
-        <w:t xml:space="preserve">이 된다고 경고한다. 여기서 여유(버퍼)의 철학이 나온다.</w:t>
-      </w:r>
-      <w:r>
-        <w:t xml:space="preserve"> </w:t>
-      </w:r>
-      <w:r>
-        <w:t xml:space="preserve">“</w:t>
-      </w:r>
-      <w:r>
-        <w:t xml:space="preserve">공정 간의 연계를 완전히 동기화하는 것은 실제상 곤란하고 여러 불확실한 교란의 발생은 피할 수 없다. 이들에 대한 버퍼로서 적절한 여유를 봐 두는 것은 절대로 필요하다.</w:t>
-      </w:r>
-      <w:r>
-        <w:t xml:space="preserve">”</w:t>
-      </w:r>
-      <w:r>
-        <w:t xml:space="preserve"> </w:t>
-      </w:r>
-      <w:r>
-        <w:t xml:space="preserve">기준일정을 구하는 방법도 세 가지로 정리된다. 반복성 있는 품목은 작업표의 과거 실적에서 조사하고(POP를 도입했다면</w:t>
-      </w:r>
-      <w:r>
-        <w:t xml:space="preserve"> </w:t>
-      </w:r>
-      <w:r>
-        <w:t xml:space="preserve">“</w:t>
-      </w:r>
-      <w:r>
-        <w:t xml:space="preserve">지극히 정확한 실적 데이터를 풍부하게 이용할 수 있다</w:t>
-      </w:r>
-      <w:r>
-        <w:t xml:space="preserve">”</w:t>
-      </w:r>
-      <w:r>
-        <w:t xml:space="preserve">), 연속 생산품은 유동수 곡선으로 재공수에서 정체 기간을 계산하며, 실적이 없는 품목은 유사 품목 그룹별 추정이나 감독자의 경험 청취로 일률 설정한다. 확정된 기준일정은 수배번수 — 납기로부터 며칠 전에 착수·완료해야 하는가를 세는 역산 눈금(</w:t>
-      </w:r>
-      <w:r>
-        <w:t xml:space="preserve">‘</w:t>
-      </w:r>
-      <w:r>
-        <w:t xml:space="preserve">착수수번 20번, 완료수번 15번</w:t>
-      </w:r>
-      <w:r>
-        <w:t xml:space="preserve">’</w:t>
-      </w:r>
-      <w:r>
-        <w:t xml:space="preserve">) — 로 변환되어 일정계획 편성의 자가 된다.</w:t>
-      </w:r>
-    </w:p>
-    <w:p>
-      <w:pPr>
-        <w:pStyle w:val="BodyText"/>
-      </w:pPr>
-      <w:r>
-        <w:t xml:space="preserve">한편 일정계획의 또 하나의 기초인 순서계획(공정 순서와 표준시간의 계획)에 대해 원전은 다품종소량 특유의 현실론을 편다. 순서서를 정성 들여 쓸 시간이 없으므로</w:t>
-      </w:r>
-      <w:r>
-        <w:t xml:space="preserve"> </w:t>
-      </w:r>
-      <w:r>
-        <w:t xml:space="preserve">“</w:t>
-      </w:r>
-      <w:r>
-        <w:t xml:space="preserve">졸속주의(스피드 우선)와 중점주의(중요한 곳만 파악)</w:t>
-      </w:r>
-      <w:r>
-        <w:t xml:space="preserve">”</w:t>
-      </w:r>
-      <w:r>
-        <w:t xml:space="preserve">로 가되, 숙련 감독자가 요점을 메모하고 작업자가 세부를 입안하며 스태프가 정서하는 3자 협업을 권한다. 완벽한 표준 문서가 아니라 계획 계산에 필요한 두 항목 — 표준 로트수와 표준시간 — 을 우선 확보하라는 실용주의다.</w:t>
-      </w:r>
-    </w:p>
-    <w:bookmarkEnd w:id="81"/>
-    <w:bookmarkStart w:id="82" w:name="공수계획-능력과-부하-그리고-넥-공정"/>
-    <w:p>
-      <w:pPr>
-        <w:pStyle w:val="Heading2"/>
-      </w:pPr>
-      <w:r>
-        <w:t xml:space="preserve">4.5 공수계획: 능력과 부하, 그리고 넥 공정</w:t>
-      </w:r>
-    </w:p>
-    <w:p>
-      <w:pPr>
-        <w:pStyle w:val="FirstParagraph"/>
-      </w:pPr>
-      <w:r>
-        <w:t xml:space="preserve">일정계획이 시간 축 위의 배치라면, 공수계획(부하계획·여력계획)은 그 배치가 물리적으로 가능한지의 검산이다. 원전은 단호하다.</w:t>
-      </w:r>
-      <w:r>
-        <w:t xml:space="preserve"> </w:t>
-      </w:r>
-      <w:r>
-        <w:t xml:space="preserve">“</w:t>
-      </w:r>
-      <w:r>
-        <w:t xml:space="preserve">기준일정에서 일정계획을 편성했다고 ’OK, 실행해요’라고는 가지 않는다. 다수의 로트를 실제 달력에 포개어 보면 날짜에 따라 능력보다 부하가 커서 ’생산할 수 없다’는 것도 있을 수 있다.</w:t>
-      </w:r>
-      <w:r>
-        <w:t xml:space="preserve">”</w:t>
-      </w:r>
-      <w:r>
-        <w:t xml:space="preserve"> </w:t>
-      </w:r>
-      <w:r>
-        <w:t xml:space="preserve">서두의 제사(題詞)처럼 공수계획이 첨부되지 않은 일정계획은 그림의 떡이다. 계산 구조는 명쾌하다. 사람이 주체인 공정은 작업자 노동시간 기준으로 능력 = 작업시간 × (1-간접작업률) × 작업인원 × 출동률, 기계가 주체인 공정은 능력 = 운전시간 × (1-고장률) × 기계대수로 구하고, 부하는 1개당 표준시간 × 생산소요량 + 절차교체횟수 × 평균절차시간으로 구해 공정마다 대비한다. 결과는 공수산적표(工數山積表) — 부하를 벽돌 쌓듯 기간별로 쌓아 올린 막대그래프 — 로 가시화된다.</w:t>
-      </w:r>
-    </w:p>
-    <w:p>
-      <w:pPr>
-        <w:pStyle w:val="BodyText"/>
-      </w:pPr>
-      <w:r>
-        <w:t xml:space="preserve">그리고 여기에도 중점주의가 관철된다.</w:t>
-      </w:r>
-      <w:r>
-        <w:t xml:space="preserve"> </w:t>
-      </w:r>
-      <w:r>
-        <w:t xml:space="preserve">“</w:t>
-      </w:r>
-      <w:r>
-        <w:t xml:space="preserve">모든 공정·직장에 관해서 공수 산적의 계산을 하는 것은 힘드므로, 실전에서는 넥(Neck) 공정을 선택해서 실행한다.</w:t>
-      </w:r>
-      <w:r>
-        <w:t xml:space="preserve">”</w:t>
-      </w:r>
-      <w:r>
-        <w:t xml:space="preserve"> </w:t>
-      </w:r>
-      <w:r>
-        <w:t xml:space="preserve">능력이 부하를 결정하는 것은 병목이므로, 병목의 공수계획만 정밀하면 전체 계획의 실행 가능성은 대략 보증된다는 것이다. 공장장·제조부장의 액션 리스트 제1항이</w:t>
-      </w:r>
-      <w:r>
-        <w:t xml:space="preserve"> </w:t>
-      </w:r>
-      <w:r>
-        <w:t xml:space="preserve">“</w:t>
-      </w:r>
-      <w:r>
-        <w:t xml:space="preserve">생산계획을 보면 넥 공정이 어디인지 바로 알 수 있다. 넥 공정 퇴치의 손을 쓰는 것은 공장장·제조부장밖에 할 수 없다</w:t>
-      </w:r>
-      <w:r>
-        <w:t xml:space="preserve">”</w:t>
-      </w:r>
-      <w:r>
-        <w:t xml:space="preserve">인 것도 같은 맥락이다. 골드랫이 제약이론(TOC)으로 정식화한 통찰 — 시스템의 산출량은 제약 자원이 결정한다(Goldratt &amp; Cox, 1984) — 이 일본 중소 제조 현장의 실무 규범으로 이미 살아 있었던 셈이다.</w:t>
-      </w:r>
-    </w:p>
-    <w:p>
-      <w:pPr>
-        <w:pStyle w:val="BodyText"/>
-      </w:pPr>
-      <w:r>
-        <w:t xml:space="preserve">마지막 조각은 교란에 대한 즉응이다. 수주 변경이 오면</w:t>
-      </w:r>
-      <w:r>
-        <w:t xml:space="preserve"> </w:t>
-      </w:r>
-      <w:r>
-        <w:t xml:space="preserve">“</w:t>
-      </w:r>
-      <w:r>
-        <w:t xml:space="preserve">빠른 반응(정보 유통의 속도), 빠른 피드백(신속한 판단과 계획 수정, 연락), 빠른 액션(대책의 속도)</w:t>
-      </w:r>
-      <w:r>
-        <w:t xml:space="preserve">”</w:t>
-      </w:r>
-      <w:r>
-        <w:t xml:space="preserve">의 세 박자로 돌파한다. 몰려오는 특급품에 대해서는 통계적 접근과 조직적 접근을 병용한다. 특급·끼어들기 건수를 조사해 보면</w:t>
-      </w:r>
-      <w:r>
-        <w:t xml:space="preserve"> </w:t>
-      </w:r>
-      <w:r>
-        <w:t xml:space="preserve">“</w:t>
-      </w:r>
-      <w:r>
-        <w:t xml:space="preserve">고작 5~10%라는 의외로 적은 비율</w:t>
-      </w:r>
-      <w:r>
-        <w:t xml:space="preserve">”</w:t>
-      </w:r>
-      <w:r>
-        <w:t xml:space="preserve">이므로, 그만큼을 ’오더 미정’의 예측 틀로 일정·부하계획에 미리 끼워 두고 실제 수주가 오면 충당하며 계획을 수정한다. 그리고 조직적으로는 특별처리반을 둔다.</w:t>
-      </w:r>
-    </w:p>
-    <w:p>
-      <w:pPr>
-        <w:pStyle w:val="BlockText"/>
-      </w:pPr>
-      <w:r>
-        <w:t xml:space="preserve">특급·끼어들기 전문 특별처리반을 편성해 두고 처리하는 방법을 권장한다. 불과 수 %의 끼어들기로 전 공장이 대혼란하는 피해를 방지할 수 있다면 조금의 로스는 싼 것이다. 특별처리반의 멤버는 최우수의 베테랑 다능공으로 한다. 준비 절차부터 부품 가공에서 조립까지 일관 청부로 한다. 기계설비의 사용도 우선권을 준다. 이렇게 해서 살짝 흘리면 통상 생산 기간의 10분의 1 이하의 단기간으로 납품할 수 있다. — 생산관리 고전</w:t>
-      </w:r>
-    </w:p>
-    <w:p>
-      <w:pPr>
-        <w:pStyle w:val="FirstParagraph"/>
-      </w:pPr>
-      <w:r>
         <w:t xml:space="preserve">전체의 리듬을 지키기 위해 예외를 전담하는 우회로를 만든다는 이 발상은, 뒤에서 볼 긴급 오더 처리의 조직적 원형이다. 그리고 원전은 이것이 가능한 조건을 잊지 않고 덧붙인다.</w:t>
       </w:r>
       <w:r>
@@ -7578,8 +7743,8 @@
         <w:t xml:space="preserve">여유 없는 시스템은 예외 하나에 무너진다.</w:t>
       </w:r>
     </w:p>
-    <w:bookmarkEnd w:id="82"/>
-    <w:bookmarkStart w:id="83" w:name="odoo와-frepple로의-이식-bommrpmpsaps"/>
+    <w:bookmarkEnd w:id="91"/>
+    <w:bookmarkStart w:id="92" w:name="odoo와-frepple로의-이식-bommrpmpsaps"/>
     <w:p>
       <w:pPr>
         <w:pStyle w:val="Heading2"/>
@@ -8120,8 +8285,8 @@
         <w:t xml:space="preserve">의 시스템화다. 표준화율이 높은 공통 부품·서브유닛에 재주문 규칙(추번적 세계)을, 고객 사양품에 MTO(수주 기반 보충, 제번적 세계)를 적용하고 그 경계를 품목 마스터의 라우트로 명시하는 것은, 원전의 조립=제번, 가공·중간재고=추번 혼합 구조의 직계 후손이다. 다른 하나는 제번의 계승이다. Odoo에서 제조 주문 번호와 로트/시리얼 번호, 그리고 프로젝트별 분석 계정이 제번의 세 기능 — 진척 추적, 이력 추적, 원가 집계 — 을 나누어 맡는다. 원전이 지적한 제번의 경직성(공통부품 유용 곤란, 가제번)은 품목 단위 MRP가 해소하되, 추적과 원가의 끈은 로트와 분석 계정이 이어 주므로, 두 방식의 장점이 한 시스템 안에서 공존한다. 특급품 처리는 긴급 오더의 우선순위 지정과 일정 재계산으로 지원되지만, 나는 컨설팅 현장에서 원전의 특별처리반이라는 조직적 장치를 함께 권한다. 시스템이 일정을 다시 짜 주어도, 준비 절차부터 일관 청부할 베테랑 다능공 팀이 없으면 특급은 여전히 전 공장을 흔든다.</w:t>
       </w:r>
     </w:p>
-    <w:bookmarkEnd w:id="83"/>
-    <w:bookmarkStart w:id="84" w:name="계획-정확도의-데이터-조건-그리고-넥-공정-탐지-예고"/>
+    <w:bookmarkEnd w:id="92"/>
+    <w:bookmarkStart w:id="93" w:name="계획-정확도의-데이터-조건-그리고-넥-공정-탐지-예고"/>
     <w:p>
       <w:pPr>
         <w:pStyle w:val="Heading2"/>
@@ -8237,8 +8402,8 @@
         <w:t xml:space="preserve">을 두려워했다. 오늘의 시스템에서 계획 수정은 수 분 안에 재계산되어 현장의 태블릿까지 전파된다. 그러나 부품표가 틀리고 재고가 맞지 않고 표준시간이 허수라면, 빨라진 것은 오류의 전파 속도뿐이다. 계획의 지능화는 언제나 데이터의 규율 위에서만 성립한다 — 이것이 이 장을 관통하는 단 하나의 결론이다.</w:t>
       </w:r>
     </w:p>
-    <w:bookmarkEnd w:id="84"/>
-    <w:bookmarkStart w:id="85" w:name="핵심-요약-3"/>
+    <w:bookmarkEnd w:id="93"/>
+    <w:bookmarkStart w:id="94" w:name="핵심-요약-3"/>
     <w:p>
       <w:pPr>
         <w:pStyle w:val="Heading2"/>
@@ -8349,8 +8514,8 @@
         <w:t xml:space="preserve">계획 정확도의 데이터 조건은 BOM 정확도, 재고 정확도, 표준시간·기준일정의 실측성, POP 실적의 축적이다. 실행 데이터가 계획을 갱신하는 순환은 5장의 DMAIC 루프로, 구조적 넥 공정의 그래프 탐지는 7장으로 이어진다.</w:t>
       </w:r>
     </w:p>
-    <w:bookmarkEnd w:id="85"/>
-    <w:bookmarkStart w:id="86" w:name="이-장의-참고문헌-3"/>
+    <w:bookmarkEnd w:id="94"/>
+    <w:bookmarkStart w:id="95" w:name="이-장의-참고문헌-3"/>
     <w:p>
       <w:pPr>
         <w:pStyle w:val="Heading2"/>
@@ -8514,9 +8679,9 @@
         <w:t xml:space="preserve">이 책 12장 「제조 관리」, 15장 「확장 부스터」 — Odoo MRP·MPS의 상세와 frePPLe·지식그래프 아키텍처.</w:t>
       </w:r>
     </w:p>
-    <w:bookmarkEnd w:id="86"/>
-    <w:bookmarkEnd w:id="87"/>
-    <w:bookmarkStart w:id="109" w:name="제5장.-dmaic-데이터-루프-수집학습추론의-무한-사이클"/>
+    <w:bookmarkEnd w:id="95"/>
+    <w:bookmarkEnd w:id="96"/>
+    <w:bookmarkStart w:id="118" w:name="제5장.-dmaic-데이터-루프-수집학습추론의-무한-사이클"/>
     <w:p>
       <w:pPr>
         <w:pStyle w:val="Heading1"/>
@@ -8579,7 +8744,7 @@
         <w:t xml:space="preserve">— 를 방법론의 수준으로 구체화하는 것이 이 장의 과제다. 앞의 2장이 데이터의 품질(디지털 3정5S)을, 3장이 데이터의 수집(데이터로 보는 관리)을, 4장이 데이터의 계획 활용(부품전개와 일정계획)을 다뤘다면, 이 장은 그 모든 것을 하나의 회전 운동으로 묶는다. 정의하고(Define), 측정하고(Measure), 분석하고(Analyze), 개선하고(Improve), 관리한다(Control). 그리고 다시 정의한다. 이 회전이 멈추지 않을 때, ERP는 기록 시스템을 넘어 스스로 정확해지는 예측 플랫폼이 된다.</w:t>
       </w:r>
     </w:p>
-    <w:bookmarkStart w:id="91" w:name="개선-사이클의-계보-pdca-qc-스토리-그리고-dmaic"/>
+    <w:bookmarkStart w:id="100" w:name="개선-사이클의-계보-pdca-qc-스토리-그리고-dmaic"/>
     <w:p>
       <w:pPr>
         <w:pStyle w:val="Heading2"/>
@@ -8588,7 +8753,7 @@
         <w:t xml:space="preserve">5.1 개선 사이클의 계보: PDCA, QC 스토리, 그리고 DMAIC</w:t>
       </w:r>
     </w:p>
-    <w:bookmarkStart w:id="88" w:name="슈하트의-원-데밍의-바퀴"/>
+    <w:bookmarkStart w:id="97" w:name="슈하트의-원-데밍의-바퀴"/>
     <w:p>
       <w:pPr>
         <w:pStyle w:val="Heading3"/>
@@ -8644,8 +8809,8 @@
         <w:t xml:space="preserve">주목할 것은 마지막 두 단계다. 표준화(⑨)와 반성·전망(⑩)은 사이클을 닫는 동시에 다음 사이클을 여는 단계다. QC 스토리는 처음부터 일회성 프로젝트가 아니라 나선형 반복으로 설계되어 있었다. 다만 그 나선을 돌리는 동력이 사람 — QC 서클의 회합, 관리자의 독려, 발표대회의 긴장 — 이었을 뿐이다.</w:t>
       </w:r>
     </w:p>
-    <w:bookmarkEnd w:id="88"/>
-    <w:bookmarkStart w:id="89" w:name="모토로라의-발명-ge의-완성"/>
+    <w:bookmarkEnd w:id="97"/>
+    <w:bookmarkStart w:id="98" w:name="모토로라의-발명-ge의-완성"/>
     <w:p>
       <w:pPr>
         <w:pStyle w:val="Heading3"/>
@@ -8703,8 +8868,8 @@
         <w:t xml:space="preserve">으로 정의했고(Schroeder, Linderman, Liedtke &amp; Choo, 2008), 데 마스트와 로커볼은 DMAIC를 문제해결 이론의 관점에서 분석해 ’탐색적 가설 생성과 확증적 가설 검정의 교대’라는 구조를 밝혀냈다(De Mast &amp; Lokkerbol, 2012). 요컨대 DMAIC는 PDCA·QC 스토리와 다른 종(種)이 아니다. 같은 회전 운동에 통계적 엄밀성 — 측정 시스템의 검증, 가설의 통계적 검정, 관리도에 의한 유지 — 을 장착한 것이다. 그리고 바로 그 통계적 엄밀성 때문에, DMAIC는 세 계보 중에서 기계가 이어받기에 가장 적합한 사이클이다. 각 단계의 입력과 출력이 데이터로 정의되어 있기 때문이다.</w:t>
       </w:r>
     </w:p>
-    <w:bookmarkEnd w:id="89"/>
-    <w:bookmarkStart w:id="90" w:name="다섯-단계를-데이터-방법론으로-다시-쓰기"/>
+    <w:bookmarkEnd w:id="98"/>
+    <w:bookmarkStart w:id="99" w:name="다섯-단계를-데이터-방법론으로-다시-쓰기"/>
     <w:p>
       <w:pPr>
         <w:pStyle w:val="Heading3"/>
@@ -9038,9 +9203,9 @@
         </w:tc>
       </w:tr>
     </w:tbl>
-    <w:bookmarkEnd w:id="90"/>
-    <w:bookmarkEnd w:id="91"/>
-    <w:bookmarkStart w:id="93" w:name="define-경영-질문을-ctq와-kpi로-번역한다"/>
+    <w:bookmarkEnd w:id="99"/>
+    <w:bookmarkEnd w:id="100"/>
+    <w:bookmarkStart w:id="102" w:name="define-경영-질문을-ctq와-kpi로-번역한다"/>
     <w:p>
       <w:pPr>
         <w:pStyle w:val="Heading2"/>
@@ -9049,7 +9214,7 @@
         <w:t xml:space="preserve">5.2 Define — 경영 질문을 CTQ와 KPI로 번역한다</w:t>
       </w:r>
     </w:p>
-    <w:bookmarkStart w:id="92" w:name="문제는-발견되는-것이-아니라-정의되는-것이다"/>
+    <w:bookmarkStart w:id="101" w:name="문제는-발견되는-것이-아니라-정의되는-것이다"/>
     <w:p>
       <w:pPr>
         <w:pStyle w:val="Heading3"/>
@@ -9193,9 +9358,9 @@
         <w:t xml:space="preserve">Define의 산출물은 세 가지다. 첫째, 문제 정의문 — 무엇이(CTQ), 어디서, 언제부터, 얼마나(현재 수준과 목표 수준). 둘째, 범위 — 이번 회전에서 다루는 공정·품목·기간의 경계. 셋째, 판정 기준 — 개선이 성공했다고 판정할 통계적 기준. 이 세 가지가 데이터로 기술될 수 있다는 것, 그것이 Define을 자동화 가능한 단계로 만든다.</w:t>
       </w:r>
     </w:p>
-    <w:bookmarkEnd w:id="92"/>
-    <w:bookmarkEnd w:id="93"/>
-    <w:bookmarkStart w:id="96" w:name="measure-3원천-수집과-측정-시스템의-신뢰성"/>
+    <w:bookmarkEnd w:id="101"/>
+    <w:bookmarkEnd w:id="102"/>
+    <w:bookmarkStart w:id="105" w:name="measure-3원천-수집과-측정-시스템의-신뢰성"/>
     <w:p>
       <w:pPr>
         <w:pStyle w:val="Heading2"/>
@@ -9204,7 +9369,7 @@
         <w:t xml:space="preserve">5.3 Measure — 3원천 수집과 측정 시스템의 신뢰성</w:t>
       </w:r>
     </w:p>
-    <w:bookmarkStart w:id="94" w:name="세-개의-원천-트랜잭션-현장-암묵지"/>
+    <w:bookmarkStart w:id="103" w:name="세-개의-원천-트랜잭션-현장-암묵지"/>
     <w:p>
       <w:pPr>
         <w:pStyle w:val="Heading3"/>
@@ -9254,8 +9419,8 @@
         <w:t xml:space="preserve">는 베테랑의 경험칙 속에만 있다.</w:t>
       </w:r>
     </w:p>
-    <w:bookmarkEnd w:id="94"/>
-    <w:bookmarkStart w:id="95" w:name="측정-시스템-분석-자를-먼저-검사하라"/>
+    <w:bookmarkEnd w:id="103"/>
+    <w:bookmarkStart w:id="104" w:name="측정-시스템-분석-자를-먼저-검사하라"/>
     <w:p>
       <w:pPr>
         <w:pStyle w:val="Heading3"/>
@@ -9310,9 +9475,9 @@
         <w:t xml:space="preserve">의 두 질문에 상시적으로 답하는 체계이며, 후자를 생략한 AI는 흔들리는 자로 잰 데이터를 학습한 모델 — 정밀하게 틀리는 모델 — 을 낳는다.</w:t>
       </w:r>
     </w:p>
-    <w:bookmarkEnd w:id="95"/>
-    <w:bookmarkEnd w:id="96"/>
-    <w:bookmarkStart w:id="98" w:name="analyze-통계에서-그래프까지-원인을-추론한다"/>
+    <w:bookmarkEnd w:id="104"/>
+    <w:bookmarkEnd w:id="105"/>
+    <w:bookmarkStart w:id="107" w:name="analyze-통계에서-그래프까지-원인을-추론한다"/>
     <w:p>
       <w:pPr>
         <w:pStyle w:val="Heading2"/>
@@ -9321,7 +9486,7 @@
         <w:t xml:space="preserve">5.4 Analyze — 통계에서 그래프까지, 원인을 추론한다</w:t>
       </w:r>
     </w:p>
-    <w:bookmarkStart w:id="97" w:name="가설-생성과-가설-검정의-교대"/>
+    <w:bookmarkStart w:id="106" w:name="가설-생성과-가설-검정의-교대"/>
     <w:p>
       <w:pPr>
         <w:pStyle w:val="Heading3"/>
@@ -9387,9 +9552,9 @@
         <w:t xml:space="preserve">한 가지 원칙을 분석 단계에 새겨 둔다. 상관은 원인이 아니다. ML이 찾아낸 패턴은 ’함께 움직인다’는 사실이지 ’움직이게 한다’는 사실이 아니며, 개입의 근거가 되려면 도메인 지식에 의한 인과 서사와, 가능하다면 실험적 확인 — 파일럿 적용, A/B 비교 — 이 필요하다. 자동화된 분석일수록 이 원칙은 안전장치(5.8절)로서 시스템에 내장되어야 한다.</w:t>
       </w:r>
     </w:p>
-    <w:bookmarkEnd w:id="97"/>
-    <w:bookmarkEnd w:id="98"/>
-    <w:bookmarkStart w:id="99" w:name="improve-예측과-what-if로-개선안을-만든다"/>
+    <w:bookmarkEnd w:id="106"/>
+    <w:bookmarkEnd w:id="107"/>
+    <w:bookmarkStart w:id="108" w:name="improve-예측과-what-if로-개선안을-만든다"/>
     <w:p>
       <w:pPr>
         <w:pStyle w:val="Heading2"/>
@@ -9414,8 +9579,8 @@
         <w:t xml:space="preserve">LLM은 이 단계에서 개선안 생성기의 역할을 맡는다. 분석 단계가 확정한 원인 구조와, 회사의 제약 조건 — 설비, 인력, 예산, 납기 정책 — 을 컨텍스트로 받아, 실행 가능한 대책 후보의 목록을 초안한다. 여기에는 회사 안의 선례(과거 유사 문제의 개선 이력)와 회사 밖의 일반 지식(업계의 통상적 대책)이 함께 동원된다. 중요한 것은 역할의 경계다. LLM은 후보를 넓히고 서사를 만들며, 시뮬레이션은 후보를 정량 평가하고, 선택은 — 다음 절과 5.8절에서 논하듯 — 사람의 승인을 거친다. 생성은 기계가, 검증은 모델이, 결정은 사람이 한다는 이 삼분법이 Improve 단계의 안전 설계다.</w:t>
       </w:r>
     </w:p>
-    <w:bookmarkEnd w:id="99"/>
-    <w:bookmarkStart w:id="101" w:name="control-표준화하고-환류하고-감시한다"/>
+    <w:bookmarkEnd w:id="108"/>
+    <w:bookmarkStart w:id="110" w:name="control-표준화하고-환류하고-감시한다"/>
     <w:p>
       <w:pPr>
         <w:pStyle w:val="Heading2"/>
@@ -9424,7 +9589,7 @@
         <w:t xml:space="preserve">5.6 Control — 표준화하고, 환류하고, 감시한다</w:t>
       </w:r>
     </w:p>
-    <w:bookmarkStart w:id="100" w:name="개선의-결과는-시스템의-상태로-저장되어야-한다"/>
+    <w:bookmarkStart w:id="109" w:name="개선의-결과는-시스템의-상태로-저장되어야-한다"/>
     <w:p>
       <w:pPr>
         <w:pStyle w:val="Heading3"/>
@@ -9449,9 +9614,9 @@
         <w:t xml:space="preserve">두 번째 요소는 상시 감시다. 슈하트 관리도의 본령은 개선 프로젝트의 도구가 아니라 유지의 도구다. 공정이 우연 원인만으로 움직이는 관리 상태에 있는지, 이상 원인이 개입했는지를 통계적 한계선으로 상시 판별하는 것이다(Shewhart, 1939; Montgomery, 2020). 전통적 현장에서 관리도의 약점은 사람이 그것을 계속 봐야 한다는 데 있었다. 데이터 루프에서는 CTQ마다 관리도가 자동으로 갱신되고, 이상 신호 — 한계선 이탈, 연속 상승, 주기성 — 가 감지되면 그것이 새로운 Define의 입력이 된다. 즉 Control은 사이클의 끝이 아니라 다음 사이클의 센서다. 개선으로 낮아진 새 수준이 새 기준선이 되고, 그 기준선으로부터의 이탈이 다음 회전을 점화한다. 여기서 사이클은 닫힌 원이 아니라 나선이 된다.</w:t>
       </w:r>
     </w:p>
-    <w:bookmarkEnd w:id="100"/>
-    <w:bookmarkEnd w:id="101"/>
-    <w:bookmarkStart w:id="104" w:name="llm-무한-루프-분기의-사이클에서-상시의-사이클로"/>
+    <w:bookmarkEnd w:id="109"/>
+    <w:bookmarkEnd w:id="110"/>
+    <w:bookmarkStart w:id="113" w:name="llm-무한-루프-분기의-사이클에서-상시의-사이클로"/>
     <w:p>
       <w:pPr>
         <w:pStyle w:val="Heading2"/>
@@ -9460,7 +9625,7 @@
         <w:t xml:space="preserve">5.7 LLM 무한 루프: 분기의 사이클에서 상시의 사이클로</w:t>
       </w:r>
     </w:p>
-    <w:bookmarkStart w:id="102" w:name="왜-사람의-dmaic는-분기-단위인가"/>
+    <w:bookmarkStart w:id="111" w:name="왜-사람의-dmaic는-분기-단위인가"/>
     <w:p>
       <w:pPr>
         <w:pStyle w:val="Heading3"/>
@@ -9658,8 +9823,8 @@
         <w:t xml:space="preserve">     └──────┴──── 결과 관측 → 예측 오차·개입 기록이 다음 회전의 학습 데이터 ────┘</w:t>
       </w:r>
     </w:p>
-    <w:bookmarkEnd w:id="102"/>
-    <w:bookmarkStart w:id="103" w:name="루프-1회전마다-예측은-정확해진다"/>
+    <w:bookmarkEnd w:id="111"/>
+    <w:bookmarkStart w:id="112" w:name="루프-1회전마다-예측은-정확해진다"/>
     <w:p>
       <w:pPr>
         <w:pStyle w:val="Heading3"/>
@@ -9708,9 +9873,9 @@
         <w:t xml:space="preserve">물론 이 논리에는 전제가 있다. 쌓이는 데이터의 품질이 유지되어야 하고(2장의 3정5S가 무너지면 루프는 오차를 학습한다), 환경이 급변하면 과거의 학습이 오히려 부채가 될 수 있으며(학습 분포 밖의 상황), 루프가 스스로 만든 개입의 효과와 외부 요인의 효과를 혼동하지 않도록 통계적 규율이 필요하다. 무한 루프는 자동 지혜 기계가 아니다. 프리케의 경고 — 데이터에서 지혜로의 자동 증류는 없다(Frické, 2009) — 는 루프의 시대에도 유효하며, 그래서 다음 절의 안전장치가 방법론의 일부다.</w:t>
       </w:r>
     </w:p>
-    <w:bookmarkEnd w:id="103"/>
-    <w:bookmarkEnd w:id="104"/>
-    <w:bookmarkStart w:id="105" w:name="루프의-안전장치-승인-게이트-검정-폭주-방지"/>
+    <w:bookmarkEnd w:id="112"/>
+    <w:bookmarkEnd w:id="113"/>
+    <w:bookmarkStart w:id="114" w:name="루프의-안전장치-승인-게이트-검정-폭주-방지"/>
     <w:p>
       <w:pPr>
         <w:pStyle w:val="Heading2"/>
@@ -9788,8 +9953,8 @@
         <w:t xml:space="preserve">가, 데이터 루프에서는 감사 로그의 회고 분석으로 계승되는 것이다.</w:t>
       </w:r>
     </w:p>
-    <w:bookmarkEnd w:id="105"/>
-    <w:bookmarkStart w:id="106" w:name="사례-시나리오-납기지연-문제-2주의-기록"/>
+    <w:bookmarkEnd w:id="114"/>
+    <w:bookmarkStart w:id="115" w:name="사례-시나리오-납기지연-문제-2주의-기록"/>
     <w:p>
       <w:pPr>
         <w:pStyle w:val="Heading2"/>
@@ -10030,8 +10195,8 @@
         <w:t xml:space="preserve">는 명제의 실체다. 그리고 이 루프가 다루는 문제 가운데 가장 크고 구조적인 것 — 공정편성 그 자체의 재구축 — 이 남아 있다. 그것이 1부의 마지막 장, 7장의 주제다. 그 전에 6장에서는 이 모든 방법론을 실제 프로젝트로 실행하는 컨설팅 5단계 로드맵을 다룬다.</w:t>
       </w:r>
     </w:p>
-    <w:bookmarkEnd w:id="106"/>
-    <w:bookmarkStart w:id="107" w:name="핵심-요약-4"/>
+    <w:bookmarkEnd w:id="115"/>
+    <w:bookmarkStart w:id="116" w:name="핵심-요약-4"/>
     <w:p>
       <w:pPr>
         <w:pStyle w:val="Heading2"/>
@@ -10124,8 +10289,8 @@
         <w:t xml:space="preserve">루프의 안전장치는 Human-in-the-Loop 승인 게이트, 단계 전환의 형식 요건으로서의 통계적 검정, 회전·변경 한도와 서킷 브레이커, 그리고 모든 회전의 감사 로그다. 로그 없는 루프는 반성할 수 없고, 반성하지 못하는 루프는 개선되지 않는다.</w:t>
       </w:r>
     </w:p>
-    <w:bookmarkEnd w:id="107"/>
-    <w:bookmarkStart w:id="108" w:name="이-장의-참고문헌-4"/>
+    <w:bookmarkEnd w:id="116"/>
+    <w:bookmarkStart w:id="117" w:name="이-장의-참고문헌-4"/>
     <w:p>
       <w:pPr>
         <w:pStyle w:val="Heading2"/>
@@ -10502,9 +10667,9 @@
         <w:t xml:space="preserve">일본 생산관리 고전. 『다품종소량·수주생산의 생산관리』 (본서 연구자료).</w:t>
       </w:r>
     </w:p>
-    <w:bookmarkEnd w:id="108"/>
-    <w:bookmarkEnd w:id="109"/>
-    <w:bookmarkStart w:id="157" w:name="제6장.-ax-컨설팅-5단계-로드맵-진단에서-환류까지"/>
+    <w:bookmarkEnd w:id="117"/>
+    <w:bookmarkEnd w:id="118"/>
+    <w:bookmarkStart w:id="166" w:name="제6장.-ax-컨설팅-5단계-로드맵-진단에서-환류까지"/>
     <w:p>
       <w:pPr>
         <w:pStyle w:val="Heading1"/>
@@ -10567,7 +10732,7 @@
         <w:t xml:space="preserve">앞의 다섯 개 장에서 우리는 지능형 ERP의 철학(1장), 데이터 품질의 원점인 디지털 3정5S(2장), 데이터로 보는 관리(3장), 부품전개와 일정계획(4장), DMAIC 데이터 루프(5장)를 다루었다. 이 장은 그 모든 것을 실행 순서 위에 배열한다. 이 장의 야심은 분명하다. AX(AI 전환) 컨설턴트가 이 장 하나만으로 컨설팅 제안서와 프로젝트 계획서를 쓸 수 있어야 하고, 기업의 실무 책임자가 이 장 하나만으로 외부 컨설턴트의 제안을 검증할 수 있어야 한다는 것이다. 이를 위해 먼저 AX 프로젝트가 통상의 IT 프로젝트와 어떻게 다르며 왜 어려운지를 정면으로 다루고(6.1), 어려움을 돌파하는 설계 원리로 목표지향 역방향 설계를 제시한 뒤(6.2), 진단–기반–적재–지능화–환류의 5단계 로드맵을 단계별로 목적·실행 항목·현장 활동·산출물·성공 판정·기간과 체제의 여섯 관점에서 상술한다(6.3~6.8). 이어 성패를 실제로 가르는 거버넌스와 변화관리(6.9), 실패 요인 10항(6.10), 초소형 기업을 위한 3주 경량 모델(6.11), 그리고 컨설팅 제안서 목차 템플릿(6.12)으로 마무리한다.</w:t>
       </w:r>
     </w:p>
-    <w:bookmarkStart w:id="110" w:name="왜-ax-프로젝트는-어려운가"/>
+    <w:bookmarkStart w:id="119" w:name="왜-ax-프로젝트는-어려운가"/>
     <w:p>
       <w:pPr>
         <w:pStyle w:val="Heading2"/>
@@ -10623,8 +10788,8 @@
         <w:t xml:space="preserve">덧붙여, AX 프로젝트는 ERP 프로젝트의 어려움을 상속한다. Davenport(1998)가 지적했듯 전사 시스템 도입의 최대 위험은 기술이 아니라 시스템의 논리와 비즈니스의 논리 간 충돌이며, Umble 등(2003)이 정리했듯 많은 ERP 프로젝트가 예산·기간 초과와 목표 미달로 실패한다. AX는 이 위에 데이터 품질, 모델 불확실성, 조직의 AI 수용성이라는 새 변수를 얹는다. 어려움의 목록이 길어진 만큼, 방법론 없이 뛰어드는 것은 무모하다.</w:t>
       </w:r>
     </w:p>
-    <w:bookmarkEnd w:id="110"/>
-    <w:bookmarkStart w:id="111" w:name="목표지향-설계-kgi에서-모델까지의-역방향-설계"/>
+    <w:bookmarkEnd w:id="119"/>
+    <w:bookmarkStart w:id="120" w:name="목표지향-설계-kgi에서-모델까지의-역방향-설계"/>
     <w:p>
       <w:pPr>
         <w:pStyle w:val="Heading2"/>
@@ -10796,8 +10961,8 @@
         <w:t xml:space="preserve">절이 공허한 미사여구가 되지 않으려면, KGI-질문-KPI 트리가 그 자리에 있어야 한다.</w:t>
       </w:r>
     </w:p>
-    <w:bookmarkEnd w:id="111"/>
-    <w:bookmarkStart w:id="115" w:name="단계-로드맵-개관"/>
+    <w:bookmarkEnd w:id="120"/>
+    <w:bookmarkStart w:id="124" w:name="단계-로드맵-개관"/>
     <w:p>
       <w:pPr>
         <w:pStyle w:val="Heading2"/>
@@ -10815,18 +10980,18 @@
           <wp:inline>
             <wp:extent cx="4206240" cy="2355494"/>
             <wp:effectExtent b="0" l="0" r="0" t="0"/>
-            <wp:docPr descr="그림 6-1. AX 컨설팅 5단계 로드맵 — 단계별 핵심 활동과 산출물" title="" id="113" name="Picture"/>
+            <wp:docPr descr="그림 6-1. AX 컨설팅 5단계 로드맵 — 단계별 핵심 활동과 산출물" title="" id="122" name="Picture"/>
             <a:graphic>
               <a:graphicData uri="http://schemas.openxmlformats.org/drawingml/2006/picture">
                 <pic:pic>
                   <pic:nvPicPr>
-                    <pic:cNvPr descr="figures/fig_61_roadmap.png" id="114" name="Picture"/>
+                    <pic:cNvPr descr="figures/fig_61_roadmap.png" id="123" name="Picture"/>
                     <pic:cNvPicPr>
                       <a:picLocks noChangeArrowheads="1" noChangeAspect="1"/>
                     </pic:cNvPicPr>
                   </pic:nvPicPr>
                   <pic:blipFill>
-                    <a:blip r:embed="rId112"/>
+                    <a:blip r:embed="rId121"/>
                     <a:stretch>
                       <a:fillRect/>
                     </a:stretch>
@@ -11267,8 +11432,8 @@
         <w:t xml:space="preserve">전체 기간은 표준 시나리오에서 약 9~15개월이다. 단, 단계는 폭포수가 아니다. 3단계 적재와 4단계 지능화는 첫 질문에 대해 얇게 완주한 뒤 다음 질문으로 넓혀 가는 나선형 반복이 바람직하며, 경영자가 AI의 판단을 처음 현장에서 목격하는 ’첫 환류’까지의 시간을 6개월 이내로 당기는 것이, 길고 조용한 구축 끝의 거대한 공개보다 언제나 낫다. 이제 각 단계를 컨설턴트의 실행 매뉴얼 수준으로 내려가 보자.</w:t>
       </w:r>
     </w:p>
-    <w:bookmarkEnd w:id="115"/>
-    <w:bookmarkStart w:id="122" w:name="단계-진단-경영-질문데이터-성숙도현장-5s의-3중-진단"/>
+    <w:bookmarkEnd w:id="124"/>
+    <w:bookmarkStart w:id="131" w:name="단계-진단-경영-질문데이터-성숙도현장-5s의-3중-진단"/>
     <w:p>
       <w:pPr>
         <w:pStyle w:val="Heading2"/>
@@ -11277,7 +11442,7 @@
         <w:t xml:space="preserve">6.4 1단계 진단: 경영 질문·데이터 성숙도·현장 5S의 3중 진단</w:t>
       </w:r>
     </w:p>
-    <w:bookmarkStart w:id="116" w:name="목적"/>
+    <w:bookmarkStart w:id="125" w:name="목적"/>
     <w:p>
       <w:pPr>
         <w:pStyle w:val="Heading3"/>
@@ -11294,8 +11459,8 @@
         <w:t xml:space="preserve">진단 단계의 목적은 세 가지 물음에 답하는 것이다. 이 회사는 무엇을 알고 싶은가(경영 질문), 그 답을 만들 데이터는 어디에 어떤 상태로 있는가(데이터 성숙도), 그리고 그 데이터가 태어나는 현장은 관리되고 있는가(현장 5S). 셋째 물음이 이 방법론의 고유한 축이다. 데이터는 현장의 그림자다. 창고가 혼돈이면 재고 데이터도 혼돈이고, 공정이 보이지 않으면 실적 데이터도 보이지 않는다. 그래서 진단은 회의실 인터뷰만으로 끝나지 않고 반드시 공장 바닥을 걷는다.</w:t>
       </w:r>
     </w:p>
-    <w:bookmarkEnd w:id="116"/>
-    <w:bookmarkStart w:id="117" w:name="컨설턴트의-실행-항목"/>
+    <w:bookmarkEnd w:id="125"/>
+    <w:bookmarkStart w:id="126" w:name="컨설턴트의-실행-항목"/>
     <w:p>
       <w:pPr>
         <w:pStyle w:val="Heading3"/>
@@ -11471,8 +11636,8 @@
         <w:t xml:space="preserve">프로젝트 헌장 작성과 경영자 서명: 범위·단계·기간·역할·판정 기준을 한 문서로 묶는다.</w:t>
       </w:r>
     </w:p>
-    <w:bookmarkEnd w:id="117"/>
-    <w:bookmarkStart w:id="118" w:name="현장-활동-물리-5s와-눈으로-보는-관리의-진단"/>
+    <w:bookmarkEnd w:id="126"/>
+    <w:bookmarkStart w:id="127" w:name="현장-활동-물리-5s와-눈으로-보는-관리의-진단"/>
     <w:p>
       <w:pPr>
         <w:pStyle w:val="Heading3"/>
@@ -11585,8 +11750,8 @@
         <w:t xml:space="preserve">를 그 자리에서 명언하는 방식이다. 소요 시간 2시간 남짓의 이 형식을 프로젝트 착수 주간에 컨설턴트 입회로 1회 실시하면, 진단 데이터와 함께 더 중요한 것 — 경영진이 현장 개선에 진심인지, 현장이 그것을 믿는지 — 이 드러난다. 진단 항목은 물리 5S 점검표와 데이터 5S 점검표를 나란히 놓은 매트릭스(2장)로 기록해, 물리적 혼돈과 데이터 혼돈의 상관을 경영자에게 보인다.</w:t>
       </w:r>
     </w:p>
-    <w:bookmarkEnd w:id="118"/>
-    <w:bookmarkStart w:id="119" w:name="산출물"/>
+    <w:bookmarkEnd w:id="127"/>
+    <w:bookmarkStart w:id="128" w:name="산출물"/>
     <w:p>
       <w:pPr>
         <w:pStyle w:val="Heading3"/>
@@ -11603,8 +11768,8 @@
         <w:t xml:space="preserve">①KGI-질문-KPI 트리 ②데이터 성숙도 진단보고서(시스템 인벤토리, 마스터 정합성 수치, 3색 지도 포함) ③현장 5S·눈으로 보는 관리 진단서(사진 대장 포함 — 진단 시점의 현장 사진은 훗날 개선 전후 비교의 기준선이 된다) ④프로젝트 헌장(범위·단계·기간·역할·판정 기준·거버넌스).</w:t>
       </w:r>
     </w:p>
-    <w:bookmarkEnd w:id="119"/>
-    <w:bookmarkStart w:id="120" w:name="성공-판정-기준"/>
+    <w:bookmarkEnd w:id="128"/>
+    <w:bookmarkStart w:id="129" w:name="성공-판정-기준"/>
     <w:p>
       <w:pPr>
         <w:pStyle w:val="Heading3"/>
@@ -11621,8 +11786,8 @@
         <w:t xml:space="preserve">경영자가 질문 목록과 KGI 기준선에 서명했는가 — 이 하나다. 서명은 형식이 아니다. 6.9절에서 보듯 경영자 스폰서십은 ERP 계열 프로젝트의 제1 성공요인이며, 서명하지 않는 경영자의 프로젝트는 시작하지 않는 것이 낫다. 나는 서명을 미루는 경영자를 만나면 제안을 철회한다. 30년간 이 원칙으로 잃은 계약보다 지킨 신뢰가 크다.</w:t>
       </w:r>
     </w:p>
-    <w:bookmarkEnd w:id="120"/>
-    <w:bookmarkStart w:id="121" w:name="기간체제"/>
+    <w:bookmarkEnd w:id="129"/>
+    <w:bookmarkStart w:id="130" w:name="기간체제"/>
     <w:p>
       <w:pPr>
         <w:pStyle w:val="Heading3"/>
@@ -11776,9 +11941,9 @@
         </w:tc>
       </w:tr>
     </w:tbl>
-    <w:bookmarkEnd w:id="121"/>
-    <w:bookmarkEnd w:id="122"/>
-    <w:bookmarkStart w:id="129" w:name="단계-기반-단일-플랫폼과-코드체계-디지털-정돈"/>
+    <w:bookmarkEnd w:id="130"/>
+    <w:bookmarkEnd w:id="131"/>
+    <w:bookmarkStart w:id="138" w:name="단계-기반-단일-플랫폼과-코드체계-디지털-정돈"/>
     <w:p>
       <w:pPr>
         <w:pStyle w:val="Heading2"/>
@@ -11787,7 +11952,7 @@
         <w:t xml:space="preserve">6.5 2단계 기반: 단일 플랫폼과 코드체계 — 디지털 정돈</w:t>
       </w:r>
     </w:p>
-    <w:bookmarkStart w:id="123" w:name="목적-1"/>
+    <w:bookmarkStart w:id="132" w:name="목적-1"/>
     <w:p>
       <w:pPr>
         <w:pStyle w:val="Heading3"/>
@@ -11822,8 +11987,8 @@
         <w:t xml:space="preserve">— 모든 데이터에 정위치(번지)를 부여하는 작업 — 이며, 자재 창고의 선반에 번지와 품목명을 명시하던 원전의 정돈 순서를 데이터 세계에서 반복하는 것이다.</w:t>
       </w:r>
     </w:p>
-    <w:bookmarkEnd w:id="123"/>
-    <w:bookmarkStart w:id="124" w:name="컨설턴트의-실행-항목-1"/>
+    <w:bookmarkEnd w:id="132"/>
+    <w:bookmarkStart w:id="133" w:name="컨설턴트의-실행-항목-1"/>
     <w:p>
       <w:pPr>
         <w:pStyle w:val="Heading3"/>
@@ -11919,8 +12084,8 @@
         <w:t xml:space="preserve">부서별 챔피언 교육: 챔피언이 먼저 손에 익힌 뒤 옆자리로 전파하는 구조를 만든다. Umble 등(2003)은 교육훈련 예산의 과소 책정을 ERP 실패의 상습 원인으로 꼽으며 도입 비용의 10~15%를 교육에 배정할 것을 권고했다.</w:t>
       </w:r>
     </w:p>
-    <w:bookmarkEnd w:id="124"/>
-    <w:bookmarkStart w:id="125" w:name="현장-활동-물리-정돈과-디지털-정돈의-동시-추진"/>
+    <w:bookmarkEnd w:id="133"/>
+    <w:bookmarkStart w:id="134" w:name="현장-활동-물리-정돈과-디지털-정돈의-동시-추진"/>
     <w:p>
       <w:pPr>
         <w:pStyle w:val="Heading3"/>
@@ -11967,8 +12132,8 @@
         <w:t xml:space="preserve">를 연 인쇄업 사장 — 는 이 단계에서 인용할 가치가 있다. 종업원은 항상 사장과 공장장의 본심을 살피고 있으며, 경영자가 코드 판정 회의에 앉아 있는 모습 자체가 가장 강력한 변화관리다.</w:t>
       </w:r>
     </w:p>
-    <w:bookmarkEnd w:id="125"/>
-    <w:bookmarkStart w:id="126" w:name="산출물-1"/>
+    <w:bookmarkEnd w:id="134"/>
+    <w:bookmarkStart w:id="135" w:name="산출물-1"/>
     <w:p>
       <w:pPr>
         <w:pStyle w:val="Heading3"/>
@@ -11985,8 +12150,8 @@
         <w:t xml:space="preserve">①운영 개시된 Odoo 인스턴스 ②코드체계 정의서(신규 코드 승인 절차 포함) ③업무별 표준 절차서(입력 책임자 명시) ④데이터 이관 검증 보고서 ⑤챔피언 교육 이수 기록.</w:t>
       </w:r>
     </w:p>
-    <w:bookmarkEnd w:id="126"/>
-    <w:bookmarkStart w:id="127" w:name="성공-판정-기준-1"/>
+    <w:bookmarkEnd w:id="135"/>
+    <w:bookmarkStart w:id="136" w:name="성공-판정-기준-1"/>
     <w:p>
       <w:pPr>
         <w:pStyle w:val="Heading3"/>
@@ -12003,8 +12168,8 @@
         <w:t xml:space="preserve">①전 부서가 동일한 품목·거래처 코드로 거래를 입력하고 있는가 ②이중 입력(시스템+엑셀 병행)이 제거되었는가 ③월 마감이 시스템 데이터만으로 이루어지는가. 셋째 기준이 특히 중요하다. 마감이 시스템 밖에서 이루어진다는 것은 데이터가 아직 신뢰받지 못한다는 뜻이다.</w:t>
       </w:r>
     </w:p>
-    <w:bookmarkEnd w:id="127"/>
-    <w:bookmarkStart w:id="128" w:name="기간체제-1"/>
+    <w:bookmarkEnd w:id="136"/>
+    <w:bookmarkStart w:id="137" w:name="기간체제-1"/>
     <w:p>
       <w:pPr>
         <w:pStyle w:val="Heading3"/>
@@ -12158,9 +12323,9 @@
         </w:tc>
       </w:tr>
     </w:tbl>
-    <w:bookmarkEnd w:id="128"/>
-    <w:bookmarkEnd w:id="129"/>
-    <w:bookmarkStart w:id="136" w:name="단계-적재-데이터지식암묵지의-축적"/>
+    <w:bookmarkEnd w:id="137"/>
+    <w:bookmarkEnd w:id="138"/>
+    <w:bookmarkStart w:id="145" w:name="단계-적재-데이터지식암묵지의-축적"/>
     <w:p>
       <w:pPr>
         <w:pStyle w:val="Heading2"/>
@@ -12169,7 +12334,7 @@
         <w:t xml:space="preserve">6.6 3단계 적재: 데이터·지식·암묵지의 축적</w:t>
       </w:r>
     </w:p>
-    <w:bookmarkStart w:id="130" w:name="목적-2"/>
+    <w:bookmarkStart w:id="139" w:name="목적-2"/>
     <w:p>
       <w:pPr>
         <w:pStyle w:val="Heading3"/>
@@ -12186,8 +12351,8 @@
         <w:t xml:space="preserve">기반 위에 내용물을 쌓는 단계다. 적재 대상은 세 층 — 트랜잭션 데이터, 지식문서, 그리고 이 방법론의 고유한 층인 암묵지다. 이 단계의 목적은 축적의 양이 아니라 품질과 습관이다. 부정확한 데이터를 시스템에 넣는 순간 사용자는 시스템을 불신하고 병행 장부로 돌아가며(Umble et al., 2003), 한 번 무너진 신뢰는 기술로 복구되지 않는다.</w:t>
       </w:r>
     </w:p>
-    <w:bookmarkEnd w:id="130"/>
-    <w:bookmarkStart w:id="131" w:name="컨설턴트의-실행-항목-2"/>
+    <w:bookmarkEnd w:id="139"/>
+    <w:bookmarkStart w:id="140" w:name="컨설턴트의-실행-항목-2"/>
     <w:p>
       <w:pPr>
         <w:pStyle w:val="Heading3"/>
@@ -12262,8 +12427,8 @@
         <w:t xml:space="preserve">데이터 충족도 재채점: 1단계의 3색 지도를 월 단위로 다시 채점해 경영자 리뷰에 보고한다.</w:t>
       </w:r>
     </w:p>
-    <w:bookmarkEnd w:id="131"/>
-    <w:bookmarkStart w:id="132" w:name="현장-활동-습관화의-단계"/>
+    <w:bookmarkEnd w:id="140"/>
+    <w:bookmarkStart w:id="141" w:name="현장-활동-습관화의-단계"/>
     <w:p>
       <w:pPr>
         <w:pStyle w:val="Heading3"/>
@@ -12328,8 +12493,8 @@
         <w:t xml:space="preserve">(로트·가공·조립·운반)이 현장에 남아 있으면 실적 데이터에 그대로 나타나므로, 데이터 품질 리뷰는 곧 현장 개선 리뷰가 된다.</w:t>
       </w:r>
     </w:p>
-    <w:bookmarkEnd w:id="132"/>
-    <w:bookmarkStart w:id="133" w:name="산출물-2"/>
+    <w:bookmarkEnd w:id="141"/>
+    <w:bookmarkStart w:id="142" w:name="산출물-2"/>
     <w:p>
       <w:pPr>
         <w:pStyle w:val="Heading3"/>
@@ -12346,8 +12511,8 @@
         <w:t xml:space="preserve">①3개월 연속 시스템 월 마감이 완결된 트랜잭션 데이터베이스 ②지식센터 문서 체계 ③승인된 지식 카드 묶음(코드 연결 완료) ④데이터 품질 월간 리포트.</w:t>
       </w:r>
     </w:p>
-    <w:bookmarkEnd w:id="133"/>
-    <w:bookmarkStart w:id="134" w:name="성공-판정-기준-2"/>
+    <w:bookmarkEnd w:id="142"/>
+    <w:bookmarkStart w:id="143" w:name="성공-판정-기준-2"/>
     <w:p>
       <w:pPr>
         <w:pStyle w:val="Heading3"/>
@@ -12364,8 +12529,8 @@
         <w:t xml:space="preserve">1단계 3색 지도의 재채점 결과 — 경영 질문의 몇 %가 ’지금 답할 수 있음’으로 바뀌었는가. 함께 재고 정확도(실사 일치율 95% 이상 권장), 실적 입력 지연(24시간 이내), 지식 카드 승인 건수를 판정한다.</w:t>
       </w:r>
     </w:p>
-    <w:bookmarkEnd w:id="134"/>
-    <w:bookmarkStart w:id="135" w:name="기간체제-2"/>
+    <w:bookmarkEnd w:id="143"/>
+    <w:bookmarkStart w:id="144" w:name="기간체제-2"/>
     <w:p>
       <w:pPr>
         <w:pStyle w:val="Heading3"/>
@@ -12519,9 +12684,9 @@
         </w:tc>
       </w:tr>
     </w:tbl>
-    <w:bookmarkEnd w:id="135"/>
-    <w:bookmarkEnd w:id="136"/>
-    <w:bookmarkStart w:id="143" w:name="단계-지능화-온톨로지예측-모델에이전트dmaic-루프의-가동"/>
+    <w:bookmarkEnd w:id="144"/>
+    <w:bookmarkEnd w:id="145"/>
+    <w:bookmarkStart w:id="152" w:name="단계-지능화-온톨로지예측-모델에이전트dmaic-루프의-가동"/>
     <w:p>
       <w:pPr>
         <w:pStyle w:val="Heading2"/>
@@ -12530,7 +12695,7 @@
         <w:t xml:space="preserve">6.7 4단계 지능화: 온톨로지·예측 모델·에이전트·DMAIC 루프의 가동</w:t>
       </w:r>
     </w:p>
-    <w:bookmarkStart w:id="137" w:name="목적-3"/>
+    <w:bookmarkStart w:id="146" w:name="목적-3"/>
     <w:p>
       <w:pPr>
         <w:pStyle w:val="Heading3"/>
@@ -12547,8 +12712,8 @@
         <w:t xml:space="preserve">이제 3rd Brain을 세운다. 목적은 축적된 데이터와 지식이 경영 질문에 근거를 갖추어 답하게 만드는 것, 그리고 그 답변 능력이 스스로 개선되는 루프를 가동하는 것이다. 이 단계는 5장과 7장의 기술 내용이 프로젝트 일정 위에서 만나는 접점이다.</w:t>
       </w:r>
     </w:p>
-    <w:bookmarkEnd w:id="137"/>
-    <w:bookmarkStart w:id="138" w:name="컨설턴트의-실행-항목-3"/>
+    <w:bookmarkEnd w:id="146"/>
+    <w:bookmarkStart w:id="147" w:name="컨설턴트의-실행-항목-3"/>
     <w:p>
       <w:pPr>
         <w:pStyle w:val="Heading3"/>
@@ -12573,8 +12738,8 @@
         <w:t xml:space="preserve">지능화는 단번에 완성되지 않으며, 완성을 목표로 해서도 안 된다. 안내선은 분석 성숙도의 사다리 — 기술적(무엇이 일어났나) → 진단적(왜 일어났나) → 예측적(무엇이 일어날 것인가) → 처방적(무엇을 해야 하는가) — 다. 첫 배치에서는 기술적·진단적 질의를 안정화하고, 데이터가 쌓인 영역부터 예측과 처방으로 올라간다. 집계도 안 되는 데이터로 예측 모델부터 만드는 것 — 사다리 건너뛰기 — 이 이 단계 실패의 전형이다.</w:t>
       </w:r>
     </w:p>
-    <w:bookmarkEnd w:id="138"/>
-    <w:bookmarkStart w:id="139" w:name="현장-활동-루프에-현장을-태우는-일"/>
+    <w:bookmarkEnd w:id="147"/>
+    <w:bookmarkStart w:id="148" w:name="현장-활동-루프에-현장을-태우는-일"/>
     <w:p>
       <w:pPr>
         <w:pStyle w:val="Heading3"/>
@@ -12606,8 +12771,8 @@
         <w:t xml:space="preserve">를 채점받는다. 베테랑이 AI의 오답을 잡아내는 순간이 실은 가장 생산적인 순간이다. 그 교정이 지식 카드로 적재되어 다음 루프의 정확도를 올리기 때문이다. 원전의 자율협조 사상 — 필요한 정보를 신속히 공급하되 수행은 담당자의 자율에 맡기고 관리자는 엄하게 평가한다 — 은 여기서 사람과 AI의 협업 규칙으로 되살아난다.</w:t>
       </w:r>
     </w:p>
-    <w:bookmarkEnd w:id="139"/>
-    <w:bookmarkStart w:id="140" w:name="산출물-3"/>
+    <w:bookmarkEnd w:id="148"/>
+    <w:bookmarkStart w:id="149" w:name="산출물-3"/>
     <w:p>
       <w:pPr>
         <w:pStyle w:val="Heading3"/>
@@ -12624,8 +12789,8 @@
         <w:t xml:space="preserve">①온톨로지 스키마 정의서 ②가동 중인 ETL 파이프라인 ③자연어 질의 서비스 ④(해당 시) 예측 모델·계획 보드 ⑤DMAIC 루프 시범 가동 보고서(1회전 기록 포함).</w:t>
       </w:r>
     </w:p>
-    <w:bookmarkEnd w:id="140"/>
-    <w:bookmarkStart w:id="141" w:name="성공-판정-기준-3"/>
+    <w:bookmarkEnd w:id="149"/>
+    <w:bookmarkStart w:id="150" w:name="성공-판정-기준-3"/>
     <w:p>
       <w:pPr>
         <w:pStyle w:val="Heading3"/>
@@ -12642,8 +12807,8 @@
         <w:t xml:space="preserve">①경영 질문 응답 커버리지(예: 10개 중 7개 이상에 근거를 갖춘 답 제시) ②답변의 근거 추적 가능성(어느 데이터·문서·지식 카드에서 왔는지 제시되는가) ③예측 모델의 기준선 대비 개선(담당자 감 또는 이동평균 대비 예측오차 감소). 특히 ②가 중요하다. 근거를 제시하지 못하는 AI의 답은 현장에서 채택되지 않으며, 채택되지 않는 판단은 5단계로 갈 수 없다.</w:t>
       </w:r>
     </w:p>
-    <w:bookmarkEnd w:id="141"/>
-    <w:bookmarkStart w:id="142" w:name="기간체제-3"/>
+    <w:bookmarkEnd w:id="150"/>
+    <w:bookmarkStart w:id="151" w:name="기간체제-3"/>
     <w:p>
       <w:pPr>
         <w:pStyle w:val="Heading3"/>
@@ -12797,9 +12962,9 @@
         </w:tc>
       </w:tr>
     </w:tbl>
-    <w:bookmarkEnd w:id="142"/>
-    <w:bookmarkEnd w:id="143"/>
-    <w:bookmarkStart w:id="150" w:name="단계-환류-판단의-현장-환류와-학습-루프"/>
+    <w:bookmarkEnd w:id="151"/>
+    <w:bookmarkEnd w:id="152"/>
+    <w:bookmarkStart w:id="159" w:name="단계-환류-판단의-현장-환류와-학습-루프"/>
     <w:p>
       <w:pPr>
         <w:pStyle w:val="Heading2"/>
@@ -12808,7 +12973,7 @@
         <w:t xml:space="preserve">6.8 5단계 환류: 판단의 현장 환류와 학습 루프</w:t>
       </w:r>
     </w:p>
-    <w:bookmarkStart w:id="144" w:name="목적-4"/>
+    <w:bookmarkStart w:id="153" w:name="목적-4"/>
     <w:p>
       <w:pPr>
         <w:pStyle w:val="Heading3"/>
@@ -12825,8 +12990,8 @@
         <w:t xml:space="preserve">마지막 단계는 판단을 다시 현장으로 흘려보내고, 그 결과가 다시 판단을 개선하게 만드는 것이다. 데이터는 위로, 판단은 아래로 흐르는 환류 루프가 닫히는 순간, 시스템은 도구에서 동료로 바뀐다.</w:t>
       </w:r>
     </w:p>
-    <w:bookmarkEnd w:id="144"/>
-    <w:bookmarkStart w:id="145" w:name="컨설턴트의-실행-항목-4"/>
+    <w:bookmarkEnd w:id="153"/>
+    <w:bookmarkStart w:id="154" w:name="컨설턴트의-실행-항목-4"/>
     <w:p>
       <w:pPr>
         <w:pStyle w:val="Heading3"/>
@@ -12895,8 +13060,8 @@
         <w:t xml:space="preserve">이관 계획: 컨설턴트의 상주를 줄이고 내부 운영 체제(챔피언+AX 리드)로 운영을 이관한다. 이관의 완료 조건은 분기 질문 갱신 회의를 내부 인력만으로 운영할 수 있는가이다.</w:t>
       </w:r>
     </w:p>
-    <w:bookmarkEnd w:id="145"/>
-    <w:bookmarkStart w:id="146" w:name="현장-활동-계획-대-실적을-현장이-스스로-본다"/>
+    <w:bookmarkEnd w:id="154"/>
+    <w:bookmarkStart w:id="155" w:name="현장-활동-계획-대-실적을-현장이-스스로-본다"/>
     <w:p>
       <w:pPr>
         <w:pStyle w:val="Heading3"/>
@@ -12931,8 +13096,8 @@
         <w:t xml:space="preserve">같은 통계가 쌓이고, 검증된 판단은 자동 실행으로 위임된다. 판단이 기록되고, 기록이 다음 판단을 개선하는 것 — 이것이 환류 루프의 실체다.</w:t>
       </w:r>
     </w:p>
-    <w:bookmarkEnd w:id="146"/>
-    <w:bookmarkStart w:id="147" w:name="산출물-4"/>
+    <w:bookmarkEnd w:id="155"/>
+    <w:bookmarkStart w:id="156" w:name="산출물-4"/>
     <w:p>
       <w:pPr>
         <w:pStyle w:val="Heading3"/>
@@ -12949,8 +13114,8 @@
         <w:t xml:space="preserve">①운영 중인 브리핑·승인 워크플로 ②월간 성과 리뷰 리포트 ③분기 질문 갱신 기록 ④운영 이관 완료 보고서.</w:t>
       </w:r>
     </w:p>
-    <w:bookmarkEnd w:id="147"/>
-    <w:bookmarkStart w:id="148" w:name="성공-판정-기준-4"/>
+    <w:bookmarkEnd w:id="156"/>
+    <w:bookmarkStart w:id="157" w:name="성공-판정-기준-4"/>
     <w:p>
       <w:pPr>
         <w:pStyle w:val="Heading3"/>
@@ -12967,8 +13132,8 @@
         <w:t xml:space="preserve">궁극적으로 하나 — 1단계에서 서명한 KGI가 기준선 대비 개선되었는가. 선행지표로 제안 수용률(예: 60% 이상), 판단 소요시간 단축, 환류 액션의 실행률을 관리한다.</w:t>
       </w:r>
     </w:p>
-    <w:bookmarkEnd w:id="148"/>
-    <w:bookmarkStart w:id="149" w:name="기간체제-4"/>
+    <w:bookmarkEnd w:id="157"/>
+    <w:bookmarkStart w:id="158" w:name="기간체제-4"/>
     <w:p>
       <w:pPr>
         <w:pStyle w:val="Heading3"/>
@@ -13122,9 +13287,9 @@
         </w:tc>
       </w:tr>
     </w:tbl>
-    <w:bookmarkEnd w:id="149"/>
-    <w:bookmarkEnd w:id="150"/>
-    <w:bookmarkStart w:id="151" w:name="거버넌스와-변화관리-열의-그리고-의식개혁"/>
+    <w:bookmarkEnd w:id="158"/>
+    <w:bookmarkEnd w:id="159"/>
+    <w:bookmarkStart w:id="160" w:name="거버넌스와-변화관리-열의-그리고-의식개혁"/>
     <w:p>
       <w:pPr>
         <w:pStyle w:val="Heading2"/>
@@ -13316,8 +13481,8 @@
         <w:t xml:space="preserve">(자동 초안·요약)부터 보여주고, 승인·근거·격리를 눈에 보이게 해 신뢰를 쌓고, 저항을 문제가 아니라 데이터로 다루는 것(무엇이 불편한지가 곧 개선 목록이다) — 을 권한다.</w:t>
       </w:r>
     </w:p>
-    <w:bookmarkEnd w:id="151"/>
-    <w:bookmarkStart w:id="152" w:name="실패-요인-10항과-리스크-대응"/>
+    <w:bookmarkEnd w:id="160"/>
+    <w:bookmarkStart w:id="161" w:name="실패-요인-10항과-리스크-대응"/>
     <w:p>
       <w:pPr>
         <w:pStyle w:val="Heading2"/>
@@ -13841,8 +14006,8 @@
         <w:t xml:space="preserve">이 목록을 관통하는 공통 구조가 있다. 실패는 대부분 4단계(지능화)의 기술에서 오지 않고, 1단계(질문)와 2~3단계(데이터), 그리고 거버넌스(사람)에서 온다. 실패는 기술 실패가 아니라 경영 실패라는 ERP 연구 30년의 결론(Davenport, 1998; Umble et al., 2003)은 AI 시대에 기각되지 않았다. 오히려 강화되었다. AI는 좋은 질문과 좋은 데이터를 증폭하는 만큼, 질문의 부재와 데이터의 부실도 증폭하기 때문이다.</w:t>
       </w:r>
     </w:p>
-    <w:bookmarkEnd w:id="152"/>
-    <w:bookmarkStart w:id="153" w:name="경량-모델-초소형-기업의-3주-로드맵"/>
+    <w:bookmarkEnd w:id="161"/>
+    <w:bookmarkStart w:id="162" w:name="경량-모델-초소형-기업의-3주-로드맵"/>
     <w:p>
       <w:pPr>
         <w:pStyle w:val="Heading2"/>
@@ -14035,8 +14200,8 @@
         <w:t xml:space="preserve">세 가지 설계 선택이 이 압축을 가능케 한다. 첫째, 표준화 — 세그먼트별 검증된 구성을 배치하므로 5단계의 1~2단계가 표준 템플릿으로 선반영되어 있다. 둘째, 비용 구조 — 라이선스 0원의 월 구독제로 초기 투자가 제거된다. 초소형 사업자의 AI 도입을 막는 최대 장벽이 초기 비용이라는 조사(중소기업중앙회, 2024)를 겨냥한 구조다. 셋째, 하이브리드 보안 — 공통 지식은 공동 계층에서, 매출·고객·원가 등 민감 데이터는 고객별 격리 계층에서 처리한다. 경량 모델은 5단계 방법론의 부정이 아니라 축약이다. 경영 질문은 세그먼트 표준 질문으로 대체되고 환류는 첫날부터 모바일 브리핑으로 작동하며, 사업이 자라면 같은 플랫폼 위에서 정식 방법론으로 무중단 이행한다.</w:t>
       </w:r>
     </w:p>
-    <w:bookmarkEnd w:id="153"/>
-    <w:bookmarkStart w:id="154" w:name="부록-컨설팅-제안서-목차-템플릿"/>
+    <w:bookmarkEnd w:id="162"/>
+    <w:bookmarkStart w:id="163" w:name="부록-컨설팅-제안서-목차-템플릿"/>
     <w:p>
       <w:pPr>
         <w:pStyle w:val="Heading2"/>
@@ -14181,8 +14346,8 @@
         <w:t xml:space="preserve">컨설턴트에게 한 가지만 당부한다. 4번(방법론)을 화려하게 쓰는 제안서는 많다. 그러나 계약을 성사시키고 프로젝트를 성공시키는 것은 2번(진단)과 3번(목표 체계)의 구체성이다. 진단 없이 쓴 제안서는 어느 회사에나 보낼 수 있는 제안서이고, 어느 회사에나 보낼 수 있는 제안서는 어느 회사도 움직이지 못한다.</w:t>
       </w:r>
     </w:p>
-    <w:bookmarkEnd w:id="154"/>
-    <w:bookmarkStart w:id="155" w:name="핵심-요약-5"/>
+    <w:bookmarkEnd w:id="163"/>
+    <w:bookmarkStart w:id="164" w:name="핵심-요약-5"/>
     <w:p>
       <w:pPr>
         <w:pStyle w:val="Heading2"/>
@@ -14290,8 +14455,8 @@
         <w:t xml:space="preserve">실패는 기술이 아니라 질문의 부재, 데이터의 부실, 거버넌스의 공백, 그리고 형해화에서 온다. 초소형 기업은 3주 경량 모델로 시작해 같은 플랫폼 위에서 정식 방법론으로 확장한다.</w:t>
       </w:r>
     </w:p>
-    <w:bookmarkEnd w:id="155"/>
-    <w:bookmarkStart w:id="156" w:name="이-장의-참고문헌-5"/>
+    <w:bookmarkEnd w:id="164"/>
+    <w:bookmarkStart w:id="165" w:name="이-장의-참고문헌-5"/>
     <w:p>
       <w:pPr>
         <w:pStyle w:val="Heading2"/>
@@ -14558,9 +14723,9 @@
         <w:t xml:space="preserve">European Journal of Operational Research, 146(2), 241–257.</w:t>
       </w:r>
     </w:p>
-    <w:bookmarkEnd w:id="156"/>
-    <w:bookmarkEnd w:id="157"/>
-    <w:bookmarkStart w:id="176" w:name="제7장.-공정편성의-재구축과-예측-플랫폼의-완성"/>
+    <w:bookmarkEnd w:id="165"/>
+    <w:bookmarkEnd w:id="166"/>
+    <w:bookmarkStart w:id="185" w:name="제7장.-공정편성의-재구축과-예측-플랫폼의-완성"/>
     <w:p>
       <w:pPr>
         <w:pStyle w:val="Heading1"/>
@@ -14597,7 +14762,7 @@
         <w:t xml:space="preserve">컨설턴트 생활에서 가장 기억에 남는 장면 하나를 꼽으라면, 어느 판금가공 회사의 공장장이 레이아웃 도면을 앞에 두고 한참을 침묵하던 순간이다. 우리는 석 달간 5S를 다지고, 작업표를 바코드화하고, 일정계획을 세웠다. 성과는 분명했지만 어느 선에서 멈췄다. 데이터가 가리키는 결론은 하나였다 — 문제는 개별 작업이 아니라 공정의 편성 그 자체, 즉 30년 전 설비를 들여올 때의 배치가 지금의 제품 구성과 맞지 않는다는 것이었다. 공장장의 침묵은 무지의 침묵이 아니라 두려움의 침묵이었다. 편성을 건드리는 것은 기계를 옮기고, 사람의 역할을 바꾸고, 몇 주의 생산을 걸고 하는 도박이었기 때문이다. 그때 우리에게 없었던 것은 용기가 아니라 실험장이었다. 편성 대안을 실물 공장에 손대지 않고 시험해 볼 수 있는 장소 — 이 장은 생산관리 고전이 개선의 최종 단계로 제시한 공정편성의 재구축을 해설하고, 그 무거운 의사결정을 디지털 트윈이라는 실험장 위에서 수행하는 방법을 다룬다. 그리고 그 실험장을 포함한 예측 플랫폼의 전체 아키텍처로 1부를 결산한다.</w:t>
       </w:r>
     </w:p>
-    <w:bookmarkStart w:id="158" w:name="개별-개선의-한계-왜-편성을-다시-보아야-하는가"/>
+    <w:bookmarkStart w:id="167" w:name="개별-개선의-한계-왜-편성을-다시-보아야-하는가"/>
     <w:p>
       <w:pPr>
         <w:pStyle w:val="Heading2"/>
@@ -14685,8 +14850,8 @@
         <w:t xml:space="preserve">는 실무 증언으로 못박는다. 한 공정만 회전수가 돌출해도 차공정과의 사이에 체류품의 산이 생길 뿐이라는 것 — 부분 최적의 함정에 대한 이보다 간명한 서술은 드물다.</w:t>
       </w:r>
     </w:p>
-    <w:bookmarkEnd w:id="158"/>
-    <w:bookmarkStart w:id="163" w:name="편성-재구축의-방법론-pq-분석에서-좋은-리듬까지"/>
+    <w:bookmarkEnd w:id="167"/>
+    <w:bookmarkStart w:id="172" w:name="편성-재구축의-방법론-pq-분석에서-좋은-리듬까지"/>
     <w:p>
       <w:pPr>
         <w:pStyle w:val="Heading2"/>
@@ -14695,7 +14860,7 @@
         <w:t xml:space="preserve">7.2 편성 재구축의 방법론: PQ 분석에서 좋은 리듬까지</w:t>
       </w:r>
     </w:p>
-    <w:bookmarkStart w:id="159" w:name="pq-분석과-그룹-테크놀로지-섞여-있는-것을-나눈다"/>
+    <w:bookmarkStart w:id="168" w:name="pq-분석과-그룹-테크놀로지-섞여-있는-것을-나눈다"/>
     <w:p>
       <w:pPr>
         <w:pStyle w:val="Heading3"/>
@@ -14769,8 +14934,8 @@
         <w:t xml:space="preserve">수준에서 — 그룹별 표준시간 테이블을 만들어 일정계획·공수계획의 기초로 삼는다. 개별 품목으로는 소량이라 표준화가 불가능해 보이던 것이, 그룹으로 묶는 순간 반복성이 생기고 계획 가능해진다. 그룹 테크놀로지는 다품종소량 공장이 규모의 경제 대신 유사성의 경제를 얻는 방법이다.</w:t>
       </w:r>
     </w:p>
-    <w:bookmarkEnd w:id="159"/>
-    <w:bookmarkStart w:id="160" w:name="흐름화와-neck-공정-리드타임은-병목-하나가-결정한다"/>
+    <w:bookmarkEnd w:id="168"/>
+    <w:bookmarkStart w:id="169" w:name="흐름화와-neck-공정-리드타임은-병목-하나가-결정한다"/>
     <w:p>
       <w:pPr>
         <w:pStyle w:val="Heading3"/>
@@ -14817,8 +14982,8 @@
         <w:t xml:space="preserve">라는 것 — 병목은 구조의 문제이므로 구조를 바꿀 권한을 가진 사람의 문제라는 선언이다. 4장에서 예고했던 그래프 중심성 분석 — 어느 공정 노드에 가장 많은 제품 경로가 집중되는가 — 은 이 임무의 데이터 버전으로, 경험과 순시(巡視)로 찾던 Neck을 그래프가 계산으로 찾아낸다.</w:t>
       </w:r>
     </w:p>
-    <w:bookmarkEnd w:id="160"/>
-    <w:bookmarkStart w:id="161" w:name="절차-개선과-좋은-리듬-smed의-지혜"/>
+    <w:bookmarkEnd w:id="169"/>
+    <w:bookmarkStart w:id="170" w:name="절차-개선과-좋은-리듬-smed의-지혜"/>
     <w:p>
       <w:pPr>
         <w:pStyle w:val="Heading3"/>
@@ -14957,8 +15122,8 @@
         <w:t xml:space="preserve">, 즉 트러블·예정·변경을 사전에, 빠르게, 정확하게 공정 전체에 알리는 것이다. 3장에서 ’보이는 공장에서 말하는 공장으로’라 부른 실시간 수집·브리핑 구조가 바로 이 공명정대화의 현대적 실장이며, 좋은 리듬이란 결국 정보가 물건보다 먼저 흐르는 상태다.</w:t>
       </w:r>
     </w:p>
-    <w:bookmarkEnd w:id="161"/>
-    <w:bookmarkStart w:id="162" w:name="bpr-백지에서-프로세스를-다시-그린다"/>
+    <w:bookmarkEnd w:id="170"/>
+    <w:bookmarkStart w:id="171" w:name="bpr-백지에서-프로세스를-다시-그린다"/>
     <w:p>
       <w:pPr>
         <w:pStyle w:val="Heading3"/>
@@ -15046,9 +15211,9 @@
         <w:t xml:space="preserve">— 현장의 하는 방법을 일단 백지화하고 요소로 해체한 뒤, 공정의 목적(있어야 할 기능)을 추구하고, 개선 단면을 발견하고, 흐름을 구상하고, 새 레이아웃안을 만들고, 효과를 예상한다는 순서다. 이 절차의 마지막 두 걸음 — 새 레이아웃안 작성과 효과 예상 — 이 바로 다음 절의 주제다. 고전의 시대에 효과 예상은 계산 용지와 경험의 몫이었다. 지금 우리는 다른 도구를 갖고 있다.</w:t>
       </w:r>
     </w:p>
-    <w:bookmarkEnd w:id="162"/>
-    <w:bookmarkEnd w:id="163"/>
-    <w:bookmarkStart w:id="166" w:name="편성-대안을-디지털-트윈에서-실험한다"/>
+    <w:bookmarkEnd w:id="171"/>
+    <w:bookmarkEnd w:id="172"/>
+    <w:bookmarkStart w:id="175" w:name="편성-대안을-디지털-트윈에서-실험한다"/>
     <w:p>
       <w:pPr>
         <w:pStyle w:val="Heading2"/>
@@ -15057,7 +15222,7 @@
         <w:t xml:space="preserve">7.3 편성 대안을 디지털 트윈에서 실험한다</w:t>
       </w:r>
     </w:p>
-    <w:bookmarkStart w:id="164" w:name="온톨로지-지식그래프-요약-실험장의-뼈대"/>
+    <w:bookmarkStart w:id="173" w:name="온톨로지-지식그래프-요약-실험장의-뼈대"/>
     <w:p>
       <w:pPr>
         <w:pStyle w:val="Heading3"/>
@@ -15107,8 +15272,8 @@
         <w:t xml:space="preserve">같은 질문이 한 번의 경로 탐색이 되는 구조다. LLM은 이 그래프와 상호 보완 관계에 있다. 그래프는 LLM의 환각을 억제하는 사실의 척추가 되고, LLM은 비정형 텍스트에서 그래프를 길어 올리며 자연어 질문을 그래프 질의로 번역한다(Edge et al., 2024; Pan et al., 2024) — 이것이 GraphRAG의 요지다. 그리고 디지털 트윈은 이 그래프에 두 능력이 더해진 상태다. 동기화 — 물리 세계의 사건이 지체 없이 그래프의 상태 변화로 반영되는 것(물리 대상-가상 모델-데이터 연결의 3요소; Grieves, 2014; Glaessgen &amp; Stargel, 2012), 그리고 시뮬레이션 — 그래프의 현재 상태에 가상의 사건을 주입해 파급을 계산하는 것. 데이터 흐름이 양방향 자동일 때만 트윈이라 부를 수 있다는 구분(Kritzinger et al., 2018)은 이 책의 환류 루프와 정확히 겹친다.</w:t>
       </w:r>
     </w:p>
-    <w:bookmarkEnd w:id="164"/>
-    <w:bookmarkStart w:id="165" w:name="what-if-편성-재구축이라는-최고난도-질문"/>
+    <w:bookmarkEnd w:id="173"/>
+    <w:bookmarkStart w:id="174" w:name="what-if-편성-재구축이라는-최고난도-질문"/>
     <w:p>
       <w:pPr>
         <w:pStyle w:val="Heading3"/>
@@ -15151,9 +15316,9 @@
         <w:t xml:space="preserve">서두의 판금가공 회사로 돌아가 보자. 오늘의 도구로 그 침묵의 순간을 다시 구성하면 이렇게 된다. PQ 분석이 상위 12품목(품목 수 8%, 물량 61%)의 반복 생산성을 드러내고, LLM이 세 개의 편성 대안 — ①상위 품목 전용 라인 분리, ②그룹 테크놀로지 셀 2개 신설, ③현행 유지+병목 공정 설비 1대 증설 — 을 그래프 위의 변경안으로 작성한다. 시뮬레이션 성적표: ①은 리드타임 -38%이나 소량품 쪽 유연성 저하, ③은 투자 대비 개선 -9%에 그침(병목이 후공정으로 이동), ②가 리드타임 -31%, 납기준수율 +5.2%p로 균형 최적. 공장장은 여전히 결정의 무게를 진다 — 그러나 이제 도박이 아니라 실험 결과 위에서 진다. 결정이 승인되면 새 라우팅과 작업구역(Work Center) 마스터가 Odoo로 환류되고, 이행 기간의 관리도가 신설되어 예상과 실측의 차이가 다음 학습으로 남는다. 편성 재구축조차 DMAIC 루프의 한 회전이 되는 것이다.</w:t>
       </w:r>
     </w:p>
-    <w:bookmarkEnd w:id="165"/>
-    <w:bookmarkEnd w:id="166"/>
-    <w:bookmarkStart w:id="173" w:name="예측-플랫폼의-완성-아키텍처-총괄과-성숙도"/>
+    <w:bookmarkEnd w:id="174"/>
+    <w:bookmarkEnd w:id="175"/>
+    <w:bookmarkStart w:id="182" w:name="예측-플랫폼의-완성-아키텍처-총괄과-성숙도"/>
     <w:p>
       <w:pPr>
         <w:pStyle w:val="Heading2"/>
@@ -15171,18 +15336,18 @@
           <wp:inline>
             <wp:extent cx="4206240" cy="3132306"/>
             <wp:effectExtent b="0" l="0" r="0" t="0"/>
-            <wp:docPr descr="그림 7-3. 예측 플랫폼 통합 아키텍처 — 1부의 결론 그림" title="" id="168" name="Picture"/>
+            <wp:docPr descr="그림 7-3. 예측 플랫폼 통합 아키텍처 — 1부의 결론 그림" title="" id="177" name="Picture"/>
             <a:graphic>
               <a:graphicData uri="http://schemas.openxmlformats.org/drawingml/2006/picture">
                 <pic:pic>
                   <pic:nvPicPr>
-                    <pic:cNvPr descr="figures/fig_73_platform.png" id="169" name="Picture"/>
+                    <pic:cNvPr descr="figures/fig_73_platform.png" id="178" name="Picture"/>
                     <pic:cNvPicPr>
                       <a:picLocks noChangeArrowheads="1" noChangeAspect="1"/>
                     </pic:cNvPicPr>
                   </pic:nvPicPr>
                   <pic:blipFill>
-                    <a:blip r:embed="rId167"/>
+                    <a:blip r:embed="rId176"/>
                     <a:stretch>
                       <a:fillRect/>
                     </a:stretch>
@@ -15217,7 +15382,7 @@
         <w:t xml:space="preserve">그림 7-3. 예측 플랫폼 통합 아키텍처 — 1부의 결론 그림</w:t>
       </w:r>
     </w:p>
-    <w:bookmarkStart w:id="170" w:name="부의-결론-그림"/>
+    <w:bookmarkStart w:id="179" w:name="부의-결론-그림"/>
     <w:p>
       <w:pPr>
         <w:pStyle w:val="Heading3"/>
@@ -15442,8 +15607,8 @@
         <w:t xml:space="preserve">읽는 방향은 아래에서 위로, 그리고 다시 아래로다. 현장의 3정5S(2장)가 데이터 품질의 원점을 만들고, 눈으로 보는 관리의 디지털 전환(3장)이 실시간 수집을 만들며, Odoo가 단일 원천으로 기록하고(1장), 부품전개와 일정계획(4장)이 frePPLe와 함께 계획을 만들고, n8n이 데이터를 그래프로 올리고 판단을 현장으로 내리며, 온톨로지 지식그래프 위의 디지털 트윈이 What-if의 실험장이 되고(7장), 그 전체를 LLM 에이전트의 DMAIC 루프(5장)가 상시로 돈다. 어느 층도 건너뛸 수 없다. 아래층의 품질이 위층의 지능의 상한이다.</w:t>
       </w:r>
     </w:p>
-    <w:bookmarkEnd w:id="170"/>
-    <w:bookmarkStart w:id="171" w:name="성숙도-5단계-어디까지-왔고-어디로-가는가"/>
+    <w:bookmarkEnd w:id="179"/>
+    <w:bookmarkStart w:id="180" w:name="성숙도-5단계-어디까지-왔고-어디로-가는가"/>
     <w:p>
       <w:pPr>
         <w:pStyle w:val="Heading3"/>
@@ -15815,8 +15980,8 @@
         <w:t xml:space="preserve">라는 통찰의 우리 시대 버전이다.</w:t>
       </w:r>
     </w:p>
-    <w:bookmarkEnd w:id="171"/>
-    <w:bookmarkStart w:id="172" w:name="부의-결산-2부의-예고"/>
+    <w:bookmarkEnd w:id="180"/>
+    <w:bookmarkStart w:id="181" w:name="부의-결산-2부의-예고"/>
     <w:p>
       <w:pPr>
         <w:pStyle w:val="Heading3"/>
@@ -15833,9 +15998,9 @@
         <w:t xml:space="preserve">1부를 관통한 명제로 결산을 대신한다. 현장의 원칙은 변하지 않았다. 정위치·정품·정량은 데이터의 세계에서도 품질의 원점이고, 눈으로 보는 관리는 실시간 가시화와 추론으로 확장되었으며, QC 스토리의 나선은 LLM이 상시로 돌리는 DMAIC 루프가 되었고, 공정편성 재구축이라는 최고난도의 의사결정조차 온톨로지 그래프 위의 실험이 되었다. 원칙을 실행하는 주체가 사람의 눈에서 데이터의 루프로 확장되었을 뿐이다. 남은 질문은 실장(實裝)이다. 이 아키텍처의 토대인 Odoo는 실제로 어떤 모듈로 구성되어 있고, 각 모듈은 무엇을 잘하고 무엇이 부족하며, 어디를 어떻게 보완해야 예측 플랫폼의 부품이 되는가. 2부에서는 웹사이트 빌더와 이커머스, CRM, 판매, 매입, 재고 관리, 제조 관리, 회계, 그리고 AI와 지식센터까지 — Odoo를 모듈 단위로 해부한다.</w:t>
       </w:r>
     </w:p>
-    <w:bookmarkEnd w:id="172"/>
-    <w:bookmarkEnd w:id="173"/>
-    <w:bookmarkStart w:id="174" w:name="핵심-요약-6"/>
+    <w:bookmarkEnd w:id="181"/>
+    <w:bookmarkEnd w:id="182"/>
+    <w:bookmarkStart w:id="183" w:name="핵심-요약-6"/>
     <w:p>
       <w:pPr>
         <w:pStyle w:val="Heading2"/>
@@ -15928,8 +16093,8 @@
         <w:t xml:space="preserve">성숙도는 기술→진단→예측→처방→자율의 5단계 사다리를 건너뛰지 않고 오른다. 자율은 사람의 소멸이 아니라 신뢰의 축적이며, 이는 고전이 그린 ’컴퓨터로 무장한 자율협조 생산방식’의 완성형이다.</w:t>
       </w:r>
     </w:p>
-    <w:bookmarkEnd w:id="174"/>
-    <w:bookmarkStart w:id="175" w:name="이-장의-참고문헌-6"/>
+    <w:bookmarkEnd w:id="183"/>
+    <w:bookmarkStart w:id="184" w:name="이-장의-참고문헌-6"/>
     <w:p>
       <w:pPr>
         <w:pStyle w:val="Heading2"/>
@@ -16174,8 +16339,8 @@
         <w:t xml:space="preserve">일본 생산관리 고전. 『다품종소량·수주생산의 생산관리』 (본서 연구자료).</w:t>
       </w:r>
     </w:p>
-    <w:bookmarkEnd w:id="175"/>
-    <w:bookmarkEnd w:id="176"/>
+    <w:bookmarkEnd w:id="184"/>
+    <w:bookmarkEnd w:id="185"/>
     <w:sectPr/>
   </w:body>
 </w:document>

--- a/book/v2/AI_ERP_혁명_Odoo와_지능형ERP_프롤로그_1부.docx
+++ b/book/v2/AI_ERP_혁명_Odoo와_지능형ERP_프롤로그_1부.docx
@@ -162,7 +162,7 @@
       </w:r>
     </w:p>
     <w:bookmarkEnd w:id="22"/>
-    <w:bookmarkStart w:id="37" w:name="Xcbf0280cd3e995374085b96d1d0d3c87ac2a984"/>
+    <w:bookmarkStart w:id="43" w:name="Xcbf0280cd3e995374085b96d1d0d3c87ac2a984"/>
     <w:p>
       <w:pPr>
         <w:pStyle w:val="Heading1"/>
@@ -264,7 +264,7 @@
       </w:r>
     </w:p>
     <w:bookmarkEnd w:id="23"/>
-    <w:bookmarkStart w:id="24" w:name="년의-역설-시스템은-늘었는데-왜-여전히-눈으로-확인하는가"/>
+    <w:bookmarkStart w:id="27" w:name="년의-역설-시스템은-늘었는데-왜-여전히-눈으로-확인하는가"/>
     <w:p>
       <w:pPr>
         <w:pStyle w:val="Heading2"/>
@@ -275,7 +275,62 @@
     </w:p>
     <w:p>
       <w:pPr>
-        <w:pStyle w:val="FirstParagraph"/>
+        <w:pStyle w:val="CaptionedFigure"/>
+      </w:pPr>
+      <w:r>
+        <w:drawing>
+          <wp:inline>
+            <wp:extent cx="4206240" cy="1927860"/>
+            <wp:effectExtent b="0" l="0" r="0" t="0"/>
+            <wp:docPr descr="그림 P-1. 30년의 진화 — 관리판에서 예측 플랫폼으로" title="" id="25" name="Picture"/>
+            <a:graphic>
+              <a:graphicData uri="http://schemas.openxmlformats.org/drawingml/2006/picture">
+                <pic:pic>
+                  <pic:nvPicPr>
+                    <pic:cNvPr descr="figures/fig_P1_timeline.png" id="26" name="Picture"/>
+                    <pic:cNvPicPr>
+                      <a:picLocks noChangeArrowheads="1" noChangeAspect="1"/>
+                    </pic:cNvPicPr>
+                  </pic:nvPicPr>
+                  <pic:blipFill>
+                    <a:blip r:embed="rId24"/>
+                    <a:stretch>
+                      <a:fillRect/>
+                    </a:stretch>
+                  </pic:blipFill>
+                  <pic:spPr bwMode="auto">
+                    <a:xfrm>
+                      <a:off x="0" y="0"/>
+                      <a:ext cx="4206240" cy="1927860"/>
+                    </a:xfrm>
+                    <a:prstGeom prst="rect">
+                      <a:avLst/>
+                    </a:prstGeom>
+                    <a:noFill/>
+                    <a:ln w="9525">
+                      <a:noFill/>
+                      <a:headEnd/>
+                      <a:tailEnd/>
+                    </a:ln>
+                  </pic:spPr>
+                </pic:pic>
+              </a:graphicData>
+            </a:graphic>
+          </wp:inline>
+        </w:drawing>
+      </w:r>
+    </w:p>
+    <w:p>
+      <w:pPr>
+        <w:pStyle w:val="ImageCaption"/>
+      </w:pPr>
+      <w:r>
+        <w:t xml:space="preserve">그림 P-1. 30년의 진화 — 관리판에서 예측 플랫폼으로</w:t>
+      </w:r>
+    </w:p>
+    <w:p>
+      <w:pPr>
+        <w:pStyle w:val="BodyText"/>
       </w:pPr>
       <w:r>
         <w:t xml:space="preserve">그 후 30년, 나는 ERP·MES·SCM 컨설턴트로 수많은 공장의 전산화를 도왔다. 종이 전표는 데이터베이스 레코드가 되었고, 관리판은 모니터 속 화면이 되었다. 월말 결산은 며칠에서 하루로 줄었다. 우리는 그것을 정보화라 불렀고, 디지털 전환(DX)이라 불렀다.</w:t>
@@ -355,8 +410,8 @@
         <w:t xml:space="preserve">3정5S가 그 출발점이고, 눈으로 보는 관리가 그 중간이며, 스스로 학습하는 예측 루프가 그 종착점이다.</w:t>
       </w:r>
     </w:p>
-    <w:bookmarkEnd w:id="24"/>
-    <w:bookmarkStart w:id="25" w:name="왜-지금인가-세-개의-시곗바늘이-겹치는-순간"/>
+    <w:bookmarkEnd w:id="27"/>
+    <w:bookmarkStart w:id="28" w:name="왜-지금인가-세-개의-시곗바늘이-겹치는-순간"/>
     <w:p>
       <w:pPr>
         <w:pStyle w:val="Heading2"/>
@@ -435,8 +490,8 @@
         <w:t xml:space="preserve">현장은 비어 가고, 기술은 열렸고, 격차는 벌어지기 시작했다. 세 바늘이 겹치는 이 순간이, 중소기업이 지능형 ERP로 건너갈 수 있는 — 그리고 건너가야 하는 — 창이다.</w:t>
       </w:r>
     </w:p>
-    <w:bookmarkEnd w:id="25"/>
-    <w:bookmarkStart w:id="29" w:name="데이터의-3정5s-수집의-철학"/>
+    <w:bookmarkEnd w:id="28"/>
+    <w:bookmarkStart w:id="32" w:name="데이터의-3정5s-수집의-철학"/>
     <w:p>
       <w:pPr>
         <w:pStyle w:val="Heading2"/>
@@ -462,18 +517,18 @@
           <wp:inline>
             <wp:extent cx="4206240" cy="3200400"/>
             <wp:effectExtent b="0" l="0" r="0" t="0"/>
-            <wp:docPr descr="그림 P-2. 물리의 3정5S ↔ 데이터의 3정5S 대응" title="" id="27" name="Picture"/>
+            <wp:docPr descr="그림 P-2. 물리의 3정5S ↔ 데이터의 3정5S 대응" title="" id="30" name="Picture"/>
             <a:graphic>
               <a:graphicData uri="http://schemas.openxmlformats.org/drawingml/2006/picture">
                 <pic:pic>
                   <pic:nvPicPr>
-                    <pic:cNvPr descr="figures/fig_P2_3jung5s.png" id="28" name="Picture"/>
+                    <pic:cNvPr descr="figures/fig_P2_3jung5s.png" id="31" name="Picture"/>
                     <pic:cNvPicPr>
                       <a:picLocks noChangeArrowheads="1" noChangeAspect="1"/>
                     </pic:cNvPicPr>
                   </pic:nvPicPr>
                   <pic:blipFill>
-                    <a:blip r:embed="rId26"/>
+                    <a:blip r:embed="rId29"/>
                     <a:stretch>
                       <a:fillRect/>
                     </a:stretch>
@@ -674,8 +729,8 @@
         <w:t xml:space="preserve">이것이 이 책의 첫 번째 명제다.</w:t>
       </w:r>
     </w:p>
-    <w:bookmarkEnd w:id="29"/>
-    <w:bookmarkStart w:id="30" w:name="눈으로-보는-관리의-진화-보는-관리에서-추론하는-관리로"/>
+    <w:bookmarkEnd w:id="32"/>
+    <w:bookmarkStart w:id="36" w:name="눈으로-보는-관리의-진화-보는-관리에서-추론하는-관리로"/>
     <w:p>
       <w:pPr>
         <w:pStyle w:val="Heading2"/>
@@ -686,7 +741,62 @@
     </w:p>
     <w:p>
       <w:pPr>
-        <w:pStyle w:val="FirstParagraph"/>
+        <w:pStyle w:val="CaptionedFigure"/>
+      </w:pPr>
+      <w:r>
+        <w:drawing>
+          <wp:inline>
+            <wp:extent cx="4206240" cy="2326856"/>
+            <wp:effectExtent b="0" l="0" r="0" t="0"/>
+            <wp:docPr descr="그림 P-4. 눈으로 보는 관리의 3단계 진화 — 보이는 공장에서 추론하는 공장으로" title="" id="34" name="Picture"/>
+            <a:graphic>
+              <a:graphicData uri="http://schemas.openxmlformats.org/drawingml/2006/picture">
+                <pic:pic>
+                  <pic:nvPicPr>
+                    <pic:cNvPr descr="figures/fig_P4_3stage.png" id="35" name="Picture"/>
+                    <pic:cNvPicPr>
+                      <a:picLocks noChangeArrowheads="1" noChangeAspect="1"/>
+                    </pic:cNvPicPr>
+                  </pic:nvPicPr>
+                  <pic:blipFill>
+                    <a:blip r:embed="rId33"/>
+                    <a:stretch>
+                      <a:fillRect/>
+                    </a:stretch>
+                  </pic:blipFill>
+                  <pic:spPr bwMode="auto">
+                    <a:xfrm>
+                      <a:off x="0" y="0"/>
+                      <a:ext cx="4206240" cy="2326856"/>
+                    </a:xfrm>
+                    <a:prstGeom prst="rect">
+                      <a:avLst/>
+                    </a:prstGeom>
+                    <a:noFill/>
+                    <a:ln w="9525">
+                      <a:noFill/>
+                      <a:headEnd/>
+                      <a:tailEnd/>
+                    </a:ln>
+                  </pic:spPr>
+                </pic:pic>
+              </a:graphicData>
+            </a:graphic>
+          </wp:inline>
+        </w:drawing>
+      </w:r>
+    </w:p>
+    <w:p>
+      <w:pPr>
+        <w:pStyle w:val="ImageCaption"/>
+      </w:pPr>
+      <w:r>
+        <w:t xml:space="preserve">그림 P-4. 눈으로 보는 관리의 3단계 진화 — 보이는 공장에서 추론하는 공장으로</w:t>
+      </w:r>
+    </w:p>
+    <w:p>
+      <w:pPr>
+        <w:pStyle w:val="BodyText"/>
       </w:pPr>
       <w:r>
         <w:t xml:space="preserve">눈으로 보는 관리(目で見る管理)의 본질은 장식이 아니라 속도였다. 이상(異常)이 발생한 순간과 그것이 발견되는 순간 사이의 시간을 최소로 만드는 것. 관리판, 색깔 카드, 바닥의 흰 선, 부저 — 모두</w:t>
@@ -856,8 +966,8 @@
         <w:t xml:space="preserve">달라진 것은 ’보는 주체’에 AI가 더해졌고, ’보는 시제’에 미래가 더해졌다는 것뿐이다.</w:t>
       </w:r>
     </w:p>
-    <w:bookmarkEnd w:id="30"/>
-    <w:bookmarkStart w:id="31" w:name="dmaic의-재해석-개선-사이클을-데이터-루프로"/>
+    <w:bookmarkEnd w:id="36"/>
+    <w:bookmarkStart w:id="37" w:name="dmaic의-재해석-개선-사이클을-데이터-루프로"/>
     <w:p>
       <w:pPr>
         <w:pStyle w:val="Heading2"/>
@@ -1188,8 +1298,8 @@
         <w:t xml:space="preserve">이다. 방법론은 새로 발명되지 않았다. 실행의 주체와 속도가 바뀌었을 뿐이다.</w:t>
       </w:r>
     </w:p>
-    <w:bookmarkEnd w:id="31"/>
-    <w:bookmarkStart w:id="35" w:name="llm-무한-루프-사람이-분기마다-돌리던-사이클을-ai가-상시로-돌린다"/>
+    <w:bookmarkEnd w:id="37"/>
+    <w:bookmarkStart w:id="41" w:name="llm-무한-루프-사람이-분기마다-돌리던-사이클을-ai가-상시로-돌린다"/>
     <w:p>
       <w:pPr>
         <w:pStyle w:val="Heading2"/>
@@ -1231,18 +1341,18 @@
           <wp:inline>
             <wp:extent cx="4206240" cy="2991104"/>
             <wp:effectExtent b="0" l="0" r="0" t="0"/>
-            <wp:docPr descr="그림 P-3. DMAIC × LLM 무한 루프 — 사람이 분기마다 돌리던 사이클을 AI가 상시로 돌린다" title="" id="33" name="Picture"/>
+            <wp:docPr descr="그림 P-3. DMAIC × LLM 무한 루프 — 사람이 분기마다 돌리던 사이클을 AI가 상시로 돌린다" title="" id="39" name="Picture"/>
             <a:graphic>
               <a:graphicData uri="http://schemas.openxmlformats.org/drawingml/2006/picture">
                 <pic:pic>
                   <pic:nvPicPr>
-                    <pic:cNvPr descr="figures/fig_P3_dmaic_loop.png" id="34" name="Picture"/>
+                    <pic:cNvPr descr="figures/fig_P3_dmaic_loop.png" id="40" name="Picture"/>
                     <pic:cNvPicPr>
                       <a:picLocks noChangeArrowheads="1" noChangeAspect="1"/>
                     </pic:cNvPicPr>
                   </pic:nvPicPr>
                   <pic:blipFill>
-                    <a:blip r:embed="rId32"/>
+                    <a:blip r:embed="rId38"/>
                     <a:stretch>
                       <a:fillRect/>
                     </a:stretch>
@@ -1347,8 +1457,8 @@
         <w:t xml:space="preserve">물론 조건이 있다. 루프는 자유낙하가 아니라 궤도 비행이어야 한다. 중요한 판단에는 사람의 승인 게이트를 두고(Human-in-the-Loop), 가설은 통계적 검정을 통과해야 하며, 모든 자동 조치는 감사 기록을 남긴다. 판단의 최종 서명자는 언제나 사람이다. 그리고 그 서명의 축적이 다시 루프를 학습시킨다. AI가 사람을 대체하는 구조가 아니라, 사람의 판단이 시스템의 정확도로 복리(複利)처럼 쌓이는 구조 — 이것이 우리가 만들려는 플랫폼의 철학이다.</w:t>
       </w:r>
     </w:p>
-    <w:bookmarkEnd w:id="35"/>
-    <w:bookmarkStart w:id="36" w:name="이-책의-목표-철학에서-실행으로"/>
+    <w:bookmarkEnd w:id="41"/>
+    <w:bookmarkStart w:id="42" w:name="이-책의-목표-철학에서-실행으로"/>
     <w:p>
       <w:pPr>
         <w:pStyle w:val="Heading2"/>
@@ -1495,9 +1605,9 @@
         <w:t xml:space="preserve">2026년 여름, 저자 씀</w:t>
       </w:r>
     </w:p>
-    <w:bookmarkEnd w:id="36"/>
-    <w:bookmarkEnd w:id="37"/>
-    <w:bookmarkStart w:id="38" w:name="제1부.-현장에서-플랫폼으로-지능형-erp-컨설팅-방법론"/>
+    <w:bookmarkEnd w:id="42"/>
+    <w:bookmarkEnd w:id="43"/>
+    <w:bookmarkStart w:id="44" w:name="제1부.-현장에서-플랫폼으로-지능형-erp-컨설팅-방법론"/>
     <w:p>
       <w:pPr>
         <w:pStyle w:val="Heading1"/>
@@ -1514,8 +1624,8 @@
         <w:t xml:space="preserve">제1부는 프롤로그의 철학을 실행 순서로 옮긴다. ERP 50년과 지능형 ERP의 정의에서 출발해, 현장 진단과 데이터의 3정5S, 눈으로 보는 관리의 디지털 전환, 부품전개와 일정계획, DMAIC 데이터 루프, AX 컨설팅 5단계 로드맵, 그리고 공정편성 재구축과 예측 플랫폼의 완성까지 — 한 세대 전 공장 바닥의 지혜와 오늘의 AI를 하나의 컨설팅 방법론으로 엮는다.</w:t>
       </w:r>
     </w:p>
-    <w:bookmarkEnd w:id="38"/>
-    <w:bookmarkStart w:id="50" w:name="제1장.-erp-50년과-지능형-erp-동기erp에서-ai-erp까지"/>
+    <w:bookmarkEnd w:id="44"/>
+    <w:bookmarkStart w:id="65" w:name="제1장.-erp-50년과-지능형-erp-동기erp에서-ai-erp까지"/>
     <w:p>
       <w:pPr>
         <w:pStyle w:val="Heading1"/>
@@ -1560,7 +1670,7 @@
         <w:t xml:space="preserve">(1998)의 논지 요약</w:t>
       </w:r>
     </w:p>
-    <w:bookmarkStart w:id="39" w:name="두-개의-계보가-만나는-자리"/>
+    <w:bookmarkStart w:id="45" w:name="두-개의-계보가-만나는-자리"/>
     <w:p>
       <w:pPr>
         <w:pStyle w:val="Heading2"/>
@@ -1603,8 +1713,8 @@
         <w:t xml:space="preserve">이 장은 그 두 계보 — 계산의 계보와 현장의 계보 — 가 각각 어떻게 진화해 왔고, 어디서 합류하며, 그 합류 지점에서 왜 ’지능형 ERP(Intelligent ERP)’가 태어나는지를 논한다. 이 책 전체의 역사적 좌표를 그리는 장이다.</w:t>
       </w:r>
     </w:p>
-    <w:bookmarkEnd w:id="39"/>
-    <w:bookmarkStart w:id="43" w:name="계산의-계보-mrp에서-클라우드-erp까지"/>
+    <w:bookmarkEnd w:id="45"/>
+    <w:bookmarkStart w:id="52" w:name="계산의-계보-mrp에서-클라우드-erp까지"/>
     <w:p>
       <w:pPr>
         <w:pStyle w:val="Heading2"/>
@@ -1615,7 +1725,62 @@
     </w:p>
     <w:p>
       <w:pPr>
-        <w:pStyle w:val="FirstParagraph"/>
+        <w:pStyle w:val="CaptionedFigure"/>
+      </w:pPr>
+      <w:r>
+        <w:drawing>
+          <wp:inline>
+            <wp:extent cx="4206240" cy="2274803"/>
+            <wp:effectExtent b="0" l="0" r="0" t="0"/>
+            <wp:docPr descr="그림 1-1. ERP 진화 연대기 — 각 세대가 해결한 문제와 남긴 한계" title="" id="47" name="Picture"/>
+            <a:graphic>
+              <a:graphicData uri="http://schemas.openxmlformats.org/drawingml/2006/picture">
+                <pic:pic>
+                  <pic:nvPicPr>
+                    <pic:cNvPr descr="figures/fig_11_erp_timeline.png" id="48" name="Picture"/>
+                    <pic:cNvPicPr>
+                      <a:picLocks noChangeArrowheads="1" noChangeAspect="1"/>
+                    </pic:cNvPicPr>
+                  </pic:nvPicPr>
+                  <pic:blipFill>
+                    <a:blip r:embed="rId46"/>
+                    <a:stretch>
+                      <a:fillRect/>
+                    </a:stretch>
+                  </pic:blipFill>
+                  <pic:spPr bwMode="auto">
+                    <a:xfrm>
+                      <a:off x="0" y="0"/>
+                      <a:ext cx="4206240" cy="2274803"/>
+                    </a:xfrm>
+                    <a:prstGeom prst="rect">
+                      <a:avLst/>
+                    </a:prstGeom>
+                    <a:noFill/>
+                    <a:ln w="9525">
+                      <a:noFill/>
+                      <a:headEnd/>
+                      <a:tailEnd/>
+                    </a:ln>
+                  </pic:spPr>
+                </pic:pic>
+              </a:graphicData>
+            </a:graphic>
+          </wp:inline>
+        </w:drawing>
+      </w:r>
+    </w:p>
+    <w:p>
+      <w:pPr>
+        <w:pStyle w:val="ImageCaption"/>
+      </w:pPr>
+      <w:r>
+        <w:t xml:space="preserve">그림 1-1. ERP 진화 연대기 — 각 세대가 해결한 문제와 남긴 한계</w:t>
+      </w:r>
+    </w:p>
+    <w:p>
+      <w:pPr>
+        <w:pStyle w:val="BodyText"/>
       </w:pPr>
       <w:r>
         <w:t xml:space="preserve">ERP의 역사는 화려한 기술 용어로 치장되어 있지만, 출발점의 질문은 소박하다.</w:t>
@@ -1956,7 +2121,7 @@
         </w:tc>
       </w:tr>
     </w:tbl>
-    <w:bookmarkStart w:id="40" w:name="mrp와-mrp-ii-계산과-폐쇄-루프-19601980년대"/>
+    <w:bookmarkStart w:id="49" w:name="mrp와-mrp-ii-계산과-폐쇄-루프-19601980년대"/>
     <w:p>
       <w:pPr>
         <w:pStyle w:val="Heading3"/>
@@ -2004,8 +2169,8 @@
         <w:t xml:space="preserve">이 한계에 대한 응답이 제조자원계획(MRP II, Manufacturing Resource Planning)이다. 올리버 와이트(Oliver Wight)가 1981년 정립한 MRP II는 능력소요계획을 결합해 자재 계획을 설비·인력의 제약과 대조했고, 현장 실적이 계획으로 피드백되는 폐쇄 루프(closed-loop)를 만들었으며, 생산계획을 수량과 화폐 단위로 동시에 표현해 공장의 계획을 경영의 계획으로 번역했다(Wight, 1981). 그러나 MRP II는 여전히 제조 중심의 시스템이었고, 회계·인사·영업·물류는 각자의 ’정보의 섬’으로 남아 있었다. 같은 고객과 같은 품목이 시스템마다 다른 코드로 존재했다. 이 문제의식이 다음 세대의 이름에 새겨진다.</w:t>
       </w:r>
     </w:p>
-    <w:bookmarkEnd w:id="40"/>
-    <w:bookmarkStart w:id="41" w:name="erp-통합의-시대와-davenport의-경고-1990년대"/>
+    <w:bookmarkEnd w:id="49"/>
+    <w:bookmarkStart w:id="50" w:name="erp-통합의-시대와-davenport의-경고-1990년대"/>
     <w:p>
       <w:pPr>
         <w:pStyle w:val="Heading3"/>
@@ -2048,8 +2213,8 @@
         <w:t xml:space="preserve">프로세스를 내장하며, 도입 기업은 시스템을 기업에 맞추거나 기업을 시스템에 맞추거나를 선택해야 한다. 전자는 비용과 위험을 폭증시키고, 후자는 기업 고유의 일하는 방식 — 때로는 경쟁우위의 원천 — 을 범용 표준으로 대체한다. 이 선택은 기술적 판단이 아니라 전략적 판단이므로, ERP 도입은 정보 부서의 프로젝트가 아니라 경영진의 프로젝트여야 한다는 것이 그의 결론이었다(Davenport, 1998). 이 경고는 예언이 되었다. 이후 축적된 실패 사례를 분석한 핵심성공요인(CSF) 연구들은 명확한 전략 목표, 최고경영진의 몰입, 변화관리, 데이터 정확성, 교육훈련을 공통 요인으로 지목했는데(Holland &amp; Light, 1999; Umble, Haft &amp; Umble, 2003), 이 목록에 순수하게 기술적인 항목은 거의 없다. ERP의 실패는 소프트웨어의 실패가 아니라 경영의 실패였다. 도구가 AI로 바뀌어도 이 실패의 문법은 바뀌지 않는다는 것을, 6장의 AX 컨설팅 로드맵에서 다시 확인할 것이다.</w:t>
       </w:r>
     </w:p>
-    <w:bookmarkEnd w:id="41"/>
-    <w:bookmarkStart w:id="42" w:name="확장-erp와-클라우드-경계-확장의-시대-20002010년대"/>
+    <w:bookmarkEnd w:id="50"/>
+    <w:bookmarkStart w:id="51" w:name="확장-erp와-클라우드-경계-확장의-시대-20002010년대"/>
     <w:p>
       <w:pPr>
         <w:pStyle w:val="Heading3"/>
@@ -2074,9 +2239,9 @@
         <w:t xml:space="preserve">이 세대가 해결한 문제는 접근성과 범위였다. 그러나 남긴 한계는 역설적이다. 시스템은 더 많은 곳에서 더 많은 데이터를 모으게 되었지만, 그 데이터로 ’판단’하는 능력은 거의 자라지 않았다. 대시보드는 늘었지만 대시보드를 읽고 결정하는 것은 여전히 사람이었다. 데이터의 축적 속도가 인간의 해석 속도를 추월하면서, 기록과 판단 사이의 간극은 오히려 벌어졌다.</w:t>
       </w:r>
     </w:p>
-    <w:bookmarkEnd w:id="42"/>
-    <w:bookmarkEnd w:id="43"/>
-    <w:bookmarkStart w:id="44" w:name="현장의-계보-일본-생산관리와-동기erp"/>
+    <w:bookmarkEnd w:id="51"/>
+    <w:bookmarkEnd w:id="52"/>
+    <w:bookmarkStart w:id="56" w:name="현장의-계보-일본-생산관리와-동기erp"/>
     <w:p>
       <w:pPr>
         <w:pStyle w:val="Heading2"/>
@@ -2087,7 +2252,62 @@
     </w:p>
     <w:p>
       <w:pPr>
-        <w:pStyle w:val="FirstParagraph"/>
+        <w:pStyle w:val="CaptionedFigure"/>
+      </w:pPr>
+      <w:r>
+        <w:drawing>
+          <wp:inline>
+            <wp:extent cx="4206240" cy="2684834"/>
+            <wp:effectExtent b="0" l="0" r="0" t="0"/>
+            <wp:docPr descr="그림 1-2. 동기생산(간판) × ERP의 역할 분담" title="" id="54" name="Picture"/>
+            <a:graphic>
+              <a:graphicData uri="http://schemas.openxmlformats.org/drawingml/2006/picture">
+                <pic:pic>
+                  <pic:nvPicPr>
+                    <pic:cNvPr descr="figures/fig_12_sync_erp.png" id="55" name="Picture"/>
+                    <pic:cNvPicPr>
+                      <a:picLocks noChangeArrowheads="1" noChangeAspect="1"/>
+                    </pic:cNvPicPr>
+                  </pic:nvPicPr>
+                  <pic:blipFill>
+                    <a:blip r:embed="rId53"/>
+                    <a:stretch>
+                      <a:fillRect/>
+                    </a:stretch>
+                  </pic:blipFill>
+                  <pic:spPr bwMode="auto">
+                    <a:xfrm>
+                      <a:off x="0" y="0"/>
+                      <a:ext cx="4206240" cy="2684834"/>
+                    </a:xfrm>
+                    <a:prstGeom prst="rect">
+                      <a:avLst/>
+                    </a:prstGeom>
+                    <a:noFill/>
+                    <a:ln w="9525">
+                      <a:noFill/>
+                      <a:headEnd/>
+                      <a:tailEnd/>
+                    </a:ln>
+                  </pic:spPr>
+                </pic:pic>
+              </a:graphicData>
+            </a:graphic>
+          </wp:inline>
+        </w:drawing>
+      </w:r>
+    </w:p>
+    <w:p>
+      <w:pPr>
+        <w:pStyle w:val="ImageCaption"/>
+      </w:pPr>
+      <w:r>
+        <w:t xml:space="preserve">그림 1-2. 동기생산(간판) × ERP의 역할 분담</w:t>
+      </w:r>
+    </w:p>
+    <w:p>
+      <w:pPr>
+        <w:pStyle w:val="BodyText"/>
       </w:pPr>
       <w:r>
         <w:t xml:space="preserve">계산의 계보가 미국에서 자라는 동안, 태평양 건너에서는 전혀 다른 접근이 성숙하고 있었다. 도요타의 오노 다이이치(大野耐一)가 체계화한 저스트 인 타임(JIT)과 간판방식이다. MRP가 중앙의 컴퓨터가 계획을 계산해 현장으로 밀어내는(push) 방식이라면, 간판은 후공정이 필요한 것을 필요한 때에 필요한 만큼 앞공정에서 끌어당기는(pull) 방식이다. 그 사상의 핵심은 계산이 아니라 낭비의 철저한 배제였다. 과잉 생산요소, 너무 만든 낭비, 과잉 재고, 그리고 과잉 재고가 낳는 파생 낭비 — 이 연쇄를 끊는 것이 개선의 정석이었다.</w:t>
@@ -2251,8 +2471,8 @@
         <w:t xml:space="preserve">두 계보의 명시적 합류를 시도한 것이 일본의 컨설턴트 후쿠시마가 정리한 『동기ERP』다. 제목이 말하는 동기(同期)생산은 간판방식의 풀 사상에서 왔다. 이 책의 통찰은 간판과 ERP를 경쟁 관계로 보지 않고 역할 분담으로 본 데 있다. ERP는 전사 수준의 큰 계획 — 수주, 소요량 전개, 조달, 대일정 — 을 세우고, 현장은 풀 신호로 그 계획을 실시간으로 동기화하며 실행한다. 중앙의 계산(push)과 현장의 자율(pull)이 층을 나누어 맞물리는 구조다. 나는 이 역할 분담이야말로 다품종소량·수주생산의 정답에 가장 가깝다고 30년의 현장에서 확인해 왔다. 뒤에서 보겠지만, Odoo의 MRP와 frePPLe의 풀 기반 계획, 그리고 현장 칸반의 조합(4장)은 이 사상의 현대적 구현이다.</w:t>
       </w:r>
     </w:p>
-    <w:bookmarkEnd w:id="44"/>
-    <w:bookmarkStart w:id="45" w:name="한국-erp-30년-도입과-확산-그리고-남은-거리"/>
+    <w:bookmarkEnd w:id="56"/>
+    <w:bookmarkStart w:id="57" w:name="한국-erp-30년-도입과-확산-그리고-남은-거리"/>
     <w:p>
       <w:pPr>
         <w:pStyle w:val="Heading2"/>
@@ -2277,8 +2497,8 @@
         <w:t xml:space="preserve">2010년대 후반부터는 스마트공장 정책이 두 번째 물결을 만들어 2022년까지 약 3만 개 중소기업이 스마트공장을 도입했다(중소벤처기업부, 2022). 그러나 2024년 실태조사에 따르면 도입률은 19.5%에 머물고 도입 기업의 75.5%가 기초 수준에 그치며, 중소 제조기업의 AI 도입률은 약 1% 수준으로 진단된다(중소벤처기업부, 2024·2025). 기록의 인프라는 상당히 깔렸으나 깊이는 얕고, 판단의 지능화는 이제 시작 단계라는 뜻이다. 30년 전 ’전산화’가 그랬듯, AX(AI 전환)라는 다음 언덕이 지금 막 시야에 들어왔다. 그리고 그 사이의 공간 — 국산 패키지의 표준 기능으로는 부족하고 글로벌 패키지의 비용은 부담스러운 중소·중견 제조기업의 공간 — 에 Odoo와 같은 오픈소스 ERP가 새로운 선택지로 들어서고 있다.</w:t>
       </w:r>
     </w:p>
-    <w:bookmarkEnd w:id="45"/>
-    <w:bookmarkStart w:id="46" w:name="지능형-erp의-정의-기록을-넘어-판단으로"/>
+    <w:bookmarkEnd w:id="57"/>
+    <w:bookmarkStart w:id="61" w:name="지능형-erp의-정의-기록을-넘어-판단으로"/>
     <w:p>
       <w:pPr>
         <w:pStyle w:val="Heading2"/>
@@ -2289,7 +2509,62 @@
     </w:p>
     <w:p>
       <w:pPr>
-        <w:pStyle w:val="FirstParagraph"/>
+        <w:pStyle w:val="CaptionedFigure"/>
+      </w:pPr>
+      <w:r>
+        <w:drawing>
+          <wp:inline>
+            <wp:extent cx="4206240" cy="2953317"/>
+            <wp:effectExtent b="0" l="0" r="0" t="0"/>
+            <wp:docPr descr="그림 1-3. 지능형 ERP의 5대 요건" title="" id="59" name="Picture"/>
+            <a:graphic>
+              <a:graphicData uri="http://schemas.openxmlformats.org/drawingml/2006/picture">
+                <pic:pic>
+                  <pic:nvPicPr>
+                    <pic:cNvPr descr="figures/fig_13_pentagon.png" id="60" name="Picture"/>
+                    <pic:cNvPicPr>
+                      <a:picLocks noChangeArrowheads="1" noChangeAspect="1"/>
+                    </pic:cNvPicPr>
+                  </pic:nvPicPr>
+                  <pic:blipFill>
+                    <a:blip r:embed="rId58"/>
+                    <a:stretch>
+                      <a:fillRect/>
+                    </a:stretch>
+                  </pic:blipFill>
+                  <pic:spPr bwMode="auto">
+                    <a:xfrm>
+                      <a:off x="0" y="0"/>
+                      <a:ext cx="4206240" cy="2953317"/>
+                    </a:xfrm>
+                    <a:prstGeom prst="rect">
+                      <a:avLst/>
+                    </a:prstGeom>
+                    <a:noFill/>
+                    <a:ln w="9525">
+                      <a:noFill/>
+                      <a:headEnd/>
+                      <a:tailEnd/>
+                    </a:ln>
+                  </pic:spPr>
+                </pic:pic>
+              </a:graphicData>
+            </a:graphic>
+          </wp:inline>
+        </w:drawing>
+      </w:r>
+    </w:p>
+    <w:p>
+      <w:pPr>
+        <w:pStyle w:val="ImageCaption"/>
+      </w:pPr>
+      <w:r>
+        <w:t xml:space="preserve">그림 1-3. 지능형 ERP의 5대 요건</w:t>
+      </w:r>
+    </w:p>
+    <w:p>
+      <w:pPr>
+        <w:pStyle w:val="BodyText"/>
       </w:pPr>
       <w:r>
         <w:t xml:space="preserve">이제 두 계보의 현재 위치를 확인하자. 50년의 진화를 관통하는 궤적이 있다. MRP는 계산을, MRP II는 계획을, ERP는 기록의 통합을, 확장 ERP와 클라우드는 기록의 범위와 접근성을 완성해 왔다. 오늘의 기업은 역사상 가장 완전한 자기 기록을 보유하고 있다. 그러나 경영자의 아침을 여는 질문들 —</w:t>
@@ -2766,8 +3041,8 @@
         <w:t xml:space="preserve">주목할 것은 다섯 요건 중 어느 것도 하늘에서 떨어진 신개념이 아니라는 점이다. 단일 원천은 ERP 통합의 원리이자 기준정보 정비의 결과이고, 의미 기반 통합은 눈으로 보는 관리가 코드와 번지로 하던 일의 확장이며, 실시간 수집은 POP의 직계 후손이고, 학습·추론 루프는 사람이 돌리던 개선 사이클의 기계화이며, 인간 협업은 생산관리 고전이 말한 현장 주도형 경영·자율협조 생산방식의 계승이다. 현장의 원칙은 변하지 않았다. 그 원칙을 실행하는 주체가 사람의 눈에서 데이터의 루프로 확장되었을 뿐이다. 다만 확장에는 조건이 있다. 판단에는 그 기업 고유의 의미 구조 — 품목과 공정과 고객과 불량이 서로 어떻게 연결되는가에 대한 명시적 지식 — 가 필요하며, 범용 LLM을 얹는 것만으로는 충족되지 않는다. 이것이 이 책이 온톨로지 지식그래프를 지능형 ERP의 중핵에 놓는 이유이고(7장), 그보다 먼저 데이터 품질의 원점인 3정5S에서 출발하는 이유다(2장).</w:t>
       </w:r>
     </w:p>
-    <w:bookmarkEnd w:id="46"/>
-    <w:bookmarkStart w:id="47" w:name="왜-odoo인가"/>
+    <w:bookmarkEnd w:id="61"/>
+    <w:bookmarkStart w:id="62" w:name="왜-odoo인가"/>
     <w:p>
       <w:pPr>
         <w:pStyle w:val="Heading2"/>
@@ -2800,8 +3075,8 @@
         <w:t xml:space="preserve">다음 장부터 그 길을 걷는다. 출발점은 화면도 서버도 아니다. 공장 바닥과 데이터베이스의 가장 낮은 곳, 3정5S다.</w:t>
       </w:r>
     </w:p>
-    <w:bookmarkEnd w:id="47"/>
-    <w:bookmarkStart w:id="48" w:name="핵심-요약"/>
+    <w:bookmarkEnd w:id="62"/>
+    <w:bookmarkStart w:id="63" w:name="핵심-요약"/>
     <w:p>
       <w:pPr>
         <w:pStyle w:val="Heading2"/>
@@ -2894,8 +3169,8 @@
         <w:t xml:space="preserve">Odoo는 단일 DB 통합, 오픈소스의 확장 자유, POP형 실시간 수집, 낮은 진입 비용으로 5대 요건의 베이스가 된다. 단, 한국 로컬라이제이션과 APS 한계는 정직하게 보강해야 한다.</w:t>
       </w:r>
     </w:p>
-    <w:bookmarkEnd w:id="48"/>
-    <w:bookmarkStart w:id="49" w:name="이-장의-참고문헌"/>
+    <w:bookmarkEnd w:id="63"/>
+    <w:bookmarkStart w:id="64" w:name="이-장의-참고문헌"/>
     <w:p>
       <w:pPr>
         <w:pStyle w:val="Heading2"/>
@@ -3164,9 +3439,9 @@
         <w:t xml:space="preserve">중소벤처기업부 (2022·2024·2025). 스마트공장 보급사업 성과분석, 스마트제조혁신실태조사, AI 기반 스마트제조혁신 전략 (각 연도 발표자료).</w:t>
       </w:r>
     </w:p>
-    <w:bookmarkEnd w:id="49"/>
-    <w:bookmarkEnd w:id="50"/>
-    <w:bookmarkStart w:id="69" w:name="제2장.-컨설팅의-출발-현장-진단과-3정5s-데이터-품질의-원점"/>
+    <w:bookmarkEnd w:id="64"/>
+    <w:bookmarkEnd w:id="65"/>
+    <w:bookmarkStart w:id="90" w:name="제2장.-컨설팅의-출발-현장-진단과-3정5s-데이터-품질의-원점"/>
     <w:p>
       <w:pPr>
         <w:pStyle w:val="Heading1"/>
@@ -3210,7 +3485,7 @@
         <w:t xml:space="preserve">)</w:t>
       </w:r>
     </w:p>
-    <w:bookmarkStart w:id="51" w:name="창고에서-시작된-진단"/>
+    <w:bookmarkStart w:id="66" w:name="창고에서-시작된-진단"/>
     <w:p>
       <w:pPr>
         <w:pStyle w:val="Heading2"/>
@@ -3253,8 +3528,8 @@
         <w:t xml:space="preserve">방법론으로 전환한다. 결론을 미리 말하면 이렇다. 5S 없이 개선 없듯, 데이터의 5S 없이 AI는 없다.</w:t>
       </w:r>
     </w:p>
-    <w:bookmarkEnd w:id="51"/>
-    <w:bookmarkStart w:id="57" w:name="물리의-3정5s-현장-개선의-원점"/>
+    <w:bookmarkEnd w:id="66"/>
+    <w:bookmarkStart w:id="75" w:name="물리의-3정5s-현장-개선의-원점"/>
     <w:p>
       <w:pPr>
         <w:pStyle w:val="Heading2"/>
@@ -3263,7 +3538,62 @@
         <w:t xml:space="preserve">2.2 물리의 3정5S: 현장 개선의 원점</w:t>
       </w:r>
     </w:p>
-    <w:bookmarkStart w:id="52" w:name="s와-3정이란-무엇인가"/>
+    <w:p>
+      <w:pPr>
+        <w:pStyle w:val="CaptionedFigure"/>
+      </w:pPr>
+      <w:r>
+        <w:drawing>
+          <wp:inline>
+            <wp:extent cx="4206240" cy="2661090"/>
+            <wp:effectExtent b="0" l="0" r="0" t="0"/>
+            <wp:docPr descr="그림 2-1. 5S 다섯 걸음 — 물리 현장과 데이터에 같은 순서로" title="" id="68" name="Picture"/>
+            <a:graphic>
+              <a:graphicData uri="http://schemas.openxmlformats.org/drawingml/2006/picture">
+                <pic:pic>
+                  <pic:nvPicPr>
+                    <pic:cNvPr descr="figures/fig_21_5s_steps.png" id="69" name="Picture"/>
+                    <pic:cNvPicPr>
+                      <a:picLocks noChangeArrowheads="1" noChangeAspect="1"/>
+                    </pic:cNvPicPr>
+                  </pic:nvPicPr>
+                  <pic:blipFill>
+                    <a:blip r:embed="rId67"/>
+                    <a:stretch>
+                      <a:fillRect/>
+                    </a:stretch>
+                  </pic:blipFill>
+                  <pic:spPr bwMode="auto">
+                    <a:xfrm>
+                      <a:off x="0" y="0"/>
+                      <a:ext cx="4206240" cy="2661090"/>
+                    </a:xfrm>
+                    <a:prstGeom prst="rect">
+                      <a:avLst/>
+                    </a:prstGeom>
+                    <a:noFill/>
+                    <a:ln w="9525">
+                      <a:noFill/>
+                      <a:headEnd/>
+                      <a:tailEnd/>
+                    </a:ln>
+                  </pic:spPr>
+                </pic:pic>
+              </a:graphicData>
+            </a:graphic>
+          </wp:inline>
+        </w:drawing>
+      </w:r>
+    </w:p>
+    <w:p>
+      <w:pPr>
+        <w:pStyle w:val="ImageCaption"/>
+      </w:pPr>
+      <w:r>
+        <w:t xml:space="preserve">그림 2-1. 5S 다섯 걸음 — 물리 현장과 데이터에 같은 순서로</w:t>
+      </w:r>
+    </w:p>
+    <w:bookmarkStart w:id="70" w:name="s와-3정이란-무엇인가"/>
     <w:p>
       <w:pPr>
         <w:pStyle w:val="Heading3"/>
@@ -3364,8 +3694,8 @@
         <w:t xml:space="preserve">이라고 적는다. 캠페인 포스터 백 장보다 경영자의 1년이 조직을 움직인다.</w:t>
       </w:r>
     </w:p>
-    <w:bookmarkEnd w:id="52"/>
-    <w:bookmarkStart w:id="53" w:name="정리-빨간-패-작전과-10년-묵은-부재"/>
+    <w:bookmarkEnd w:id="70"/>
+    <w:bookmarkStart w:id="71" w:name="정리-빨간-패-작전과-10년-묵은-부재"/>
     <w:p>
       <w:pPr>
         <w:pStyle w:val="Heading3"/>
@@ -3461,8 +3791,8 @@
         <w:t xml:space="preserve">낡은 규정의 폐기 — 이 조언이 뒤에서 데이터 검증 규칙의 유지보수 원칙으로 이어진다는 것을 기억해 두자.</w:t>
       </w:r>
     </w:p>
-    <w:bookmarkEnd w:id="53"/>
-    <w:bookmarkStart w:id="54" w:name="정돈-정위치정품정량-그리고-찾기-로스의-격감"/>
+    <w:bookmarkEnd w:id="71"/>
+    <w:bookmarkStart w:id="72" w:name="정돈-정위치정품정량-그리고-찾기-로스의-격감"/>
     <w:p>
       <w:pPr>
         <w:pStyle w:val="Heading3"/>
@@ -3558,8 +3888,8 @@
         <w:t xml:space="preserve">다품종소량 생산에서는 로트가 바뀔 때마다 치공구 교체가 빈번하므로, 이 찾기 로스의 격감이 그대로 준비교체 시간의 단축이 된다.</w:t>
       </w:r>
     </w:p>
-    <w:bookmarkEnd w:id="54"/>
-    <w:bookmarkStart w:id="55" w:name="청소청결-닦는-것이-아니라-점검하는-것"/>
+    <w:bookmarkEnd w:id="72"/>
+    <w:bookmarkStart w:id="73" w:name="청소청결-닦는-것이-아니라-점검하는-것"/>
     <w:p>
       <w:pPr>
         <w:pStyle w:val="Heading3"/>
@@ -3698,8 +4028,8 @@
         <w:t xml:space="preserve">이므로, 작업이 개선되고 설비가 바뀌어 실태에서 벗어난 표준은 즉시 수정한다. 지킬 수 없는 규정은 모럴을 즉각적으로 저하시키기 때문이다.</w:t>
       </w:r>
     </w:p>
-    <w:bookmarkEnd w:id="55"/>
-    <w:bookmarkStart w:id="56" w:name="습관화-규율이-문화가-될-때"/>
+    <w:bookmarkEnd w:id="73"/>
+    <w:bookmarkStart w:id="74" w:name="습관화-규율이-문화가-될-때"/>
     <w:p>
       <w:pPr>
         <w:pStyle w:val="Heading3"/>
@@ -3799,9 +4129,9 @@
         <w:t xml:space="preserve">로 다음 스텝으로 나아가라고 조언한다. 5S는 상시 상태가 목표이지, 영구 캠페인이 목표가 아니다.</w:t>
       </w:r>
     </w:p>
-    <w:bookmarkEnd w:id="56"/>
-    <w:bookmarkEnd w:id="57"/>
-    <w:bookmarkStart w:id="64" w:name="디지털-3정5s-데이터-품질의-컨설팅-방법론"/>
+    <w:bookmarkEnd w:id="74"/>
+    <w:bookmarkEnd w:id="75"/>
+    <w:bookmarkStart w:id="85" w:name="디지털-3정5s-데이터-품질의-컨설팅-방법론"/>
     <w:p>
       <w:pPr>
         <w:pStyle w:val="Heading2"/>
@@ -3810,7 +4140,62 @@
         <w:t xml:space="preserve">2.3 디지털 3정5S: 데이터 품질의 컨설팅 방법론</w:t>
       </w:r>
     </w:p>
-    <w:bookmarkStart w:id="58" w:name="창고와-데이터베이스는-같은-병을-앓는다"/>
+    <w:p>
+      <w:pPr>
+        <w:pStyle w:val="CaptionedFigure"/>
+      </w:pPr>
+      <w:r>
+        <w:drawing>
+          <wp:inline>
+            <wp:extent cx="4206240" cy="2560320"/>
+            <wp:effectExtent b="0" l="0" r="0" t="0"/>
+            <wp:docPr descr="그림 2-2. 같은 볼트, 세 개의 코드 — 데이터 정위치의 반례" title="" id="77" name="Picture"/>
+            <a:graphic>
+              <a:graphicData uri="http://schemas.openxmlformats.org/drawingml/2006/picture">
+                <pic:pic>
+                  <pic:nvPicPr>
+                    <pic:cNvPr descr="figures/fig_22_bolt3codes.png" id="78" name="Picture"/>
+                    <pic:cNvPicPr>
+                      <a:picLocks noChangeArrowheads="1" noChangeAspect="1"/>
+                    </pic:cNvPicPr>
+                  </pic:nvPicPr>
+                  <pic:blipFill>
+                    <a:blip r:embed="rId76"/>
+                    <a:stretch>
+                      <a:fillRect/>
+                    </a:stretch>
+                  </pic:blipFill>
+                  <pic:spPr bwMode="auto">
+                    <a:xfrm>
+                      <a:off x="0" y="0"/>
+                      <a:ext cx="4206240" cy="2560320"/>
+                    </a:xfrm>
+                    <a:prstGeom prst="rect">
+                      <a:avLst/>
+                    </a:prstGeom>
+                    <a:noFill/>
+                    <a:ln w="9525">
+                      <a:noFill/>
+                      <a:headEnd/>
+                      <a:tailEnd/>
+                    </a:ln>
+                  </pic:spPr>
+                </pic:pic>
+              </a:graphicData>
+            </a:graphic>
+          </wp:inline>
+        </w:drawing>
+      </w:r>
+    </w:p>
+    <w:p>
+      <w:pPr>
+        <w:pStyle w:val="ImageCaption"/>
+      </w:pPr>
+      <w:r>
+        <w:t xml:space="preserve">그림 2-2. 같은 볼트, 세 개의 코드 — 데이터 정위치의 반례</w:t>
+      </w:r>
+    </w:p>
+    <w:bookmarkStart w:id="79" w:name="창고와-데이터베이스는-같은-병을-앓는다"/>
     <w:p>
       <w:pPr>
         <w:pStyle w:val="Heading3"/>
@@ -3843,8 +4228,8 @@
         <w:t xml:space="preserve">디지털 3정5S는 이 3정을 회복하는 다섯 단계의 실행 순서다. 물리 5S와 마찬가지로 순서가 중요하다. 버리기 전에 자리를 잡을 수 없고, 자리를 잡기 전에 닦을 수 없으며, 표준 없이 습관은 생기지 않는다.</w:t>
       </w:r>
     </w:p>
-    <w:bookmarkEnd w:id="58"/>
-    <w:bookmarkStart w:id="59" w:name="데이터-정리-불용중복-코드의-빨간-패-작전"/>
+    <w:bookmarkEnd w:id="79"/>
+    <w:bookmarkStart w:id="80" w:name="데이터-정리-불용중복-코드의-빨간-패-작전"/>
     <w:p>
       <w:pPr>
         <w:pStyle w:val="Heading3"/>
@@ -3891,8 +4276,8 @@
         <w:t xml:space="preserve">(즉시 버리기 어려운 것을 모아 보호관찰하는 곳)에 해당하는 완충 장치인 셈이다. 낡은 규정을 폐기하라는 원전의 조언도 계승한다. 아무도 지키지 않는 입력 지침, 현실과 어긋난 필수값 규칙, 죽어 있는 승인 절차가 있다면 이 단계에서 함께 버린다.</w:t>
       </w:r>
     </w:p>
-    <w:bookmarkEnd w:id="59"/>
-    <w:bookmarkStart w:id="60" w:name="데이터-정돈-코드체계-정비-데이터의-정위치"/>
+    <w:bookmarkEnd w:id="80"/>
+    <w:bookmarkStart w:id="81" w:name="데이터-정돈-코드체계-정비-데이터의-정위치"/>
     <w:p>
       <w:pPr>
         <w:pStyle w:val="Heading3"/>
@@ -3980,8 +4365,8 @@
         <w:t xml:space="preserve">, 한 명은 ’진동’으로 적으면 시스템은 둘을 다른 사건으로 본다. 같은 사건이 같은 코드로 적힐 때 비로소 경험이 통계가 되고, 통계가 예측이 된다.</w:t>
       </w:r>
     </w:p>
-    <w:bookmarkEnd w:id="60"/>
-    <w:bookmarkStart w:id="61" w:name="데이터-청소-오류결측의-클렌징과-실사"/>
+    <w:bookmarkEnd w:id="81"/>
+    <w:bookmarkStart w:id="82" w:name="데이터-청소-오류결측의-클렌징과-실사"/>
     <w:p>
       <w:pPr>
         <w:pStyle w:val="Heading3"/>
@@ -4013,8 +4398,8 @@
         <w:t xml:space="preserve">고 했듯, 클렌징도 몰아서 하는 연례행사가 아니라 오류가 발견된 그 자리에서 고치는 운영 원칙으로 정착시켜야 한다.</w:t>
       </w:r>
     </w:p>
-    <w:bookmarkEnd w:id="61"/>
-    <w:bookmarkStart w:id="62" w:name="데이터-청결-입력-규정과-검증-규칙의-표준화"/>
+    <w:bookmarkEnd w:id="82"/>
+    <w:bookmarkStart w:id="83" w:name="데이터-청결-입력-규정과-검증-규칙의-표준화"/>
     <w:p>
       <w:pPr>
         <w:pStyle w:val="Heading3"/>
@@ -4031,8 +4416,8 @@
         <w:t xml:space="preserve">네 번째 단계는 다시 더러워지지 않게 만드는 것이다. 물리 청결이 더러움의 발생원을 끊는 고안이었듯, 데이터 청결은 오류가 입력되는 경로 자체를 막는 표준화다. 실행 항목은 세 갈래다. 첫째, 입력 규정 — 누가, 언제, 어떤 화면에서, 어떤 형식으로 입력하는지를 한 장으로 문서화한다. 둘째, 시스템 검증 — 필수 필드 지정, 선택 목록화(자유 서술의 최소화), 값 범위 검증, 중복 차단 제약을 Odoo 화면과 서버 규칙으로 심는다. 사람의 주의력이 아니라 구조가 품질을 지키게 하는 것이다. 셋째, 승인 게이트 — 신규 마스터 등록과 BOM 변경 같은 파급이 큰 입력은 승인 워크플로를 거치게 한다. 그리고 원전의 규정 활성화 두 원칙을 그대로 적용한다. 규정은 사장부터 예외 없이 지키고, 지킬 수 없게 된 규정은 방치하지 말고 즉시 고친다. 현실과 어긋난 검증 규칙을 방치하면 현장은 우회 입력을 시작하고, 우회가 시작되는 순간 데이터 품질은 규정이 없던 때보다 나빠진다.</w:t>
       </w:r>
     </w:p>
-    <w:bookmarkEnd w:id="62"/>
-    <w:bookmarkStart w:id="63" w:name="데이터-습관화-현장이-데이터를-지키는-문화"/>
+    <w:bookmarkEnd w:id="83"/>
+    <w:bookmarkStart w:id="84" w:name="데이터-습관화-현장이-데이터를-지키는-문화"/>
     <w:p>
       <w:pPr>
         <w:pStyle w:val="Heading3"/>
@@ -4417,9 +4802,9 @@
         </w:tc>
       </w:tr>
     </w:tbl>
-    <w:bookmarkEnd w:id="63"/>
-    <w:bookmarkEnd w:id="64"/>
-    <w:bookmarkStart w:id="65" w:name="현장-진단-물리-5s-데이터-5s-매트릭스"/>
+    <w:bookmarkEnd w:id="84"/>
+    <w:bookmarkEnd w:id="85"/>
+    <w:bookmarkStart w:id="86" w:name="현장-진단-물리-5s-데이터-5s-매트릭스"/>
     <w:p>
       <w:pPr>
         <w:pStyle w:val="Heading2"/>
@@ -4703,8 +5088,8 @@
         <w:t xml:space="preserve">를 명언하게 하고, 해당 부서만으로 해결할 수 없는 테마는 공장장이 그 자리에서 지원을 약속한다 — 이것을 월 2~3회 반복한다. 데이터 진단도 같은 형식으로 돌리면 된다. 진단표를 캐비닛에 쌓는 컨설팅이 아니라, 발표 즉시 액션으로 잇는 진단이 원전의 정신이다.</w:t>
       </w:r>
     </w:p>
-    <w:bookmarkEnd w:id="65"/>
-    <w:bookmarkStart w:id="66" w:name="s-없이-ai-없다"/>
+    <w:bookmarkEnd w:id="86"/>
+    <w:bookmarkStart w:id="87" w:name="s-없이-ai-없다"/>
     <w:p>
       <w:pPr>
         <w:pStyle w:val="Heading2"/>
@@ -4819,8 +5204,8 @@
         <w:t xml:space="preserve">라던 고민이 사라지는 회사를 여럿 보았다. 5S는 AI를 위한 준비 운동이 아니라 그 자체로 제3의 이익의 첫 수확이며, 다음 장에서 다룰 ’눈으로 보는 관리’의 디지털 전환은 이 지반 위에서만 세워진다.</w:t>
       </w:r>
     </w:p>
-    <w:bookmarkEnd w:id="66"/>
-    <w:bookmarkStart w:id="67" w:name="핵심-요약-1"/>
+    <w:bookmarkEnd w:id="87"/>
+    <w:bookmarkStart w:id="88" w:name="핵심-요약-1"/>
     <w:p>
       <w:pPr>
         <w:pStyle w:val="Heading2"/>
@@ -4928,8 +5313,8 @@
         <w:t xml:space="preserve">디지털 5S는 준비 운동이 아니라 그 자체로 즉효성 있는 개선이다. 코드 통합과 실사만으로 중복 발주와 결품 소동이 줄어든다.</w:t>
       </w:r>
     </w:p>
-    <w:bookmarkEnd w:id="67"/>
-    <w:bookmarkStart w:id="68" w:name="이-장의-참고문헌-1"/>
+    <w:bookmarkEnd w:id="88"/>
+    <w:bookmarkStart w:id="89" w:name="이-장의-참고문헌-1"/>
     <w:p>
       <w:pPr>
         <w:pStyle w:val="Heading2"/>
@@ -5077,9 +5462,9 @@
         <w:t xml:space="preserve">이형근 (저자 전작 원고). 『서드브레인 ERP』 초고 — 기준정보·볼트 3코드 일화의 원 기록.</w:t>
       </w:r>
     </w:p>
-    <w:bookmarkEnd w:id="68"/>
-    <w:bookmarkEnd w:id="69"/>
-    <w:bookmarkStart w:id="83" w:name="제3장.-눈으로-보는-관리에서-데이터로-보는-관리로"/>
+    <w:bookmarkEnd w:id="89"/>
+    <w:bookmarkEnd w:id="90"/>
+    <w:bookmarkStart w:id="110" w:name="제3장.-눈으로-보는-관리에서-데이터로-보는-관리로"/>
     <w:p>
       <w:pPr>
         <w:pStyle w:val="Heading1"/>
@@ -5134,7 +5519,7 @@
         <w:t xml:space="preserve">를 전화로 물어야 하는 공장을 여전히 만난다. 문제는 도구가 아니었다. 그 공장이 가지고 있었고 많은 공장이 갖지 못한 것, 그것은 ’상태를 즉시 보이게 하는 구조’였다. 이 장은 생산관리 고전이 정립한 눈으로 보는 관리의 도구들 — 관리판, 작업표, 발송, 진도관리, POP — 을 해부하고, 그 각각을 Odoo 기반의 데이터로 보는 관리로 전환하는 컨설팅 실행 순서를 제시한다. 그리고 그 끝에서, 보이는 공장이 어떻게 ’말하는 공장’으로 진화하는지를 논한다.</w:t>
       </w:r>
     </w:p>
-    <w:bookmarkStart w:id="70" w:name="눈으로-보는-관리-이상異常을-즉시-드러내는-구조"/>
+    <w:bookmarkStart w:id="91" w:name="눈으로-보는-관리-이상異常을-즉시-드러내는-구조"/>
     <w:p>
       <w:pPr>
         <w:pStyle w:val="Heading2"/>
@@ -5260,8 +5645,8 @@
         <w:t xml:space="preserve">카드 한 장에 담기는 항목 — 제번·도번·작업명·부품명·수량·착수일시·완료예정일시 — 을 눈여겨보아야 한다. 이것은 오늘날 어떤 MES 화면을 열어도 만나는 작업 오더 레코드의 필드 구성과 사실상 동일하다. 카드의 폭이 소요시간에 비례하므로 관리판은 간트 차트이기도 하고, 카드를 옮기는 행위가 곧 일정 수정이므로 스케줄러이기도 하다. 한 세대 전의 현장은 데이터베이스 없이, 자석과 종이로 오늘의 칸반 보드와 간트 차트를 이미 운영하고 있었던 것이다.</w:t>
       </w:r>
     </w:p>
-    <w:bookmarkEnd w:id="70"/>
-    <w:bookmarkStart w:id="71" w:name="발송-작업표출고표와-지시의-기술"/>
+    <w:bookmarkEnd w:id="91"/>
+    <w:bookmarkStart w:id="92" w:name="발송-작업표출고표와-지시의-기술"/>
     <w:p>
       <w:pPr>
         <w:pStyle w:val="Heading2"/>
@@ -5372,8 +5757,8 @@
         <w:t xml:space="preserve">고 쓴다. 정렬이라는 지극히 단순한 데이터 조작이 현장 지시의 우선순위를 결정하는 것 — 데이터로 보는 관리의 맹아가 여기에 있다.</w:t>
       </w:r>
     </w:p>
-    <w:bookmarkEnd w:id="71"/>
-    <w:bookmarkStart w:id="72" w:name="진도관리-기다림의-배제와-늦음의-회복"/>
+    <w:bookmarkEnd w:id="92"/>
+    <w:bookmarkStart w:id="93" w:name="진도관리-기다림의-배제와-늦음의-회복"/>
     <w:p>
       <w:pPr>
         <w:pStyle w:val="Heading2"/>
@@ -5481,222 +5866,14 @@
         <w:t xml:space="preserve">를 직접 질문하라고 요구한다. 상태 정보가 현장의 물리적 배치에만 존재하는 한, 관리자는 걸어서 데이터를 수집할 수밖에 없었던 것이다.</w:t>
       </w:r>
     </w:p>
-    <w:bookmarkEnd w:id="72"/>
-    <w:bookmarkStart w:id="73" w:name="pop-작업일보의-폐지와-공명정대한-공장"/>
+    <w:bookmarkEnd w:id="93"/>
+    <w:bookmarkStart w:id="97" w:name="pop-작업일보의-폐지와-공명정대한-공장"/>
     <w:p>
       <w:pPr>
         <w:pStyle w:val="Heading2"/>
       </w:pPr>
       <w:r>
         <w:t xml:space="preserve">3.4 POP: 작업일보의 폐지와 공명정대한 공장</w:t>
-      </w:r>
-    </w:p>
-    <w:p>
-      <w:pPr>
-        <w:pStyle w:val="FirstParagraph"/>
-      </w:pPr>
-      <w:r>
-        <w:t xml:space="preserve">생산관리 고전의 가장 급진적인 제안은 5부에 등장한다. 작업일보를 폐지하라는 것이다. 원전은 작업일보가 실패하는 이유를 다섯 가지로 적시한다. 작업자가 진실한 데이터를 기입해 주지 않고, 따라서 공수 파악과 원가계산 자료로 신뢰할 수 없으며, 사후 보고라 빠른 액션으로 이어지지 못하고, 집계 작업이 번잡해 보고가 늦으며, 그래서 공장장도 제조부장도 진지하게 보지 않는다. 그리고 본질을 찌른다.</w:t>
-      </w:r>
-      <w:r>
-        <w:t xml:space="preserve"> </w:t>
-      </w:r>
-      <w:r>
-        <w:t xml:space="preserve">“</w:t>
-      </w:r>
-      <w:r>
-        <w:t xml:space="preserve">작업일보 기입은 부가가치를 낳지 않는 작업의 하나다. 스태프가 집계해서 리포트를 작성하는 작업도 그 자체는 부가가치를 창출하지 않는다.</w:t>
-      </w:r>
-      <w:r>
-        <w:t xml:space="preserve">”</w:t>
-      </w:r>
-    </w:p>
-    <w:p>
-      <w:pPr>
-        <w:pStyle w:val="BodyText"/>
-      </w:pPr>
-      <w:r>
-        <w:t xml:space="preserve">대안이 POP(Point of Production, 생산시점관리)다. 원전의 정의를 옮기면,</w:t>
-      </w:r>
-      <w:r>
-        <w:t xml:space="preserve"> </w:t>
-      </w:r>
-      <w:r>
-        <w:t xml:space="preserve">“</w:t>
-      </w:r>
-      <w:r>
-        <w:t xml:space="preserve">가공·조립 등의 작업 착수 시와 완료 시에 바코드 스캐너 등으로 그 자리에서 실적 데이터를 수집하는 방식</w:t>
-      </w:r>
-      <w:r>
-        <w:t xml:space="preserve">”</w:t>
-      </w:r>
-      <w:r>
-        <w:t xml:space="preserve">이며, 이에 의해</w:t>
-      </w:r>
-      <w:r>
-        <w:t xml:space="preserve"> </w:t>
-      </w:r>
-      <w:r>
-        <w:t xml:space="preserve">“</w:t>
-      </w:r>
-      <w:r>
-        <w:t xml:space="preserve">어느 로트가 지금 어느 공정에서 어디까지 진척하고 있는가, 재공 정체의 상태는 어떠한가를 언제라도, 누구라도, 어디에서라도 실시간으로 파악할 수 있다.</w:t>
-      </w:r>
-      <w:r>
-        <w:t xml:space="preserve">”</w:t>
-      </w:r>
-      <w:r>
-        <w:t xml:space="preserve"> </w:t>
-      </w:r>
-      <w:r>
-        <w:t xml:space="preserve">원전은 이 상태를 ’공명정대(公明正大)한 공장’이라 부른다. 숨김도 왜곡도 지연도 없이 공장의 실상이 모두에게 투명하게 열려 있는 상태라는 뜻이다.</w:t>
-      </w:r>
-    </w:p>
-    <w:p>
-      <w:pPr>
-        <w:pStyle w:val="BodyText"/>
-      </w:pPr>
-      <w:r>
-        <w:t xml:space="preserve">POP 설계의 핵심 원리는 저자(컨설턴트)와 제조부장의 대화에 압축되어 있다. 이 대화는 30년이 지난 지금 읽어도 현장 데이터 수집 설계의 교과서다.</w:t>
-      </w:r>
-    </w:p>
-    <w:p>
-      <w:pPr>
-        <w:pStyle w:val="BlockText"/>
-      </w:pPr>
-      <w:r>
-        <w:t xml:space="preserve">제조부장:</w:t>
-      </w:r>
-      <w:r>
-        <w:t xml:space="preserve"> </w:t>
-      </w:r>
-      <w:r>
-        <w:t xml:space="preserve">“</w:t>
-      </w:r>
-      <w:r>
-        <w:t xml:space="preserve">작업자에게 너무 복잡한 입력 조작을 시키는 것은 피하자. 중요한 데이터는 바코드에 사전에 짜 넣어 두고, 그것을 바코드 리더로 읽는 것만으로 되도록 하자. 수량만은 키를 쳐서 입력시킬 수밖에 없지만, 이 정도라면 슈퍼의 계산대에서도 하고 있는 것이니 우리 공장에서 못 할 것은 없다.</w:t>
-      </w:r>
-      <w:r>
-        <w:t xml:space="preserve">”</w:t>
-      </w:r>
-      <w:r>
-        <w:t xml:space="preserve"> </w:t>
-      </w:r>
-      <w:r>
-        <w:t xml:space="preserve">(…)</w:t>
-      </w:r>
-      <w:r>
-        <w:t xml:space="preserve"> </w:t>
-      </w:r>
-      <w:r>
-        <w:t xml:space="preserve">“</w:t>
-      </w:r>
-      <w:r>
-        <w:t xml:space="preserve">운반공이 이동표를 사용하고 있으니, 거기에도 바코드를 인쇄하면</w:t>
-      </w:r>
-      <w:r>
-        <w:t xml:space="preserve"> </w:t>
-      </w:r>
-      <w:r>
-        <w:t xml:space="preserve">‘</w:t>
-      </w:r>
-      <w:r>
-        <w:t xml:space="preserve">인수인계의 확인’과 ’전공정의 지출·다음 공정의 수입</w:t>
-      </w:r>
-      <w:r>
-        <w:t xml:space="preserve">’</w:t>
-      </w:r>
-      <w:r>
-        <w:t xml:space="preserve"> </w:t>
-      </w:r>
-      <w:r>
-        <w:t xml:space="preserve">시각도 파악할 수 있을 것이다. 그렇게 하면 ’운반 기다림에 의한 공정 간 체류 재고’를 파악할 수 있을 것이다.</w:t>
-      </w:r>
-      <w:r>
-        <w:t xml:space="preserve">”</w:t>
-      </w:r>
-      <w:r>
-        <w:t xml:space="preserve"> </w:t>
-      </w:r>
-      <w:r>
-        <w:t xml:space="preserve">— 생산관리 고전</w:t>
-      </w:r>
-    </w:p>
-    <w:p>
-      <w:pPr>
-        <w:pStyle w:val="FirstParagraph"/>
-      </w:pPr>
-      <w:r>
-        <w:t xml:space="preserve">이 짧은 대화에 세 가지 설계 원칙이 들어 있다. 첫째, 입력 비용의 최소화다. 현장 작업자에게 키보드 입력을 요구하는 시스템은 반드시 형해화된다. 중요한 식별 데이터(제번·공정·품목)는 작업표의 바코드에 미리 내장하고, 작업자는 스캔이라는 1초의 동작만 수행한다. 둘째, 수집 지점의 확장이다. 작업표만이 아니라 이동표에도 바코드를 넣으면, 한 공정에서 워크의 수취→작업 착수→작업 완료→지출이라는 네 지점의 시각이 잡히고, 이로써 공정 기다림·로트 기다림·정미 작업·운반 기다림의 전 구간이 로트 단위로 분해된다. 앞 절에서 본 정체 시간 90%의 정체가 어디서 발생하는지가 비로소 측정 가능해지는 것이다. 셋째, 정보 공유의 전면화다. 수집된 데이터는 파일 서버에 모아 LAN으로 연결하고, 제조부장·공장장은 물론 현장 감독자 전원에게 조회용 PC를 배치한다.</w:t>
-      </w:r>
-      <w:r>
-        <w:t xml:space="preserve"> </w:t>
-      </w:r>
-      <w:r>
-        <w:t xml:space="preserve">“</w:t>
-      </w:r>
-      <w:r>
-        <w:t xml:space="preserve">담당 직장의 진척 상황만이 아니라 전후 공정의 상황을 제대로 파악하는 것이 적확한 발송과 통제를 가능하게 하기 때문</w:t>
-      </w:r>
-      <w:r>
-        <w:t xml:space="preserve">”</w:t>
-      </w:r>
-      <w:r>
-        <w:t xml:space="preserve">이다.</w:t>
-      </w:r>
-    </w:p>
-    <w:p>
-      <w:pPr>
-        <w:pStyle w:val="BodyText"/>
-      </w:pPr>
-      <w:r>
-        <w:t xml:space="preserve">POP 가동 후의 공장을 원전은 여섯 인물의 독백으로 그린다. 공장장은 화면에서 진도 50%에 머문 서브조립 2반을 발견하고 넥(Neck) 공정 해소의 손을 쓴다. 공정관리부장은 1반과 3반에서 2반으로 응원을 보내고 희생 어린양 방식의 발동을 준비한다. 서브조립 2반의 반장은 후공정 총조립에 폐를 끼치고 있음을 화면에서 확인하고 로트 사이즈를 축소해 소량 다빈도로 공급하기로 결심한다. 현장 작업자는 작업일보에서 해방되어</w:t>
-      </w:r>
-      <w:r>
-        <w:t xml:space="preserve"> </w:t>
-      </w:r>
-      <w:r>
-        <w:t xml:space="preserve">“</w:t>
-      </w:r>
-      <w:r>
-        <w:t xml:space="preserve">몹시 기분이 편하게</w:t>
-      </w:r>
-      <w:r>
-        <w:t xml:space="preserve">”</w:t>
-      </w:r>
-      <w:r>
-        <w:t xml:space="preserve"> </w:t>
-      </w:r>
-      <w:r>
-        <w:t xml:space="preserve">되었고, 생산기술 스태프는 처음으로 신뢰할 수 있는 공수와 대기 시간 데이터를 얻었으며, 원가계산 스태프는</w:t>
-      </w:r>
-      <w:r>
-        <w:t xml:space="preserve"> </w:t>
-      </w:r>
-      <w:r>
-        <w:t xml:space="preserve">“</w:t>
-      </w:r>
-      <w:r>
-        <w:t xml:space="preserve">신용할 수 없는 실적 공수 보고를 바탕으로 허무한 기분으로 원가계산하던</w:t>
-      </w:r>
-      <w:r>
-        <w:t xml:space="preserve">”</w:t>
-      </w:r>
-      <w:r>
-        <w:t xml:space="preserve"> </w:t>
-      </w:r>
-      <w:r>
-        <w:t xml:space="preserve">시절을 끝낸다. 데이터의 실시간 공유가 계층과 직능을 넘어 각자의 판단을 바꾸는 이 묘사는, 오늘날 우리가 ’데이터 민주화’라 부르는 것의 원형이다.</w:t>
-      </w:r>
-    </w:p>
-    <w:bookmarkEnd w:id="73"/>
-    <w:bookmarkStart w:id="77" w:name="디지털-대응물-odoo-위의-관리판작업표pop"/>
-    <w:p>
-      <w:pPr>
-        <w:pStyle w:val="Heading2"/>
-      </w:pPr>
-      <w:r>
-        <w:t xml:space="preserve">3.5 디지털 대응물: Odoo 위의 관리판·작업표·POP</w:t>
       </w:r>
     </w:p>
     <w:p>
@@ -5706,20 +5883,283 @@
       <w:r>
         <w:drawing>
           <wp:inline>
-            <wp:extent cx="4206240" cy="2716530"/>
+            <wp:extent cx="4206240" cy="2628899"/>
             <wp:effectExtent b="0" l="0" r="0" t="0"/>
-            <wp:docPr descr="그림 3-1. 관리판에서 칸반 보드로 — 같은 원리, 다른 매체" title="" id="75" name="Picture"/>
+            <wp:docPr descr="그림 3-2. 종이 작업표에서 바코드, 태블릿 POP으로 — 데이터 수집의 3단 진화" title="" id="95" name="Picture"/>
             <a:graphic>
               <a:graphicData uri="http://schemas.openxmlformats.org/drawingml/2006/picture">
                 <pic:pic>
                   <pic:nvPicPr>
-                    <pic:cNvPr descr="figures/fig_31_kanban.png" id="76" name="Picture"/>
+                    <pic:cNvPr descr="figures/fig_32_pop_evolution.png" id="96" name="Picture"/>
                     <pic:cNvPicPr>
                       <a:picLocks noChangeArrowheads="1" noChangeAspect="1"/>
                     </pic:cNvPicPr>
                   </pic:nvPicPr>
                   <pic:blipFill>
-                    <a:blip r:embed="rId74"/>
+                    <a:blip r:embed="rId94"/>
+                    <a:stretch>
+                      <a:fillRect/>
+                    </a:stretch>
+                  </pic:blipFill>
+                  <pic:spPr bwMode="auto">
+                    <a:xfrm>
+                      <a:off x="0" y="0"/>
+                      <a:ext cx="4206240" cy="2628899"/>
+                    </a:xfrm>
+                    <a:prstGeom prst="rect">
+                      <a:avLst/>
+                    </a:prstGeom>
+                    <a:noFill/>
+                    <a:ln w="9525">
+                      <a:noFill/>
+                      <a:headEnd/>
+                      <a:tailEnd/>
+                    </a:ln>
+                  </pic:spPr>
+                </pic:pic>
+              </a:graphicData>
+            </a:graphic>
+          </wp:inline>
+        </w:drawing>
+      </w:r>
+    </w:p>
+    <w:p>
+      <w:pPr>
+        <w:pStyle w:val="ImageCaption"/>
+      </w:pPr>
+      <w:r>
+        <w:t xml:space="preserve">그림 3-2. 종이 작업표에서 바코드, 태블릿 POP으로 — 데이터 수집의 3단 진화</w:t>
+      </w:r>
+    </w:p>
+    <w:p>
+      <w:pPr>
+        <w:pStyle w:val="BodyText"/>
+      </w:pPr>
+      <w:r>
+        <w:t xml:space="preserve">생산관리 고전의 가장 급진적인 제안은 5부에 등장한다. 작업일보를 폐지하라는 것이다. 원전은 작업일보가 실패하는 이유를 다섯 가지로 적시한다. 작업자가 진실한 데이터를 기입해 주지 않고, 따라서 공수 파악과 원가계산 자료로 신뢰할 수 없으며, 사후 보고라 빠른 액션으로 이어지지 못하고, 집계 작업이 번잡해 보고가 늦으며, 그래서 공장장도 제조부장도 진지하게 보지 않는다. 그리고 본질을 찌른다.</w:t>
+      </w:r>
+      <w:r>
+        <w:t xml:space="preserve"> </w:t>
+      </w:r>
+      <w:r>
+        <w:t xml:space="preserve">“</w:t>
+      </w:r>
+      <w:r>
+        <w:t xml:space="preserve">작업일보 기입은 부가가치를 낳지 않는 작업의 하나다. 스태프가 집계해서 리포트를 작성하는 작업도 그 자체는 부가가치를 창출하지 않는다.</w:t>
+      </w:r>
+      <w:r>
+        <w:t xml:space="preserve">”</w:t>
+      </w:r>
+    </w:p>
+    <w:p>
+      <w:pPr>
+        <w:pStyle w:val="BodyText"/>
+      </w:pPr>
+      <w:r>
+        <w:t xml:space="preserve">대안이 POP(Point of Production, 생산시점관리)다. 원전의 정의를 옮기면,</w:t>
+      </w:r>
+      <w:r>
+        <w:t xml:space="preserve"> </w:t>
+      </w:r>
+      <w:r>
+        <w:t xml:space="preserve">“</w:t>
+      </w:r>
+      <w:r>
+        <w:t xml:space="preserve">가공·조립 등의 작업 착수 시와 완료 시에 바코드 스캐너 등으로 그 자리에서 실적 데이터를 수집하는 방식</w:t>
+      </w:r>
+      <w:r>
+        <w:t xml:space="preserve">”</w:t>
+      </w:r>
+      <w:r>
+        <w:t xml:space="preserve">이며, 이에 의해</w:t>
+      </w:r>
+      <w:r>
+        <w:t xml:space="preserve"> </w:t>
+      </w:r>
+      <w:r>
+        <w:t xml:space="preserve">“</w:t>
+      </w:r>
+      <w:r>
+        <w:t xml:space="preserve">어느 로트가 지금 어느 공정에서 어디까지 진척하고 있는가, 재공 정체의 상태는 어떠한가를 언제라도, 누구라도, 어디에서라도 실시간으로 파악할 수 있다.</w:t>
+      </w:r>
+      <w:r>
+        <w:t xml:space="preserve">”</w:t>
+      </w:r>
+      <w:r>
+        <w:t xml:space="preserve"> </w:t>
+      </w:r>
+      <w:r>
+        <w:t xml:space="preserve">원전은 이 상태를 ’공명정대(公明正大)한 공장’이라 부른다. 숨김도 왜곡도 지연도 없이 공장의 실상이 모두에게 투명하게 열려 있는 상태라는 뜻이다.</w:t>
+      </w:r>
+    </w:p>
+    <w:p>
+      <w:pPr>
+        <w:pStyle w:val="BodyText"/>
+      </w:pPr>
+      <w:r>
+        <w:t xml:space="preserve">POP 설계의 핵심 원리는 저자(컨설턴트)와 제조부장의 대화에 압축되어 있다. 이 대화는 30년이 지난 지금 읽어도 현장 데이터 수집 설계의 교과서다.</w:t>
+      </w:r>
+    </w:p>
+    <w:p>
+      <w:pPr>
+        <w:pStyle w:val="BlockText"/>
+      </w:pPr>
+      <w:r>
+        <w:t xml:space="preserve">제조부장:</w:t>
+      </w:r>
+      <w:r>
+        <w:t xml:space="preserve"> </w:t>
+      </w:r>
+      <w:r>
+        <w:t xml:space="preserve">“</w:t>
+      </w:r>
+      <w:r>
+        <w:t xml:space="preserve">작업자에게 너무 복잡한 입력 조작을 시키는 것은 피하자. 중요한 데이터는 바코드에 사전에 짜 넣어 두고, 그것을 바코드 리더로 읽는 것만으로 되도록 하자. 수량만은 키를 쳐서 입력시킬 수밖에 없지만, 이 정도라면 슈퍼의 계산대에서도 하고 있는 것이니 우리 공장에서 못 할 것은 없다.</w:t>
+      </w:r>
+      <w:r>
+        <w:t xml:space="preserve">”</w:t>
+      </w:r>
+      <w:r>
+        <w:t xml:space="preserve"> </w:t>
+      </w:r>
+      <w:r>
+        <w:t xml:space="preserve">(…)</w:t>
+      </w:r>
+      <w:r>
+        <w:t xml:space="preserve"> </w:t>
+      </w:r>
+      <w:r>
+        <w:t xml:space="preserve">“</w:t>
+      </w:r>
+      <w:r>
+        <w:t xml:space="preserve">운반공이 이동표를 사용하고 있으니, 거기에도 바코드를 인쇄하면</w:t>
+      </w:r>
+      <w:r>
+        <w:t xml:space="preserve"> </w:t>
+      </w:r>
+      <w:r>
+        <w:t xml:space="preserve">‘</w:t>
+      </w:r>
+      <w:r>
+        <w:t xml:space="preserve">인수인계의 확인’과 ’전공정의 지출·다음 공정의 수입</w:t>
+      </w:r>
+      <w:r>
+        <w:t xml:space="preserve">’</w:t>
+      </w:r>
+      <w:r>
+        <w:t xml:space="preserve"> </w:t>
+      </w:r>
+      <w:r>
+        <w:t xml:space="preserve">시각도 파악할 수 있을 것이다. 그렇게 하면 ’운반 기다림에 의한 공정 간 체류 재고’를 파악할 수 있을 것이다.</w:t>
+      </w:r>
+      <w:r>
+        <w:t xml:space="preserve">”</w:t>
+      </w:r>
+      <w:r>
+        <w:t xml:space="preserve"> </w:t>
+      </w:r>
+      <w:r>
+        <w:t xml:space="preserve">— 생산관리 고전</w:t>
+      </w:r>
+    </w:p>
+    <w:p>
+      <w:pPr>
+        <w:pStyle w:val="FirstParagraph"/>
+      </w:pPr>
+      <w:r>
+        <w:t xml:space="preserve">이 짧은 대화에 세 가지 설계 원칙이 들어 있다. 첫째, 입력 비용의 최소화다. 현장 작업자에게 키보드 입력을 요구하는 시스템은 반드시 형해화된다. 중요한 식별 데이터(제번·공정·품목)는 작업표의 바코드에 미리 내장하고, 작업자는 스캔이라는 1초의 동작만 수행한다. 둘째, 수집 지점의 확장이다. 작업표만이 아니라 이동표에도 바코드를 넣으면, 한 공정에서 워크의 수취→작업 착수→작업 완료→지출이라는 네 지점의 시각이 잡히고, 이로써 공정 기다림·로트 기다림·정미 작업·운반 기다림의 전 구간이 로트 단위로 분해된다. 앞 절에서 본 정체 시간 90%의 정체가 어디서 발생하는지가 비로소 측정 가능해지는 것이다. 셋째, 정보 공유의 전면화다. 수집된 데이터는 파일 서버에 모아 LAN으로 연결하고, 제조부장·공장장은 물론 현장 감독자 전원에게 조회용 PC를 배치한다.</w:t>
+      </w:r>
+      <w:r>
+        <w:t xml:space="preserve"> </w:t>
+      </w:r>
+      <w:r>
+        <w:t xml:space="preserve">“</w:t>
+      </w:r>
+      <w:r>
+        <w:t xml:space="preserve">담당 직장의 진척 상황만이 아니라 전후 공정의 상황을 제대로 파악하는 것이 적확한 발송과 통제를 가능하게 하기 때문</w:t>
+      </w:r>
+      <w:r>
+        <w:t xml:space="preserve">”</w:t>
+      </w:r>
+      <w:r>
+        <w:t xml:space="preserve">이다.</w:t>
+      </w:r>
+    </w:p>
+    <w:p>
+      <w:pPr>
+        <w:pStyle w:val="BodyText"/>
+      </w:pPr>
+      <w:r>
+        <w:t xml:space="preserve">POP 가동 후의 공장을 원전은 여섯 인물의 독백으로 그린다. 공장장은 화면에서 진도 50%에 머문 서브조립 2반을 발견하고 넥(Neck) 공정 해소의 손을 쓴다. 공정관리부장은 1반과 3반에서 2반으로 응원을 보내고 희생 어린양 방식의 발동을 준비한다. 서브조립 2반의 반장은 후공정 총조립에 폐를 끼치고 있음을 화면에서 확인하고 로트 사이즈를 축소해 소량 다빈도로 공급하기로 결심한다. 현장 작업자는 작업일보에서 해방되어</w:t>
+      </w:r>
+      <w:r>
+        <w:t xml:space="preserve"> </w:t>
+      </w:r>
+      <w:r>
+        <w:t xml:space="preserve">“</w:t>
+      </w:r>
+      <w:r>
+        <w:t xml:space="preserve">몹시 기분이 편하게</w:t>
+      </w:r>
+      <w:r>
+        <w:t xml:space="preserve">”</w:t>
+      </w:r>
+      <w:r>
+        <w:t xml:space="preserve"> </w:t>
+      </w:r>
+      <w:r>
+        <w:t xml:space="preserve">되었고, 생산기술 스태프는 처음으로 신뢰할 수 있는 공수와 대기 시간 데이터를 얻었으며, 원가계산 스태프는</w:t>
+      </w:r>
+      <w:r>
+        <w:t xml:space="preserve"> </w:t>
+      </w:r>
+      <w:r>
+        <w:t xml:space="preserve">“</w:t>
+      </w:r>
+      <w:r>
+        <w:t xml:space="preserve">신용할 수 없는 실적 공수 보고를 바탕으로 허무한 기분으로 원가계산하던</w:t>
+      </w:r>
+      <w:r>
+        <w:t xml:space="preserve">”</w:t>
+      </w:r>
+      <w:r>
+        <w:t xml:space="preserve"> </w:t>
+      </w:r>
+      <w:r>
+        <w:t xml:space="preserve">시절을 끝낸다. 데이터의 실시간 공유가 계층과 직능을 넘어 각자의 판단을 바꾸는 이 묘사는, 오늘날 우리가 ’데이터 민주화’라 부르는 것의 원형이다.</w:t>
+      </w:r>
+    </w:p>
+    <w:bookmarkEnd w:id="97"/>
+    <w:bookmarkStart w:id="101" w:name="디지털-대응물-odoo-위의-관리판작업표pop"/>
+    <w:p>
+      <w:pPr>
+        <w:pStyle w:val="Heading2"/>
+      </w:pPr>
+      <w:r>
+        <w:t xml:space="preserve">3.5 디지털 대응물: Odoo 위의 관리판·작업표·POP</w:t>
+      </w:r>
+    </w:p>
+    <w:p>
+      <w:pPr>
+        <w:pStyle w:val="CaptionedFigure"/>
+      </w:pPr>
+      <w:r>
+        <w:drawing>
+          <wp:inline>
+            <wp:extent cx="4206240" cy="2716530"/>
+            <wp:effectExtent b="0" l="0" r="0" t="0"/>
+            <wp:docPr descr="그림 3-1. 관리판에서 칸반 보드로 — 같은 원리, 다른 매체" title="" id="99" name="Picture"/>
+            <a:graphic>
+              <a:graphicData uri="http://schemas.openxmlformats.org/drawingml/2006/picture">
+                <pic:pic>
+                  <pic:nvPicPr>
+                    <pic:cNvPr descr="figures/fig_31_kanban.png" id="100" name="Picture"/>
+                    <pic:cNvPicPr>
+                      <a:picLocks noChangeArrowheads="1" noChangeAspect="1"/>
+                    </pic:cNvPicPr>
+                  </pic:nvPicPr>
+                  <pic:blipFill>
+                    <a:blip r:embed="rId98"/>
                     <a:stretch>
                       <a:fillRect/>
                     </a:stretch>
@@ -6159,8 +6599,8 @@
         <w:t xml:space="preserve">라는 연결 질문에 즉답할 수 있다. 통합의 깊이가 다른 것이다.</w:t>
       </w:r>
     </w:p>
-    <w:bookmarkEnd w:id="77"/>
-    <w:bookmarkStart w:id="78" w:name="컨설팅-실행-순서-수주장부에서-현장-확산까지"/>
+    <w:bookmarkEnd w:id="101"/>
+    <w:bookmarkStart w:id="102" w:name="컨설팅-실행-순서-수주장부에서-현장-확산까지"/>
     <w:p>
       <w:pPr>
         <w:pStyle w:val="Heading2"/>
@@ -6346,8 +6786,8 @@
         <w:t xml:space="preserve">이다. 완벽한 코드체계를 기다리지 말고(그것은 2장에서 이미 정비했어야 한다) 보이는 범위에서 시작해 밟아 다진다. 둘째, 현장 입력의 부하를 집요하게 줄인다. 스캔 한 번, 터치 한 번을 넘는 입력을 현장에 요구하는 설계는 반드시 재검토한다. 셋째, 수집한 데이터를 현장에 되돌려 보여 준다. 원전의 여섯 장면이 보여 주듯, 자기 입력이 자기 판단에 도움이 되는 화면으로 돌아올 때만 현장은 입력을 지속한다.</w:t>
       </w:r>
     </w:p>
-    <w:bookmarkEnd w:id="78"/>
-    <w:bookmarkStart w:id="79" w:name="보이는-공장에서-말하는-공장으로"/>
+    <w:bookmarkEnd w:id="102"/>
+    <w:bookmarkStart w:id="106" w:name="보이는-공장에서-말하는-공장으로"/>
     <w:p>
       <w:pPr>
         <w:pStyle w:val="Heading2"/>
@@ -6358,40 +6798,237 @@
     </w:p>
     <w:p>
       <w:pPr>
+        <w:pStyle w:val="CaptionedFigure"/>
+      </w:pPr>
+      <w:r>
+        <w:drawing>
+          <wp:inline>
+            <wp:extent cx="4206240" cy="2774328"/>
+            <wp:effectExtent b="0" l="0" r="0" t="0"/>
+            <wp:docPr descr="그림 3-3. ’말하는 공장’의 아침 브리핑" title="" id="104" name="Picture"/>
+            <a:graphic>
+              <a:graphicData uri="http://schemas.openxmlformats.org/drawingml/2006/picture">
+                <pic:pic>
+                  <pic:nvPicPr>
+                    <pic:cNvPr descr="figures/fig_33_briefing.png" id="105" name="Picture"/>
+                    <pic:cNvPicPr>
+                      <a:picLocks noChangeArrowheads="1" noChangeAspect="1"/>
+                    </pic:cNvPicPr>
+                  </pic:nvPicPr>
+                  <pic:blipFill>
+                    <a:blip r:embed="rId103"/>
+                    <a:stretch>
+                      <a:fillRect/>
+                    </a:stretch>
+                  </pic:blipFill>
+                  <pic:spPr bwMode="auto">
+                    <a:xfrm>
+                      <a:off x="0" y="0"/>
+                      <a:ext cx="4206240" cy="2774328"/>
+                    </a:xfrm>
+                    <a:prstGeom prst="rect">
+                      <a:avLst/>
+                    </a:prstGeom>
+                    <a:noFill/>
+                    <a:ln w="9525">
+                      <a:noFill/>
+                      <a:headEnd/>
+                      <a:tailEnd/>
+                    </a:ln>
+                  </pic:spPr>
+                </pic:pic>
+              </a:graphicData>
+            </a:graphic>
+          </wp:inline>
+        </w:drawing>
+      </w:r>
+    </w:p>
+    <w:p>
+      <w:pPr>
+        <w:pStyle w:val="ImageCaption"/>
+      </w:pPr>
+      <w:r>
+        <w:t xml:space="preserve">그림 3-3. ’말하는 공장’의 아침 브리핑</w:t>
+      </w:r>
+    </w:p>
+    <w:p>
+      <w:pPr>
+        <w:pStyle w:val="BodyText"/>
+      </w:pPr>
+      <w:r>
+        <w:t xml:space="preserve">여기까지가 원전이 도달한 지점, 곧 보이는 공장이다. 지능형 ERP는 여기서 한 걸음 더 나아간다. 원전은 POP/LAN이 제공하는 것을</w:t>
+      </w:r>
+      <w:r>
+        <w:t xml:space="preserve"> </w:t>
+      </w:r>
+      <w:r>
+        <w:t xml:space="preserve">“</w:t>
+      </w:r>
+      <w:r>
+        <w:t xml:space="preserve">빠른 반응과 정보의 공유화</w:t>
+      </w:r>
+      <w:r>
+        <w:t xml:space="preserve">”</w:t>
+      </w:r>
+      <w:r>
+        <w:t xml:space="preserve">로 규정하되,</w:t>
+      </w:r>
+      <w:r>
+        <w:t xml:space="preserve"> </w:t>
+      </w:r>
+      <w:r>
+        <w:t xml:space="preserve">“</w:t>
+      </w:r>
+      <w:r>
+        <w:t xml:space="preserve">그것을 파악하고 판단해서 수를 쓰는 것, 이것은 인간의 역할</w:t>
+      </w:r>
+      <w:r>
+        <w:t xml:space="preserve">”</w:t>
+      </w:r>
+      <w:r>
+        <w:t xml:space="preserve">이라고 선을 그었다. 1990년대의 기술 수준에서 정당한 선이었다. 그러나 오늘날 그 선은 이동했다. 보이는 공장이 상태를 화면에 띄우는 공장이라면, 말하는 공장은 시스템이 이상을 먼저 감지하고, 그 의미를 자연어로 설명하며, 취할 액션의 후보까지 제시하는 공장이다.</w:t>
+      </w:r>
+    </w:p>
+    <w:p>
+      <w:pPr>
+        <w:pStyle w:val="BodyText"/>
+      </w:pPr>
+      <w:r>
+        <w:t xml:space="preserve">구조는 세 층이다. 첫째 층은 이상 감지다. 원전의 페인트 구획이 ’정상 범위의 물리적 표현’이었듯, 디지털에서는 각 지표에 관리 한계를 정의한다. 공정별 재공 수량, 작업 주문의 계획 대비 지연, 워크센터의 시간당 처리량이 한계를 벗어나면 이벤트가 발생한다. 이는 사람이 대시보드를 열어 보기를 기다리지 않는다. 둘째 층은 맥락의 결합이다. n8n 같은 워크플로 엔진이 이벤트를 받아, 관련된 수주·고객·자재·과거 이력을 단일 데이터베이스와 지식 계층에서 모아 붙인다. 셋째 층은 자연어 브리핑이다. LLM이 결합된 맥락을 바탕으로</w:t>
+      </w:r>
+      <w:r>
+        <w:t xml:space="preserve"> </w:t>
+      </w:r>
+      <w:r>
+        <w:t xml:space="preserve">“</w:t>
+      </w:r>
+      <w:r>
+        <w:t xml:space="preserve">서브조립 2공정의 재공이 관리 한계의 1.8배입니다. 원인은 외주 부품 K-201의 입고 지연으로 추정되며, 영향받는 수주는 A사 외 3건, 최단 납기는 금요일입니다. 로트 분할 투입 또는 응원 배치를 검토하십시오</w:t>
+      </w:r>
+      <w:r>
+        <w:t xml:space="preserve">”</w:t>
+      </w:r>
+      <w:r>
+        <w:t xml:space="preserve">와 같은 한 문단의 보고를 생성해 관리자의 모바일로 보낸다. 원전에서 공장장이 화면을 읽고 스스로 내리던 해석 —</w:t>
+      </w:r>
+      <w:r>
+        <w:t xml:space="preserve"> </w:t>
+      </w:r>
+      <w:r>
+        <w:t xml:space="preserve">“</w:t>
+      </w:r>
+      <w:r>
+        <w:t xml:space="preserve">아무래도 이 직장이 넥으로 되어 있는 것 같다. 빨리 손을 쓰지 않으면</w:t>
+      </w:r>
+      <w:r>
+        <w:t xml:space="preserve">”</w:t>
+      </w:r>
+      <w:r>
+        <w:t xml:space="preserve"> </w:t>
+      </w:r>
+      <w:r>
+        <w:t xml:space="preserve">— 을 이제 시스템이 초안한다.</w:t>
+      </w:r>
+    </w:p>
+    <w:p>
+      <w:pPr>
+        <w:pStyle w:val="BodyText"/>
+      </w:pPr>
+      <w:r>
+        <w:t xml:space="preserve">오해를 경계해 둔다. 말하는 공장은 판단하는 인간을 대체하는 공장이 아니다. 원전이 인간의 역할로 남긴</w:t>
+      </w:r>
+      <w:r>
+        <w:t xml:space="preserve"> </w:t>
+      </w:r>
+      <w:r>
+        <w:t xml:space="preserve">“</w:t>
+      </w:r>
+      <w:r>
+        <w:t xml:space="preserve">판단해서 수를 쓰는 것</w:t>
+      </w:r>
+      <w:r>
+        <w:t xml:space="preserve">”</w:t>
+      </w:r>
+      <w:r>
+        <w:t xml:space="preserve">은 여전히 인간의 몫이며, 시스템이 대신하는 것은 걷고, 모으고, 대조하고, 요약하는 시간이다. 공장장의 하루 3회 순찰이 불필요해지는 것이 아니라, 순찰이 확인의 시간에서 대화의 시간으로 바뀌는 것이다. 이 감지-분석-브리핑의 루프를 방법론으로 정식화한 것이 5장의 DMAIC 데이터 루프이며, 넥 공정의 구조적 탐지는 7장에서 다시 다룬다.</w:t>
+      </w:r>
+    </w:p>
+    <w:bookmarkEnd w:id="106"/>
+    <w:bookmarkStart w:id="107" w:name="영업과-공장-1일-2회의-페이스-투-페이스에서-실시간-공유-포털로"/>
+    <w:p>
+      <w:pPr>
+        <w:pStyle w:val="Heading2"/>
+      </w:pPr>
+      <w:r>
+        <w:t xml:space="preserve">3.8 영업과 공장: 1일 2회의 페이스 투 페이스에서 실시간 공유 포털로</w:t>
+      </w:r>
+    </w:p>
+    <w:p>
+      <w:pPr>
         <w:pStyle w:val="FirstParagraph"/>
       </w:pPr>
       <w:r>
-        <w:t xml:space="preserve">여기까지가 원전이 도달한 지점, 곧 보이는 공장이다. 지능형 ERP는 여기서 한 걸음 더 나아간다. 원전은 POP/LAN이 제공하는 것을</w:t>
-      </w:r>
-      <w:r>
-        <w:t xml:space="preserve"> </w:t>
-      </w:r>
-      <w:r>
-        <w:t xml:space="preserve">“</w:t>
-      </w:r>
-      <w:r>
-        <w:t xml:space="preserve">빠른 반응과 정보의 공유화</w:t>
-      </w:r>
-      <w:r>
-        <w:t xml:space="preserve">”</w:t>
-      </w:r>
-      <w:r>
-        <w:t xml:space="preserve">로 규정하되,</w:t>
-      </w:r>
-      <w:r>
-        <w:t xml:space="preserve"> </w:t>
-      </w:r>
-      <w:r>
-        <w:t xml:space="preserve">“</w:t>
-      </w:r>
-      <w:r>
-        <w:t xml:space="preserve">그것을 파악하고 판단해서 수를 쓰는 것, 이것은 인간의 역할</w:t>
-      </w:r>
-      <w:r>
-        <w:t xml:space="preserve">”</w:t>
-      </w:r>
-      <w:r>
-        <w:t xml:space="preserve">이라고 선을 그었다. 1990년대의 기술 수준에서 정당한 선이었다. 그러나 오늘날 그 선은 이동했다. 보이는 공장이 상태를 화면에 띄우는 공장이라면, 말하는 공장은 시스템이 이상을 먼저 감지하고, 그 의미를 자연어로 설명하며, 취할 액션의 후보까지 제시하는 공장이다.</w:t>
+        <w:t xml:space="preserve">눈으로 보는 관리의 마지막 조각은 공장 담장 밖에 있다. 다품종소량·수주생산에서 혼란의 최대 원천은 공장 내부가 아니라 수주의 변동이며, 따라서 영업과 공장의 정보 단절이야말로 가장 비싼 단절이다. 원전은 이 문제에 놀랄 만큼 큰 지면을 할애한다.</w:t>
+      </w:r>
+      <w:r>
+        <w:t xml:space="preserve"> </w:t>
+      </w:r>
+      <w:r>
+        <w:t xml:space="preserve">“</w:t>
+      </w:r>
+      <w:r>
+        <w:t xml:space="preserve">영업 부문과 제조 부문의 커뮤니케이션은 좀처럼 잘되지 않는 것이 보통이다. 입장도 다르고 문화의 토양이 완전히 다르다</w:t>
+      </w:r>
+      <w:r>
+        <w:t xml:space="preserve">”</w:t>
+      </w:r>
+      <w:r>
+        <w:t xml:space="preserve">고 진단한 뒤, 공정관리 스태프에게</w:t>
+      </w:r>
+      <w:r>
+        <w:t xml:space="preserve"> </w:t>
+      </w:r>
+      <w:r>
+        <w:t xml:space="preserve">“</w:t>
+      </w:r>
+      <w:r>
+        <w:t xml:space="preserve">1일 1회에서 2회 정도는 영업 부문에 얼굴을 내밀고 커뮤니케이션에 힘쓰라</w:t>
+      </w:r>
+      <w:r>
+        <w:t xml:space="preserve">”</w:t>
+      </w:r>
+      <w:r>
+        <w:t xml:space="preserve">,</w:t>
+      </w:r>
+      <w:r>
+        <w:t xml:space="preserve"> </w:t>
+      </w:r>
+      <w:r>
+        <w:t xml:space="preserve">“</w:t>
+      </w:r>
+      <w:r>
+        <w:t xml:space="preserve">영업 부문은 손님이라는 의식을 가지라</w:t>
+      </w:r>
+      <w:r>
+        <w:t xml:space="preserve">”</w:t>
+      </w:r>
+      <w:r>
+        <w:t xml:space="preserve">고 처방한다. 특급 주문이 몰려오는 문제에 대해서도</w:t>
+      </w:r>
+      <w:r>
+        <w:t xml:space="preserve"> </w:t>
+      </w:r>
+      <w:r>
+        <w:t xml:space="preserve">“</w:t>
+      </w:r>
+      <w:r>
+        <w:t xml:space="preserve">불확실한 정보라도 좋으니 뭐라도 빠른 연락을 달라는 자세를 계속 나타내라</w:t>
+      </w:r>
+      <w:r>
+        <w:t xml:space="preserve">”</w:t>
+      </w:r>
+      <w:r>
+        <w:t xml:space="preserve">고, 정보의 확도보다 속도를 우선하라고 가르친다.</w:t>
       </w:r>
     </w:p>
     <w:p>
@@ -6399,40 +7036,40 @@
         <w:pStyle w:val="BodyText"/>
       </w:pPr>
       <w:r>
-        <w:t xml:space="preserve">구조는 세 층이다. 첫째 층은 이상 감지다. 원전의 페인트 구획이 ’정상 범위의 물리적 표현’이었듯, 디지털에서는 각 지표에 관리 한계를 정의한다. 공정별 재공 수량, 작업 주문의 계획 대비 지연, 워크센터의 시간당 처리량이 한계를 벗어나면 이벤트가 발생한다. 이는 사람이 대시보드를 열어 보기를 기다리지 않는다. 둘째 층은 맥락의 결합이다. n8n 같은 워크플로 엔진이 이벤트를 받아, 관련된 수주·고객·자재·과거 이력을 단일 데이터베이스와 지식 계층에서 모아 붙인다. 셋째 층은 자연어 브리핑이다. LLM이 결합된 맥락을 바탕으로</w:t>
-      </w:r>
-      <w:r>
-        <w:t xml:space="preserve"> </w:t>
-      </w:r>
-      <w:r>
-        <w:t xml:space="preserve">“</w:t>
-      </w:r>
-      <w:r>
-        <w:t xml:space="preserve">서브조립 2공정의 재공이 관리 한계의 1.8배입니다. 원인은 외주 부품 K-201의 입고 지연으로 추정되며, 영향받는 수주는 A사 외 3건, 최단 납기는 금요일입니다. 로트 분할 투입 또는 응원 배치를 검토하십시오</w:t>
-      </w:r>
-      <w:r>
-        <w:t xml:space="preserve">”</w:t>
-      </w:r>
-      <w:r>
-        <w:t xml:space="preserve">와 같은 한 문단의 보고를 생성해 관리자의 모바일로 보낸다. 원전에서 공장장이 화면을 읽고 스스로 내리던 해석 —</w:t>
-      </w:r>
-      <w:r>
-        <w:t xml:space="preserve"> </w:t>
-      </w:r>
-      <w:r>
-        <w:t xml:space="preserve">“</w:t>
-      </w:r>
-      <w:r>
-        <w:t xml:space="preserve">아무래도 이 직장이 넥으로 되어 있는 것 같다. 빨리 손을 쓰지 않으면</w:t>
-      </w:r>
-      <w:r>
-        <w:t xml:space="preserve">”</w:t>
-      </w:r>
-      <w:r>
-        <w:t xml:space="preserve"> </w:t>
-      </w:r>
-      <w:r>
-        <w:t xml:space="preserve">— 을 이제 시스템이 초안한다.</w:t>
+        <w:t xml:space="preserve">그리고 원전은 페이스 투 페이스의 한계를 보완하는 구조를 제시한다.</w:t>
+      </w:r>
+      <w:r>
+        <w:t xml:space="preserve"> </w:t>
+      </w:r>
+      <w:r>
+        <w:t xml:space="preserve">“</w:t>
+      </w:r>
+      <w:r>
+        <w:t xml:space="preserve">최량의 커뮤니케이션 개선 방법은 성실한 페이스 투 페이스의 접촉이지만, 이것을 강력하게 보조하는 수단이 정보를 전사에서 공유화하여 영업도 공장도 공명정대하게 하는 것이다.</w:t>
+      </w:r>
+      <w:r>
+        <w:t xml:space="preserve">”</w:t>
+      </w:r>
+      <w:r>
+        <w:t xml:space="preserve"> </w:t>
+      </w:r>
+      <w:r>
+        <w:t xml:space="preserve">영업이 써넣을 정보(거래 문의, 내시, 확정 수주, 변경)와 공장이 써넣을 정보(재고수, 수배 여부, 완료 예정, 진척 상황, 입고·출하수)를 명시하고, 결정적으로</w:t>
+      </w:r>
+      <w:r>
+        <w:t xml:space="preserve"> </w:t>
+      </w:r>
+      <w:r>
+        <w:t xml:space="preserve">“</w:t>
+      </w:r>
+      <w:r>
+        <w:t xml:space="preserve">이들 정보를 써넣는 것을 제도화하고, 사원 전원이 지켜야 하는 규칙에 짜 넣었다</w:t>
+      </w:r>
+      <w:r>
+        <w:t xml:space="preserve">”</w:t>
+      </w:r>
+      <w:r>
+        <w:t xml:space="preserve">고 쓴다. 정보 공유를 선의에 맡기지 않고 5S의 예절(躾) — 규율의 습관화 — 로 강제한 것이다.</w:t>
       </w:r>
     </w:p>
     <w:p>
@@ -6440,100 +7077,22 @@
         <w:pStyle w:val="BodyText"/>
       </w:pPr>
       <w:r>
-        <w:t xml:space="preserve">오해를 경계해 둔다. 말하는 공장은 판단하는 인간을 대체하는 공장이 아니다. 원전이 인간의 역할로 남긴</w:t>
-      </w:r>
-      <w:r>
-        <w:t xml:space="preserve"> </w:t>
-      </w:r>
-      <w:r>
-        <w:t xml:space="preserve">“</w:t>
-      </w:r>
-      <w:r>
-        <w:t xml:space="preserve">판단해서 수를 쓰는 것</w:t>
-      </w:r>
-      <w:r>
-        <w:t xml:space="preserve">”</w:t>
-      </w:r>
-      <w:r>
-        <w:t xml:space="preserve">은 여전히 인간의 몫이며, 시스템이 대신하는 것은 걷고, 모으고, 대조하고, 요약하는 시간이다. 공장장의 하루 3회 순찰이 불필요해지는 것이 아니라, 순찰이 확인의 시간에서 대화의 시간으로 바뀌는 것이다. 이 감지-분석-브리핑의 루프를 방법론으로 정식화한 것이 5장의 DMAIC 데이터 루프이며, 넥 공정의 구조적 탐지는 7장에서 다시 다룬다.</w:t>
-      </w:r>
-    </w:p>
-    <w:bookmarkEnd w:id="79"/>
-    <w:bookmarkStart w:id="80" w:name="영업과-공장-1일-2회의-페이스-투-페이스에서-실시간-공유-포털로"/>
-    <w:p>
-      <w:pPr>
-        <w:pStyle w:val="Heading2"/>
-      </w:pPr>
-      <w:r>
-        <w:t xml:space="preserve">3.8 영업과 공장: 1일 2회의 페이스 투 페이스에서 실시간 공유 포털로</w:t>
-      </w:r>
-    </w:p>
-    <w:p>
-      <w:pPr>
-        <w:pStyle w:val="FirstParagraph"/>
-      </w:pPr>
-      <w:r>
-        <w:t xml:space="preserve">눈으로 보는 관리의 마지막 조각은 공장 담장 밖에 있다. 다품종소량·수주생산에서 혼란의 최대 원천은 공장 내부가 아니라 수주의 변동이며, 따라서 영업과 공장의 정보 단절이야말로 가장 비싼 단절이다. 원전은 이 문제에 놀랄 만큼 큰 지면을 할애한다.</w:t>
-      </w:r>
-      <w:r>
-        <w:t xml:space="preserve"> </w:t>
-      </w:r>
-      <w:r>
-        <w:t xml:space="preserve">“</w:t>
-      </w:r>
-      <w:r>
-        <w:t xml:space="preserve">영업 부문과 제조 부문의 커뮤니케이션은 좀처럼 잘되지 않는 것이 보통이다. 입장도 다르고 문화의 토양이 완전히 다르다</w:t>
-      </w:r>
-      <w:r>
-        <w:t xml:space="preserve">”</w:t>
-      </w:r>
-      <w:r>
-        <w:t xml:space="preserve">고 진단한 뒤, 공정관리 스태프에게</w:t>
-      </w:r>
-      <w:r>
-        <w:t xml:space="preserve"> </w:t>
-      </w:r>
-      <w:r>
-        <w:t xml:space="preserve">“</w:t>
-      </w:r>
-      <w:r>
-        <w:t xml:space="preserve">1일 1회에서 2회 정도는 영업 부문에 얼굴을 내밀고 커뮤니케이션에 힘쓰라</w:t>
-      </w:r>
-      <w:r>
-        <w:t xml:space="preserve">”</w:t>
-      </w:r>
-      <w:r>
-        <w:t xml:space="preserve">,</w:t>
-      </w:r>
-      <w:r>
-        <w:t xml:space="preserve"> </w:t>
-      </w:r>
-      <w:r>
-        <w:t xml:space="preserve">“</w:t>
-      </w:r>
-      <w:r>
-        <w:t xml:space="preserve">영업 부문은 손님이라는 의식을 가지라</w:t>
-      </w:r>
-      <w:r>
-        <w:t xml:space="preserve">”</w:t>
-      </w:r>
-      <w:r>
-        <w:t xml:space="preserve">고 처방한다. 특급 주문이 몰려오는 문제에 대해서도</w:t>
-      </w:r>
-      <w:r>
-        <w:t xml:space="preserve"> </w:t>
-      </w:r>
-      <w:r>
-        <w:t xml:space="preserve">“</w:t>
-      </w:r>
-      <w:r>
-        <w:t xml:space="preserve">불확실한 정보라도 좋으니 뭐라도 빠른 연락을 달라는 자세를 계속 나타내라</w:t>
-      </w:r>
-      <w:r>
-        <w:t xml:space="preserve">”</w:t>
-      </w:r>
-      <w:r>
-        <w:t xml:space="preserve">고, 정보의 확도보다 속도를 우선하라고 가르친다.</w:t>
+        <w:t xml:space="preserve">Odoo 기반의 실시간 공유 포털은 이 구조의 완성형이다. 영업의 CRM 파이프라인과 판매 주문, 공장의 제조 주문과 재고가 같은 데이터베이스에 있으므로, 영업 담당자는 고객 앞에서 품목의 가용 재고와 생산 진척을 직접 조회해 납기를 답할 수 있고, 공장은 확정 전 단계의 상담(내시)까지 파이프라인에서 미리 읽어 선행 준비를 한다. 원전이 꿈꾼</w:t>
+      </w:r>
+      <w:r>
+        <w:t xml:space="preserve"> </w:t>
+      </w:r>
+      <w:r>
+        <w:t xml:space="preserve">“</w:t>
+      </w:r>
+      <w:r>
+        <w:t xml:space="preserve">거래 단계에서 납품 완료까지 데이터베이스를 보면 일관해서 알 수 있는 구조</w:t>
+      </w:r>
+      <w:r>
+        <w:t xml:space="preserve">”</w:t>
+      </w:r>
+      <w:r>
+        <w:t xml:space="preserve">가 별도 구축 없이 플랫폼의 기본 속성으로 주어지는 것이다. 다만 두 가지 원전의 지혜는 기술로 대체되지 않음을 강조해야 한다. 첫째, 입력의 제도화다. 영업이 내시 정보를 시스템에 넣지 않으면 포털은 공허하며, 이것은 규율의 문제다. 둘째, 페이스 투 페이스 그 자체다. 원전이 월 2회 열라고 한 영업·제조·자재 합동회의는 화면이 아니라 회의체이며, 실시간 포털은 그 회의에서 숫자 대조에 쓰던 시간을 판단에 쓰게 해 줄 뿐이다. 12장에서 볼 MPS 기반 S&amp;OP가 정확히 이 회의의 디지털 무대다.</w:t>
       </w:r>
     </w:p>
     <w:p>
@@ -6541,75 +7100,11 @@
         <w:pStyle w:val="BodyText"/>
       </w:pPr>
       <w:r>
-        <w:t xml:space="preserve">그리고 원전은 페이스 투 페이스의 한계를 보완하는 구조를 제시한다.</w:t>
-      </w:r>
-      <w:r>
-        <w:t xml:space="preserve"> </w:t>
-      </w:r>
-      <w:r>
-        <w:t xml:space="preserve">“</w:t>
-      </w:r>
-      <w:r>
-        <w:t xml:space="preserve">최량의 커뮤니케이션 개선 방법은 성실한 페이스 투 페이스의 접촉이지만, 이것을 강력하게 보조하는 수단이 정보를 전사에서 공유화하여 영업도 공장도 공명정대하게 하는 것이다.</w:t>
-      </w:r>
-      <w:r>
-        <w:t xml:space="preserve">”</w:t>
-      </w:r>
-      <w:r>
-        <w:t xml:space="preserve"> </w:t>
-      </w:r>
-      <w:r>
-        <w:t xml:space="preserve">영업이 써넣을 정보(거래 문의, 내시, 확정 수주, 변경)와 공장이 써넣을 정보(재고수, 수배 여부, 완료 예정, 진척 상황, 입고·출하수)를 명시하고, 결정적으로</w:t>
-      </w:r>
-      <w:r>
-        <w:t xml:space="preserve"> </w:t>
-      </w:r>
-      <w:r>
-        <w:t xml:space="preserve">“</w:t>
-      </w:r>
-      <w:r>
-        <w:t xml:space="preserve">이들 정보를 써넣는 것을 제도화하고, 사원 전원이 지켜야 하는 규칙에 짜 넣었다</w:t>
-      </w:r>
-      <w:r>
-        <w:t xml:space="preserve">”</w:t>
-      </w:r>
-      <w:r>
-        <w:t xml:space="preserve">고 쓴다. 정보 공유를 선의에 맡기지 않고 5S의 예절(躾) — 규율의 습관화 — 로 강제한 것이다.</w:t>
-      </w:r>
-    </w:p>
-    <w:p>
-      <w:pPr>
-        <w:pStyle w:val="BodyText"/>
-      </w:pPr>
-      <w:r>
-        <w:t xml:space="preserve">Odoo 기반의 실시간 공유 포털은 이 구조의 완성형이다. 영업의 CRM 파이프라인과 판매 주문, 공장의 제조 주문과 재고가 같은 데이터베이스에 있으므로, 영업 담당자는 고객 앞에서 품목의 가용 재고와 생산 진척을 직접 조회해 납기를 답할 수 있고, 공장은 확정 전 단계의 상담(내시)까지 파이프라인에서 미리 읽어 선행 준비를 한다. 원전이 꿈꾼</w:t>
-      </w:r>
-      <w:r>
-        <w:t xml:space="preserve"> </w:t>
-      </w:r>
-      <w:r>
-        <w:t xml:space="preserve">“</w:t>
-      </w:r>
-      <w:r>
-        <w:t xml:space="preserve">거래 단계에서 납품 완료까지 데이터베이스를 보면 일관해서 알 수 있는 구조</w:t>
-      </w:r>
-      <w:r>
-        <w:t xml:space="preserve">”</w:t>
-      </w:r>
-      <w:r>
-        <w:t xml:space="preserve">가 별도 구축 없이 플랫폼의 기본 속성으로 주어지는 것이다. 다만 두 가지 원전의 지혜는 기술로 대체되지 않음을 강조해야 한다. 첫째, 입력의 제도화다. 영업이 내시 정보를 시스템에 넣지 않으면 포털은 공허하며, 이것은 규율의 문제다. 둘째, 페이스 투 페이스 그 자체다. 원전이 월 2회 열라고 한 영업·제조·자재 합동회의는 화면이 아니라 회의체이며, 실시간 포털은 그 회의에서 숫자 대조에 쓰던 시간을 판단에 쓰게 해 줄 뿐이다. 12장에서 볼 MPS 기반 S&amp;OP가 정확히 이 회의의 디지털 무대다.</w:t>
-      </w:r>
-    </w:p>
-    <w:p>
-      <w:pPr>
-        <w:pStyle w:val="BodyText"/>
-      </w:pPr>
-      <w:r>
         <w:t xml:space="preserve">이로써 현장의 기초가 완성되었다. 데이터의 품질을 다지고(2장), 현장의 상태를 실시간 데이터로 잡았다(3장). 다음 장은 이 토대 위에서 비로소 가능해지는 두뇌의 작업, 곧 부품전개와 일정계획으로 올라간다.</w:t>
       </w:r>
     </w:p>
-    <w:bookmarkEnd w:id="80"/>
-    <w:bookmarkStart w:id="81" w:name="핵심-요약-2"/>
+    <w:bookmarkEnd w:id="107"/>
+    <w:bookmarkStart w:id="108" w:name="핵심-요약-2"/>
     <w:p>
       <w:pPr>
         <w:pStyle w:val="Heading2"/>
@@ -6714,8 +7209,8 @@
         <w:t xml:space="preserve">보이는 공장은 말하는 공장으로 진화한다. 이상 감지→맥락 결합→자연어 브리핑의 3층 구조가 관리자의 순찰·대조·요약 시간을 대체하되, 판단은 인간에게 남는다. 영업-공장의 1일 2회 접촉과 정보 기입의 제도화는 실시간 공유 포털 시대에도 유효한 규율이다.</w:t>
       </w:r>
     </w:p>
-    <w:bookmarkEnd w:id="81"/>
-    <w:bookmarkStart w:id="82" w:name="이-장의-참고문헌-2"/>
+    <w:bookmarkEnd w:id="108"/>
+    <w:bookmarkStart w:id="109" w:name="이-장의-참고문헌-2"/>
     <w:p>
       <w:pPr>
         <w:pStyle w:val="Heading2"/>
@@ -6837,9 +7332,9 @@
         <w:t xml:space="preserve">, 76(4), 121-131. — 정보 파편화에 대한 통합적 해법으로서의 ERP.</w:t>
       </w:r>
     </w:p>
-    <w:bookmarkEnd w:id="82"/>
-    <w:bookmarkEnd w:id="83"/>
-    <w:bookmarkStart w:id="96" w:name="제4장.-부품전개와-일정계획-제번추번에서-mrpaps까지"/>
+    <w:bookmarkEnd w:id="109"/>
+    <w:bookmarkEnd w:id="110"/>
+    <w:bookmarkStart w:id="129" w:name="제4장.-부품전개와-일정계획-제번추번에서-mrpaps까지"/>
     <w:p>
       <w:pPr>
         <w:pStyle w:val="Heading1"/>
@@ -6927,391 +7422,13 @@
         <w:t xml:space="preserve">나는 이 한마디가 다품종소량·수주생산 일정계획의 본질을 다 담고 있다고 생각한다. 계획은 반드시 틀어진다. 문제는 틀어짐 자체가 아니라, 수정이 현장 말단까지 전파되는 속도다. 이 장은 생산관리 고전이 정리한 계획 체계 — 부품표, 제번·추번, 정미소요량, 대·중·소 일정계획, 공수계획 — 를 해부하고, 그것이 Odoo의 BOM·MRP·MPS와 frePPLe APS로 어떻게 이식되는지, 그리고 그 이식이 성공하기 위한 데이터 조건은 무엇인지를 다룬다.</w:t>
       </w:r>
     </w:p>
-    <w:bookmarkStart w:id="84" w:name="부품표-모든-계산의-뿌리"/>
+    <w:bookmarkStart w:id="114" w:name="부품표-모든-계산의-뿌리"/>
     <w:p>
       <w:pPr>
         <w:pStyle w:val="Heading2"/>
       </w:pPr>
       <w:r>
         <w:t xml:space="preserve">4.1 부품표: 모든 계산의 뿌리</w:t>
-      </w:r>
-    </w:p>
-    <w:p>
-      <w:pPr>
-        <w:pStyle w:val="FirstParagraph"/>
-      </w:pPr>
-      <w:r>
-        <w:t xml:space="preserve">생산계획의 출발점은 부품표(部品表, BOM: Bill of Materials)다. 원전의 정의로는</w:t>
-      </w:r>
-      <w:r>
-        <w:t xml:space="preserve"> </w:t>
-      </w:r>
-      <w:r>
-        <w:t xml:space="preserve">“</w:t>
-      </w:r>
-      <w:r>
-        <w:t xml:space="preserve">최종제품 1단위를 구성하는 부품의 종류와 필요 수량을 정리한 것</w:t>
-      </w:r>
-      <w:r>
-        <w:t xml:space="preserve">”</w:t>
-      </w:r>
-      <w:r>
-        <w:t xml:space="preserve">이며, 원전은 세 가지 형태를 구분한다. 서머리형 부품표는 최종제품 한 단위당 필요한 부품명과 수량을 단순 집계한 것으로, 최종제품 생산수에 수량을 곱하기만 하면 소요량이 나오는 간편함이 장점이지만, 부모-자식-손자의 계층 관계를 무시하므로</w:t>
-      </w:r>
-      <w:r>
-        <w:t xml:space="preserve"> </w:t>
-      </w:r>
-      <w:r>
-        <w:t xml:space="preserve">“</w:t>
-      </w:r>
-      <w:r>
-        <w:t xml:space="preserve">언제 필요한가</w:t>
-      </w:r>
-      <w:r>
-        <w:t xml:space="preserve">”</w:t>
-      </w:r>
-      <w:r>
-        <w:t xml:space="preserve">라는 시기를 정확히 계산할 수 없다. 결국 가장 긴 리드타임에 보조를 맞춰 일괄 수배하게 되어 쓸데없는 정체 재고를 만든다. 구조형 부품표는 최종제품을 부모로, 이를 직접 구성하는 부품을 자식으로, 그 아래를 손자로 잡는 계층 구조다. 원전은 그 장점을 명확히 적는다.</w:t>
-      </w:r>
-    </w:p>
-    <w:p>
-      <w:pPr>
-        <w:pStyle w:val="BlockText"/>
-      </w:pPr>
-      <w:r>
-        <w:t xml:space="preserve">이 계층 구조를 공순표(공정순서표)와 대응시켜, 부품마다 공정명·리드타임 등도 일괄한 종합적인 부품표로 하는 것이 가능하다. 또 부품마다 이미 있는 재고수를 공제하면서 정미소요량을 정확하게 계산할 수 있는 것이 장점이다. 이에 의해 정미소요량에 관해서 중 일정계획까지 단숨에 작성하는 것이 가능하게 된다. 반면 계산이 번거로우므로 컴퓨터 이용이 전제가 된다. — 생산관리 고전</w:t>
-      </w:r>
-    </w:p>
-    <w:p>
-      <w:pPr>
-        <w:pStyle w:val="FirstParagraph"/>
-      </w:pPr>
-      <w:r>
-        <w:t xml:space="preserve">여기서 정미소요량(正味所要量, net requirement)이란 총소요량에서 가용 재고와 발주 잔량을 공제한, 실제로 추가 수배해야 하는 수량이다. 부품표로 필요 부품을 전개하는 것이 ’부품전개’이고, 재고를 공제해 정미소요량을 구하는 것이 소요량계산이다. 이 두 계산이 바로 올리키가 1970년대에 정식화한 MRP(자재소요계획)의 핵심 로직이며(Orlicky, 1975), 원전은 그것을 중소기업의 언어로 풀어 놓은 것이다. 절충안인 개량 서머리형(동일 부품이라도 계층이 다르면 별도 취급)도 소개되지만, 원전의 결론은 실용적이다. 조립 부문과 가공 부문을 분리하고 그 사이에 중간재고 부문을 두면 각 부문의 계산이 단순해져 서머리형으로도 충분한 경우가 많다는 것이다. 방식의 우열보다 관리 구조와의 정합이 먼저라는 이 감각은 오늘을 사는 컨설턴트에게도 유효하다.</w:t>
-      </w:r>
-    </w:p>
-    <w:p>
-      <w:pPr>
-        <w:pStyle w:val="BodyText"/>
-      </w:pPr>
-      <w:r>
-        <w:t xml:space="preserve">부품표에서 원전이 지면을 아끼지 않는 대목은 오히려 기반 데이터의 정비다. 첫째, 설계 부문이 만드는 부품표는 그대로는 소요량계산용으로 적합하지 않은 경우가 많으므로 생산기술·자재 부문과의 조정이 필요하다. 오늘날의 용어로 하면 EBOM(설계 BOM)과 MBOM(제조 BOM)의 변환 문제다. 둘째, 공정과의 재묶음이다. 재료→선반→밀링→볼반→열처리→도장이라는 실제 가공 순서를 그대로 부품표 계층으로 등록하면 계산이 번잡해지므로,</w:t>
-      </w:r>
-      <w:r>
-        <w:t xml:space="preserve"> </w:t>
-      </w:r>
-      <w:r>
-        <w:t xml:space="preserve">“</w:t>
-      </w:r>
-      <w:r>
-        <w:t xml:space="preserve">선반에서 볼반까지를 ’기계가공’이라는 더미(dummy)의 대공정으로 정리해 등록하고, 그 속은 현장의 소일정계획 이후에 맡기는</w:t>
-      </w:r>
-      <w:r>
-        <w:t xml:space="preserve">”</w:t>
-      </w:r>
-      <w:r>
-        <w:t xml:space="preserve"> </w:t>
-      </w:r>
-      <w:r>
-        <w:t xml:space="preserve">테크닉을 쓴다. 계획 계층은 거칠게, 실행 계층은 세밀하게 — 계획 시스템 설계의 고전적 원칙이다. 셋째, 등록 범위의 결정이다.</w:t>
-      </w:r>
-      <w:r>
-        <w:t xml:space="preserve"> </w:t>
-      </w:r>
-      <w:r>
-        <w:t xml:space="preserve">“</w:t>
-      </w:r>
-      <w:r>
-        <w:t xml:space="preserve">볼트·너트류까지 등록하는 것은 시간만 걸리고 쓸데없다.</w:t>
-      </w:r>
-      <w:r>
-        <w:t xml:space="preserve">”</w:t>
-      </w:r>
-      <w:r>
-        <w:t xml:space="preserve"> </w:t>
-      </w:r>
-      <w:r>
-        <w:t xml:space="preserve">상비재료는 부품표에 의한 소요량계산 대상에서 제외하고 정기부정량 발주나 그때마다 발주 같은 재고보충 방식으로 관리한다. 모든 품목을 같은 정밀도로 관리하려는 유혹을 끊는 것, ABC 관리의 사상이 부품표에도 적용되는 것이다.</w:t>
-      </w:r>
-    </w:p>
-    <w:bookmarkEnd w:id="84"/>
-    <w:bookmarkStart w:id="85" w:name="제번-방식과-추번-방식-관리-사상의-두-갈래"/>
-    <w:p>
-      <w:pPr>
-        <w:pStyle w:val="Heading2"/>
-      </w:pPr>
-      <w:r>
-        <w:t xml:space="preserve">4.2 제번 방식과 추번 방식: 관리 사상의 두 갈래</w:t>
-      </w:r>
-    </w:p>
-    <w:p>
-      <w:pPr>
-        <w:pStyle w:val="FirstParagraph"/>
-      </w:pPr>
-      <w:r>
-        <w:t xml:space="preserve">부품표가 ’무엇이 얼마나 필요한가’를 답한다면, 다음 질문은 ’그것을 어떤 단위로 묶어 관리할 것인가’다. 원전은 생산관리 방식을 제번 관리, MRP, 추번 관리의 세 갈래로 정리한다. 이 구분은 오늘날 한국 중소 제조 현장에서도 여전히 살아 있는 실무 언어이므로 정확히 짚을 가치가 있다.</w:t>
-      </w:r>
-    </w:p>
-    <w:p>
-      <w:pPr>
-        <w:pStyle w:val="BodyText"/>
-      </w:pPr>
-      <w:r>
-        <w:t xml:space="preserve">제번(製番) 방식은 수주 오더마다 혹은 제조 로트마다 제조번호를 부여하고, 최종제품에서 부품·원자재까지 모두 그 번호로 묶어 관리하는 방식이다. 장점은 추적성이다.</w:t>
-      </w:r>
-      <w:r>
-        <w:t xml:space="preserve"> </w:t>
-      </w:r>
-      <w:r>
-        <w:t xml:space="preserve">“</w:t>
-      </w:r>
-      <w:r>
-        <w:t xml:space="preserve">상류 공정에서 하류 공정까지, 원자재든 부품이든 제조번호를 표지로 삼아 진척 상황을 일기통관(一氣通貫)으로 뒤쫓을 수 있다. 진도관리가 알기 쉽다.</w:t>
-      </w:r>
-      <w:r>
-        <w:t xml:space="preserve">”</w:t>
-      </w:r>
-      <w:r>
-        <w:t xml:space="preserve"> </w:t>
-      </w:r>
-      <w:r>
-        <w:t xml:space="preserve">수주생산, 특히 개별 사양이 강한 생산에서 제번은 원가 집계의 단위이기도 하고 고객과의 대화 단위이기도 하다. 단점은 경직성이다. 원전은 두 가지를 든다. 공통부품이 어느 제번에 묶여(끈이 붙어) 공정 기다림으로 체류하고 있는데 다른 제번에서는 같은 품목이 부족해 조립 기다림이 발생해도 간단히는 유용할 수 없다는 것, 그리고 리드타임이 긴 원자재를 선행 수배해야 하는데 수주가 미확정이라 제번이 없으므로 ’가(假)제번’을 발행하는 기이한 운용이 생긴다는 것이다.</w:t>
-      </w:r>
-    </w:p>
-    <w:p>
-      <w:pPr>
-        <w:pStyle w:val="BodyText"/>
-      </w:pPr>
-      <w:r>
-        <w:t xml:space="preserve">추번(追番) 방식은 계획과 실적을 누계치(시리얼 번호)로 관리하는 방식이다. 재고 10개에서 시작해 오늘 20개를 만들면 추번 30, 다음 날 15개를 만들면 추번 45가 되는 식으로,</w:t>
-      </w:r>
-      <w:r>
-        <w:t xml:space="preserve"> </w:t>
-      </w:r>
-      <w:r>
-        <w:t xml:space="preserve">“</w:t>
-      </w:r>
-      <w:r>
-        <w:t xml:space="preserve">계획도 실적도 추번을 취해 양자를 비교하면 진도가 일목요연하게 파악된다.</w:t>
-      </w:r>
-      <w:r>
-        <w:t xml:space="preserve">”</w:t>
-      </w:r>
-      <w:r>
-        <w:t xml:space="preserve"> </w:t>
-      </w:r>
-      <w:r>
-        <w:t xml:space="preserve">원전은 그 기원이 제2차 대전 중 나카지마(中島) 비행기 공장의 호기(號機) 관리 —</w:t>
-      </w:r>
-      <w:r>
-        <w:t xml:space="preserve"> </w:t>
-      </w:r>
-      <w:r>
-        <w:t xml:space="preserve">“</w:t>
-      </w:r>
-      <w:r>
-        <w:t xml:space="preserve">전투기 1형의 1호기, 2호기…</w:t>
-      </w:r>
-      <w:r>
-        <w:t xml:space="preserve">”</w:t>
-      </w:r>
-      <w:r>
-        <w:t xml:space="preserve"> </w:t>
-      </w:r>
-      <w:r>
-        <w:t xml:space="preserve">— 에 있다고 소개한다. 제번과 달리 품목별 관리이므로 공통부품 운용이 자유롭지만,</w:t>
-      </w:r>
-      <w:r>
-        <w:t xml:space="preserve"> </w:t>
-      </w:r>
-      <w:r>
-        <w:t xml:space="preserve">“</w:t>
-      </w:r>
-      <w:r>
-        <w:t xml:space="preserve">다품종이라도 대부분이 연속(반복) 생산이라는 것이 조건</w:t>
-      </w:r>
-      <w:r>
-        <w:t xml:space="preserve">”</w:t>
-      </w:r>
-      <w:r>
-        <w:t xml:space="preserve">이다. MRP는 제번의 끈 붙임 없이 품목마다 시기별 소요량을 계산하는 방식으로, 공통부품 관리가 쉬운 대신</w:t>
-      </w:r>
-      <w:r>
-        <w:t xml:space="preserve"> </w:t>
-      </w:r>
-      <w:r>
-        <w:t xml:space="preserve">“</w:t>
-      </w:r>
-      <w:r>
-        <w:t xml:space="preserve">계산이 복잡해 컴퓨터 없이는 처리할 수 없고, 재고와 수배 잔량의 파악에 지극히 엄밀한 정확성이 요구되므로 일정 관리 수준 이상의 공장이 아니면 적용이 어렵다.</w:t>
-      </w:r>
-      <w:r>
-        <w:t xml:space="preserve">”</w:t>
-      </w:r>
-      <w:r>
-        <w:t xml:space="preserve"> </w:t>
-      </w:r>
-      <w:r>
-        <w:t xml:space="preserve">1990년대의 이 경고는 오늘날에도 유효하다. MRP의 실패는 대부분 알고리즘이 아니라 재고 데이터의 부정확에서 온다. 2장의 데이터 3정5S가 계획의 전제인 이유다.</w:t>
-      </w:r>
-    </w:p>
-    <w:p>
-      <w:pPr>
-        <w:pStyle w:val="BodyText"/>
-      </w:pPr>
-      <w:r>
-        <w:t xml:space="preserve">원전의 진짜 통찰은 세 방식이 택일이 아니라는 데 있다. 케이스 스터디의 공장은 부문별로 방식을 혼합한다.</w:t>
-      </w:r>
-    </w:p>
-    <w:p>
-      <w:pPr>
-        <w:pStyle w:val="BlockText"/>
-      </w:pPr>
-      <w:r>
-        <w:t xml:space="preserve">조립 부문 — 제번 방식으로 제번마다 진척 통제한다. 관리센터 — 추번 방식으로 품목마다 관리하고, 조립 부문으로 인도 확정 시에 제번으로 적용(충당)한다. 가공 부문 — 추번 방식, 단 작업표에는 제번을 붙인다. — 생산관리 고전</w:t>
-      </w:r>
-    </w:p>
-    <w:p>
-      <w:pPr>
-        <w:pStyle w:val="FirstParagraph"/>
-      </w:pPr>
-      <w:r>
-        <w:t xml:space="preserve">고객 납기에 직결되는 조립은 수주와 끈이 붙은 제번으로 통제하고, 공통화가 진행된 부품 가공과 중간재고는 품목 단위의 추번으로 돌리며, 두 세계는 중간재고에서 부품이 조립 오더에 충당되는 순간 —</w:t>
-      </w:r>
-      <w:r>
-        <w:t xml:space="preserve"> </w:t>
-      </w:r>
-      <w:r>
-        <w:t xml:space="preserve">“</w:t>
-      </w:r>
-      <w:r>
-        <w:t xml:space="preserve">제번 없는 품목별 재고관리에서 제번 끈 붙이기로 비로소 교체되는</w:t>
-      </w:r>
-      <w:r>
-        <w:t xml:space="preserve">”</w:t>
-      </w:r>
-      <w:r>
-        <w:t xml:space="preserve"> </w:t>
-      </w:r>
-      <w:r>
-        <w:t xml:space="preserve">순간 — 연결된다. 가공 부문의 작업표에</w:t>
-      </w:r>
-      <w:r>
-        <w:t xml:space="preserve"> </w:t>
-      </w:r>
-      <w:r>
-        <w:t xml:space="preserve">“</w:t>
-      </w:r>
-      <w:r>
-        <w:t xml:space="preserve">표면상 제번</w:t>
-      </w:r>
-      <w:r>
-        <w:t xml:space="preserve">”</w:t>
-      </w:r>
-      <w:r>
-        <w:t xml:space="preserve">을 붙이는 배려까지, 현장의 익숙함을 존중하면서 관리 사상을 전환하는 이행 설계의 모범이다.</w:t>
-      </w:r>
-    </w:p>
-    <w:bookmarkEnd w:id="85"/>
-    <w:bookmarkStart w:id="86" w:name="중간재고관리부문-분리와-연결의-지혜"/>
-    <w:p>
-      <w:pPr>
-        <w:pStyle w:val="Heading2"/>
-      </w:pPr>
-      <w:r>
-        <w:t xml:space="preserve">4.3 중간재고관리부문: 분리와 연결의 지혜</w:t>
-      </w:r>
-    </w:p>
-    <w:p>
-      <w:pPr>
-        <w:pStyle w:val="FirstParagraph"/>
-      </w:pPr>
-      <w:r>
-        <w:t xml:space="preserve">이 혼합 방식을 성립시키는 조직적 장치가 공정관리센터 겸 중간재고관리부문이다. 다품종소량·수주생산의 구조적 난제는</w:t>
-      </w:r>
-      <w:r>
-        <w:t xml:space="preserve"> </w:t>
-      </w:r>
-      <w:r>
-        <w:t xml:space="preserve">“</w:t>
-      </w:r>
-      <w:r>
-        <w:t xml:space="preserve">조립은 수주가 확정되지 않으면 착수할 수 없고, 부품 가공은 그것을 기다리면 납기에 댈 수 없다</w:t>
-      </w:r>
-      <w:r>
-        <w:t xml:space="preserve">”</w:t>
-      </w:r>
-      <w:r>
-        <w:t xml:space="preserve">는 시간의 모순이다. 원전의 해법은 세 단계다. 첫째, 가공 부문과 조립 부문을 떼어 별개의 독립된 관리를 행한다. 두 부문은</w:t>
-      </w:r>
-      <w:r>
-        <w:t xml:space="preserve"> </w:t>
-      </w:r>
-      <w:r>
-        <w:t xml:space="preserve">“</w:t>
-      </w:r>
-      <w:r>
-        <w:t xml:space="preserve">문화도 기질도 판단의 척도도 미묘하게 다르므로</w:t>
-      </w:r>
-      <w:r>
-        <w:t xml:space="preserve">”</w:t>
-      </w:r>
-      <w:r>
-        <w:t xml:space="preserve"> </w:t>
-      </w:r>
-      <w:r>
-        <w:t xml:space="preserve">단일 방식을 강요하지 않는다. 둘째, 그 사이에 중간부품재고를 둔다. 원전은 무재고 경영의 교조화를 경계하며 이렇게 쓴다.</w:t>
-      </w:r>
-      <w:r>
-        <w:t xml:space="preserve"> </w:t>
-      </w:r>
-      <w:r>
-        <w:t xml:space="preserve">“</w:t>
-      </w:r>
-      <w:r>
-        <w:t xml:space="preserve">재고를 범죄자 취급하는 것을 그만두고, ’필요한 재고는 가진다. 단 재고수를 제대로 제어한다’는 사상으로 바꿔 달라.</w:t>
-      </w:r>
-      <w:r>
-        <w:t xml:space="preserve">”</w:t>
-      </w:r>
-      <w:r>
-        <w:t xml:space="preserve"> </w:t>
-      </w:r>
-      <w:r>
-        <w:t xml:space="preserve">셋째, 이 재고를 관리하는 부문을 정규 조직으로 세우고, 가공 부문에 대한 (예측 포함) 가공지시서 발행, 중간부품의 재고수 제어, 조립지시서 발행, 전사 대·중 일정계획 편성을 맡긴다. 요컨대 예측 기반의 밀기(push)와 수주 기반의 당기기(pull)가 만나는 결합점(decoupling point)을 물리적 재고와 전담 조직으로 명시화한 것이다.</w:t>
-      </w:r>
-    </w:p>
-    <w:p>
-      <w:pPr>
-        <w:pStyle w:val="BodyText"/>
-      </w:pPr>
-      <w:r>
-        <w:t xml:space="preserve">케이스 스터디에는 이 구조의 성숙한 모습이 그려진다. 부품의 표준화·공통화를 힘껏 추진해 표준화율 70%에 도달했고, 고객 사양 제품이라도 설계 부문이 고객에게 표준품 기반의 제안 활동을 하는 데까지 나아갔다. 조립 부문은</w:t>
-      </w:r>
-      <w:r>
-        <w:t xml:space="preserve"> </w:t>
-      </w:r>
-      <w:r>
-        <w:t xml:space="preserve">“</w:t>
-      </w:r>
-      <w:r>
-        <w:t xml:space="preserve">확정 수주에 의한 조립지시 분만큼 만들고 납기 엄수</w:t>
-      </w:r>
-      <w:r>
-        <w:t xml:space="preserve">”</w:t>
-      </w:r>
-      <w:r>
-        <w:t xml:space="preserve">가 원칙이되, 반복 빈도가 높은 표준 서브유닛은 관리센터와 상의해 예측 조립이 허용되고 완성 즉시 중간재고로 환류된다. 가공 부문은 멋대로의 예측 가공이 엄금되지만, 프레스 같은 특수 공정은 표준 로트의 일정 범위 내에서 감독자 재량이 인정된다. 원칙과 재량의 경계선이 문서화되어 있는 것 — 이것이 관리 수준이다.</w:t>
-      </w:r>
-    </w:p>
-    <w:bookmarkEnd w:id="86"/>
-    <w:bookmarkStart w:id="90" w:name="대중소-일정계획-3층-구조와-유연성의-배분"/>
-    <w:p>
-      <w:pPr>
-        <w:pStyle w:val="Heading2"/>
-      </w:pPr>
-      <w:r>
-        <w:t xml:space="preserve">4.4 대·중·소 일정계획: 3층 구조와 유연성의 배분</w:t>
       </w:r>
     </w:p>
     <w:p>
@@ -7321,20 +7438,453 @@
       <w:r>
         <w:drawing>
           <wp:inline>
-            <wp:extent cx="4206240" cy="2453640"/>
+            <wp:extent cx="4206240" cy="2716530"/>
             <wp:effectExtent b="0" l="0" r="0" t="0"/>
-            <wp:docPr descr="그림 4-2. 대·중·소 일정계획의 3층 구조" title="" id="88" name="Picture"/>
+            <wp:docPr descr="그림 4-1. 구조형 부품표(BOM) 트리와 정미소요량 계산" title="" id="112" name="Picture"/>
             <a:graphic>
               <a:graphicData uri="http://schemas.openxmlformats.org/drawingml/2006/picture">
                 <pic:pic>
                   <pic:nvPicPr>
-                    <pic:cNvPr descr="figures/fig_42_schedule3.png" id="89" name="Picture"/>
+                    <pic:cNvPr descr="figures/fig_41_bom_tree.png" id="113" name="Picture"/>
                     <pic:cNvPicPr>
                       <a:picLocks noChangeArrowheads="1" noChangeAspect="1"/>
                     </pic:cNvPicPr>
                   </pic:nvPicPr>
                   <pic:blipFill>
-                    <a:blip r:embed="rId87"/>
+                    <a:blip r:embed="rId111"/>
+                    <a:stretch>
+                      <a:fillRect/>
+                    </a:stretch>
+                  </pic:blipFill>
+                  <pic:spPr bwMode="auto">
+                    <a:xfrm>
+                      <a:off x="0" y="0"/>
+                      <a:ext cx="4206240" cy="2716530"/>
+                    </a:xfrm>
+                    <a:prstGeom prst="rect">
+                      <a:avLst/>
+                    </a:prstGeom>
+                    <a:noFill/>
+                    <a:ln w="9525">
+                      <a:noFill/>
+                      <a:headEnd/>
+                      <a:tailEnd/>
+                    </a:ln>
+                  </pic:spPr>
+                </pic:pic>
+              </a:graphicData>
+            </a:graphic>
+          </wp:inline>
+        </w:drawing>
+      </w:r>
+    </w:p>
+    <w:p>
+      <w:pPr>
+        <w:pStyle w:val="ImageCaption"/>
+      </w:pPr>
+      <w:r>
+        <w:t xml:space="preserve">그림 4-1. 구조형 부품표(BOM) 트리와 정미소요량 계산</w:t>
+      </w:r>
+    </w:p>
+    <w:p>
+      <w:pPr>
+        <w:pStyle w:val="BodyText"/>
+      </w:pPr>
+      <w:r>
+        <w:t xml:space="preserve">생산계획의 출발점은 부품표(部品表, BOM: Bill of Materials)다. 원전의 정의로는</w:t>
+      </w:r>
+      <w:r>
+        <w:t xml:space="preserve"> </w:t>
+      </w:r>
+      <w:r>
+        <w:t xml:space="preserve">“</w:t>
+      </w:r>
+      <w:r>
+        <w:t xml:space="preserve">최종제품 1단위를 구성하는 부품의 종류와 필요 수량을 정리한 것</w:t>
+      </w:r>
+      <w:r>
+        <w:t xml:space="preserve">”</w:t>
+      </w:r>
+      <w:r>
+        <w:t xml:space="preserve">이며, 원전은 세 가지 형태를 구분한다. 서머리형 부품표는 최종제품 한 단위당 필요한 부품명과 수량을 단순 집계한 것으로, 최종제품 생산수에 수량을 곱하기만 하면 소요량이 나오는 간편함이 장점이지만, 부모-자식-손자의 계층 관계를 무시하므로</w:t>
+      </w:r>
+      <w:r>
+        <w:t xml:space="preserve"> </w:t>
+      </w:r>
+      <w:r>
+        <w:t xml:space="preserve">“</w:t>
+      </w:r>
+      <w:r>
+        <w:t xml:space="preserve">언제 필요한가</w:t>
+      </w:r>
+      <w:r>
+        <w:t xml:space="preserve">”</w:t>
+      </w:r>
+      <w:r>
+        <w:t xml:space="preserve">라는 시기를 정확히 계산할 수 없다. 결국 가장 긴 리드타임에 보조를 맞춰 일괄 수배하게 되어 쓸데없는 정체 재고를 만든다. 구조형 부품표는 최종제품을 부모로, 이를 직접 구성하는 부품을 자식으로, 그 아래를 손자로 잡는 계층 구조다. 원전은 그 장점을 명확히 적는다.</w:t>
+      </w:r>
+    </w:p>
+    <w:p>
+      <w:pPr>
+        <w:pStyle w:val="BlockText"/>
+      </w:pPr>
+      <w:r>
+        <w:t xml:space="preserve">이 계층 구조를 공순표(공정순서표)와 대응시켜, 부품마다 공정명·리드타임 등도 일괄한 종합적인 부품표로 하는 것이 가능하다. 또 부품마다 이미 있는 재고수를 공제하면서 정미소요량을 정확하게 계산할 수 있는 것이 장점이다. 이에 의해 정미소요량에 관해서 중 일정계획까지 단숨에 작성하는 것이 가능하게 된다. 반면 계산이 번거로우므로 컴퓨터 이용이 전제가 된다. — 생산관리 고전</w:t>
+      </w:r>
+    </w:p>
+    <w:p>
+      <w:pPr>
+        <w:pStyle w:val="FirstParagraph"/>
+      </w:pPr>
+      <w:r>
+        <w:t xml:space="preserve">여기서 정미소요량(正味所要量, net requirement)이란 총소요량에서 가용 재고와 발주 잔량을 공제한, 실제로 추가 수배해야 하는 수량이다. 부품표로 필요 부품을 전개하는 것이 ’부품전개’이고, 재고를 공제해 정미소요량을 구하는 것이 소요량계산이다. 이 두 계산이 바로 올리키가 1970년대에 정식화한 MRP(자재소요계획)의 핵심 로직이며(Orlicky, 1975), 원전은 그것을 중소기업의 언어로 풀어 놓은 것이다. 절충안인 개량 서머리형(동일 부품이라도 계층이 다르면 별도 취급)도 소개되지만, 원전의 결론은 실용적이다. 조립 부문과 가공 부문을 분리하고 그 사이에 중간재고 부문을 두면 각 부문의 계산이 단순해져 서머리형으로도 충분한 경우가 많다는 것이다. 방식의 우열보다 관리 구조와의 정합이 먼저라는 이 감각은 오늘을 사는 컨설턴트에게도 유효하다.</w:t>
+      </w:r>
+    </w:p>
+    <w:p>
+      <w:pPr>
+        <w:pStyle w:val="BodyText"/>
+      </w:pPr>
+      <w:r>
+        <w:t xml:space="preserve">부품표에서 원전이 지면을 아끼지 않는 대목은 오히려 기반 데이터의 정비다. 첫째, 설계 부문이 만드는 부품표는 그대로는 소요량계산용으로 적합하지 않은 경우가 많으므로 생산기술·자재 부문과의 조정이 필요하다. 오늘날의 용어로 하면 EBOM(설계 BOM)과 MBOM(제조 BOM)의 변환 문제다. 둘째, 공정과의 재묶음이다. 재료→선반→밀링→볼반→열처리→도장이라는 실제 가공 순서를 그대로 부품표 계층으로 등록하면 계산이 번잡해지므로,</w:t>
+      </w:r>
+      <w:r>
+        <w:t xml:space="preserve"> </w:t>
+      </w:r>
+      <w:r>
+        <w:t xml:space="preserve">“</w:t>
+      </w:r>
+      <w:r>
+        <w:t xml:space="preserve">선반에서 볼반까지를 ’기계가공’이라는 더미(dummy)의 대공정으로 정리해 등록하고, 그 속은 현장의 소일정계획 이후에 맡기는</w:t>
+      </w:r>
+      <w:r>
+        <w:t xml:space="preserve">”</w:t>
+      </w:r>
+      <w:r>
+        <w:t xml:space="preserve"> </w:t>
+      </w:r>
+      <w:r>
+        <w:t xml:space="preserve">테크닉을 쓴다. 계획 계층은 거칠게, 실행 계층은 세밀하게 — 계획 시스템 설계의 고전적 원칙이다. 셋째, 등록 범위의 결정이다.</w:t>
+      </w:r>
+      <w:r>
+        <w:t xml:space="preserve"> </w:t>
+      </w:r>
+      <w:r>
+        <w:t xml:space="preserve">“</w:t>
+      </w:r>
+      <w:r>
+        <w:t xml:space="preserve">볼트·너트류까지 등록하는 것은 시간만 걸리고 쓸데없다.</w:t>
+      </w:r>
+      <w:r>
+        <w:t xml:space="preserve">”</w:t>
+      </w:r>
+      <w:r>
+        <w:t xml:space="preserve"> </w:t>
+      </w:r>
+      <w:r>
+        <w:t xml:space="preserve">상비재료는 부품표에 의한 소요량계산 대상에서 제외하고 정기부정량 발주나 그때마다 발주 같은 재고보충 방식으로 관리한다. 모든 품목을 같은 정밀도로 관리하려는 유혹을 끊는 것, ABC 관리의 사상이 부품표에도 적용되는 것이다.</w:t>
+      </w:r>
+    </w:p>
+    <w:bookmarkEnd w:id="114"/>
+    <w:bookmarkStart w:id="115" w:name="제번-방식과-추번-방식-관리-사상의-두-갈래"/>
+    <w:p>
+      <w:pPr>
+        <w:pStyle w:val="Heading2"/>
+      </w:pPr>
+      <w:r>
+        <w:t xml:space="preserve">4.2 제번 방식과 추번 방식: 관리 사상의 두 갈래</w:t>
+      </w:r>
+    </w:p>
+    <w:p>
+      <w:pPr>
+        <w:pStyle w:val="FirstParagraph"/>
+      </w:pPr>
+      <w:r>
+        <w:t xml:space="preserve">부품표가 ’무엇이 얼마나 필요한가’를 답한다면, 다음 질문은 ’그것을 어떤 단위로 묶어 관리할 것인가’다. 원전은 생산관리 방식을 제번 관리, MRP, 추번 관리의 세 갈래로 정리한다. 이 구분은 오늘날 한국 중소 제조 현장에서도 여전히 살아 있는 실무 언어이므로 정확히 짚을 가치가 있다.</w:t>
+      </w:r>
+    </w:p>
+    <w:p>
+      <w:pPr>
+        <w:pStyle w:val="BodyText"/>
+      </w:pPr>
+      <w:r>
+        <w:t xml:space="preserve">제번(製番) 방식은 수주 오더마다 혹은 제조 로트마다 제조번호를 부여하고, 최종제품에서 부품·원자재까지 모두 그 번호로 묶어 관리하는 방식이다. 장점은 추적성이다.</w:t>
+      </w:r>
+      <w:r>
+        <w:t xml:space="preserve"> </w:t>
+      </w:r>
+      <w:r>
+        <w:t xml:space="preserve">“</w:t>
+      </w:r>
+      <w:r>
+        <w:t xml:space="preserve">상류 공정에서 하류 공정까지, 원자재든 부품이든 제조번호를 표지로 삼아 진척 상황을 일기통관(一氣通貫)으로 뒤쫓을 수 있다. 진도관리가 알기 쉽다.</w:t>
+      </w:r>
+      <w:r>
+        <w:t xml:space="preserve">”</w:t>
+      </w:r>
+      <w:r>
+        <w:t xml:space="preserve"> </w:t>
+      </w:r>
+      <w:r>
+        <w:t xml:space="preserve">수주생산, 특히 개별 사양이 강한 생산에서 제번은 원가 집계의 단위이기도 하고 고객과의 대화 단위이기도 하다. 단점은 경직성이다. 원전은 두 가지를 든다. 공통부품이 어느 제번에 묶여(끈이 붙어) 공정 기다림으로 체류하고 있는데 다른 제번에서는 같은 품목이 부족해 조립 기다림이 발생해도 간단히는 유용할 수 없다는 것, 그리고 리드타임이 긴 원자재를 선행 수배해야 하는데 수주가 미확정이라 제번이 없으므로 ’가(假)제번’을 발행하는 기이한 운용이 생긴다는 것이다.</w:t>
+      </w:r>
+    </w:p>
+    <w:p>
+      <w:pPr>
+        <w:pStyle w:val="BodyText"/>
+      </w:pPr>
+      <w:r>
+        <w:t xml:space="preserve">추번(追番) 방식은 계획과 실적을 누계치(시리얼 번호)로 관리하는 방식이다. 재고 10개에서 시작해 오늘 20개를 만들면 추번 30, 다음 날 15개를 만들면 추번 45가 되는 식으로,</w:t>
+      </w:r>
+      <w:r>
+        <w:t xml:space="preserve"> </w:t>
+      </w:r>
+      <w:r>
+        <w:t xml:space="preserve">“</w:t>
+      </w:r>
+      <w:r>
+        <w:t xml:space="preserve">계획도 실적도 추번을 취해 양자를 비교하면 진도가 일목요연하게 파악된다.</w:t>
+      </w:r>
+      <w:r>
+        <w:t xml:space="preserve">”</w:t>
+      </w:r>
+      <w:r>
+        <w:t xml:space="preserve"> </w:t>
+      </w:r>
+      <w:r>
+        <w:t xml:space="preserve">원전은 그 기원이 제2차 대전 중 나카지마(中島) 비행기 공장의 호기(號機) 관리 —</w:t>
+      </w:r>
+      <w:r>
+        <w:t xml:space="preserve"> </w:t>
+      </w:r>
+      <w:r>
+        <w:t xml:space="preserve">“</w:t>
+      </w:r>
+      <w:r>
+        <w:t xml:space="preserve">전투기 1형의 1호기, 2호기…</w:t>
+      </w:r>
+      <w:r>
+        <w:t xml:space="preserve">”</w:t>
+      </w:r>
+      <w:r>
+        <w:t xml:space="preserve"> </w:t>
+      </w:r>
+      <w:r>
+        <w:t xml:space="preserve">— 에 있다고 소개한다. 제번과 달리 품목별 관리이므로 공통부품 운용이 자유롭지만,</w:t>
+      </w:r>
+      <w:r>
+        <w:t xml:space="preserve"> </w:t>
+      </w:r>
+      <w:r>
+        <w:t xml:space="preserve">“</w:t>
+      </w:r>
+      <w:r>
+        <w:t xml:space="preserve">다품종이라도 대부분이 연속(반복) 생산이라는 것이 조건</w:t>
+      </w:r>
+      <w:r>
+        <w:t xml:space="preserve">”</w:t>
+      </w:r>
+      <w:r>
+        <w:t xml:space="preserve">이다. MRP는 제번의 끈 붙임 없이 품목마다 시기별 소요량을 계산하는 방식으로, 공통부품 관리가 쉬운 대신</w:t>
+      </w:r>
+      <w:r>
+        <w:t xml:space="preserve"> </w:t>
+      </w:r>
+      <w:r>
+        <w:t xml:space="preserve">“</w:t>
+      </w:r>
+      <w:r>
+        <w:t xml:space="preserve">계산이 복잡해 컴퓨터 없이는 처리할 수 없고, 재고와 수배 잔량의 파악에 지극히 엄밀한 정확성이 요구되므로 일정 관리 수준 이상의 공장이 아니면 적용이 어렵다.</w:t>
+      </w:r>
+      <w:r>
+        <w:t xml:space="preserve">”</w:t>
+      </w:r>
+      <w:r>
+        <w:t xml:space="preserve"> </w:t>
+      </w:r>
+      <w:r>
+        <w:t xml:space="preserve">1990년대의 이 경고는 오늘날에도 유효하다. MRP의 실패는 대부분 알고리즘이 아니라 재고 데이터의 부정확에서 온다. 2장의 데이터 3정5S가 계획의 전제인 이유다.</w:t>
+      </w:r>
+    </w:p>
+    <w:p>
+      <w:pPr>
+        <w:pStyle w:val="BodyText"/>
+      </w:pPr>
+      <w:r>
+        <w:t xml:space="preserve">원전의 진짜 통찰은 세 방식이 택일이 아니라는 데 있다. 케이스 스터디의 공장은 부문별로 방식을 혼합한다.</w:t>
+      </w:r>
+    </w:p>
+    <w:p>
+      <w:pPr>
+        <w:pStyle w:val="BlockText"/>
+      </w:pPr>
+      <w:r>
+        <w:t xml:space="preserve">조립 부문 — 제번 방식으로 제번마다 진척 통제한다. 관리센터 — 추번 방식으로 품목마다 관리하고, 조립 부문으로 인도 확정 시에 제번으로 적용(충당)한다. 가공 부문 — 추번 방식, 단 작업표에는 제번을 붙인다. — 생산관리 고전</w:t>
+      </w:r>
+    </w:p>
+    <w:p>
+      <w:pPr>
+        <w:pStyle w:val="FirstParagraph"/>
+      </w:pPr>
+      <w:r>
+        <w:t xml:space="preserve">고객 납기에 직결되는 조립은 수주와 끈이 붙은 제번으로 통제하고, 공통화가 진행된 부품 가공과 중간재고는 품목 단위의 추번으로 돌리며, 두 세계는 중간재고에서 부품이 조립 오더에 충당되는 순간 —</w:t>
+      </w:r>
+      <w:r>
+        <w:t xml:space="preserve"> </w:t>
+      </w:r>
+      <w:r>
+        <w:t xml:space="preserve">“</w:t>
+      </w:r>
+      <w:r>
+        <w:t xml:space="preserve">제번 없는 품목별 재고관리에서 제번 끈 붙이기로 비로소 교체되는</w:t>
+      </w:r>
+      <w:r>
+        <w:t xml:space="preserve">”</w:t>
+      </w:r>
+      <w:r>
+        <w:t xml:space="preserve"> </w:t>
+      </w:r>
+      <w:r>
+        <w:t xml:space="preserve">순간 — 연결된다. 가공 부문의 작업표에</w:t>
+      </w:r>
+      <w:r>
+        <w:t xml:space="preserve"> </w:t>
+      </w:r>
+      <w:r>
+        <w:t xml:space="preserve">“</w:t>
+      </w:r>
+      <w:r>
+        <w:t xml:space="preserve">표면상 제번</w:t>
+      </w:r>
+      <w:r>
+        <w:t xml:space="preserve">”</w:t>
+      </w:r>
+      <w:r>
+        <w:t xml:space="preserve">을 붙이는 배려까지, 현장의 익숙함을 존중하면서 관리 사상을 전환하는 이행 설계의 모범이다.</w:t>
+      </w:r>
+    </w:p>
+    <w:bookmarkEnd w:id="115"/>
+    <w:bookmarkStart w:id="116" w:name="중간재고관리부문-분리와-연결의-지혜"/>
+    <w:p>
+      <w:pPr>
+        <w:pStyle w:val="Heading2"/>
+      </w:pPr>
+      <w:r>
+        <w:t xml:space="preserve">4.3 중간재고관리부문: 분리와 연결의 지혜</w:t>
+      </w:r>
+    </w:p>
+    <w:p>
+      <w:pPr>
+        <w:pStyle w:val="FirstParagraph"/>
+      </w:pPr>
+      <w:r>
+        <w:t xml:space="preserve">이 혼합 방식을 성립시키는 조직적 장치가 공정관리센터 겸 중간재고관리부문이다. 다품종소량·수주생산의 구조적 난제는</w:t>
+      </w:r>
+      <w:r>
+        <w:t xml:space="preserve"> </w:t>
+      </w:r>
+      <w:r>
+        <w:t xml:space="preserve">“</w:t>
+      </w:r>
+      <w:r>
+        <w:t xml:space="preserve">조립은 수주가 확정되지 않으면 착수할 수 없고, 부품 가공은 그것을 기다리면 납기에 댈 수 없다</w:t>
+      </w:r>
+      <w:r>
+        <w:t xml:space="preserve">”</w:t>
+      </w:r>
+      <w:r>
+        <w:t xml:space="preserve">는 시간의 모순이다. 원전의 해법은 세 단계다. 첫째, 가공 부문과 조립 부문을 떼어 별개의 독립된 관리를 행한다. 두 부문은</w:t>
+      </w:r>
+      <w:r>
+        <w:t xml:space="preserve"> </w:t>
+      </w:r>
+      <w:r>
+        <w:t xml:space="preserve">“</w:t>
+      </w:r>
+      <w:r>
+        <w:t xml:space="preserve">문화도 기질도 판단의 척도도 미묘하게 다르므로</w:t>
+      </w:r>
+      <w:r>
+        <w:t xml:space="preserve">”</w:t>
+      </w:r>
+      <w:r>
+        <w:t xml:space="preserve"> </w:t>
+      </w:r>
+      <w:r>
+        <w:t xml:space="preserve">단일 방식을 강요하지 않는다. 둘째, 그 사이에 중간부품재고를 둔다. 원전은 무재고 경영의 교조화를 경계하며 이렇게 쓴다.</w:t>
+      </w:r>
+      <w:r>
+        <w:t xml:space="preserve"> </w:t>
+      </w:r>
+      <w:r>
+        <w:t xml:space="preserve">“</w:t>
+      </w:r>
+      <w:r>
+        <w:t xml:space="preserve">재고를 범죄자 취급하는 것을 그만두고, ’필요한 재고는 가진다. 단 재고수를 제대로 제어한다’는 사상으로 바꿔 달라.</w:t>
+      </w:r>
+      <w:r>
+        <w:t xml:space="preserve">”</w:t>
+      </w:r>
+      <w:r>
+        <w:t xml:space="preserve"> </w:t>
+      </w:r>
+      <w:r>
+        <w:t xml:space="preserve">셋째, 이 재고를 관리하는 부문을 정규 조직으로 세우고, 가공 부문에 대한 (예측 포함) 가공지시서 발행, 중간부품의 재고수 제어, 조립지시서 발행, 전사 대·중 일정계획 편성을 맡긴다. 요컨대 예측 기반의 밀기(push)와 수주 기반의 당기기(pull)가 만나는 결합점(decoupling point)을 물리적 재고와 전담 조직으로 명시화한 것이다.</w:t>
+      </w:r>
+    </w:p>
+    <w:p>
+      <w:pPr>
+        <w:pStyle w:val="BodyText"/>
+      </w:pPr>
+      <w:r>
+        <w:t xml:space="preserve">케이스 스터디에는 이 구조의 성숙한 모습이 그려진다. 부품의 표준화·공통화를 힘껏 추진해 표준화율 70%에 도달했고, 고객 사양 제품이라도 설계 부문이 고객에게 표준품 기반의 제안 활동을 하는 데까지 나아갔다. 조립 부문은</w:t>
+      </w:r>
+      <w:r>
+        <w:t xml:space="preserve"> </w:t>
+      </w:r>
+      <w:r>
+        <w:t xml:space="preserve">“</w:t>
+      </w:r>
+      <w:r>
+        <w:t xml:space="preserve">확정 수주에 의한 조립지시 분만큼 만들고 납기 엄수</w:t>
+      </w:r>
+      <w:r>
+        <w:t xml:space="preserve">”</w:t>
+      </w:r>
+      <w:r>
+        <w:t xml:space="preserve">가 원칙이되, 반복 빈도가 높은 표준 서브유닛은 관리센터와 상의해 예측 조립이 허용되고 완성 즉시 중간재고로 환류된다. 가공 부문은 멋대로의 예측 가공이 엄금되지만, 프레스 같은 특수 공정은 표준 로트의 일정 범위 내에서 감독자 재량이 인정된다. 원칙과 재량의 경계선이 문서화되어 있는 것 — 이것이 관리 수준이다.</w:t>
+      </w:r>
+    </w:p>
+    <w:bookmarkEnd w:id="116"/>
+    <w:bookmarkStart w:id="120" w:name="대중소-일정계획-3층-구조와-유연성의-배분"/>
+    <w:p>
+      <w:pPr>
+        <w:pStyle w:val="Heading2"/>
+      </w:pPr>
+      <w:r>
+        <w:t xml:space="preserve">4.4 대·중·소 일정계획: 3층 구조와 유연성의 배분</w:t>
+      </w:r>
+    </w:p>
+    <w:p>
+      <w:pPr>
+        <w:pStyle w:val="CaptionedFigure"/>
+      </w:pPr>
+      <w:r>
+        <w:drawing>
+          <wp:inline>
+            <wp:extent cx="4206240" cy="2453640"/>
+            <wp:effectExtent b="0" l="0" r="0" t="0"/>
+            <wp:docPr descr="그림 4-2. 대·중·소 일정계획의 3층 구조" title="" id="118" name="Picture"/>
+            <a:graphic>
+              <a:graphicData uri="http://schemas.openxmlformats.org/drawingml/2006/picture">
+                <pic:pic>
+                  <pic:nvPicPr>
+                    <pic:cNvPr descr="figures/fig_42_schedule3.png" id="119" name="Picture"/>
+                    <pic:cNvPicPr>
+                      <a:picLocks noChangeArrowheads="1" noChangeAspect="1"/>
+                    </pic:cNvPicPr>
+                  </pic:nvPicPr>
+                  <pic:blipFill>
+                    <a:blip r:embed="rId117"/>
                     <a:stretch>
                       <a:fillRect/>
                     </a:stretch>
@@ -7594,8 +8144,8 @@
         <w:t xml:space="preserve">로 가되, 숙련 감독자가 요점을 메모하고 작업자가 세부를 입안하며 스태프가 정서하는 3자 협업을 권한다. 완벽한 표준 문서가 아니라 계획 계산에 필요한 두 항목 — 표준 로트수와 표준시간 — 을 우선 확보하라는 실용주의다.</w:t>
       </w:r>
     </w:p>
-    <w:bookmarkEnd w:id="90"/>
-    <w:bookmarkStart w:id="91" w:name="공수계획-능력과-부하-그리고-넥-공정"/>
+    <w:bookmarkEnd w:id="120"/>
+    <w:bookmarkStart w:id="124" w:name="공수계획-능력과-부하-그리고-넥-공정"/>
     <w:p>
       <w:pPr>
         <w:pStyle w:val="Heading2"/>
@@ -7606,122 +8156,177 @@
     </w:p>
     <w:p>
       <w:pPr>
+        <w:pStyle w:val="CaptionedFigure"/>
+      </w:pPr>
+      <w:r>
+        <w:drawing>
+          <wp:inline>
+            <wp:extent cx="4206240" cy="2595339"/>
+            <wp:effectExtent b="0" l="0" r="0" t="0"/>
+            <wp:docPr descr="그림 4-3. 공수 산적표 — 능력선과 부하, 넥 공정" title="" id="122" name="Picture"/>
+            <a:graphic>
+              <a:graphicData uri="http://schemas.openxmlformats.org/drawingml/2006/picture">
+                <pic:pic>
+                  <pic:nvPicPr>
+                    <pic:cNvPr descr="figures/fig_43_load_chart.png" id="123" name="Picture"/>
+                    <pic:cNvPicPr>
+                      <a:picLocks noChangeArrowheads="1" noChangeAspect="1"/>
+                    </pic:cNvPicPr>
+                  </pic:nvPicPr>
+                  <pic:blipFill>
+                    <a:blip r:embed="rId121"/>
+                    <a:stretch>
+                      <a:fillRect/>
+                    </a:stretch>
+                  </pic:blipFill>
+                  <pic:spPr bwMode="auto">
+                    <a:xfrm>
+                      <a:off x="0" y="0"/>
+                      <a:ext cx="4206240" cy="2595339"/>
+                    </a:xfrm>
+                    <a:prstGeom prst="rect">
+                      <a:avLst/>
+                    </a:prstGeom>
+                    <a:noFill/>
+                    <a:ln w="9525">
+                      <a:noFill/>
+                      <a:headEnd/>
+                      <a:tailEnd/>
+                    </a:ln>
+                  </pic:spPr>
+                </pic:pic>
+              </a:graphicData>
+            </a:graphic>
+          </wp:inline>
+        </w:drawing>
+      </w:r>
+    </w:p>
+    <w:p>
+      <w:pPr>
+        <w:pStyle w:val="ImageCaption"/>
+      </w:pPr>
+      <w:r>
+        <w:t xml:space="preserve">그림 4-3. 공수 산적표 — 능력선과 부하, 넥 공정</w:t>
+      </w:r>
+    </w:p>
+    <w:p>
+      <w:pPr>
+        <w:pStyle w:val="BodyText"/>
+      </w:pPr>
+      <w:r>
+        <w:t xml:space="preserve">일정계획이 시간 축 위의 배치라면, 공수계획(부하계획·여력계획)은 그 배치가 물리적으로 가능한지의 검산이다. 원전은 단호하다.</w:t>
+      </w:r>
+      <w:r>
+        <w:t xml:space="preserve"> </w:t>
+      </w:r>
+      <w:r>
+        <w:t xml:space="preserve">“</w:t>
+      </w:r>
+      <w:r>
+        <w:t xml:space="preserve">기준일정에서 일정계획을 편성했다고 ’OK, 실행해요’라고는 가지 않는다. 다수의 로트를 실제 달력에 포개어 보면 날짜에 따라 능력보다 부하가 커서 ’생산할 수 없다’는 것도 있을 수 있다.</w:t>
+      </w:r>
+      <w:r>
+        <w:t xml:space="preserve">”</w:t>
+      </w:r>
+      <w:r>
+        <w:t xml:space="preserve"> </w:t>
+      </w:r>
+      <w:r>
+        <w:t xml:space="preserve">서두의 제사(題詞)처럼 공수계획이 첨부되지 않은 일정계획은 그림의 떡이다. 계산 구조는 명쾌하다. 사람이 주체인 공정은 작업자 노동시간 기준으로 능력 = 작업시간 × (1-간접작업률) × 작업인원 × 출동률, 기계가 주체인 공정은 능력 = 운전시간 × (1-고장률) × 기계대수로 구하고, 부하는 1개당 표준시간 × 생산소요량 + 절차교체횟수 × 평균절차시간으로 구해 공정마다 대비한다. 결과는 공수산적표(工數山積表) — 부하를 벽돌 쌓듯 기간별로 쌓아 올린 막대그래프 — 로 가시화된다.</w:t>
+      </w:r>
+    </w:p>
+    <w:p>
+      <w:pPr>
+        <w:pStyle w:val="BodyText"/>
+      </w:pPr>
+      <w:r>
+        <w:t xml:space="preserve">그리고 여기에도 중점주의가 관철된다.</w:t>
+      </w:r>
+      <w:r>
+        <w:t xml:space="preserve"> </w:t>
+      </w:r>
+      <w:r>
+        <w:t xml:space="preserve">“</w:t>
+      </w:r>
+      <w:r>
+        <w:t xml:space="preserve">모든 공정·직장에 관해서 공수 산적의 계산을 하는 것은 힘드므로, 실전에서는 넥(Neck) 공정을 선택해서 실행한다.</w:t>
+      </w:r>
+      <w:r>
+        <w:t xml:space="preserve">”</w:t>
+      </w:r>
+      <w:r>
+        <w:t xml:space="preserve"> </w:t>
+      </w:r>
+      <w:r>
+        <w:t xml:space="preserve">능력이 부하를 결정하는 것은 병목이므로, 병목의 공수계획만 정밀하면 전체 계획의 실행 가능성은 대략 보증된다는 것이다. 공장장·제조부장의 액션 리스트 제1항이</w:t>
+      </w:r>
+      <w:r>
+        <w:t xml:space="preserve"> </w:t>
+      </w:r>
+      <w:r>
+        <w:t xml:space="preserve">“</w:t>
+      </w:r>
+      <w:r>
+        <w:t xml:space="preserve">생산계획을 보면 넥 공정이 어디인지 바로 알 수 있다. 넥 공정 퇴치의 손을 쓰는 것은 공장장·제조부장밖에 할 수 없다</w:t>
+      </w:r>
+      <w:r>
+        <w:t xml:space="preserve">”</w:t>
+      </w:r>
+      <w:r>
+        <w:t xml:space="preserve">인 것도 같은 맥락이다. 골드랫이 제약이론(TOC)으로 정식화한 통찰 — 시스템의 산출량은 제약 자원이 결정한다(Goldratt &amp; Cox, 1984) — 이 일본 중소 제조 현장의 실무 규범으로 이미 살아 있었던 셈이다.</w:t>
+      </w:r>
+    </w:p>
+    <w:p>
+      <w:pPr>
+        <w:pStyle w:val="BodyText"/>
+      </w:pPr>
+      <w:r>
+        <w:t xml:space="preserve">마지막 조각은 교란에 대한 즉응이다. 수주 변경이 오면</w:t>
+      </w:r>
+      <w:r>
+        <w:t xml:space="preserve"> </w:t>
+      </w:r>
+      <w:r>
+        <w:t xml:space="preserve">“</w:t>
+      </w:r>
+      <w:r>
+        <w:t xml:space="preserve">빠른 반응(정보 유통의 속도), 빠른 피드백(신속한 판단과 계획 수정, 연락), 빠른 액션(대책의 속도)</w:t>
+      </w:r>
+      <w:r>
+        <w:t xml:space="preserve">”</w:t>
+      </w:r>
+      <w:r>
+        <w:t xml:space="preserve">의 세 박자로 돌파한다. 몰려오는 특급품에 대해서는 통계적 접근과 조직적 접근을 병용한다. 특급·끼어들기 건수를 조사해 보면</w:t>
+      </w:r>
+      <w:r>
+        <w:t xml:space="preserve"> </w:t>
+      </w:r>
+      <w:r>
+        <w:t xml:space="preserve">“</w:t>
+      </w:r>
+      <w:r>
+        <w:t xml:space="preserve">고작 5~10%라는 의외로 적은 비율</w:t>
+      </w:r>
+      <w:r>
+        <w:t xml:space="preserve">”</w:t>
+      </w:r>
+      <w:r>
+        <w:t xml:space="preserve">이므로, 그만큼을 ’오더 미정’의 예측 틀로 일정·부하계획에 미리 끼워 두고 실제 수주가 오면 충당하며 계획을 수정한다. 그리고 조직적으로는 특별처리반을 둔다.</w:t>
+      </w:r>
+    </w:p>
+    <w:p>
+      <w:pPr>
+        <w:pStyle w:val="BlockText"/>
+      </w:pPr>
+      <w:r>
+        <w:t xml:space="preserve">특급·끼어들기 전문 특별처리반을 편성해 두고 처리하는 방법을 권장한다. 불과 수 %의 끼어들기로 전 공장이 대혼란하는 피해를 방지할 수 있다면 조금의 로스는 싼 것이다. 특별처리반의 멤버는 최우수의 베테랑 다능공으로 한다. 준비 절차부터 부품 가공에서 조립까지 일관 청부로 한다. 기계설비의 사용도 우선권을 준다. 이렇게 해서 살짝 흘리면 통상 생산 기간의 10분의 1 이하의 단기간으로 납품할 수 있다. — 생산관리 고전</w:t>
+      </w:r>
+    </w:p>
+    <w:p>
+      <w:pPr>
         <w:pStyle w:val="FirstParagraph"/>
       </w:pPr>
       <w:r>
-        <w:t xml:space="preserve">일정계획이 시간 축 위의 배치라면, 공수계획(부하계획·여력계획)은 그 배치가 물리적으로 가능한지의 검산이다. 원전은 단호하다.</w:t>
-      </w:r>
-      <w:r>
-        <w:t xml:space="preserve"> </w:t>
-      </w:r>
-      <w:r>
-        <w:t xml:space="preserve">“</w:t>
-      </w:r>
-      <w:r>
-        <w:t xml:space="preserve">기준일정에서 일정계획을 편성했다고 ’OK, 실행해요’라고는 가지 않는다. 다수의 로트를 실제 달력에 포개어 보면 날짜에 따라 능력보다 부하가 커서 ’생산할 수 없다’는 것도 있을 수 있다.</w:t>
-      </w:r>
-      <w:r>
-        <w:t xml:space="preserve">”</w:t>
-      </w:r>
-      <w:r>
-        <w:t xml:space="preserve"> </w:t>
-      </w:r>
-      <w:r>
-        <w:t xml:space="preserve">서두의 제사(題詞)처럼 공수계획이 첨부되지 않은 일정계획은 그림의 떡이다. 계산 구조는 명쾌하다. 사람이 주체인 공정은 작업자 노동시간 기준으로 능력 = 작업시간 × (1-간접작업률) × 작업인원 × 출동률, 기계가 주체인 공정은 능력 = 운전시간 × (1-고장률) × 기계대수로 구하고, 부하는 1개당 표준시간 × 생산소요량 + 절차교체횟수 × 평균절차시간으로 구해 공정마다 대비한다. 결과는 공수산적표(工數山積表) — 부하를 벽돌 쌓듯 기간별로 쌓아 올린 막대그래프 — 로 가시화된다.</w:t>
-      </w:r>
-    </w:p>
-    <w:p>
-      <w:pPr>
-        <w:pStyle w:val="BodyText"/>
-      </w:pPr>
-      <w:r>
-        <w:t xml:space="preserve">그리고 여기에도 중점주의가 관철된다.</w:t>
-      </w:r>
-      <w:r>
-        <w:t xml:space="preserve"> </w:t>
-      </w:r>
-      <w:r>
-        <w:t xml:space="preserve">“</w:t>
-      </w:r>
-      <w:r>
-        <w:t xml:space="preserve">모든 공정·직장에 관해서 공수 산적의 계산을 하는 것은 힘드므로, 실전에서는 넥(Neck) 공정을 선택해서 실행한다.</w:t>
-      </w:r>
-      <w:r>
-        <w:t xml:space="preserve">”</w:t>
-      </w:r>
-      <w:r>
-        <w:t xml:space="preserve"> </w:t>
-      </w:r>
-      <w:r>
-        <w:t xml:space="preserve">능력이 부하를 결정하는 것은 병목이므로, 병목의 공수계획만 정밀하면 전체 계획의 실행 가능성은 대략 보증된다는 것이다. 공장장·제조부장의 액션 리스트 제1항이</w:t>
-      </w:r>
-      <w:r>
-        <w:t xml:space="preserve"> </w:t>
-      </w:r>
-      <w:r>
-        <w:t xml:space="preserve">“</w:t>
-      </w:r>
-      <w:r>
-        <w:t xml:space="preserve">생산계획을 보면 넥 공정이 어디인지 바로 알 수 있다. 넥 공정 퇴치의 손을 쓰는 것은 공장장·제조부장밖에 할 수 없다</w:t>
-      </w:r>
-      <w:r>
-        <w:t xml:space="preserve">”</w:t>
-      </w:r>
-      <w:r>
-        <w:t xml:space="preserve">인 것도 같은 맥락이다. 골드랫이 제약이론(TOC)으로 정식화한 통찰 — 시스템의 산출량은 제약 자원이 결정한다(Goldratt &amp; Cox, 1984) — 이 일본 중소 제조 현장의 실무 규범으로 이미 살아 있었던 셈이다.</w:t>
-      </w:r>
-    </w:p>
-    <w:p>
-      <w:pPr>
-        <w:pStyle w:val="BodyText"/>
-      </w:pPr>
-      <w:r>
-        <w:t xml:space="preserve">마지막 조각은 교란에 대한 즉응이다. 수주 변경이 오면</w:t>
-      </w:r>
-      <w:r>
-        <w:t xml:space="preserve"> </w:t>
-      </w:r>
-      <w:r>
-        <w:t xml:space="preserve">“</w:t>
-      </w:r>
-      <w:r>
-        <w:t xml:space="preserve">빠른 반응(정보 유통의 속도), 빠른 피드백(신속한 판단과 계획 수정, 연락), 빠른 액션(대책의 속도)</w:t>
-      </w:r>
-      <w:r>
-        <w:t xml:space="preserve">”</w:t>
-      </w:r>
-      <w:r>
-        <w:t xml:space="preserve">의 세 박자로 돌파한다. 몰려오는 특급품에 대해서는 통계적 접근과 조직적 접근을 병용한다. 특급·끼어들기 건수를 조사해 보면</w:t>
-      </w:r>
-      <w:r>
-        <w:t xml:space="preserve"> </w:t>
-      </w:r>
-      <w:r>
-        <w:t xml:space="preserve">“</w:t>
-      </w:r>
-      <w:r>
-        <w:t xml:space="preserve">고작 5~10%라는 의외로 적은 비율</w:t>
-      </w:r>
-      <w:r>
-        <w:t xml:space="preserve">”</w:t>
-      </w:r>
-      <w:r>
-        <w:t xml:space="preserve">이므로, 그만큼을 ’오더 미정’의 예측 틀로 일정·부하계획에 미리 끼워 두고 실제 수주가 오면 충당하며 계획을 수정한다. 그리고 조직적으로는 특별처리반을 둔다.</w:t>
-      </w:r>
-    </w:p>
-    <w:p>
-      <w:pPr>
-        <w:pStyle w:val="BlockText"/>
-      </w:pPr>
-      <w:r>
-        <w:t xml:space="preserve">특급·끼어들기 전문 특별처리반을 편성해 두고 처리하는 방법을 권장한다. 불과 수 %의 끼어들기로 전 공장이 대혼란하는 피해를 방지할 수 있다면 조금의 로스는 싼 것이다. 특별처리반의 멤버는 최우수의 베테랑 다능공으로 한다. 준비 절차부터 부품 가공에서 조립까지 일관 청부로 한다. 기계설비의 사용도 우선권을 준다. 이렇게 해서 살짝 흘리면 통상 생산 기간의 10분의 1 이하의 단기간으로 납품할 수 있다. — 생산관리 고전</w:t>
-      </w:r>
-    </w:p>
-    <w:p>
-      <w:pPr>
-        <w:pStyle w:val="FirstParagraph"/>
-      </w:pPr>
-      <w:r>
         <w:t xml:space="preserve">전체의 리듬을 지키기 위해 예외를 전담하는 우회로를 만든다는 이 발상은, 뒤에서 볼 긴급 오더 처리의 조직적 원형이다. 그리고 원전은 이것이 가능한 조건을 잊지 않고 덧붙인다.</w:t>
       </w:r>
       <w:r>
@@ -7743,8 +8348,8 @@
         <w:t xml:space="preserve">여유 없는 시스템은 예외 하나에 무너진다.</w:t>
       </w:r>
     </w:p>
-    <w:bookmarkEnd w:id="91"/>
-    <w:bookmarkStart w:id="92" w:name="odoo와-frepple로의-이식-bommrpmpsaps"/>
+    <w:bookmarkEnd w:id="124"/>
+    <w:bookmarkStart w:id="125" w:name="odoo와-frepple로의-이식-bommrpmpsaps"/>
     <w:p>
       <w:pPr>
         <w:pStyle w:val="Heading2"/>
@@ -8285,8 +8890,8 @@
         <w:t xml:space="preserve">의 시스템화다. 표준화율이 높은 공통 부품·서브유닛에 재주문 규칙(추번적 세계)을, 고객 사양품에 MTO(수주 기반 보충, 제번적 세계)를 적용하고 그 경계를 품목 마스터의 라우트로 명시하는 것은, 원전의 조립=제번, 가공·중간재고=추번 혼합 구조의 직계 후손이다. 다른 하나는 제번의 계승이다. Odoo에서 제조 주문 번호와 로트/시리얼 번호, 그리고 프로젝트별 분석 계정이 제번의 세 기능 — 진척 추적, 이력 추적, 원가 집계 — 을 나누어 맡는다. 원전이 지적한 제번의 경직성(공통부품 유용 곤란, 가제번)은 품목 단위 MRP가 해소하되, 추적과 원가의 끈은 로트와 분석 계정이 이어 주므로, 두 방식의 장점이 한 시스템 안에서 공존한다. 특급품 처리는 긴급 오더의 우선순위 지정과 일정 재계산으로 지원되지만, 나는 컨설팅 현장에서 원전의 특별처리반이라는 조직적 장치를 함께 권한다. 시스템이 일정을 다시 짜 주어도, 준비 절차부터 일관 청부할 베테랑 다능공 팀이 없으면 특급은 여전히 전 공장을 흔든다.</w:t>
       </w:r>
     </w:p>
-    <w:bookmarkEnd w:id="92"/>
-    <w:bookmarkStart w:id="93" w:name="계획-정확도의-데이터-조건-그리고-넥-공정-탐지-예고"/>
+    <w:bookmarkEnd w:id="125"/>
+    <w:bookmarkStart w:id="126" w:name="계획-정확도의-데이터-조건-그리고-넥-공정-탐지-예고"/>
     <w:p>
       <w:pPr>
         <w:pStyle w:val="Heading2"/>
@@ -8402,8 +9007,8 @@
         <w:t xml:space="preserve">을 두려워했다. 오늘의 시스템에서 계획 수정은 수 분 안에 재계산되어 현장의 태블릿까지 전파된다. 그러나 부품표가 틀리고 재고가 맞지 않고 표준시간이 허수라면, 빨라진 것은 오류의 전파 속도뿐이다. 계획의 지능화는 언제나 데이터의 규율 위에서만 성립한다 — 이것이 이 장을 관통하는 단 하나의 결론이다.</w:t>
       </w:r>
     </w:p>
-    <w:bookmarkEnd w:id="93"/>
-    <w:bookmarkStart w:id="94" w:name="핵심-요약-3"/>
+    <w:bookmarkEnd w:id="126"/>
+    <w:bookmarkStart w:id="127" w:name="핵심-요약-3"/>
     <w:p>
       <w:pPr>
         <w:pStyle w:val="Heading2"/>
@@ -8514,8 +9119,8 @@
         <w:t xml:space="preserve">계획 정확도의 데이터 조건은 BOM 정확도, 재고 정확도, 표준시간·기준일정의 실측성, POP 실적의 축적이다. 실행 데이터가 계획을 갱신하는 순환은 5장의 DMAIC 루프로, 구조적 넥 공정의 그래프 탐지는 7장으로 이어진다.</w:t>
       </w:r>
     </w:p>
-    <w:bookmarkEnd w:id="94"/>
-    <w:bookmarkStart w:id="95" w:name="이-장의-참고문헌-3"/>
+    <w:bookmarkEnd w:id="127"/>
+    <w:bookmarkStart w:id="128" w:name="이-장의-참고문헌-3"/>
     <w:p>
       <w:pPr>
         <w:pStyle w:val="Heading2"/>
@@ -8679,9 +9284,9 @@
         <w:t xml:space="preserve">이 책 12장 「제조 관리」, 15장 「확장 부스터」 — Odoo MRP·MPS의 상세와 frePPLe·지식그래프 아키텍처.</w:t>
       </w:r>
     </w:p>
-    <w:bookmarkEnd w:id="95"/>
-    <w:bookmarkEnd w:id="96"/>
-    <w:bookmarkStart w:id="118" w:name="제5장.-dmaic-데이터-루프-수집학습추론의-무한-사이클"/>
+    <w:bookmarkEnd w:id="128"/>
+    <w:bookmarkEnd w:id="129"/>
+    <w:bookmarkStart w:id="160" w:name="제5장.-dmaic-데이터-루프-수집학습추론의-무한-사이클"/>
     <w:p>
       <w:pPr>
         <w:pStyle w:val="Heading1"/>
@@ -8744,7 +9349,7 @@
         <w:t xml:space="preserve">— 를 방법론의 수준으로 구체화하는 것이 이 장의 과제다. 앞의 2장이 데이터의 품질(디지털 3정5S)을, 3장이 데이터의 수집(데이터로 보는 관리)을, 4장이 데이터의 계획 활용(부품전개와 일정계획)을 다뤘다면, 이 장은 그 모든 것을 하나의 회전 운동으로 묶는다. 정의하고(Define), 측정하고(Measure), 분석하고(Analyze), 개선하고(Improve), 관리한다(Control). 그리고 다시 정의한다. 이 회전이 멈추지 않을 때, ERP는 기록 시스템을 넘어 스스로 정확해지는 예측 플랫폼이 된다.</w:t>
       </w:r>
     </w:p>
-    <w:bookmarkStart w:id="100" w:name="개선-사이클의-계보-pdca-qc-스토리-그리고-dmaic"/>
+    <w:bookmarkStart w:id="133" w:name="개선-사이클의-계보-pdca-qc-스토리-그리고-dmaic"/>
     <w:p>
       <w:pPr>
         <w:pStyle w:val="Heading2"/>
@@ -8753,7 +9358,7 @@
         <w:t xml:space="preserve">5.1 개선 사이클의 계보: PDCA, QC 스토리, 그리고 DMAIC</w:t>
       </w:r>
     </w:p>
-    <w:bookmarkStart w:id="97" w:name="슈하트의-원-데밍의-바퀴"/>
+    <w:bookmarkStart w:id="130" w:name="슈하트의-원-데밍의-바퀴"/>
     <w:p>
       <w:pPr>
         <w:pStyle w:val="Heading3"/>
@@ -8809,8 +9414,8 @@
         <w:t xml:space="preserve">주목할 것은 마지막 두 단계다. 표준화(⑨)와 반성·전망(⑩)은 사이클을 닫는 동시에 다음 사이클을 여는 단계다. QC 스토리는 처음부터 일회성 프로젝트가 아니라 나선형 반복으로 설계되어 있었다. 다만 그 나선을 돌리는 동력이 사람 — QC 서클의 회합, 관리자의 독려, 발표대회의 긴장 — 이었을 뿐이다.</w:t>
       </w:r>
     </w:p>
-    <w:bookmarkEnd w:id="97"/>
-    <w:bookmarkStart w:id="98" w:name="모토로라의-발명-ge의-완성"/>
+    <w:bookmarkEnd w:id="130"/>
+    <w:bookmarkStart w:id="131" w:name="모토로라의-발명-ge의-완성"/>
     <w:p>
       <w:pPr>
         <w:pStyle w:val="Heading3"/>
@@ -8868,8 +9473,8 @@
         <w:t xml:space="preserve">으로 정의했고(Schroeder, Linderman, Liedtke &amp; Choo, 2008), 데 마스트와 로커볼은 DMAIC를 문제해결 이론의 관점에서 분석해 ’탐색적 가설 생성과 확증적 가설 검정의 교대’라는 구조를 밝혀냈다(De Mast &amp; Lokkerbol, 2012). 요컨대 DMAIC는 PDCA·QC 스토리와 다른 종(種)이 아니다. 같은 회전 운동에 통계적 엄밀성 — 측정 시스템의 검증, 가설의 통계적 검정, 관리도에 의한 유지 — 을 장착한 것이다. 그리고 바로 그 통계적 엄밀성 때문에, DMAIC는 세 계보 중에서 기계가 이어받기에 가장 적합한 사이클이다. 각 단계의 입력과 출력이 데이터로 정의되어 있기 때문이다.</w:t>
       </w:r>
     </w:p>
-    <w:bookmarkEnd w:id="98"/>
-    <w:bookmarkStart w:id="99" w:name="다섯-단계를-데이터-방법론으로-다시-쓰기"/>
+    <w:bookmarkEnd w:id="131"/>
+    <w:bookmarkStart w:id="132" w:name="다섯-단계를-데이터-방법론으로-다시-쓰기"/>
     <w:p>
       <w:pPr>
         <w:pStyle w:val="Heading3"/>
@@ -9203,9 +9808,9 @@
         </w:tc>
       </w:tr>
     </w:tbl>
-    <w:bookmarkEnd w:id="99"/>
-    <w:bookmarkEnd w:id="100"/>
-    <w:bookmarkStart w:id="102" w:name="define-경영-질문을-ctq와-kpi로-번역한다"/>
+    <w:bookmarkEnd w:id="132"/>
+    <w:bookmarkEnd w:id="133"/>
+    <w:bookmarkStart w:id="135" w:name="define-경영-질문을-ctq와-kpi로-번역한다"/>
     <w:p>
       <w:pPr>
         <w:pStyle w:val="Heading2"/>
@@ -9214,7 +9819,7 @@
         <w:t xml:space="preserve">5.2 Define — 경영 질문을 CTQ와 KPI로 번역한다</w:t>
       </w:r>
     </w:p>
-    <w:bookmarkStart w:id="101" w:name="문제는-발견되는-것이-아니라-정의되는-것이다"/>
+    <w:bookmarkStart w:id="134" w:name="문제는-발견되는-것이-아니라-정의되는-것이다"/>
     <w:p>
       <w:pPr>
         <w:pStyle w:val="Heading3"/>
@@ -9358,9 +9963,9 @@
         <w:t xml:space="preserve">Define의 산출물은 세 가지다. 첫째, 문제 정의문 — 무엇이(CTQ), 어디서, 언제부터, 얼마나(현재 수준과 목표 수준). 둘째, 범위 — 이번 회전에서 다루는 공정·품목·기간의 경계. 셋째, 판정 기준 — 개선이 성공했다고 판정할 통계적 기준. 이 세 가지가 데이터로 기술될 수 있다는 것, 그것이 Define을 자동화 가능한 단계로 만든다.</w:t>
       </w:r>
     </w:p>
-    <w:bookmarkEnd w:id="101"/>
-    <w:bookmarkEnd w:id="102"/>
-    <w:bookmarkStart w:id="105" w:name="measure-3원천-수집과-측정-시스템의-신뢰성"/>
+    <w:bookmarkEnd w:id="134"/>
+    <w:bookmarkEnd w:id="135"/>
+    <w:bookmarkStart w:id="138" w:name="measure-3원천-수집과-측정-시스템의-신뢰성"/>
     <w:p>
       <w:pPr>
         <w:pStyle w:val="Heading2"/>
@@ -9369,7 +9974,7 @@
         <w:t xml:space="preserve">5.3 Measure — 3원천 수집과 측정 시스템의 신뢰성</w:t>
       </w:r>
     </w:p>
-    <w:bookmarkStart w:id="103" w:name="세-개의-원천-트랜잭션-현장-암묵지"/>
+    <w:bookmarkStart w:id="136" w:name="세-개의-원천-트랜잭션-현장-암묵지"/>
     <w:p>
       <w:pPr>
         <w:pStyle w:val="Heading3"/>
@@ -9419,8 +10024,8 @@
         <w:t xml:space="preserve">는 베테랑의 경험칙 속에만 있다.</w:t>
       </w:r>
     </w:p>
-    <w:bookmarkEnd w:id="103"/>
-    <w:bookmarkStart w:id="104" w:name="측정-시스템-분석-자를-먼저-검사하라"/>
+    <w:bookmarkEnd w:id="136"/>
+    <w:bookmarkStart w:id="137" w:name="측정-시스템-분석-자를-먼저-검사하라"/>
     <w:p>
       <w:pPr>
         <w:pStyle w:val="Heading3"/>
@@ -9475,9 +10080,9 @@
         <w:t xml:space="preserve">의 두 질문에 상시적으로 답하는 체계이며, 후자를 생략한 AI는 흔들리는 자로 잰 데이터를 학습한 모델 — 정밀하게 틀리는 모델 — 을 낳는다.</w:t>
       </w:r>
     </w:p>
-    <w:bookmarkEnd w:id="104"/>
-    <w:bookmarkEnd w:id="105"/>
-    <w:bookmarkStart w:id="107" w:name="analyze-통계에서-그래프까지-원인을-추론한다"/>
+    <w:bookmarkEnd w:id="137"/>
+    <w:bookmarkEnd w:id="138"/>
+    <w:bookmarkStart w:id="140" w:name="analyze-통계에서-그래프까지-원인을-추론한다"/>
     <w:p>
       <w:pPr>
         <w:pStyle w:val="Heading2"/>
@@ -9486,7 +10091,7 @@
         <w:t xml:space="preserve">5.4 Analyze — 통계에서 그래프까지, 원인을 추론한다</w:t>
       </w:r>
     </w:p>
-    <w:bookmarkStart w:id="106" w:name="가설-생성과-가설-검정의-교대"/>
+    <w:bookmarkStart w:id="139" w:name="가설-생성과-가설-검정의-교대"/>
     <w:p>
       <w:pPr>
         <w:pStyle w:val="Heading3"/>
@@ -9552,9 +10157,9 @@
         <w:t xml:space="preserve">한 가지 원칙을 분석 단계에 새겨 둔다. 상관은 원인이 아니다. ML이 찾아낸 패턴은 ’함께 움직인다’는 사실이지 ’움직이게 한다’는 사실이 아니며, 개입의 근거가 되려면 도메인 지식에 의한 인과 서사와, 가능하다면 실험적 확인 — 파일럿 적용, A/B 비교 — 이 필요하다. 자동화된 분석일수록 이 원칙은 안전장치(5.8절)로서 시스템에 내장되어야 한다.</w:t>
       </w:r>
     </w:p>
-    <w:bookmarkEnd w:id="106"/>
-    <w:bookmarkEnd w:id="107"/>
-    <w:bookmarkStart w:id="108" w:name="improve-예측과-what-if로-개선안을-만든다"/>
+    <w:bookmarkEnd w:id="139"/>
+    <w:bookmarkEnd w:id="140"/>
+    <w:bookmarkStart w:id="141" w:name="improve-예측과-what-if로-개선안을-만든다"/>
     <w:p>
       <w:pPr>
         <w:pStyle w:val="Heading2"/>
@@ -9579,8 +10184,8 @@
         <w:t xml:space="preserve">LLM은 이 단계에서 개선안 생성기의 역할을 맡는다. 분석 단계가 확정한 원인 구조와, 회사의 제약 조건 — 설비, 인력, 예산, 납기 정책 — 을 컨텍스트로 받아, 실행 가능한 대책 후보의 목록을 초안한다. 여기에는 회사 안의 선례(과거 유사 문제의 개선 이력)와 회사 밖의 일반 지식(업계의 통상적 대책)이 함께 동원된다. 중요한 것은 역할의 경계다. LLM은 후보를 넓히고 서사를 만들며, 시뮬레이션은 후보를 정량 평가하고, 선택은 — 다음 절과 5.8절에서 논하듯 — 사람의 승인을 거친다. 생성은 기계가, 검증은 모델이, 결정은 사람이 한다는 이 삼분법이 Improve 단계의 안전 설계다.</w:t>
       </w:r>
     </w:p>
-    <w:bookmarkEnd w:id="108"/>
-    <w:bookmarkStart w:id="110" w:name="control-표준화하고-환류하고-감시한다"/>
+    <w:bookmarkEnd w:id="141"/>
+    <w:bookmarkStart w:id="143" w:name="control-표준화하고-환류하고-감시한다"/>
     <w:p>
       <w:pPr>
         <w:pStyle w:val="Heading2"/>
@@ -9589,7 +10194,7 @@
         <w:t xml:space="preserve">5.6 Control — 표준화하고, 환류하고, 감시한다</w:t>
       </w:r>
     </w:p>
-    <w:bookmarkStart w:id="109" w:name="개선의-결과는-시스템의-상태로-저장되어야-한다"/>
+    <w:bookmarkStart w:id="142" w:name="개선의-결과는-시스템의-상태로-저장되어야-한다"/>
     <w:p>
       <w:pPr>
         <w:pStyle w:val="Heading3"/>
@@ -9614,9 +10219,9 @@
         <w:t xml:space="preserve">두 번째 요소는 상시 감시다. 슈하트 관리도의 본령은 개선 프로젝트의 도구가 아니라 유지의 도구다. 공정이 우연 원인만으로 움직이는 관리 상태에 있는지, 이상 원인이 개입했는지를 통계적 한계선으로 상시 판별하는 것이다(Shewhart, 1939; Montgomery, 2020). 전통적 현장에서 관리도의 약점은 사람이 그것을 계속 봐야 한다는 데 있었다. 데이터 루프에서는 CTQ마다 관리도가 자동으로 갱신되고, 이상 신호 — 한계선 이탈, 연속 상승, 주기성 — 가 감지되면 그것이 새로운 Define의 입력이 된다. 즉 Control은 사이클의 끝이 아니라 다음 사이클의 센서다. 개선으로 낮아진 새 수준이 새 기준선이 되고, 그 기준선으로부터의 이탈이 다음 회전을 점화한다. 여기서 사이클은 닫힌 원이 아니라 나선이 된다.</w:t>
       </w:r>
     </w:p>
-    <w:bookmarkEnd w:id="109"/>
-    <w:bookmarkEnd w:id="110"/>
-    <w:bookmarkStart w:id="113" w:name="llm-무한-루프-분기의-사이클에서-상시의-사이클로"/>
+    <w:bookmarkEnd w:id="142"/>
+    <w:bookmarkEnd w:id="143"/>
+    <w:bookmarkStart w:id="152" w:name="llm-무한-루프-분기의-사이클에서-상시의-사이클로"/>
     <w:p>
       <w:pPr>
         <w:pStyle w:val="Heading2"/>
@@ -9625,7 +10230,117 @@
         <w:t xml:space="preserve">5.7 LLM 무한 루프: 분기의 사이클에서 상시의 사이클로</w:t>
       </w:r>
     </w:p>
-    <w:bookmarkStart w:id="111" w:name="왜-사람의-dmaic는-분기-단위인가"/>
+    <w:p>
+      <w:pPr>
+        <w:pStyle w:val="CaptionedFigure"/>
+      </w:pPr>
+      <w:r>
+        <w:drawing>
+          <wp:inline>
+            <wp:extent cx="4206240" cy="2804160"/>
+            <wp:effectExtent b="0" l="0" r="0" t="0"/>
+            <wp:docPr descr="그림 5-1. LLM 무한 루프 상세 아키텍처 — 다섯 단계를 잇는 도구들" title="" id="145" name="Picture"/>
+            <a:graphic>
+              <a:graphicData uri="http://schemas.openxmlformats.org/drawingml/2006/picture">
+                <pic:pic>
+                  <pic:nvPicPr>
+                    <pic:cNvPr descr="figures/fig_51_llm_loop_detail.png" id="146" name="Picture"/>
+                    <pic:cNvPicPr>
+                      <a:picLocks noChangeArrowheads="1" noChangeAspect="1"/>
+                    </pic:cNvPicPr>
+                  </pic:nvPicPr>
+                  <pic:blipFill>
+                    <a:blip r:embed="rId144"/>
+                    <a:stretch>
+                      <a:fillRect/>
+                    </a:stretch>
+                  </pic:blipFill>
+                  <pic:spPr bwMode="auto">
+                    <a:xfrm>
+                      <a:off x="0" y="0"/>
+                      <a:ext cx="4206240" cy="2804160"/>
+                    </a:xfrm>
+                    <a:prstGeom prst="rect">
+                      <a:avLst/>
+                    </a:prstGeom>
+                    <a:noFill/>
+                    <a:ln w="9525">
+                      <a:noFill/>
+                      <a:headEnd/>
+                      <a:tailEnd/>
+                    </a:ln>
+                  </pic:spPr>
+                </pic:pic>
+              </a:graphicData>
+            </a:graphic>
+          </wp:inline>
+        </w:drawing>
+      </w:r>
+    </w:p>
+    <w:p>
+      <w:pPr>
+        <w:pStyle w:val="ImageCaption"/>
+      </w:pPr>
+      <w:r>
+        <w:t xml:space="preserve">그림 5-1. LLM 무한 루프 상세 아키텍처 — 다섯 단계를 잇는 도구들</w:t>
+      </w:r>
+    </w:p>
+    <w:p>
+      <w:pPr>
+        <w:pStyle w:val="CaptionedFigure"/>
+      </w:pPr>
+      <w:r>
+        <w:drawing>
+          <wp:inline>
+            <wp:extent cx="4206240" cy="2523743"/>
+            <wp:effectExtent b="0" l="0" r="0" t="0"/>
+            <wp:docPr descr="그림 5-2. 루프 학습 곡선 — 회전할수록 예측 오차가 줄어든다" title="" id="148" name="Picture"/>
+            <a:graphic>
+              <a:graphicData uri="http://schemas.openxmlformats.org/drawingml/2006/picture">
+                <pic:pic>
+                  <pic:nvPicPr>
+                    <pic:cNvPr descr="figures/fig_52_learning_curve.png" id="149" name="Picture"/>
+                    <pic:cNvPicPr>
+                      <a:picLocks noChangeArrowheads="1" noChangeAspect="1"/>
+                    </pic:cNvPicPr>
+                  </pic:nvPicPr>
+                  <pic:blipFill>
+                    <a:blip r:embed="rId147"/>
+                    <a:stretch>
+                      <a:fillRect/>
+                    </a:stretch>
+                  </pic:blipFill>
+                  <pic:spPr bwMode="auto">
+                    <a:xfrm>
+                      <a:off x="0" y="0"/>
+                      <a:ext cx="4206240" cy="2523743"/>
+                    </a:xfrm>
+                    <a:prstGeom prst="rect">
+                      <a:avLst/>
+                    </a:prstGeom>
+                    <a:noFill/>
+                    <a:ln w="9525">
+                      <a:noFill/>
+                      <a:headEnd/>
+                      <a:tailEnd/>
+                    </a:ln>
+                  </pic:spPr>
+                </pic:pic>
+              </a:graphicData>
+            </a:graphic>
+          </wp:inline>
+        </w:drawing>
+      </w:r>
+    </w:p>
+    <w:p>
+      <w:pPr>
+        <w:pStyle w:val="ImageCaption"/>
+      </w:pPr>
+      <w:r>
+        <w:t xml:space="preserve">그림 5-2. 루프 학습 곡선 — 회전할수록 예측 오차가 줄어든다</w:t>
+      </w:r>
+    </w:p>
+    <w:bookmarkStart w:id="150" w:name="왜-사람의-dmaic는-분기-단위인가"/>
     <w:p>
       <w:pPr>
         <w:pStyle w:val="Heading3"/>
@@ -9823,8 +10538,8 @@
         <w:t xml:space="preserve">     └──────┴──── 결과 관측 → 예측 오차·개입 기록이 다음 회전의 학습 데이터 ────┘</w:t>
       </w:r>
     </w:p>
-    <w:bookmarkEnd w:id="111"/>
-    <w:bookmarkStart w:id="112" w:name="루프-1회전마다-예측은-정확해진다"/>
+    <w:bookmarkEnd w:id="150"/>
+    <w:bookmarkStart w:id="151" w:name="루프-1회전마다-예측은-정확해진다"/>
     <w:p>
       <w:pPr>
         <w:pStyle w:val="Heading3"/>
@@ -9873,9 +10588,9 @@
         <w:t xml:space="preserve">물론 이 논리에는 전제가 있다. 쌓이는 데이터의 품질이 유지되어야 하고(2장의 3정5S가 무너지면 루프는 오차를 학습한다), 환경이 급변하면 과거의 학습이 오히려 부채가 될 수 있으며(학습 분포 밖의 상황), 루프가 스스로 만든 개입의 효과와 외부 요인의 효과를 혼동하지 않도록 통계적 규율이 필요하다. 무한 루프는 자동 지혜 기계가 아니다. 프리케의 경고 — 데이터에서 지혜로의 자동 증류는 없다(Frické, 2009) — 는 루프의 시대에도 유효하며, 그래서 다음 절의 안전장치가 방법론의 일부다.</w:t>
       </w:r>
     </w:p>
-    <w:bookmarkEnd w:id="112"/>
-    <w:bookmarkEnd w:id="113"/>
-    <w:bookmarkStart w:id="114" w:name="루프의-안전장치-승인-게이트-검정-폭주-방지"/>
+    <w:bookmarkEnd w:id="151"/>
+    <w:bookmarkEnd w:id="152"/>
+    <w:bookmarkStart w:id="156" w:name="루프의-안전장치-승인-게이트-검정-폭주-방지"/>
     <w:p>
       <w:pPr>
         <w:pStyle w:val="Heading2"/>
@@ -9886,7 +10601,62 @@
     </w:p>
     <w:p>
       <w:pPr>
-        <w:pStyle w:val="FirstParagraph"/>
+        <w:pStyle w:val="CaptionedFigure"/>
+      </w:pPr>
+      <w:r>
+        <w:drawing>
+          <wp:inline>
+            <wp:extent cx="4206240" cy="2103120"/>
+            <wp:effectExtent b="0" l="0" r="0" t="0"/>
+            <wp:docPr descr="그림 5-3. 루프의 3중 안전장치 — 검정·승인 게이트·감사 로그" title="" id="154" name="Picture"/>
+            <a:graphic>
+              <a:graphicData uri="http://schemas.openxmlformats.org/drawingml/2006/picture">
+                <pic:pic>
+                  <pic:nvPicPr>
+                    <pic:cNvPr descr="figures/fig_53_safeguards.png" id="155" name="Picture"/>
+                    <pic:cNvPicPr>
+                      <a:picLocks noChangeArrowheads="1" noChangeAspect="1"/>
+                    </pic:cNvPicPr>
+                  </pic:nvPicPr>
+                  <pic:blipFill>
+                    <a:blip r:embed="rId153"/>
+                    <a:stretch>
+                      <a:fillRect/>
+                    </a:stretch>
+                  </pic:blipFill>
+                  <pic:spPr bwMode="auto">
+                    <a:xfrm>
+                      <a:off x="0" y="0"/>
+                      <a:ext cx="4206240" cy="2103120"/>
+                    </a:xfrm>
+                    <a:prstGeom prst="rect">
+                      <a:avLst/>
+                    </a:prstGeom>
+                    <a:noFill/>
+                    <a:ln w="9525">
+                      <a:noFill/>
+                      <a:headEnd/>
+                      <a:tailEnd/>
+                    </a:ln>
+                  </pic:spPr>
+                </pic:pic>
+              </a:graphicData>
+            </a:graphic>
+          </wp:inline>
+        </w:drawing>
+      </w:r>
+    </w:p>
+    <w:p>
+      <w:pPr>
+        <w:pStyle w:val="ImageCaption"/>
+      </w:pPr>
+      <w:r>
+        <w:t xml:space="preserve">그림 5-3. 루프의 3중 안전장치 — 검정·승인 게이트·감사 로그</w:t>
+      </w:r>
+    </w:p>
+    <w:p>
+      <w:pPr>
+        <w:pStyle w:val="BodyText"/>
       </w:pPr>
       <w:r>
         <w:t xml:space="preserve">첫 번째 안전장치는 Human-in-the-Loop 승인 게이트다. 루프의 Improve와 Control 사이에는 반드시 사람의 관문이 선다. 발주, 일정 확정, 마스터 개정, 고객 커뮤니케이션처럼 되돌리기 어려운 행동은 AI가 제안하고 사람이 승인·수정·반려한다. 관문의 폭은 고정이 아니다. 특정 유형의 제안에서 수정 없는 승인율이 충분히 높아지고 결과가 검증되면 그 유형에 한해 사후 보고형 자동 실행으로 전환하고, 성과가 흔들리면 관문을 다시 세운다. 자동화의 범위는 이념이 아니라 축적된 성적표가 결정한다.</w:t>
@@ -9953,8 +10723,8 @@
         <w:t xml:space="preserve">가, 데이터 루프에서는 감사 로그의 회고 분석으로 계승되는 것이다.</w:t>
       </w:r>
     </w:p>
-    <w:bookmarkEnd w:id="114"/>
-    <w:bookmarkStart w:id="115" w:name="사례-시나리오-납기지연-문제-2주의-기록"/>
+    <w:bookmarkEnd w:id="156"/>
+    <w:bookmarkStart w:id="157" w:name="사례-시나리오-납기지연-문제-2주의-기록"/>
     <w:p>
       <w:pPr>
         <w:pStyle w:val="Heading2"/>
@@ -10195,8 +10965,8 @@
         <w:t xml:space="preserve">는 명제의 실체다. 그리고 이 루프가 다루는 문제 가운데 가장 크고 구조적인 것 — 공정편성 그 자체의 재구축 — 이 남아 있다. 그것이 1부의 마지막 장, 7장의 주제다. 그 전에 6장에서는 이 모든 방법론을 실제 프로젝트로 실행하는 컨설팅 5단계 로드맵을 다룬다.</w:t>
       </w:r>
     </w:p>
-    <w:bookmarkEnd w:id="115"/>
-    <w:bookmarkStart w:id="116" w:name="핵심-요약-4"/>
+    <w:bookmarkEnd w:id="157"/>
+    <w:bookmarkStart w:id="158" w:name="핵심-요약-4"/>
     <w:p>
       <w:pPr>
         <w:pStyle w:val="Heading2"/>
@@ -10289,8 +11059,8 @@
         <w:t xml:space="preserve">루프의 안전장치는 Human-in-the-Loop 승인 게이트, 단계 전환의 형식 요건으로서의 통계적 검정, 회전·변경 한도와 서킷 브레이커, 그리고 모든 회전의 감사 로그다. 로그 없는 루프는 반성할 수 없고, 반성하지 못하는 루프는 개선되지 않는다.</w:t>
       </w:r>
     </w:p>
-    <w:bookmarkEnd w:id="116"/>
-    <w:bookmarkStart w:id="117" w:name="이-장의-참고문헌-4"/>
+    <w:bookmarkEnd w:id="158"/>
+    <w:bookmarkStart w:id="159" w:name="이-장의-참고문헌-4"/>
     <w:p>
       <w:pPr>
         <w:pStyle w:val="Heading2"/>
@@ -10667,9 +11437,9 @@
         <w:t xml:space="preserve">일본 생산관리 고전. 『다품종소량·수주생산의 생산관리』 (본서 연구자료).</w:t>
       </w:r>
     </w:p>
-    <w:bookmarkEnd w:id="117"/>
-    <w:bookmarkEnd w:id="118"/>
-    <w:bookmarkStart w:id="166" w:name="제6장.-ax-컨설팅-5단계-로드맵-진단에서-환류까지"/>
+    <w:bookmarkEnd w:id="159"/>
+    <w:bookmarkEnd w:id="160"/>
+    <w:bookmarkStart w:id="214" w:name="제6장.-ax-컨설팅-5단계-로드맵-진단에서-환류까지"/>
     <w:p>
       <w:pPr>
         <w:pStyle w:val="Heading1"/>
@@ -10732,7 +11502,7 @@
         <w:t xml:space="preserve">앞의 다섯 개 장에서 우리는 지능형 ERP의 철학(1장), 데이터 품질의 원점인 디지털 3정5S(2장), 데이터로 보는 관리(3장), 부품전개와 일정계획(4장), DMAIC 데이터 루프(5장)를 다루었다. 이 장은 그 모든 것을 실행 순서 위에 배열한다. 이 장의 야심은 분명하다. AX(AI 전환) 컨설턴트가 이 장 하나만으로 컨설팅 제안서와 프로젝트 계획서를 쓸 수 있어야 하고, 기업의 실무 책임자가 이 장 하나만으로 외부 컨설턴트의 제안을 검증할 수 있어야 한다는 것이다. 이를 위해 먼저 AX 프로젝트가 통상의 IT 프로젝트와 어떻게 다르며 왜 어려운지를 정면으로 다루고(6.1), 어려움을 돌파하는 설계 원리로 목표지향 역방향 설계를 제시한 뒤(6.2), 진단–기반–적재–지능화–환류의 5단계 로드맵을 단계별로 목적·실행 항목·현장 활동·산출물·성공 판정·기간과 체제의 여섯 관점에서 상술한다(6.3~6.8). 이어 성패를 실제로 가르는 거버넌스와 변화관리(6.9), 실패 요인 10항(6.10), 초소형 기업을 위한 3주 경량 모델(6.11), 그리고 컨설팅 제안서 목차 템플릿(6.12)으로 마무리한다.</w:t>
       </w:r>
     </w:p>
-    <w:bookmarkStart w:id="119" w:name="왜-ax-프로젝트는-어려운가"/>
+    <w:bookmarkStart w:id="161" w:name="왜-ax-프로젝트는-어려운가"/>
     <w:p>
       <w:pPr>
         <w:pStyle w:val="Heading2"/>
@@ -10788,187 +11558,14 @@
         <w:t xml:space="preserve">덧붙여, AX 프로젝트는 ERP 프로젝트의 어려움을 상속한다. Davenport(1998)가 지적했듯 전사 시스템 도입의 최대 위험은 기술이 아니라 시스템의 논리와 비즈니스의 논리 간 충돌이며, Umble 등(2003)이 정리했듯 많은 ERP 프로젝트가 예산·기간 초과와 목표 미달로 실패한다. AX는 이 위에 데이터 품질, 모델 불확실성, 조직의 AI 수용성이라는 새 변수를 얹는다. 어려움의 목록이 길어진 만큼, 방법론 없이 뛰어드는 것은 무모하다.</w:t>
       </w:r>
     </w:p>
-    <w:bookmarkEnd w:id="119"/>
-    <w:bookmarkStart w:id="120" w:name="목표지향-설계-kgi에서-모델까지의-역방향-설계"/>
+    <w:bookmarkEnd w:id="161"/>
+    <w:bookmarkStart w:id="165" w:name="목표지향-설계-kgi에서-모델까지의-역방향-설계"/>
     <w:p>
       <w:pPr>
         <w:pStyle w:val="Heading2"/>
       </w:pPr>
       <w:r>
         <w:t xml:space="preserve">6.2 목표지향 설계: KGI에서 모델까지의 역방향 설계</w:t>
-      </w:r>
-    </w:p>
-    <w:p>
-      <w:pPr>
-        <w:pStyle w:val="FirstParagraph"/>
-      </w:pPr>
-      <w:r>
-        <w:t xml:space="preserve">이 방법론의 기둥은 소프트웨어 공학의 고전인 GQM(Goal-Question-Metric) 접근법을 경영 시스템에 원용하는 것이다. Basili와 Weiss가 NASA 소프트웨어공학연구소에서 개발한 GQM은, 측정 프로그램을 설계할 때 목표(Goal)를 먼저 개념 수준에서 정의하고, 그 달성 여부를 판별할 질문(Question)을 도출한 뒤, 각 질문에 답하는 데 필요한 지표(Metric)를 정의하는 하향식 3계층 구조다(Basili &amp; Weiss, 1984; Basili, Caldiera &amp; Rombach, 1994). 데이터를 먼저 쌓아 놓고 쓸모를 찾는 상향식 접근이 실패한다는 통찰은,</w:t>
-      </w:r>
-      <w:r>
-        <w:t xml:space="preserve"> </w:t>
-      </w:r>
-      <w:r>
-        <w:t xml:space="preserve">“</w:t>
-      </w:r>
-      <w:r>
-        <w:t xml:space="preserve">일단 AI를 도입하고 활용처를 찾자</w:t>
-      </w:r>
-      <w:r>
-        <w:t xml:space="preserve">”</w:t>
-      </w:r>
-      <w:r>
-        <w:t xml:space="preserve">는 오늘날의 AX 접근이 왜 실패하는지를 40년 전에 예언한 셈이다.</w:t>
-      </w:r>
-    </w:p>
-    <w:p>
-      <w:pPr>
-        <w:pStyle w:val="BodyText"/>
-      </w:pPr>
-      <w:r>
-        <w:t xml:space="preserve">이를 AX 프로젝트에 옮기면 KGI→KPI→데이터→모델의 역방향 설계가 된다.</w:t>
-      </w:r>
-    </w:p>
-    <w:p>
-      <w:pPr>
-        <w:pStyle w:val="SourceCode"/>
-      </w:pPr>
-      <w:r>
-        <w:rPr>
-          <w:rStyle w:val="VerbatimChar"/>
-        </w:rPr>
-        <w:t xml:space="preserve">[순방향: 실행의 흐름]   데이터 수집 → 모델·그래프 → 지표 산출 → 목표 달성</w:t>
-      </w:r>
-      <w:r>
-        <w:br/>
-      </w:r>
-      <w:r>
-        <w:rPr>
-          <w:rStyle w:val="VerbatimChar"/>
-        </w:rPr>
-        <w:t xml:space="preserve">[역방향: 설계의 흐름]   KGI(경영목표) → 경영 질문 → KPI(판정지표) → 필요 데이터 → 모델·온톨로지</w:t>
-      </w:r>
-    </w:p>
-    <w:p>
-      <w:pPr>
-        <w:pStyle w:val="FirstParagraph"/>
-      </w:pPr>
-      <w:r>
-        <w:t xml:space="preserve">KGI(Key Goal Indicator)는 경영자가 책임지는 결과 지표로,</w:t>
-      </w:r>
-      <w:r>
-        <w:t xml:space="preserve"> </w:t>
-      </w:r>
-      <w:r>
-        <w:t xml:space="preserve">“</w:t>
-      </w:r>
-      <w:r>
-        <w:t xml:space="preserve">2년 내 영업이익률 3%p 개선</w:t>
-      </w:r>
-      <w:r>
-        <w:t xml:space="preserve">”</w:t>
-      </w:r>
-      <w:r>
-        <w:t xml:space="preserve">,</w:t>
-      </w:r>
-      <w:r>
-        <w:t xml:space="preserve"> </w:t>
-      </w:r>
-      <w:r>
-        <w:t xml:space="preserve">“</w:t>
-      </w:r>
-      <w:r>
-        <w:t xml:space="preserve">납기준수율 95% 달성</w:t>
-      </w:r>
-      <w:r>
-        <w:t xml:space="preserve">”</w:t>
-      </w:r>
-      <w:r>
-        <w:t xml:space="preserve">처럼 금액·비율·기한이 명시되어야 한다. 경영 질문은 KGI를 달성하려면 답해야 하는 질문들 —</w:t>
-      </w:r>
-      <w:r>
-        <w:t xml:space="preserve"> </w:t>
-      </w:r>
-      <w:r>
-        <w:t xml:space="preserve">“</w:t>
-      </w:r>
-      <w:r>
-        <w:t xml:space="preserve">어느 제품·거래처에서 이익이 새는가</w:t>
-      </w:r>
-      <w:r>
-        <w:t xml:space="preserve">”</w:t>
-      </w:r>
-      <w:r>
-        <w:t xml:space="preserve">,</w:t>
-      </w:r>
-      <w:r>
-        <w:t xml:space="preserve"> </w:t>
-      </w:r>
-      <w:r>
-        <w:t xml:space="preserve">“</w:t>
-      </w:r>
-      <w:r>
-        <w:t xml:space="preserve">납기 지연의 주된 원인 공정은 어디인가</w:t>
-      </w:r>
-      <w:r>
-        <w:t xml:space="preserve">”</w:t>
-      </w:r>
-      <w:r>
-        <w:t xml:space="preserve"> </w:t>
-      </w:r>
-      <w:r>
-        <w:t xml:space="preserve">— 이며, 이 질문 목록이 프로젝트의 진짜 요구사항 명세다. 온톨로지 공학의 역량 질문(competency question) 기법(Grüninger &amp; Fox, 1995)과 정확히 같은 역할이고, 실제로 4단계에서 온톨로지 스키마 설계의 입력이 된다. KPI는 각 질문의 답을 정량화하는 지표이고, 데이터는 그 KPI를 산출하는 원천이며, 모델은 언제나 마지막에 선택된다. 단순 집계로 충분한 질문에 예측 모델을 들이대는 것은 설계가 아니라 장식이다.</w:t>
-      </w:r>
-    </w:p>
-    <w:p>
-      <w:pPr>
-        <w:pStyle w:val="BodyText"/>
-      </w:pPr>
-      <w:r>
-        <w:t xml:space="preserve">이 역방향 설계의 실무 효과는 세 가지다. 첫째, 범위가 통제된다. 수집할 데이터와 만들 모델이 질문 목록에서 연역되므로</w:t>
-      </w:r>
-      <w:r>
-        <w:t xml:space="preserve"> </w:t>
-      </w:r>
-      <w:r>
-        <w:t xml:space="preserve">“</w:t>
-      </w:r>
-      <w:r>
-        <w:t xml:space="preserve">이것도 저것도</w:t>
-      </w:r>
-      <w:r>
-        <w:t xml:space="preserve">”</w:t>
-      </w:r>
-      <w:r>
-        <w:t xml:space="preserve">의 범위 폭주가 구조적으로 차단된다. 둘째, 편익이 사전에 정의된다. 6.1절의 편익 증명 문제는 KGI 기준선 대비 개선 폭 측정으로 환원된다. 셋째, 우선순위가 자명해진다. 질문마다</w:t>
-      </w:r>
-      <w:r>
-        <w:t xml:space="preserve"> </w:t>
-      </w:r>
-      <w:r>
-        <w:t xml:space="preserve">‘</w:t>
-      </w:r>
-      <w:r>
-        <w:t xml:space="preserve">답의 가치(개선 여지 금액)’와 ’답의 비용(데이터·모델 난이도)’을 평가하면 착수 순서가 도출된다. 첫 과제는 언제나 가치가 크고 비용이 작은 질문이어야 한다. 컨설턴트에게 이 설계는 제안서의 뼈대이기도 하다. 제안서의 ’기대 효과</w:t>
-      </w:r>
-      <w:r>
-        <w:t xml:space="preserve">’</w:t>
-      </w:r>
-      <w:r>
-        <w:t xml:space="preserve"> </w:t>
-      </w:r>
-      <w:r>
-        <w:t xml:space="preserve">절이 공허한 미사여구가 되지 않으려면, KGI-질문-KPI 트리가 그 자리에 있어야 한다.</w:t>
-      </w:r>
-    </w:p>
-    <w:bookmarkEnd w:id="120"/>
-    <w:bookmarkStart w:id="124" w:name="단계-로드맵-개관"/>
-    <w:p>
-      <w:pPr>
-        <w:pStyle w:val="Heading2"/>
-      </w:pPr>
-      <w:r>
-        <w:t xml:space="preserve">6.3 5단계 로드맵 개관</w:t>
       </w:r>
     </w:p>
     <w:p>
@@ -10978,20 +11575,248 @@
       <w:r>
         <w:drawing>
           <wp:inline>
-            <wp:extent cx="4206240" cy="2355494"/>
+            <wp:extent cx="4206240" cy="2550592"/>
             <wp:effectExtent b="0" l="0" r="0" t="0"/>
-            <wp:docPr descr="그림 6-1. AX 컨설팅 5단계 로드맵 — 단계별 핵심 활동과 산출물" title="" id="122" name="Picture"/>
+            <wp:docPr descr="그림 6-2. KGI→KPI→데이터→모델 역방향 설계 — 기술에서 출발하는 상향식의 반대 방향" title="" id="163" name="Picture"/>
             <a:graphic>
               <a:graphicData uri="http://schemas.openxmlformats.org/drawingml/2006/picture">
                 <pic:pic>
                   <pic:nvPicPr>
-                    <pic:cNvPr descr="figures/fig_61_roadmap.png" id="123" name="Picture"/>
+                    <pic:cNvPr descr="figures/fig_62_reverse_funnel.png" id="164" name="Picture"/>
                     <pic:cNvPicPr>
                       <a:picLocks noChangeArrowheads="1" noChangeAspect="1"/>
                     </pic:cNvPicPr>
                   </pic:nvPicPr>
                   <pic:blipFill>
-                    <a:blip r:embed="rId121"/>
+                    <a:blip r:embed="rId162"/>
+                    <a:stretch>
+                      <a:fillRect/>
+                    </a:stretch>
+                  </pic:blipFill>
+                  <pic:spPr bwMode="auto">
+                    <a:xfrm>
+                      <a:off x="0" y="0"/>
+                      <a:ext cx="4206240" cy="2550592"/>
+                    </a:xfrm>
+                    <a:prstGeom prst="rect">
+                      <a:avLst/>
+                    </a:prstGeom>
+                    <a:noFill/>
+                    <a:ln w="9525">
+                      <a:noFill/>
+                      <a:headEnd/>
+                      <a:tailEnd/>
+                    </a:ln>
+                  </pic:spPr>
+                </pic:pic>
+              </a:graphicData>
+            </a:graphic>
+          </wp:inline>
+        </w:drawing>
+      </w:r>
+    </w:p>
+    <w:p>
+      <w:pPr>
+        <w:pStyle w:val="ImageCaption"/>
+      </w:pPr>
+      <w:r>
+        <w:t xml:space="preserve">그림 6-2. KGI→KPI→데이터→모델 역방향 설계 — 기술에서 출발하는 상향식의 반대 방향</w:t>
+      </w:r>
+    </w:p>
+    <w:p>
+      <w:pPr>
+        <w:pStyle w:val="BodyText"/>
+      </w:pPr>
+      <w:r>
+        <w:t xml:space="preserve">이 방법론의 기둥은 소프트웨어 공학의 고전인 GQM(Goal-Question-Metric) 접근법을 경영 시스템에 원용하는 것이다. Basili와 Weiss가 NASA 소프트웨어공학연구소에서 개발한 GQM은, 측정 프로그램을 설계할 때 목표(Goal)를 먼저 개념 수준에서 정의하고, 그 달성 여부를 판별할 질문(Question)을 도출한 뒤, 각 질문에 답하는 데 필요한 지표(Metric)를 정의하는 하향식 3계층 구조다(Basili &amp; Weiss, 1984; Basili, Caldiera &amp; Rombach, 1994). 데이터를 먼저 쌓아 놓고 쓸모를 찾는 상향식 접근이 실패한다는 통찰은,</w:t>
+      </w:r>
+      <w:r>
+        <w:t xml:space="preserve"> </w:t>
+      </w:r>
+      <w:r>
+        <w:t xml:space="preserve">“</w:t>
+      </w:r>
+      <w:r>
+        <w:t xml:space="preserve">일단 AI를 도입하고 활용처를 찾자</w:t>
+      </w:r>
+      <w:r>
+        <w:t xml:space="preserve">”</w:t>
+      </w:r>
+      <w:r>
+        <w:t xml:space="preserve">는 오늘날의 AX 접근이 왜 실패하는지를 40년 전에 예언한 셈이다.</w:t>
+      </w:r>
+    </w:p>
+    <w:p>
+      <w:pPr>
+        <w:pStyle w:val="BodyText"/>
+      </w:pPr>
+      <w:r>
+        <w:t xml:space="preserve">이를 AX 프로젝트에 옮기면 KGI→KPI→데이터→모델의 역방향 설계가 된다.</w:t>
+      </w:r>
+    </w:p>
+    <w:p>
+      <w:pPr>
+        <w:pStyle w:val="SourceCode"/>
+      </w:pPr>
+      <w:r>
+        <w:rPr>
+          <w:rStyle w:val="VerbatimChar"/>
+        </w:rPr>
+        <w:t xml:space="preserve">[순방향: 실행의 흐름]   데이터 수집 → 모델·그래프 → 지표 산출 → 목표 달성</w:t>
+      </w:r>
+      <w:r>
+        <w:br/>
+      </w:r>
+      <w:r>
+        <w:rPr>
+          <w:rStyle w:val="VerbatimChar"/>
+        </w:rPr>
+        <w:t xml:space="preserve">[역방향: 설계의 흐름]   KGI(경영목표) → 경영 질문 → KPI(판정지표) → 필요 데이터 → 모델·온톨로지</w:t>
+      </w:r>
+    </w:p>
+    <w:p>
+      <w:pPr>
+        <w:pStyle w:val="FirstParagraph"/>
+      </w:pPr>
+      <w:r>
+        <w:t xml:space="preserve">KGI(Key Goal Indicator)는 경영자가 책임지는 결과 지표로,</w:t>
+      </w:r>
+      <w:r>
+        <w:t xml:space="preserve"> </w:t>
+      </w:r>
+      <w:r>
+        <w:t xml:space="preserve">“</w:t>
+      </w:r>
+      <w:r>
+        <w:t xml:space="preserve">2년 내 영업이익률 3%p 개선</w:t>
+      </w:r>
+      <w:r>
+        <w:t xml:space="preserve">”</w:t>
+      </w:r>
+      <w:r>
+        <w:t xml:space="preserve">,</w:t>
+      </w:r>
+      <w:r>
+        <w:t xml:space="preserve"> </w:t>
+      </w:r>
+      <w:r>
+        <w:t xml:space="preserve">“</w:t>
+      </w:r>
+      <w:r>
+        <w:t xml:space="preserve">납기준수율 95% 달성</w:t>
+      </w:r>
+      <w:r>
+        <w:t xml:space="preserve">”</w:t>
+      </w:r>
+      <w:r>
+        <w:t xml:space="preserve">처럼 금액·비율·기한이 명시되어야 한다. 경영 질문은 KGI를 달성하려면 답해야 하는 질문들 —</w:t>
+      </w:r>
+      <w:r>
+        <w:t xml:space="preserve"> </w:t>
+      </w:r>
+      <w:r>
+        <w:t xml:space="preserve">“</w:t>
+      </w:r>
+      <w:r>
+        <w:t xml:space="preserve">어느 제품·거래처에서 이익이 새는가</w:t>
+      </w:r>
+      <w:r>
+        <w:t xml:space="preserve">”</w:t>
+      </w:r>
+      <w:r>
+        <w:t xml:space="preserve">,</w:t>
+      </w:r>
+      <w:r>
+        <w:t xml:space="preserve"> </w:t>
+      </w:r>
+      <w:r>
+        <w:t xml:space="preserve">“</w:t>
+      </w:r>
+      <w:r>
+        <w:t xml:space="preserve">납기 지연의 주된 원인 공정은 어디인가</w:t>
+      </w:r>
+      <w:r>
+        <w:t xml:space="preserve">”</w:t>
+      </w:r>
+      <w:r>
+        <w:t xml:space="preserve"> </w:t>
+      </w:r>
+      <w:r>
+        <w:t xml:space="preserve">— 이며, 이 질문 목록이 프로젝트의 진짜 요구사항 명세다. 온톨로지 공학의 역량 질문(competency question) 기법(Grüninger &amp; Fox, 1995)과 정확히 같은 역할이고, 실제로 4단계에서 온톨로지 스키마 설계의 입력이 된다. KPI는 각 질문의 답을 정량화하는 지표이고, 데이터는 그 KPI를 산출하는 원천이며, 모델은 언제나 마지막에 선택된다. 단순 집계로 충분한 질문에 예측 모델을 들이대는 것은 설계가 아니라 장식이다.</w:t>
+      </w:r>
+    </w:p>
+    <w:p>
+      <w:pPr>
+        <w:pStyle w:val="BodyText"/>
+      </w:pPr>
+      <w:r>
+        <w:t xml:space="preserve">이 역방향 설계의 실무 효과는 세 가지다. 첫째, 범위가 통제된다. 수집할 데이터와 만들 모델이 질문 목록에서 연역되므로</w:t>
+      </w:r>
+      <w:r>
+        <w:t xml:space="preserve"> </w:t>
+      </w:r>
+      <w:r>
+        <w:t xml:space="preserve">“</w:t>
+      </w:r>
+      <w:r>
+        <w:t xml:space="preserve">이것도 저것도</w:t>
+      </w:r>
+      <w:r>
+        <w:t xml:space="preserve">”</w:t>
+      </w:r>
+      <w:r>
+        <w:t xml:space="preserve">의 범위 폭주가 구조적으로 차단된다. 둘째, 편익이 사전에 정의된다. 6.1절의 편익 증명 문제는 KGI 기준선 대비 개선 폭 측정으로 환원된다. 셋째, 우선순위가 자명해진다. 질문마다</w:t>
+      </w:r>
+      <w:r>
+        <w:t xml:space="preserve"> </w:t>
+      </w:r>
+      <w:r>
+        <w:t xml:space="preserve">‘</w:t>
+      </w:r>
+      <w:r>
+        <w:t xml:space="preserve">답의 가치(개선 여지 금액)’와 ’답의 비용(데이터·모델 난이도)’을 평가하면 착수 순서가 도출된다. 첫 과제는 언제나 가치가 크고 비용이 작은 질문이어야 한다. 컨설턴트에게 이 설계는 제안서의 뼈대이기도 하다. 제안서의 ’기대 효과</w:t>
+      </w:r>
+      <w:r>
+        <w:t xml:space="preserve">’</w:t>
+      </w:r>
+      <w:r>
+        <w:t xml:space="preserve"> </w:t>
+      </w:r>
+      <w:r>
+        <w:t xml:space="preserve">절이 공허한 미사여구가 되지 않으려면, KGI-질문-KPI 트리가 그 자리에 있어야 한다.</w:t>
+      </w:r>
+    </w:p>
+    <w:bookmarkEnd w:id="165"/>
+    <w:bookmarkStart w:id="169" w:name="단계-로드맵-개관"/>
+    <w:p>
+      <w:pPr>
+        <w:pStyle w:val="Heading2"/>
+      </w:pPr>
+      <w:r>
+        <w:t xml:space="preserve">6.3 5단계 로드맵 개관</w:t>
+      </w:r>
+    </w:p>
+    <w:p>
+      <w:pPr>
+        <w:pStyle w:val="CaptionedFigure"/>
+      </w:pPr>
+      <w:r>
+        <w:drawing>
+          <wp:inline>
+            <wp:extent cx="4206240" cy="2355494"/>
+            <wp:effectExtent b="0" l="0" r="0" t="0"/>
+            <wp:docPr descr="그림 6-1. AX 컨설팅 5단계 로드맵 — 단계별 핵심 활동과 산출물" title="" id="167" name="Picture"/>
+            <a:graphic>
+              <a:graphicData uri="http://schemas.openxmlformats.org/drawingml/2006/picture">
+                <pic:pic>
+                  <pic:nvPicPr>
+                    <pic:cNvPr descr="figures/fig_61_roadmap.png" id="168" name="Picture"/>
+                    <pic:cNvPicPr>
+                      <a:picLocks noChangeArrowheads="1" noChangeAspect="1"/>
+                    </pic:cNvPicPr>
+                  </pic:nvPicPr>
+                  <pic:blipFill>
+                    <a:blip r:embed="rId166"/>
                     <a:stretch>
                       <a:fillRect/>
                     </a:stretch>
@@ -11432,8 +12257,8 @@
         <w:t xml:space="preserve">전체 기간은 표준 시나리오에서 약 9~15개월이다. 단, 단계는 폭포수가 아니다. 3단계 적재와 4단계 지능화는 첫 질문에 대해 얇게 완주한 뒤 다음 질문으로 넓혀 가는 나선형 반복이 바람직하며, 경영자가 AI의 판단을 처음 현장에서 목격하는 ’첫 환류’까지의 시간을 6개월 이내로 당기는 것이, 길고 조용한 구축 끝의 거대한 공개보다 언제나 낫다. 이제 각 단계를 컨설턴트의 실행 매뉴얼 수준으로 내려가 보자.</w:t>
       </w:r>
     </w:p>
-    <w:bookmarkEnd w:id="124"/>
-    <w:bookmarkStart w:id="131" w:name="단계-진단-경영-질문데이터-성숙도현장-5s의-3중-진단"/>
+    <w:bookmarkEnd w:id="169"/>
+    <w:bookmarkStart w:id="176" w:name="단계-진단-경영-질문데이터-성숙도현장-5s의-3중-진단"/>
     <w:p>
       <w:pPr>
         <w:pStyle w:val="Heading2"/>
@@ -11442,7 +12267,7 @@
         <w:t xml:space="preserve">6.4 1단계 진단: 경영 질문·데이터 성숙도·현장 5S의 3중 진단</w:t>
       </w:r>
     </w:p>
-    <w:bookmarkStart w:id="125" w:name="목적"/>
+    <w:bookmarkStart w:id="170" w:name="목적"/>
     <w:p>
       <w:pPr>
         <w:pStyle w:val="Heading3"/>
@@ -11459,8 +12284,8 @@
         <w:t xml:space="preserve">진단 단계의 목적은 세 가지 물음에 답하는 것이다. 이 회사는 무엇을 알고 싶은가(경영 질문), 그 답을 만들 데이터는 어디에 어떤 상태로 있는가(데이터 성숙도), 그리고 그 데이터가 태어나는 현장은 관리되고 있는가(현장 5S). 셋째 물음이 이 방법론의 고유한 축이다. 데이터는 현장의 그림자다. 창고가 혼돈이면 재고 데이터도 혼돈이고, 공정이 보이지 않으면 실적 데이터도 보이지 않는다. 그래서 진단은 회의실 인터뷰만으로 끝나지 않고 반드시 공장 바닥을 걷는다.</w:t>
       </w:r>
     </w:p>
-    <w:bookmarkEnd w:id="125"/>
-    <w:bookmarkStart w:id="126" w:name="컨설턴트의-실행-항목"/>
+    <w:bookmarkEnd w:id="170"/>
+    <w:bookmarkStart w:id="171" w:name="컨설턴트의-실행-항목"/>
     <w:p>
       <w:pPr>
         <w:pStyle w:val="Heading3"/>
@@ -11636,8 +12461,8 @@
         <w:t xml:space="preserve">프로젝트 헌장 작성과 경영자 서명: 범위·단계·기간·역할·판정 기준을 한 문서로 묶는다.</w:t>
       </w:r>
     </w:p>
-    <w:bookmarkEnd w:id="126"/>
-    <w:bookmarkStart w:id="127" w:name="현장-활동-물리-5s와-눈으로-보는-관리의-진단"/>
+    <w:bookmarkEnd w:id="171"/>
+    <w:bookmarkStart w:id="172" w:name="현장-활동-물리-5s와-눈으로-보는-관리의-진단"/>
     <w:p>
       <w:pPr>
         <w:pStyle w:val="Heading3"/>
@@ -11750,8 +12575,8 @@
         <w:t xml:space="preserve">를 그 자리에서 명언하는 방식이다. 소요 시간 2시간 남짓의 이 형식을 프로젝트 착수 주간에 컨설턴트 입회로 1회 실시하면, 진단 데이터와 함께 더 중요한 것 — 경영진이 현장 개선에 진심인지, 현장이 그것을 믿는지 — 이 드러난다. 진단 항목은 물리 5S 점검표와 데이터 5S 점검표를 나란히 놓은 매트릭스(2장)로 기록해, 물리적 혼돈과 데이터 혼돈의 상관을 경영자에게 보인다.</w:t>
       </w:r>
     </w:p>
-    <w:bookmarkEnd w:id="127"/>
-    <w:bookmarkStart w:id="128" w:name="산출물"/>
+    <w:bookmarkEnd w:id="172"/>
+    <w:bookmarkStart w:id="173" w:name="산출물"/>
     <w:p>
       <w:pPr>
         <w:pStyle w:val="Heading3"/>
@@ -11768,8 +12593,8 @@
         <w:t xml:space="preserve">①KGI-질문-KPI 트리 ②데이터 성숙도 진단보고서(시스템 인벤토리, 마스터 정합성 수치, 3색 지도 포함) ③현장 5S·눈으로 보는 관리 진단서(사진 대장 포함 — 진단 시점의 현장 사진은 훗날 개선 전후 비교의 기준선이 된다) ④프로젝트 헌장(범위·단계·기간·역할·판정 기준·거버넌스).</w:t>
       </w:r>
     </w:p>
-    <w:bookmarkEnd w:id="128"/>
-    <w:bookmarkStart w:id="129" w:name="성공-판정-기준"/>
+    <w:bookmarkEnd w:id="173"/>
+    <w:bookmarkStart w:id="174" w:name="성공-판정-기준"/>
     <w:p>
       <w:pPr>
         <w:pStyle w:val="Heading3"/>
@@ -11786,8 +12611,8 @@
         <w:t xml:space="preserve">경영자가 질문 목록과 KGI 기준선에 서명했는가 — 이 하나다. 서명은 형식이 아니다. 6.9절에서 보듯 경영자 스폰서십은 ERP 계열 프로젝트의 제1 성공요인이며, 서명하지 않는 경영자의 프로젝트는 시작하지 않는 것이 낫다. 나는 서명을 미루는 경영자를 만나면 제안을 철회한다. 30년간 이 원칙으로 잃은 계약보다 지킨 신뢰가 크다.</w:t>
       </w:r>
     </w:p>
-    <w:bookmarkEnd w:id="129"/>
-    <w:bookmarkStart w:id="130" w:name="기간체제"/>
+    <w:bookmarkEnd w:id="174"/>
+    <w:bookmarkStart w:id="175" w:name="기간체제"/>
     <w:p>
       <w:pPr>
         <w:pStyle w:val="Heading3"/>
@@ -11941,9 +12766,9 @@
         </w:tc>
       </w:tr>
     </w:tbl>
-    <w:bookmarkEnd w:id="130"/>
-    <w:bookmarkEnd w:id="131"/>
-    <w:bookmarkStart w:id="138" w:name="단계-기반-단일-플랫폼과-코드체계-디지털-정돈"/>
+    <w:bookmarkEnd w:id="175"/>
+    <w:bookmarkEnd w:id="176"/>
+    <w:bookmarkStart w:id="183" w:name="단계-기반-단일-플랫폼과-코드체계-디지털-정돈"/>
     <w:p>
       <w:pPr>
         <w:pStyle w:val="Heading2"/>
@@ -11952,7 +12777,7 @@
         <w:t xml:space="preserve">6.5 2단계 기반: 단일 플랫폼과 코드체계 — 디지털 정돈</w:t>
       </w:r>
     </w:p>
-    <w:bookmarkStart w:id="132" w:name="목적-1"/>
+    <w:bookmarkStart w:id="177" w:name="목적-1"/>
     <w:p>
       <w:pPr>
         <w:pStyle w:val="Heading3"/>
@@ -11987,8 +12812,8 @@
         <w:t xml:space="preserve">— 모든 데이터에 정위치(번지)를 부여하는 작업 — 이며, 자재 창고의 선반에 번지와 품목명을 명시하던 원전의 정돈 순서를 데이터 세계에서 반복하는 것이다.</w:t>
       </w:r>
     </w:p>
-    <w:bookmarkEnd w:id="132"/>
-    <w:bookmarkStart w:id="133" w:name="컨설턴트의-실행-항목-1"/>
+    <w:bookmarkEnd w:id="177"/>
+    <w:bookmarkStart w:id="178" w:name="컨설턴트의-실행-항목-1"/>
     <w:p>
       <w:pPr>
         <w:pStyle w:val="Heading3"/>
@@ -12084,8 +12909,8 @@
         <w:t xml:space="preserve">부서별 챔피언 교육: 챔피언이 먼저 손에 익힌 뒤 옆자리로 전파하는 구조를 만든다. Umble 등(2003)은 교육훈련 예산의 과소 책정을 ERP 실패의 상습 원인으로 꼽으며 도입 비용의 10~15%를 교육에 배정할 것을 권고했다.</w:t>
       </w:r>
     </w:p>
-    <w:bookmarkEnd w:id="133"/>
-    <w:bookmarkStart w:id="134" w:name="현장-활동-물리-정돈과-디지털-정돈의-동시-추진"/>
+    <w:bookmarkEnd w:id="178"/>
+    <w:bookmarkStart w:id="179" w:name="현장-활동-물리-정돈과-디지털-정돈의-동시-추진"/>
     <w:p>
       <w:pPr>
         <w:pStyle w:val="Heading3"/>
@@ -12132,8 +12957,8 @@
         <w:t xml:space="preserve">를 연 인쇄업 사장 — 는 이 단계에서 인용할 가치가 있다. 종업원은 항상 사장과 공장장의 본심을 살피고 있으며, 경영자가 코드 판정 회의에 앉아 있는 모습 자체가 가장 강력한 변화관리다.</w:t>
       </w:r>
     </w:p>
-    <w:bookmarkEnd w:id="134"/>
-    <w:bookmarkStart w:id="135" w:name="산출물-1"/>
+    <w:bookmarkEnd w:id="179"/>
+    <w:bookmarkStart w:id="180" w:name="산출물-1"/>
     <w:p>
       <w:pPr>
         <w:pStyle w:val="Heading3"/>
@@ -12150,8 +12975,8 @@
         <w:t xml:space="preserve">①운영 개시된 Odoo 인스턴스 ②코드체계 정의서(신규 코드 승인 절차 포함) ③업무별 표준 절차서(입력 책임자 명시) ④데이터 이관 검증 보고서 ⑤챔피언 교육 이수 기록.</w:t>
       </w:r>
     </w:p>
-    <w:bookmarkEnd w:id="135"/>
-    <w:bookmarkStart w:id="136" w:name="성공-판정-기준-1"/>
+    <w:bookmarkEnd w:id="180"/>
+    <w:bookmarkStart w:id="181" w:name="성공-판정-기준-1"/>
     <w:p>
       <w:pPr>
         <w:pStyle w:val="Heading3"/>
@@ -12168,8 +12993,8 @@
         <w:t xml:space="preserve">①전 부서가 동일한 품목·거래처 코드로 거래를 입력하고 있는가 ②이중 입력(시스템+엑셀 병행)이 제거되었는가 ③월 마감이 시스템 데이터만으로 이루어지는가. 셋째 기준이 특히 중요하다. 마감이 시스템 밖에서 이루어진다는 것은 데이터가 아직 신뢰받지 못한다는 뜻이다.</w:t>
       </w:r>
     </w:p>
-    <w:bookmarkEnd w:id="136"/>
-    <w:bookmarkStart w:id="137" w:name="기간체제-1"/>
+    <w:bookmarkEnd w:id="181"/>
+    <w:bookmarkStart w:id="182" w:name="기간체제-1"/>
     <w:p>
       <w:pPr>
         <w:pStyle w:val="Heading3"/>
@@ -12323,9 +13148,9 @@
         </w:tc>
       </w:tr>
     </w:tbl>
-    <w:bookmarkEnd w:id="137"/>
-    <w:bookmarkEnd w:id="138"/>
-    <w:bookmarkStart w:id="145" w:name="단계-적재-데이터지식암묵지의-축적"/>
+    <w:bookmarkEnd w:id="182"/>
+    <w:bookmarkEnd w:id="183"/>
+    <w:bookmarkStart w:id="190" w:name="단계-적재-데이터지식암묵지의-축적"/>
     <w:p>
       <w:pPr>
         <w:pStyle w:val="Heading2"/>
@@ -12334,7 +13159,7 @@
         <w:t xml:space="preserve">6.6 3단계 적재: 데이터·지식·암묵지의 축적</w:t>
       </w:r>
     </w:p>
-    <w:bookmarkStart w:id="139" w:name="목적-2"/>
+    <w:bookmarkStart w:id="184" w:name="목적-2"/>
     <w:p>
       <w:pPr>
         <w:pStyle w:val="Heading3"/>
@@ -12351,8 +13176,8 @@
         <w:t xml:space="preserve">기반 위에 내용물을 쌓는 단계다. 적재 대상은 세 층 — 트랜잭션 데이터, 지식문서, 그리고 이 방법론의 고유한 층인 암묵지다. 이 단계의 목적은 축적의 양이 아니라 품질과 습관이다. 부정확한 데이터를 시스템에 넣는 순간 사용자는 시스템을 불신하고 병행 장부로 돌아가며(Umble et al., 2003), 한 번 무너진 신뢰는 기술로 복구되지 않는다.</w:t>
       </w:r>
     </w:p>
-    <w:bookmarkEnd w:id="139"/>
-    <w:bookmarkStart w:id="140" w:name="컨설턴트의-실행-항목-2"/>
+    <w:bookmarkEnd w:id="184"/>
+    <w:bookmarkStart w:id="185" w:name="컨설턴트의-실행-항목-2"/>
     <w:p>
       <w:pPr>
         <w:pStyle w:val="Heading3"/>
@@ -12427,8 +13252,8 @@
         <w:t xml:space="preserve">데이터 충족도 재채점: 1단계의 3색 지도를 월 단위로 다시 채점해 경영자 리뷰에 보고한다.</w:t>
       </w:r>
     </w:p>
-    <w:bookmarkEnd w:id="140"/>
-    <w:bookmarkStart w:id="141" w:name="현장-활동-습관화의-단계"/>
+    <w:bookmarkEnd w:id="185"/>
+    <w:bookmarkStart w:id="186" w:name="현장-활동-습관화의-단계"/>
     <w:p>
       <w:pPr>
         <w:pStyle w:val="Heading3"/>
@@ -12493,8 +13318,8 @@
         <w:t xml:space="preserve">(로트·가공·조립·운반)이 현장에 남아 있으면 실적 데이터에 그대로 나타나므로, 데이터 품질 리뷰는 곧 현장 개선 리뷰가 된다.</w:t>
       </w:r>
     </w:p>
-    <w:bookmarkEnd w:id="141"/>
-    <w:bookmarkStart w:id="142" w:name="산출물-2"/>
+    <w:bookmarkEnd w:id="186"/>
+    <w:bookmarkStart w:id="187" w:name="산출물-2"/>
     <w:p>
       <w:pPr>
         <w:pStyle w:val="Heading3"/>
@@ -12511,8 +13336,8 @@
         <w:t xml:space="preserve">①3개월 연속 시스템 월 마감이 완결된 트랜잭션 데이터베이스 ②지식센터 문서 체계 ③승인된 지식 카드 묶음(코드 연결 완료) ④데이터 품질 월간 리포트.</w:t>
       </w:r>
     </w:p>
-    <w:bookmarkEnd w:id="142"/>
-    <w:bookmarkStart w:id="143" w:name="성공-판정-기준-2"/>
+    <w:bookmarkEnd w:id="187"/>
+    <w:bookmarkStart w:id="188" w:name="성공-판정-기준-2"/>
     <w:p>
       <w:pPr>
         <w:pStyle w:val="Heading3"/>
@@ -12529,8 +13354,8 @@
         <w:t xml:space="preserve">1단계 3색 지도의 재채점 결과 — 경영 질문의 몇 %가 ’지금 답할 수 있음’으로 바뀌었는가. 함께 재고 정확도(실사 일치율 95% 이상 권장), 실적 입력 지연(24시간 이내), 지식 카드 승인 건수를 판정한다.</w:t>
       </w:r>
     </w:p>
-    <w:bookmarkEnd w:id="143"/>
-    <w:bookmarkStart w:id="144" w:name="기간체제-2"/>
+    <w:bookmarkEnd w:id="188"/>
+    <w:bookmarkStart w:id="189" w:name="기간체제-2"/>
     <w:p>
       <w:pPr>
         <w:pStyle w:val="Heading3"/>
@@ -12684,9 +13509,9 @@
         </w:tc>
       </w:tr>
     </w:tbl>
-    <w:bookmarkEnd w:id="144"/>
-    <w:bookmarkEnd w:id="145"/>
-    <w:bookmarkStart w:id="152" w:name="단계-지능화-온톨로지예측-모델에이전트dmaic-루프의-가동"/>
+    <w:bookmarkEnd w:id="189"/>
+    <w:bookmarkEnd w:id="190"/>
+    <w:bookmarkStart w:id="197" w:name="단계-지능화-온톨로지예측-모델에이전트dmaic-루프의-가동"/>
     <w:p>
       <w:pPr>
         <w:pStyle w:val="Heading2"/>
@@ -12695,7 +13520,7 @@
         <w:t xml:space="preserve">6.7 4단계 지능화: 온톨로지·예측 모델·에이전트·DMAIC 루프의 가동</w:t>
       </w:r>
     </w:p>
-    <w:bookmarkStart w:id="146" w:name="목적-3"/>
+    <w:bookmarkStart w:id="191" w:name="목적-3"/>
     <w:p>
       <w:pPr>
         <w:pStyle w:val="Heading3"/>
@@ -12712,8 +13537,8 @@
         <w:t xml:space="preserve">이제 3rd Brain을 세운다. 목적은 축적된 데이터와 지식이 경영 질문에 근거를 갖추어 답하게 만드는 것, 그리고 그 답변 능력이 스스로 개선되는 루프를 가동하는 것이다. 이 단계는 5장과 7장의 기술 내용이 프로젝트 일정 위에서 만나는 접점이다.</w:t>
       </w:r>
     </w:p>
-    <w:bookmarkEnd w:id="146"/>
-    <w:bookmarkStart w:id="147" w:name="컨설턴트의-실행-항목-3"/>
+    <w:bookmarkEnd w:id="191"/>
+    <w:bookmarkStart w:id="192" w:name="컨설턴트의-실행-항목-3"/>
     <w:p>
       <w:pPr>
         <w:pStyle w:val="Heading3"/>
@@ -12738,8 +13563,8 @@
         <w:t xml:space="preserve">지능화는 단번에 완성되지 않으며, 완성을 목표로 해서도 안 된다. 안내선은 분석 성숙도의 사다리 — 기술적(무엇이 일어났나) → 진단적(왜 일어났나) → 예측적(무엇이 일어날 것인가) → 처방적(무엇을 해야 하는가) — 다. 첫 배치에서는 기술적·진단적 질의를 안정화하고, 데이터가 쌓인 영역부터 예측과 처방으로 올라간다. 집계도 안 되는 데이터로 예측 모델부터 만드는 것 — 사다리 건너뛰기 — 이 이 단계 실패의 전형이다.</w:t>
       </w:r>
     </w:p>
-    <w:bookmarkEnd w:id="147"/>
-    <w:bookmarkStart w:id="148" w:name="현장-활동-루프에-현장을-태우는-일"/>
+    <w:bookmarkEnd w:id="192"/>
+    <w:bookmarkStart w:id="193" w:name="현장-활동-루프에-현장을-태우는-일"/>
     <w:p>
       <w:pPr>
         <w:pStyle w:val="Heading3"/>
@@ -12771,8 +13596,8 @@
         <w:t xml:space="preserve">를 채점받는다. 베테랑이 AI의 오답을 잡아내는 순간이 실은 가장 생산적인 순간이다. 그 교정이 지식 카드로 적재되어 다음 루프의 정확도를 올리기 때문이다. 원전의 자율협조 사상 — 필요한 정보를 신속히 공급하되 수행은 담당자의 자율에 맡기고 관리자는 엄하게 평가한다 — 은 여기서 사람과 AI의 협업 규칙으로 되살아난다.</w:t>
       </w:r>
     </w:p>
-    <w:bookmarkEnd w:id="148"/>
-    <w:bookmarkStart w:id="149" w:name="산출물-3"/>
+    <w:bookmarkEnd w:id="193"/>
+    <w:bookmarkStart w:id="194" w:name="산출물-3"/>
     <w:p>
       <w:pPr>
         <w:pStyle w:val="Heading3"/>
@@ -12789,8 +13614,8 @@
         <w:t xml:space="preserve">①온톨로지 스키마 정의서 ②가동 중인 ETL 파이프라인 ③자연어 질의 서비스 ④(해당 시) 예측 모델·계획 보드 ⑤DMAIC 루프 시범 가동 보고서(1회전 기록 포함).</w:t>
       </w:r>
     </w:p>
-    <w:bookmarkEnd w:id="149"/>
-    <w:bookmarkStart w:id="150" w:name="성공-판정-기준-3"/>
+    <w:bookmarkEnd w:id="194"/>
+    <w:bookmarkStart w:id="195" w:name="성공-판정-기준-3"/>
     <w:p>
       <w:pPr>
         <w:pStyle w:val="Heading3"/>
@@ -12807,8 +13632,8 @@
         <w:t xml:space="preserve">①경영 질문 응답 커버리지(예: 10개 중 7개 이상에 근거를 갖춘 답 제시) ②답변의 근거 추적 가능성(어느 데이터·문서·지식 카드에서 왔는지 제시되는가) ③예측 모델의 기준선 대비 개선(담당자 감 또는 이동평균 대비 예측오차 감소). 특히 ②가 중요하다. 근거를 제시하지 못하는 AI의 답은 현장에서 채택되지 않으며, 채택되지 않는 판단은 5단계로 갈 수 없다.</w:t>
       </w:r>
     </w:p>
-    <w:bookmarkEnd w:id="150"/>
-    <w:bookmarkStart w:id="151" w:name="기간체제-3"/>
+    <w:bookmarkEnd w:id="195"/>
+    <w:bookmarkStart w:id="196" w:name="기간체제-3"/>
     <w:p>
       <w:pPr>
         <w:pStyle w:val="Heading3"/>
@@ -12962,9 +13787,9 @@
         </w:tc>
       </w:tr>
     </w:tbl>
-    <w:bookmarkEnd w:id="151"/>
-    <w:bookmarkEnd w:id="152"/>
-    <w:bookmarkStart w:id="159" w:name="단계-환류-판단의-현장-환류와-학습-루프"/>
+    <w:bookmarkEnd w:id="196"/>
+    <w:bookmarkEnd w:id="197"/>
+    <w:bookmarkStart w:id="204" w:name="단계-환류-판단의-현장-환류와-학습-루프"/>
     <w:p>
       <w:pPr>
         <w:pStyle w:val="Heading2"/>
@@ -12973,7 +13798,7 @@
         <w:t xml:space="preserve">6.8 5단계 환류: 판단의 현장 환류와 학습 루프</w:t>
       </w:r>
     </w:p>
-    <w:bookmarkStart w:id="153" w:name="목적-4"/>
+    <w:bookmarkStart w:id="198" w:name="목적-4"/>
     <w:p>
       <w:pPr>
         <w:pStyle w:val="Heading3"/>
@@ -12990,8 +13815,8 @@
         <w:t xml:space="preserve">마지막 단계는 판단을 다시 현장으로 흘려보내고, 그 결과가 다시 판단을 개선하게 만드는 것이다. 데이터는 위로, 판단은 아래로 흐르는 환류 루프가 닫히는 순간, 시스템은 도구에서 동료로 바뀐다.</w:t>
       </w:r>
     </w:p>
-    <w:bookmarkEnd w:id="153"/>
-    <w:bookmarkStart w:id="154" w:name="컨설턴트의-실행-항목-4"/>
+    <w:bookmarkEnd w:id="198"/>
+    <w:bookmarkStart w:id="199" w:name="컨설턴트의-실행-항목-4"/>
     <w:p>
       <w:pPr>
         <w:pStyle w:val="Heading3"/>
@@ -13060,8 +13885,8 @@
         <w:t xml:space="preserve">이관 계획: 컨설턴트의 상주를 줄이고 내부 운영 체제(챔피언+AX 리드)로 운영을 이관한다. 이관의 완료 조건은 분기 질문 갱신 회의를 내부 인력만으로 운영할 수 있는가이다.</w:t>
       </w:r>
     </w:p>
-    <w:bookmarkEnd w:id="154"/>
-    <w:bookmarkStart w:id="155" w:name="현장-활동-계획-대-실적을-현장이-스스로-본다"/>
+    <w:bookmarkEnd w:id="199"/>
+    <w:bookmarkStart w:id="200" w:name="현장-활동-계획-대-실적을-현장이-스스로-본다"/>
     <w:p>
       <w:pPr>
         <w:pStyle w:val="Heading3"/>
@@ -13096,8 +13921,8 @@
         <w:t xml:space="preserve">같은 통계가 쌓이고, 검증된 판단은 자동 실행으로 위임된다. 판단이 기록되고, 기록이 다음 판단을 개선하는 것 — 이것이 환류 루프의 실체다.</w:t>
       </w:r>
     </w:p>
-    <w:bookmarkEnd w:id="155"/>
-    <w:bookmarkStart w:id="156" w:name="산출물-4"/>
+    <w:bookmarkEnd w:id="200"/>
+    <w:bookmarkStart w:id="201" w:name="산출물-4"/>
     <w:p>
       <w:pPr>
         <w:pStyle w:val="Heading3"/>
@@ -13114,8 +13939,8 @@
         <w:t xml:space="preserve">①운영 중인 브리핑·승인 워크플로 ②월간 성과 리뷰 리포트 ③분기 질문 갱신 기록 ④운영 이관 완료 보고서.</w:t>
       </w:r>
     </w:p>
-    <w:bookmarkEnd w:id="156"/>
-    <w:bookmarkStart w:id="157" w:name="성공-판정-기준-4"/>
+    <w:bookmarkEnd w:id="201"/>
+    <w:bookmarkStart w:id="202" w:name="성공-판정-기준-4"/>
     <w:p>
       <w:pPr>
         <w:pStyle w:val="Heading3"/>
@@ -13132,8 +13957,8 @@
         <w:t xml:space="preserve">궁극적으로 하나 — 1단계에서 서명한 KGI가 기준선 대비 개선되었는가. 선행지표로 제안 수용률(예: 60% 이상), 판단 소요시간 단축, 환류 액션의 실행률을 관리한다.</w:t>
       </w:r>
     </w:p>
-    <w:bookmarkEnd w:id="157"/>
-    <w:bookmarkStart w:id="158" w:name="기간체제-4"/>
+    <w:bookmarkEnd w:id="202"/>
+    <w:bookmarkStart w:id="203" w:name="기간체제-4"/>
     <w:p>
       <w:pPr>
         <w:pStyle w:val="Heading3"/>
@@ -13287,9 +14112,9 @@
         </w:tc>
       </w:tr>
     </w:tbl>
-    <w:bookmarkEnd w:id="158"/>
-    <w:bookmarkEnd w:id="159"/>
-    <w:bookmarkStart w:id="160" w:name="거버넌스와-변화관리-열의-그리고-의식개혁"/>
+    <w:bookmarkEnd w:id="203"/>
+    <w:bookmarkEnd w:id="204"/>
+    <w:bookmarkStart w:id="205" w:name="거버넌스와-변화관리-열의-그리고-의식개혁"/>
     <w:p>
       <w:pPr>
         <w:pStyle w:val="Heading2"/>
@@ -13481,8 +14306,8 @@
         <w:t xml:space="preserve">(자동 초안·요약)부터 보여주고, 승인·근거·격리를 눈에 보이게 해 신뢰를 쌓고, 저항을 문제가 아니라 데이터로 다루는 것(무엇이 불편한지가 곧 개선 목록이다) — 을 권한다.</w:t>
       </w:r>
     </w:p>
-    <w:bookmarkEnd w:id="160"/>
-    <w:bookmarkStart w:id="161" w:name="실패-요인-10항과-리스크-대응"/>
+    <w:bookmarkEnd w:id="205"/>
+    <w:bookmarkStart w:id="206" w:name="실패-요인-10항과-리스크-대응"/>
     <w:p>
       <w:pPr>
         <w:pStyle w:val="Heading2"/>
@@ -14006,8 +14831,8 @@
         <w:t xml:space="preserve">이 목록을 관통하는 공통 구조가 있다. 실패는 대부분 4단계(지능화)의 기술에서 오지 않고, 1단계(질문)와 2~3단계(데이터), 그리고 거버넌스(사람)에서 온다. 실패는 기술 실패가 아니라 경영 실패라는 ERP 연구 30년의 결론(Davenport, 1998; Umble et al., 2003)은 AI 시대에 기각되지 않았다. 오히려 강화되었다. AI는 좋은 질문과 좋은 데이터를 증폭하는 만큼, 질문의 부재와 데이터의 부실도 증폭하기 때문이다.</w:t>
       </w:r>
     </w:p>
-    <w:bookmarkEnd w:id="161"/>
-    <w:bookmarkStart w:id="162" w:name="경량-모델-초소형-기업의-3주-로드맵"/>
+    <w:bookmarkEnd w:id="206"/>
+    <w:bookmarkStart w:id="210" w:name="경량-모델-초소형-기업의-3주-로드맵"/>
     <w:p>
       <w:pPr>
         <w:pStyle w:val="Heading2"/>
@@ -14018,7 +14843,62 @@
     </w:p>
     <w:p>
       <w:pPr>
-        <w:pStyle w:val="FirstParagraph"/>
+        <w:pStyle w:val="CaptionedFigure"/>
+      </w:pPr>
+      <w:r>
+        <w:drawing>
+          <wp:inline>
+            <wp:extent cx="4206240" cy="2147867"/>
+            <wp:effectExtent b="0" l="0" r="0" t="0"/>
+            <wp:docPr descr="그림 6-3. 경량 모델 3주 로드맵 — 온보딩·지식적재·현장적용" title="" id="208" name="Picture"/>
+            <a:graphic>
+              <a:graphicData uri="http://schemas.openxmlformats.org/drawingml/2006/picture">
+                <pic:pic>
+                  <pic:nvPicPr>
+                    <pic:cNvPr descr="figures/fig_63_3week_gantt.png" id="209" name="Picture"/>
+                    <pic:cNvPicPr>
+                      <a:picLocks noChangeArrowheads="1" noChangeAspect="1"/>
+                    </pic:cNvPicPr>
+                  </pic:nvPicPr>
+                  <pic:blipFill>
+                    <a:blip r:embed="rId207"/>
+                    <a:stretch>
+                      <a:fillRect/>
+                    </a:stretch>
+                  </pic:blipFill>
+                  <pic:spPr bwMode="auto">
+                    <a:xfrm>
+                      <a:off x="0" y="0"/>
+                      <a:ext cx="4206240" cy="2147867"/>
+                    </a:xfrm>
+                    <a:prstGeom prst="rect">
+                      <a:avLst/>
+                    </a:prstGeom>
+                    <a:noFill/>
+                    <a:ln w="9525">
+                      <a:noFill/>
+                      <a:headEnd/>
+                      <a:tailEnd/>
+                    </a:ln>
+                  </pic:spPr>
+                </pic:pic>
+              </a:graphicData>
+            </a:graphic>
+          </wp:inline>
+        </w:drawing>
+      </w:r>
+    </w:p>
+    <w:p>
+      <w:pPr>
+        <w:pStyle w:val="ImageCaption"/>
+      </w:pPr>
+      <w:r>
+        <w:t xml:space="preserve">그림 6-3. 경량 모델 3주 로드맵 — 온보딩·지식적재·현장적용</w:t>
+      </w:r>
+    </w:p>
+    <w:p>
+      <w:pPr>
+        <w:pStyle w:val="BodyText"/>
       </w:pPr>
       <w:r>
         <w:t xml:space="preserve">5단계 로드맵이 부담스러운 규모의 기업 — 1인 온라인 판매자, 5인 미만 제조 소공인 — 을 위한 경량 경로가 있다. 원리는 같고 실행만 압축한 모델이다. 구축 작업 전체를 서비스 제공자가 대행하고 사업자는 노하우 제공과 검증만 담당하는 역할 분담 위에서 성립한다(이형근, 2026).</w:t>
@@ -14200,8 +15080,8 @@
         <w:t xml:space="preserve">세 가지 설계 선택이 이 압축을 가능케 한다. 첫째, 표준화 — 세그먼트별 검증된 구성을 배치하므로 5단계의 1~2단계가 표준 템플릿으로 선반영되어 있다. 둘째, 비용 구조 — 라이선스 0원의 월 구독제로 초기 투자가 제거된다. 초소형 사업자의 AI 도입을 막는 최대 장벽이 초기 비용이라는 조사(중소기업중앙회, 2024)를 겨냥한 구조다. 셋째, 하이브리드 보안 — 공통 지식은 공동 계층에서, 매출·고객·원가 등 민감 데이터는 고객별 격리 계층에서 처리한다. 경량 모델은 5단계 방법론의 부정이 아니라 축약이다. 경영 질문은 세그먼트 표준 질문으로 대체되고 환류는 첫날부터 모바일 브리핑으로 작동하며, 사업이 자라면 같은 플랫폼 위에서 정식 방법론으로 무중단 이행한다.</w:t>
       </w:r>
     </w:p>
-    <w:bookmarkEnd w:id="162"/>
-    <w:bookmarkStart w:id="163" w:name="부록-컨설팅-제안서-목차-템플릿"/>
+    <w:bookmarkEnd w:id="210"/>
+    <w:bookmarkStart w:id="211" w:name="부록-컨설팅-제안서-목차-템플릿"/>
     <w:p>
       <w:pPr>
         <w:pStyle w:val="Heading2"/>
@@ -14346,8 +15226,8 @@
         <w:t xml:space="preserve">컨설턴트에게 한 가지만 당부한다. 4번(방법론)을 화려하게 쓰는 제안서는 많다. 그러나 계약을 성사시키고 프로젝트를 성공시키는 것은 2번(진단)과 3번(목표 체계)의 구체성이다. 진단 없이 쓴 제안서는 어느 회사에나 보낼 수 있는 제안서이고, 어느 회사에나 보낼 수 있는 제안서는 어느 회사도 움직이지 못한다.</w:t>
       </w:r>
     </w:p>
-    <w:bookmarkEnd w:id="163"/>
-    <w:bookmarkStart w:id="164" w:name="핵심-요약-5"/>
+    <w:bookmarkEnd w:id="211"/>
+    <w:bookmarkStart w:id="212" w:name="핵심-요약-5"/>
     <w:p>
       <w:pPr>
         <w:pStyle w:val="Heading2"/>
@@ -14455,8 +15335,8 @@
         <w:t xml:space="preserve">실패는 기술이 아니라 질문의 부재, 데이터의 부실, 거버넌스의 공백, 그리고 형해화에서 온다. 초소형 기업은 3주 경량 모델로 시작해 같은 플랫폼 위에서 정식 방법론으로 확장한다.</w:t>
       </w:r>
     </w:p>
-    <w:bookmarkEnd w:id="164"/>
-    <w:bookmarkStart w:id="165" w:name="이-장의-참고문헌-5"/>
+    <w:bookmarkEnd w:id="212"/>
+    <w:bookmarkStart w:id="213" w:name="이-장의-참고문헌-5"/>
     <w:p>
       <w:pPr>
         <w:pStyle w:val="Heading2"/>
@@ -14723,9 +15603,9 @@
         <w:t xml:space="preserve">European Journal of Operational Research, 146(2), 241–257.</w:t>
       </w:r>
     </w:p>
-    <w:bookmarkEnd w:id="165"/>
-    <w:bookmarkEnd w:id="166"/>
-    <w:bookmarkStart w:id="185" w:name="제7장.-공정편성의-재구축과-예측-플랫폼의-완성"/>
+    <w:bookmarkEnd w:id="213"/>
+    <w:bookmarkEnd w:id="214"/>
+    <w:bookmarkStart w:id="239" w:name="제7장.-공정편성의-재구축과-예측-플랫폼의-완성"/>
     <w:p>
       <w:pPr>
         <w:pStyle w:val="Heading1"/>
@@ -14762,7 +15642,7 @@
         <w:t xml:space="preserve">컨설턴트 생활에서 가장 기억에 남는 장면 하나를 꼽으라면, 어느 판금가공 회사의 공장장이 레이아웃 도면을 앞에 두고 한참을 침묵하던 순간이다. 우리는 석 달간 5S를 다지고, 작업표를 바코드화하고, 일정계획을 세웠다. 성과는 분명했지만 어느 선에서 멈췄다. 데이터가 가리키는 결론은 하나였다 — 문제는 개별 작업이 아니라 공정의 편성 그 자체, 즉 30년 전 설비를 들여올 때의 배치가 지금의 제품 구성과 맞지 않는다는 것이었다. 공장장의 침묵은 무지의 침묵이 아니라 두려움의 침묵이었다. 편성을 건드리는 것은 기계를 옮기고, 사람의 역할을 바꾸고, 몇 주의 생산을 걸고 하는 도박이었기 때문이다. 그때 우리에게 없었던 것은 용기가 아니라 실험장이었다. 편성 대안을 실물 공장에 손대지 않고 시험해 볼 수 있는 장소 — 이 장은 생산관리 고전이 개선의 최종 단계로 제시한 공정편성의 재구축을 해설하고, 그 무거운 의사결정을 디지털 트윈이라는 실험장 위에서 수행하는 방법을 다룬다. 그리고 그 실험장을 포함한 예측 플랫폼의 전체 아키텍처로 1부를 결산한다.</w:t>
       </w:r>
     </w:p>
-    <w:bookmarkStart w:id="167" w:name="개별-개선의-한계-왜-편성을-다시-보아야-하는가"/>
+    <w:bookmarkStart w:id="215" w:name="개별-개선의-한계-왜-편성을-다시-보아야-하는가"/>
     <w:p>
       <w:pPr>
         <w:pStyle w:val="Heading2"/>
@@ -14850,8 +15730,8 @@
         <w:t xml:space="preserve">는 실무 증언으로 못박는다. 한 공정만 회전수가 돌출해도 차공정과의 사이에 체류품의 산이 생길 뿐이라는 것 — 부분 최적의 함정에 대한 이보다 간명한 서술은 드물다.</w:t>
       </w:r>
     </w:p>
-    <w:bookmarkEnd w:id="167"/>
-    <w:bookmarkStart w:id="172" w:name="편성-재구축의-방법론-pq-분석에서-좋은-리듬까지"/>
+    <w:bookmarkEnd w:id="215"/>
+    <w:bookmarkStart w:id="223" w:name="편성-재구축의-방법론-pq-분석에서-좋은-리듬까지"/>
     <w:p>
       <w:pPr>
         <w:pStyle w:val="Heading2"/>
@@ -14860,7 +15740,62 @@
         <w:t xml:space="preserve">7.2 편성 재구축의 방법론: PQ 분석에서 좋은 리듬까지</w:t>
       </w:r>
     </w:p>
-    <w:bookmarkStart w:id="168" w:name="pq-분석과-그룹-테크놀로지-섞여-있는-것을-나눈다"/>
+    <w:p>
+      <w:pPr>
+        <w:pStyle w:val="CaptionedFigure"/>
+      </w:pPr>
+      <w:r>
+        <w:drawing>
+          <wp:inline>
+            <wp:extent cx="4206240" cy="2505845"/>
+            <wp:effectExtent b="0" l="0" r="0" t="0"/>
+            <wp:docPr descr="그림 7-1. PQ 분석 — 다량품과 소량품의 그룹 분리" title="" id="217" name="Picture"/>
+            <a:graphic>
+              <a:graphicData uri="http://schemas.openxmlformats.org/drawingml/2006/picture">
+                <pic:pic>
+                  <pic:nvPicPr>
+                    <pic:cNvPr descr="figures/fig_71_pq_pareto.png" id="218" name="Picture"/>
+                    <pic:cNvPicPr>
+                      <a:picLocks noChangeArrowheads="1" noChangeAspect="1"/>
+                    </pic:cNvPicPr>
+                  </pic:nvPicPr>
+                  <pic:blipFill>
+                    <a:blip r:embed="rId216"/>
+                    <a:stretch>
+                      <a:fillRect/>
+                    </a:stretch>
+                  </pic:blipFill>
+                  <pic:spPr bwMode="auto">
+                    <a:xfrm>
+                      <a:off x="0" y="0"/>
+                      <a:ext cx="4206240" cy="2505845"/>
+                    </a:xfrm>
+                    <a:prstGeom prst="rect">
+                      <a:avLst/>
+                    </a:prstGeom>
+                    <a:noFill/>
+                    <a:ln w="9525">
+                      <a:noFill/>
+                      <a:headEnd/>
+                      <a:tailEnd/>
+                    </a:ln>
+                  </pic:spPr>
+                </pic:pic>
+              </a:graphicData>
+            </a:graphic>
+          </wp:inline>
+        </w:drawing>
+      </w:r>
+    </w:p>
+    <w:p>
+      <w:pPr>
+        <w:pStyle w:val="ImageCaption"/>
+      </w:pPr>
+      <w:r>
+        <w:t xml:space="preserve">그림 7-1. PQ 분석 — 다량품과 소량품의 그룹 분리</w:t>
+      </w:r>
+    </w:p>
+    <w:bookmarkStart w:id="219" w:name="pq-분석과-그룹-테크놀로지-섞여-있는-것을-나눈다"/>
     <w:p>
       <w:pPr>
         <w:pStyle w:val="Heading3"/>
@@ -14934,8 +15869,8 @@
         <w:t xml:space="preserve">수준에서 — 그룹별 표준시간 테이블을 만들어 일정계획·공수계획의 기초로 삼는다. 개별 품목으로는 소량이라 표준화가 불가능해 보이던 것이, 그룹으로 묶는 순간 반복성이 생기고 계획 가능해진다. 그룹 테크놀로지는 다품종소량 공장이 규모의 경제 대신 유사성의 경제를 얻는 방법이다.</w:t>
       </w:r>
     </w:p>
-    <w:bookmarkEnd w:id="168"/>
-    <w:bookmarkStart w:id="169" w:name="흐름화와-neck-공정-리드타임은-병목-하나가-결정한다"/>
+    <w:bookmarkEnd w:id="219"/>
+    <w:bookmarkStart w:id="220" w:name="흐름화와-neck-공정-리드타임은-병목-하나가-결정한다"/>
     <w:p>
       <w:pPr>
         <w:pStyle w:val="Heading3"/>
@@ -14982,8 +15917,8 @@
         <w:t xml:space="preserve">라는 것 — 병목은 구조의 문제이므로 구조를 바꿀 권한을 가진 사람의 문제라는 선언이다. 4장에서 예고했던 그래프 중심성 분석 — 어느 공정 노드에 가장 많은 제품 경로가 집중되는가 — 은 이 임무의 데이터 버전으로, 경험과 순시(巡視)로 찾던 Neck을 그래프가 계산으로 찾아낸다.</w:t>
       </w:r>
     </w:p>
-    <w:bookmarkEnd w:id="169"/>
-    <w:bookmarkStart w:id="170" w:name="절차-개선과-좋은-리듬-smed의-지혜"/>
+    <w:bookmarkEnd w:id="220"/>
+    <w:bookmarkStart w:id="221" w:name="절차-개선과-좋은-리듬-smed의-지혜"/>
     <w:p>
       <w:pPr>
         <w:pStyle w:val="Heading3"/>
@@ -15122,8 +16057,8 @@
         <w:t xml:space="preserve">, 즉 트러블·예정·변경을 사전에, 빠르게, 정확하게 공정 전체에 알리는 것이다. 3장에서 ’보이는 공장에서 말하는 공장으로’라 부른 실시간 수집·브리핑 구조가 바로 이 공명정대화의 현대적 실장이며, 좋은 리듬이란 결국 정보가 물건보다 먼저 흐르는 상태다.</w:t>
       </w:r>
     </w:p>
-    <w:bookmarkEnd w:id="170"/>
-    <w:bookmarkStart w:id="171" w:name="bpr-백지에서-프로세스를-다시-그린다"/>
+    <w:bookmarkEnd w:id="221"/>
+    <w:bookmarkStart w:id="222" w:name="bpr-백지에서-프로세스를-다시-그린다"/>
     <w:p>
       <w:pPr>
         <w:pStyle w:val="Heading3"/>
@@ -15211,9 +16146,9 @@
         <w:t xml:space="preserve">— 현장의 하는 방법을 일단 백지화하고 요소로 해체한 뒤, 공정의 목적(있어야 할 기능)을 추구하고, 개선 단면을 발견하고, 흐름을 구상하고, 새 레이아웃안을 만들고, 효과를 예상한다는 순서다. 이 절차의 마지막 두 걸음 — 새 레이아웃안 작성과 효과 예상 — 이 바로 다음 절의 주제다. 고전의 시대에 효과 예상은 계산 용지와 경험의 몫이었다. 지금 우리는 다른 도구를 갖고 있다.</w:t>
       </w:r>
     </w:p>
-    <w:bookmarkEnd w:id="171"/>
-    <w:bookmarkEnd w:id="172"/>
-    <w:bookmarkStart w:id="175" w:name="편성-대안을-디지털-트윈에서-실험한다"/>
+    <w:bookmarkEnd w:id="222"/>
+    <w:bookmarkEnd w:id="223"/>
+    <w:bookmarkStart w:id="229" w:name="편성-대안을-디지털-트윈에서-실험한다"/>
     <w:p>
       <w:pPr>
         <w:pStyle w:val="Heading2"/>
@@ -15222,7 +16157,62 @@
         <w:t xml:space="preserve">7.3 편성 대안을 디지털 트윈에서 실험한다</w:t>
       </w:r>
     </w:p>
-    <w:bookmarkStart w:id="173" w:name="온톨로지-지식그래프-요약-실험장의-뼈대"/>
+    <w:p>
+      <w:pPr>
+        <w:pStyle w:val="CaptionedFigure"/>
+      </w:pPr>
+      <w:r>
+        <w:drawing>
+          <wp:inline>
+            <wp:extent cx="4206240" cy="1968878"/>
+            <wp:effectExtent b="0" l="0" r="0" t="0"/>
+            <wp:docPr descr="그림 7-2. Neck 공정과 리드타임 — 좁은 관 하나가 전체 흐름을 결정한다" title="" id="225" name="Picture"/>
+            <a:graphic>
+              <a:graphicData uri="http://schemas.openxmlformats.org/drawingml/2006/picture">
+                <pic:pic>
+                  <pic:nvPicPr>
+                    <pic:cNvPr descr="figures/fig_72_neck_pipe.png" id="226" name="Picture"/>
+                    <pic:cNvPicPr>
+                      <a:picLocks noChangeArrowheads="1" noChangeAspect="1"/>
+                    </pic:cNvPicPr>
+                  </pic:nvPicPr>
+                  <pic:blipFill>
+                    <a:blip r:embed="rId224"/>
+                    <a:stretch>
+                      <a:fillRect/>
+                    </a:stretch>
+                  </pic:blipFill>
+                  <pic:spPr bwMode="auto">
+                    <a:xfrm>
+                      <a:off x="0" y="0"/>
+                      <a:ext cx="4206240" cy="1968878"/>
+                    </a:xfrm>
+                    <a:prstGeom prst="rect">
+                      <a:avLst/>
+                    </a:prstGeom>
+                    <a:noFill/>
+                    <a:ln w="9525">
+                      <a:noFill/>
+                      <a:headEnd/>
+                      <a:tailEnd/>
+                    </a:ln>
+                  </pic:spPr>
+                </pic:pic>
+              </a:graphicData>
+            </a:graphic>
+          </wp:inline>
+        </w:drawing>
+      </w:r>
+    </w:p>
+    <w:p>
+      <w:pPr>
+        <w:pStyle w:val="ImageCaption"/>
+      </w:pPr>
+      <w:r>
+        <w:t xml:space="preserve">그림 7-2. Neck 공정과 리드타임 — 좁은 관 하나가 전체 흐름을 결정한다</w:t>
+      </w:r>
+    </w:p>
+    <w:bookmarkStart w:id="227" w:name="온톨로지-지식그래프-요약-실험장의-뼈대"/>
     <w:p>
       <w:pPr>
         <w:pStyle w:val="Heading3"/>
@@ -15272,8 +16262,8 @@
         <w:t xml:space="preserve">같은 질문이 한 번의 경로 탐색이 되는 구조다. LLM은 이 그래프와 상호 보완 관계에 있다. 그래프는 LLM의 환각을 억제하는 사실의 척추가 되고, LLM은 비정형 텍스트에서 그래프를 길어 올리며 자연어 질문을 그래프 질의로 번역한다(Edge et al., 2024; Pan et al., 2024) — 이것이 GraphRAG의 요지다. 그리고 디지털 트윈은 이 그래프에 두 능력이 더해진 상태다. 동기화 — 물리 세계의 사건이 지체 없이 그래프의 상태 변화로 반영되는 것(물리 대상-가상 모델-데이터 연결의 3요소; Grieves, 2014; Glaessgen &amp; Stargel, 2012), 그리고 시뮬레이션 — 그래프의 현재 상태에 가상의 사건을 주입해 파급을 계산하는 것. 데이터 흐름이 양방향 자동일 때만 트윈이라 부를 수 있다는 구분(Kritzinger et al., 2018)은 이 책의 환류 루프와 정확히 겹친다.</w:t>
       </w:r>
     </w:p>
-    <w:bookmarkEnd w:id="173"/>
-    <w:bookmarkStart w:id="174" w:name="what-if-편성-재구축이라는-최고난도-질문"/>
+    <w:bookmarkEnd w:id="227"/>
+    <w:bookmarkStart w:id="228" w:name="what-if-편성-재구축이라는-최고난도-질문"/>
     <w:p>
       <w:pPr>
         <w:pStyle w:val="Heading3"/>
@@ -15316,9 +16306,9 @@
         <w:t xml:space="preserve">서두의 판금가공 회사로 돌아가 보자. 오늘의 도구로 그 침묵의 순간을 다시 구성하면 이렇게 된다. PQ 분석이 상위 12품목(품목 수 8%, 물량 61%)의 반복 생산성을 드러내고, LLM이 세 개의 편성 대안 — ①상위 품목 전용 라인 분리, ②그룹 테크놀로지 셀 2개 신설, ③현행 유지+병목 공정 설비 1대 증설 — 을 그래프 위의 변경안으로 작성한다. 시뮬레이션 성적표: ①은 리드타임 -38%이나 소량품 쪽 유연성 저하, ③은 투자 대비 개선 -9%에 그침(병목이 후공정으로 이동), ②가 리드타임 -31%, 납기준수율 +5.2%p로 균형 최적. 공장장은 여전히 결정의 무게를 진다 — 그러나 이제 도박이 아니라 실험 결과 위에서 진다. 결정이 승인되면 새 라우팅과 작업구역(Work Center) 마스터가 Odoo로 환류되고, 이행 기간의 관리도가 신설되어 예상과 실측의 차이가 다음 학습으로 남는다. 편성 재구축조차 DMAIC 루프의 한 회전이 되는 것이다.</w:t>
       </w:r>
     </w:p>
-    <w:bookmarkEnd w:id="174"/>
-    <w:bookmarkEnd w:id="175"/>
-    <w:bookmarkStart w:id="182" w:name="예측-플랫폼의-완성-아키텍처-총괄과-성숙도"/>
+    <w:bookmarkEnd w:id="228"/>
+    <w:bookmarkEnd w:id="229"/>
+    <w:bookmarkStart w:id="236" w:name="예측-플랫폼의-완성-아키텍처-총괄과-성숙도"/>
     <w:p>
       <w:pPr>
         <w:pStyle w:val="Heading2"/>
@@ -15336,18 +16326,18 @@
           <wp:inline>
             <wp:extent cx="4206240" cy="3132306"/>
             <wp:effectExtent b="0" l="0" r="0" t="0"/>
-            <wp:docPr descr="그림 7-3. 예측 플랫폼 통합 아키텍처 — 1부의 결론 그림" title="" id="177" name="Picture"/>
+            <wp:docPr descr="그림 7-3. 예측 플랫폼 통합 아키텍처 — 1부의 결론 그림" title="" id="231" name="Picture"/>
             <a:graphic>
               <a:graphicData uri="http://schemas.openxmlformats.org/drawingml/2006/picture">
                 <pic:pic>
                   <pic:nvPicPr>
-                    <pic:cNvPr descr="figures/fig_73_platform.png" id="178" name="Picture"/>
+                    <pic:cNvPr descr="figures/fig_73_platform.png" id="232" name="Picture"/>
                     <pic:cNvPicPr>
                       <a:picLocks noChangeArrowheads="1" noChangeAspect="1"/>
                     </pic:cNvPicPr>
                   </pic:nvPicPr>
                   <pic:blipFill>
-                    <a:blip r:embed="rId176"/>
+                    <a:blip r:embed="rId230"/>
                     <a:stretch>
                       <a:fillRect/>
                     </a:stretch>
@@ -15382,7 +16372,7 @@
         <w:t xml:space="preserve">그림 7-3. 예측 플랫폼 통합 아키텍처 — 1부의 결론 그림</w:t>
       </w:r>
     </w:p>
-    <w:bookmarkStart w:id="179" w:name="부의-결론-그림"/>
+    <w:bookmarkStart w:id="233" w:name="부의-결론-그림"/>
     <w:p>
       <w:pPr>
         <w:pStyle w:val="Heading3"/>
@@ -15607,8 +16597,8 @@
         <w:t xml:space="preserve">읽는 방향은 아래에서 위로, 그리고 다시 아래로다. 현장의 3정5S(2장)가 데이터 품질의 원점을 만들고, 눈으로 보는 관리의 디지털 전환(3장)이 실시간 수집을 만들며, Odoo가 단일 원천으로 기록하고(1장), 부품전개와 일정계획(4장)이 frePPLe와 함께 계획을 만들고, n8n이 데이터를 그래프로 올리고 판단을 현장으로 내리며, 온톨로지 지식그래프 위의 디지털 트윈이 What-if의 실험장이 되고(7장), 그 전체를 LLM 에이전트의 DMAIC 루프(5장)가 상시로 돈다. 어느 층도 건너뛸 수 없다. 아래층의 품질이 위층의 지능의 상한이다.</w:t>
       </w:r>
     </w:p>
-    <w:bookmarkEnd w:id="179"/>
-    <w:bookmarkStart w:id="180" w:name="성숙도-5단계-어디까지-왔고-어디로-가는가"/>
+    <w:bookmarkEnd w:id="233"/>
+    <w:bookmarkStart w:id="234" w:name="성숙도-5단계-어디까지-왔고-어디로-가는가"/>
     <w:p>
       <w:pPr>
         <w:pStyle w:val="Heading3"/>
@@ -15980,8 +16970,8 @@
         <w:t xml:space="preserve">라는 통찰의 우리 시대 버전이다.</w:t>
       </w:r>
     </w:p>
-    <w:bookmarkEnd w:id="180"/>
-    <w:bookmarkStart w:id="181" w:name="부의-결산-2부의-예고"/>
+    <w:bookmarkEnd w:id="234"/>
+    <w:bookmarkStart w:id="235" w:name="부의-결산-2부의-예고"/>
     <w:p>
       <w:pPr>
         <w:pStyle w:val="Heading3"/>
@@ -15998,9 +16988,9 @@
         <w:t xml:space="preserve">1부를 관통한 명제로 결산을 대신한다. 현장의 원칙은 변하지 않았다. 정위치·정품·정량은 데이터의 세계에서도 품질의 원점이고, 눈으로 보는 관리는 실시간 가시화와 추론으로 확장되었으며, QC 스토리의 나선은 LLM이 상시로 돌리는 DMAIC 루프가 되었고, 공정편성 재구축이라는 최고난도의 의사결정조차 온톨로지 그래프 위의 실험이 되었다. 원칙을 실행하는 주체가 사람의 눈에서 데이터의 루프로 확장되었을 뿐이다. 남은 질문은 실장(實裝)이다. 이 아키텍처의 토대인 Odoo는 실제로 어떤 모듈로 구성되어 있고, 각 모듈은 무엇을 잘하고 무엇이 부족하며, 어디를 어떻게 보완해야 예측 플랫폼의 부품이 되는가. 2부에서는 웹사이트 빌더와 이커머스, CRM, 판매, 매입, 재고 관리, 제조 관리, 회계, 그리고 AI와 지식센터까지 — Odoo를 모듈 단위로 해부한다.</w:t>
       </w:r>
     </w:p>
-    <w:bookmarkEnd w:id="181"/>
-    <w:bookmarkEnd w:id="182"/>
-    <w:bookmarkStart w:id="183" w:name="핵심-요약-6"/>
+    <w:bookmarkEnd w:id="235"/>
+    <w:bookmarkEnd w:id="236"/>
+    <w:bookmarkStart w:id="237" w:name="핵심-요약-6"/>
     <w:p>
       <w:pPr>
         <w:pStyle w:val="Heading2"/>
@@ -16093,8 +17083,8 @@
         <w:t xml:space="preserve">성숙도는 기술→진단→예측→처방→자율의 5단계 사다리를 건너뛰지 않고 오른다. 자율은 사람의 소멸이 아니라 신뢰의 축적이며, 이는 고전이 그린 ’컴퓨터로 무장한 자율협조 생산방식’의 완성형이다.</w:t>
       </w:r>
     </w:p>
-    <w:bookmarkEnd w:id="183"/>
-    <w:bookmarkStart w:id="184" w:name="이-장의-참고문헌-6"/>
+    <w:bookmarkEnd w:id="237"/>
+    <w:bookmarkStart w:id="238" w:name="이-장의-참고문헌-6"/>
     <w:p>
       <w:pPr>
         <w:pStyle w:val="Heading2"/>
@@ -16339,8 +17329,8 @@
         <w:t xml:space="preserve">일본 생산관리 고전. 『다품종소량·수주생산의 생산관리』 (본서 연구자료).</w:t>
       </w:r>
     </w:p>
-    <w:bookmarkEnd w:id="184"/>
-    <w:bookmarkEnd w:id="185"/>
+    <w:bookmarkEnd w:id="238"/>
+    <w:bookmarkEnd w:id="239"/>
     <w:sectPr/>
   </w:body>
 </w:document>

--- a/book/v2/AI_ERP_혁명_Odoo와_지능형ERP_프롤로그_1부.docx
+++ b/book/v2/AI_ERP_혁명_Odoo와_지능형ERP_프롤로그_1부.docx
@@ -3441,7 +3441,7 @@
     </w:p>
     <w:bookmarkEnd w:id="64"/>
     <w:bookmarkEnd w:id="65"/>
-    <w:bookmarkStart w:id="90" w:name="제2장.-컨설팅의-출발-현장-진단과-3정5s-데이터-품질의-원점"/>
+    <w:bookmarkStart w:id="91" w:name="제2장.-컨설팅의-출발-현장-진단과-3정5s-데이터-품질의-원점"/>
     <w:p>
       <w:pPr>
         <w:pStyle w:val="Heading1"/>
@@ -4804,13 +4804,571 @@
     </w:tbl>
     <w:bookmarkEnd w:id="84"/>
     <w:bookmarkEnd w:id="85"/>
-    <w:bookmarkStart w:id="86" w:name="현장-진단-물리-5s-데이터-5s-매트릭스"/>
+    <w:bookmarkStart w:id="86" w:name="실장實裝-odoo-마스터-데이터-7종과-생성-순서"/>
     <w:p>
       <w:pPr>
         <w:pStyle w:val="Heading2"/>
       </w:pPr>
       <w:r>
-        <w:t xml:space="preserve">2.4 현장 진단: 물리 5S × 데이터 5S 매트릭스</w:t>
+        <w:t xml:space="preserve">2.4 실장(實裝): Odoo 마스터 데이터 7종과 생성 순서</w:t>
+      </w:r>
+    </w:p>
+    <w:p>
+      <w:pPr>
+        <w:pStyle w:val="FirstParagraph"/>
+      </w:pPr>
+      <w:r>
+        <w:t xml:space="preserve">디지털 정돈의 원칙은 결국 Odoo 화면 위에서 실체를 갖는다. Odoo에서 마스터 데이터(기준정보)란 수주·발주·전표처럼 매일 발생하는 트랜잭션이 아니라, 모든 트랜잭션이 참조하는 기준이 되는 레코드다. 이 절은 2.3의 다섯 동사를 실제 구축 작업으로 옮길 때의 표준 순서를 제시한다. 순서가 중요한 이유는 의존 관계 때문이다 — 계정과목 없이 품목의 회계 연결을 정할 수 없고, 품목 없이 BOM을 만들 수 없으며, 창고·로케이션 없이 재주문 규칙을 정의할 수 없다. 순서를 어기고 임포트를 강행하면, 뒤에서 앞을 고치는 재작업이 프로젝트를 갉아먹는다.</w:t>
+      </w:r>
+    </w:p>
+    <w:tbl>
+      <w:tblPr>
+        <w:tblStyle w:val="Table"/>
+        <w:tblW w:type="pct" w:w="5000"/>
+        <w:tblLook w:firstRow="1" w:lastRow="0" w:firstColumn="0" w:lastColumn="0" w:noHBand="0" w:noVBand="0" w:val="0020"/>
+        <w:jc w:val="start"/>
+      </w:tblPr>
+      <w:tblGrid>
+        <w:gridCol w:w="969"/>
+        <w:gridCol w:w="1293"/>
+        <w:gridCol w:w="1777"/>
+        <w:gridCol w:w="3879"/>
+      </w:tblGrid>
+      <w:tr>
+        <w:trPr>
+          <w:tblHeader w:val="true"/>
+        </w:trPr>
+        <w:tc>
+          <w:tcPr/>
+          <w:p>
+            <w:pPr>
+              <w:pStyle w:val="Compact"/>
+              <w:jc w:val="left"/>
+            </w:pPr>
+            <w:r>
+              <w:t xml:space="preserve">순서</w:t>
+            </w:r>
+          </w:p>
+        </w:tc>
+        <w:tc>
+          <w:tcPr/>
+          <w:p>
+            <w:pPr>
+              <w:pStyle w:val="Compact"/>
+              <w:jc w:val="left"/>
+            </w:pPr>
+            <w:r>
+              <w:t xml:space="preserve">마스터</w:t>
+            </w:r>
+          </w:p>
+        </w:tc>
+        <w:tc>
+          <w:tcPr/>
+          <w:p>
+            <w:pPr>
+              <w:pStyle w:val="Compact"/>
+              <w:jc w:val="left"/>
+            </w:pPr>
+            <w:r>
+              <w:t xml:space="preserve">Odoo 영역</w:t>
+            </w:r>
+          </w:p>
+        </w:tc>
+        <w:tc>
+          <w:tcPr/>
+          <w:p>
+            <w:pPr>
+              <w:pStyle w:val="Compact"/>
+              <w:jc w:val="left"/>
+            </w:pPr>
+            <w:r>
+              <w:t xml:space="preserve">핵심 설계 항목과 주의점</w:t>
+            </w:r>
+          </w:p>
+        </w:tc>
+      </w:tr>
+      <w:tr>
+        <w:tc>
+          <w:tcPr/>
+          <w:p>
+            <w:pPr>
+              <w:pStyle w:val="Compact"/>
+              <w:jc w:val="left"/>
+            </w:pPr>
+            <w:r>
+              <w:t xml:space="preserve">1</w:t>
+            </w:r>
+          </w:p>
+        </w:tc>
+        <w:tc>
+          <w:tcPr/>
+          <w:p>
+            <w:pPr>
+              <w:pStyle w:val="Compact"/>
+              <w:jc w:val="left"/>
+            </w:pPr>
+            <w:r>
+              <w:t xml:space="preserve">회사·통화·세금</w:t>
+            </w:r>
+          </w:p>
+        </w:tc>
+        <w:tc>
+          <w:tcPr/>
+          <w:p>
+            <w:pPr>
+              <w:pStyle w:val="Compact"/>
+              <w:jc w:val="left"/>
+            </w:pPr>
+            <w:r>
+              <w:t xml:space="preserve">설정/회계</w:t>
+            </w:r>
+          </w:p>
+        </w:tc>
+        <w:tc>
+          <w:tcPr/>
+          <w:p>
+            <w:pPr>
+              <w:pStyle w:val="Compact"/>
+              <w:jc w:val="left"/>
+            </w:pPr>
+            <w:r>
+              <w:t xml:space="preserve">국가 로컬라이제이션 선택이 계정과목표·세금 체계를 결정 — 최초 1회의 선택이 이후 전부를 지배</w:t>
+            </w:r>
+          </w:p>
+        </w:tc>
+      </w:tr>
+      <w:tr>
+        <w:tc>
+          <w:tcPr/>
+          <w:p>
+            <w:pPr>
+              <w:pStyle w:val="Compact"/>
+              <w:jc w:val="left"/>
+            </w:pPr>
+            <w:r>
+              <w:t xml:space="preserve">2</w:t>
+            </w:r>
+          </w:p>
+        </w:tc>
+        <w:tc>
+          <w:tcPr/>
+          <w:p>
+            <w:pPr>
+              <w:pStyle w:val="Compact"/>
+              <w:jc w:val="left"/>
+            </w:pPr>
+            <w:r>
+              <w:t xml:space="preserve">계정과목(CoA)</w:t>
+            </w:r>
+          </w:p>
+        </w:tc>
+        <w:tc>
+          <w:tcPr/>
+          <w:p>
+            <w:pPr>
+              <w:pStyle w:val="Compact"/>
+              <w:jc w:val="left"/>
+            </w:pPr>
+            <w:r>
+              <w:t xml:space="preserve">회계</w:t>
+            </w:r>
+          </w:p>
+        </w:tc>
+        <w:tc>
+          <w:tcPr/>
+          <w:p>
+            <w:pPr>
+              <w:pStyle w:val="Compact"/>
+              <w:jc w:val="left"/>
+            </w:pPr>
+            <w:r>
+              <w:t xml:space="preserve">모든 분개의 뼈대. 분석 차원(부서·프로젝트·제품군) 설계를 함께 — 14장 원가 온톨로지의 기반</w:t>
+            </w:r>
+          </w:p>
+        </w:tc>
+      </w:tr>
+      <w:tr>
+        <w:tc>
+          <w:tcPr/>
+          <w:p>
+            <w:pPr>
+              <w:pStyle w:val="Compact"/>
+              <w:jc w:val="left"/>
+            </w:pPr>
+            <w:r>
+              <w:t xml:space="preserve">3</w:t>
+            </w:r>
+          </w:p>
+        </w:tc>
+        <w:tc>
+          <w:tcPr/>
+          <w:p>
+            <w:pPr>
+              <w:pStyle w:val="Compact"/>
+              <w:jc w:val="left"/>
+            </w:pPr>
+            <w:r>
+              <w:t xml:space="preserve">품목(Product)</w:t>
+            </w:r>
+          </w:p>
+        </w:tc>
+        <w:tc>
+          <w:tcPr/>
+          <w:p>
+            <w:pPr>
+              <w:pStyle w:val="Compact"/>
+              <w:jc w:val="left"/>
+            </w:pPr>
+            <w:r>
+              <w:t xml:space="preserve">판매/재고/제조</w:t>
+            </w:r>
+          </w:p>
+        </w:tc>
+        <w:tc>
+          <w:tcPr/>
+          <w:p>
+            <w:pPr>
+              <w:pStyle w:val="Compact"/>
+              <w:jc w:val="left"/>
+            </w:pPr>
+            <w:r>
+              <w:t xml:space="preserve">품목 유형(저장품·소모품·서비스), 내부 참조번호=코드체계, 품목 카테고리(원가법·계정 결정을 상속), 단위(UoM)</w:t>
+            </w:r>
+          </w:p>
+        </w:tc>
+      </w:tr>
+      <w:tr>
+        <w:tc>
+          <w:tcPr/>
+          <w:p>
+            <w:pPr>
+              <w:pStyle w:val="Compact"/>
+              <w:jc w:val="left"/>
+            </w:pPr>
+            <w:r>
+              <w:t xml:space="preserve">4</w:t>
+            </w:r>
+          </w:p>
+        </w:tc>
+        <w:tc>
+          <w:tcPr/>
+          <w:p>
+            <w:pPr>
+              <w:pStyle w:val="Compact"/>
+              <w:jc w:val="left"/>
+            </w:pPr>
+            <w:r>
+              <w:t xml:space="preserve">거래처(Contact)</w:t>
+            </w:r>
+          </w:p>
+        </w:tc>
+        <w:tc>
+          <w:tcPr/>
+          <w:p>
+            <w:pPr>
+              <w:pStyle w:val="Compact"/>
+              <w:jc w:val="left"/>
+            </w:pPr>
+            <w:r>
+              <w:t xml:space="preserve">연락처</w:t>
+            </w:r>
+          </w:p>
+        </w:tc>
+        <w:tc>
+          <w:tcPr/>
+          <w:p>
+            <w:pPr>
+              <w:pStyle w:val="Compact"/>
+              <w:jc w:val="left"/>
+            </w:pPr>
+            <w:r>
+              <w:t xml:space="preserve">고객/공급업체 구분, 사업자번호, 결제조건. 중복 등록 차단이 관건 —</w:t>
+            </w:r>
+            <w:r>
+              <w:t xml:space="preserve"> </w:t>
+            </w:r>
+            <w:r>
+              <w:t xml:space="preserve">“</w:t>
+            </w:r>
+            <w:r>
+              <w:t xml:space="preserve">같은 볼트</w:t>
+            </w:r>
+            <w:r>
+              <w:t xml:space="preserve">”</w:t>
+            </w:r>
+            <w:r>
+              <w:t xml:space="preserve">의 거래처판을 막는다</w:t>
+            </w:r>
+          </w:p>
+        </w:tc>
+      </w:tr>
+      <w:tr>
+        <w:tc>
+          <w:tcPr/>
+          <w:p>
+            <w:pPr>
+              <w:pStyle w:val="Compact"/>
+              <w:jc w:val="left"/>
+            </w:pPr>
+            <w:r>
+              <w:t xml:space="preserve">5</w:t>
+            </w:r>
+          </w:p>
+        </w:tc>
+        <w:tc>
+          <w:tcPr/>
+          <w:p>
+            <w:pPr>
+              <w:pStyle w:val="Compact"/>
+              <w:jc w:val="left"/>
+            </w:pPr>
+            <w:r>
+              <w:t xml:space="preserve">BOM·워크센터·공정</w:t>
+            </w:r>
+          </w:p>
+        </w:tc>
+        <w:tc>
+          <w:tcPr/>
+          <w:p>
+            <w:pPr>
+              <w:pStyle w:val="Compact"/>
+              <w:jc w:val="left"/>
+            </w:pPr>
+            <w:r>
+              <w:t xml:space="preserve">제조</w:t>
+            </w:r>
+          </w:p>
+        </w:tc>
+        <w:tc>
+          <w:tcPr/>
+          <w:p>
+            <w:pPr>
+              <w:pStyle w:val="Compact"/>
+              <w:jc w:val="left"/>
+            </w:pPr>
+            <w:r>
+              <w:t xml:space="preserve">자재명세서, 워크센터(능력·시간당 비용), 라우팅 — 4장 부품전개와 공수계획의 데이터 조건</w:t>
+            </w:r>
+          </w:p>
+        </w:tc>
+      </w:tr>
+      <w:tr>
+        <w:tc>
+          <w:tcPr/>
+          <w:p>
+            <w:pPr>
+              <w:pStyle w:val="Compact"/>
+              <w:jc w:val="left"/>
+            </w:pPr>
+            <w:r>
+              <w:t xml:space="preserve">6</w:t>
+            </w:r>
+          </w:p>
+        </w:tc>
+        <w:tc>
+          <w:tcPr/>
+          <w:p>
+            <w:pPr>
+              <w:pStyle w:val="Compact"/>
+              <w:jc w:val="left"/>
+            </w:pPr>
+            <w:r>
+              <w:t xml:space="preserve">창고·로케이션</w:t>
+            </w:r>
+          </w:p>
+        </w:tc>
+        <w:tc>
+          <w:tcPr/>
+          <w:p>
+            <w:pPr>
+              <w:pStyle w:val="Compact"/>
+              <w:jc w:val="left"/>
+            </w:pPr>
+            <w:r>
+              <w:t xml:space="preserve">재고</w:t>
+            </w:r>
+          </w:p>
+        </w:tc>
+        <w:tc>
+          <w:tcPr/>
+          <w:p>
+            <w:pPr>
+              <w:pStyle w:val="Compact"/>
+              <w:jc w:val="left"/>
+            </w:pPr>
+            <w:r>
+              <w:t xml:space="preserve">로케이션 체계 = 물리 선반 주소와 1:1 대응(12장 그림 12-2) — 정위치의 물리·디지털 통합</w:t>
+            </w:r>
+          </w:p>
+        </w:tc>
+      </w:tr>
+      <w:tr>
+        <w:tc>
+          <w:tcPr/>
+          <w:p>
+            <w:pPr>
+              <w:pStyle w:val="Compact"/>
+              <w:jc w:val="left"/>
+            </w:pPr>
+            <w:r>
+              <w:t xml:space="preserve">7</w:t>
+            </w:r>
+          </w:p>
+        </w:tc>
+        <w:tc>
+          <w:tcPr/>
+          <w:p>
+            <w:pPr>
+              <w:pStyle w:val="Compact"/>
+              <w:jc w:val="left"/>
+            </w:pPr>
+            <w:r>
+              <w:t xml:space="preserve">가격표·재주문 규칙</w:t>
+            </w:r>
+          </w:p>
+        </w:tc>
+        <w:tc>
+          <w:tcPr/>
+          <w:p>
+            <w:pPr>
+              <w:pStyle w:val="Compact"/>
+              <w:jc w:val="left"/>
+            </w:pPr>
+            <w:r>
+              <w:t xml:space="preserve">판매/재고</w:t>
+            </w:r>
+          </w:p>
+        </w:tc>
+        <w:tc>
+          <w:tcPr/>
+          <w:p>
+            <w:pPr>
+              <w:pStyle w:val="Compact"/>
+              <w:jc w:val="left"/>
+            </w:pPr>
+            <w:r>
+              <w:t xml:space="preserve">공급업체별 단가·리드타임, 최소/최대 재고 — 11장 발주 자동화가 이 값 위에서 돈다</w:t>
+            </w:r>
+          </w:p>
+        </w:tc>
+      </w:tr>
+    </w:tbl>
+    <w:p>
+      <w:pPr>
+        <w:pStyle w:val="BodyText"/>
+      </w:pPr>
+      <w:r>
+        <w:t xml:space="preserve">생성 방법은 세 가지다. 소량은 화면에서 직접 입력하고, 대량은 Odoo의 표준 방식인</w:t>
+      </w:r>
+      <w:r>
+        <w:t xml:space="preserve"> </w:t>
+      </w:r>
+      <w:r>
+        <w:rPr>
+          <w:bCs/>
+          <w:b/>
+        </w:rPr>
+        <w:t xml:space="preserve">XLSX/CSV 가져오기</w:t>
+      </w:r>
+      <w:r>
+        <w:t xml:space="preserve">를 쓴다 — 목록 화면에서 내보내기로 템플릿을 받아 채운 뒤 가져오되, 외부 식별자(External ID)를 지정해 두면 같은 파일을 다시 가져와도 중복이 생기지 않고 갱신된다(멱등성). 시스템 간 연계나 초대량 이관은 API/RPC를 쓴다. 3부 21장에서 다룰 데이터 매핑 마법사의 5단계(스테이징→매핑→코드 해석→검증→커밋)는 이 가져오기 절차의 온톨로지적 확장이다.</w:t>
+      </w:r>
+    </w:p>
+    <w:p>
+      <w:pPr>
+        <w:pStyle w:val="BodyText"/>
+      </w:pPr>
+      <w:r>
+        <w:t xml:space="preserve">실무에서 반드시 지켜야 할 네 가지가 있다. 첫째,</w:t>
+      </w:r>
+      <w:r>
+        <w:t xml:space="preserve"> </w:t>
+      </w:r>
+      <w:r>
+        <w:rPr>
+          <w:bCs/>
+          <w:b/>
+        </w:rPr>
+        <w:t xml:space="preserve">가져오기 전에 코드체계부터 확정한다</w:t>
+      </w:r>
+      <w:r>
+        <w:t xml:space="preserve"> </w:t>
+      </w:r>
+      <w:r>
+        <w:t xml:space="preserve">— 코드 규칙 없이 임포트하면</w:t>
+      </w:r>
+      <w:r>
+        <w:t xml:space="preserve"> </w:t>
+      </w:r>
+      <w:r>
+        <w:t xml:space="preserve">“</w:t>
+      </w:r>
+      <w:r>
+        <w:t xml:space="preserve">같은 볼트, 세 개의 코드</w:t>
+      </w:r>
+      <w:r>
+        <w:t xml:space="preserve">”</w:t>
+      </w:r>
+      <w:r>
+        <w:t xml:space="preserve">가 시스템 가동 첫날 그대로 재현된다. 둘째,</w:t>
+      </w:r>
+      <w:r>
+        <w:t xml:space="preserve"> </w:t>
+      </w:r>
+      <w:r>
+        <w:rPr>
+          <w:bCs/>
+          <w:b/>
+        </w:rPr>
+        <w:t xml:space="preserve">품목 카테고리를 먼저 설계한다</w:t>
+      </w:r>
+      <w:r>
+        <w:t xml:space="preserve"> </w:t>
+      </w:r>
+      <w:r>
+        <w:t xml:space="preserve">— 원가법(FIFO·AVCO·표준)과 회계 계정이 카테고리에서 상속되므로, 가동 후에 바꾸면 재고 평가 전체가 흔들린다. 셋째,</w:t>
+      </w:r>
+      <w:r>
+        <w:t xml:space="preserve"> </w:t>
+      </w:r>
+      <w:r>
+        <w:rPr>
+          <w:bCs/>
+          <w:b/>
+        </w:rPr>
+        <w:t xml:space="preserve">단위를 처음에 통일한다</w:t>
+      </w:r>
+      <w:r>
+        <w:t xml:space="preserve"> </w:t>
+      </w:r>
+      <w:r>
+        <w:t xml:space="preserve">— EA·BOX·KG의 환산을 어긋나게 들여오면 수불이 왜곡된다. 넷째,</w:t>
+      </w:r>
+      <w:r>
+        <w:t xml:space="preserve"> </w:t>
+      </w:r>
+      <w:r>
+        <w:rPr>
+          <w:bCs/>
+          <w:b/>
+        </w:rPr>
+        <w:t xml:space="preserve">테스트 DB에서 검증 후 운영에 반영하고, 가져오기 파일은 보존한다</w:t>
+      </w:r>
+      <w:r>
+        <w:t xml:space="preserve"> </w:t>
+      </w:r>
+      <w:r>
+        <w:t xml:space="preserve">— 이관 이력이 곧 감사 추적이다. 요컨대 마스터 데이터 구축은 2.3의 정돈을 시스템에 새기는 작업이며, 7종의 순서는 그 새김의 문법이다.</w:t>
+      </w:r>
+    </w:p>
+    <w:bookmarkEnd w:id="86"/>
+    <w:bookmarkStart w:id="87" w:name="현장-진단-물리-5s-데이터-5s-매트릭스"/>
+    <w:p>
+      <w:pPr>
+        <w:pStyle w:val="Heading2"/>
+      </w:pPr>
+      <w:r>
+        <w:t xml:space="preserve">2.5 현장 진단: 물리 5S × 데이터 5S 매트릭스</w:t>
       </w:r>
     </w:p>
     <w:p>
@@ -5088,14 +5646,14 @@
         <w:t xml:space="preserve">를 명언하게 하고, 해당 부서만으로 해결할 수 없는 테마는 공장장이 그 자리에서 지원을 약속한다 — 이것을 월 2~3회 반복한다. 데이터 진단도 같은 형식으로 돌리면 된다. 진단표를 캐비닛에 쌓는 컨설팅이 아니라, 발표 즉시 액션으로 잇는 진단이 원전의 정신이다.</w:t>
       </w:r>
     </w:p>
-    <w:bookmarkEnd w:id="86"/>
-    <w:bookmarkStart w:id="87" w:name="s-없이-ai-없다"/>
+    <w:bookmarkEnd w:id="87"/>
+    <w:bookmarkStart w:id="88" w:name="s-없이-ai-없다"/>
     <w:p>
       <w:pPr>
         <w:pStyle w:val="Heading2"/>
       </w:pPr>
       <w:r>
-        <w:t xml:space="preserve">2.5 5S 없이 AI 없다</w:t>
+        <w:t xml:space="preserve">2.6 5S 없이 AI 없다</w:t>
       </w:r>
     </w:p>
     <w:p>
@@ -5204,8 +5762,8 @@
         <w:t xml:space="preserve">라던 고민이 사라지는 회사를 여럿 보았다. 5S는 AI를 위한 준비 운동이 아니라 그 자체로 제3의 이익의 첫 수확이며, 다음 장에서 다룰 ’눈으로 보는 관리’의 디지털 전환은 이 지반 위에서만 세워진다.</w:t>
       </w:r>
     </w:p>
-    <w:bookmarkEnd w:id="87"/>
-    <w:bookmarkStart w:id="88" w:name="핵심-요약-1"/>
+    <w:bookmarkEnd w:id="88"/>
+    <w:bookmarkStart w:id="89" w:name="핵심-요약-1"/>
     <w:p>
       <w:pPr>
         <w:pStyle w:val="Heading2"/>
@@ -5313,8 +5871,8 @@
         <w:t xml:space="preserve">디지털 5S는 준비 운동이 아니라 그 자체로 즉효성 있는 개선이다. 코드 통합과 실사만으로 중복 발주와 결품 소동이 줄어든다.</w:t>
       </w:r>
     </w:p>
-    <w:bookmarkEnd w:id="88"/>
-    <w:bookmarkStart w:id="89" w:name="이-장의-참고문헌-1"/>
+    <w:bookmarkEnd w:id="89"/>
+    <w:bookmarkStart w:id="90" w:name="이-장의-참고문헌-1"/>
     <w:p>
       <w:pPr>
         <w:pStyle w:val="Heading2"/>
@@ -5462,9 +6020,9 @@
         <w:t xml:space="preserve">이형근 (저자 전작 원고). 『서드브레인 ERP』 초고 — 기준정보·볼트 3코드 일화의 원 기록.</w:t>
       </w:r>
     </w:p>
-    <w:bookmarkEnd w:id="89"/>
     <w:bookmarkEnd w:id="90"/>
-    <w:bookmarkStart w:id="110" w:name="제3장.-눈으로-보는-관리에서-데이터로-보는-관리로"/>
+    <w:bookmarkEnd w:id="91"/>
+    <w:bookmarkStart w:id="111" w:name="제3장.-눈으로-보는-관리에서-데이터로-보는-관리로"/>
     <w:p>
       <w:pPr>
         <w:pStyle w:val="Heading1"/>
@@ -5519,7 +6077,7 @@
         <w:t xml:space="preserve">를 전화로 물어야 하는 공장을 여전히 만난다. 문제는 도구가 아니었다. 그 공장이 가지고 있었고 많은 공장이 갖지 못한 것, 그것은 ’상태를 즉시 보이게 하는 구조’였다. 이 장은 생산관리 고전이 정립한 눈으로 보는 관리의 도구들 — 관리판, 작업표, 발송, 진도관리, POP — 을 해부하고, 그 각각을 Odoo 기반의 데이터로 보는 관리로 전환하는 컨설팅 실행 순서를 제시한다. 그리고 그 끝에서, 보이는 공장이 어떻게 ’말하는 공장’으로 진화하는지를 논한다.</w:t>
       </w:r>
     </w:p>
-    <w:bookmarkStart w:id="91" w:name="눈으로-보는-관리-이상異常을-즉시-드러내는-구조"/>
+    <w:bookmarkStart w:id="92" w:name="눈으로-보는-관리-이상異常을-즉시-드러내는-구조"/>
     <w:p>
       <w:pPr>
         <w:pStyle w:val="Heading2"/>
@@ -5645,8 +6203,8 @@
         <w:t xml:space="preserve">카드 한 장에 담기는 항목 — 제번·도번·작업명·부품명·수량·착수일시·완료예정일시 — 을 눈여겨보아야 한다. 이것은 오늘날 어떤 MES 화면을 열어도 만나는 작업 오더 레코드의 필드 구성과 사실상 동일하다. 카드의 폭이 소요시간에 비례하므로 관리판은 간트 차트이기도 하고, 카드를 옮기는 행위가 곧 일정 수정이므로 스케줄러이기도 하다. 한 세대 전의 현장은 데이터베이스 없이, 자석과 종이로 오늘의 칸반 보드와 간트 차트를 이미 운영하고 있었던 것이다.</w:t>
       </w:r>
     </w:p>
-    <w:bookmarkEnd w:id="91"/>
-    <w:bookmarkStart w:id="92" w:name="발송-작업표출고표와-지시의-기술"/>
+    <w:bookmarkEnd w:id="92"/>
+    <w:bookmarkStart w:id="93" w:name="발송-작업표출고표와-지시의-기술"/>
     <w:p>
       <w:pPr>
         <w:pStyle w:val="Heading2"/>
@@ -5757,8 +6315,8 @@
         <w:t xml:space="preserve">고 쓴다. 정렬이라는 지극히 단순한 데이터 조작이 현장 지시의 우선순위를 결정하는 것 — 데이터로 보는 관리의 맹아가 여기에 있다.</w:t>
       </w:r>
     </w:p>
-    <w:bookmarkEnd w:id="92"/>
-    <w:bookmarkStart w:id="93" w:name="진도관리-기다림의-배제와-늦음의-회복"/>
+    <w:bookmarkEnd w:id="93"/>
+    <w:bookmarkStart w:id="94" w:name="진도관리-기다림의-배제와-늦음의-회복"/>
     <w:p>
       <w:pPr>
         <w:pStyle w:val="Heading2"/>
@@ -5866,8 +6424,8 @@
         <w:t xml:space="preserve">를 직접 질문하라고 요구한다. 상태 정보가 현장의 물리적 배치에만 존재하는 한, 관리자는 걸어서 데이터를 수집할 수밖에 없었던 것이다.</w:t>
       </w:r>
     </w:p>
-    <w:bookmarkEnd w:id="93"/>
-    <w:bookmarkStart w:id="97" w:name="pop-작업일보의-폐지와-공명정대한-공장"/>
+    <w:bookmarkEnd w:id="94"/>
+    <w:bookmarkStart w:id="98" w:name="pop-작업일보의-폐지와-공명정대한-공장"/>
     <w:p>
       <w:pPr>
         <w:pStyle w:val="Heading2"/>
@@ -5885,18 +6443,18 @@
           <wp:inline>
             <wp:extent cx="4206240" cy="2628899"/>
             <wp:effectExtent b="0" l="0" r="0" t="0"/>
-            <wp:docPr descr="그림 3-2. 종이 작업표에서 바코드, 태블릿 POP으로 — 데이터 수집의 3단 진화" title="" id="95" name="Picture"/>
+            <wp:docPr descr="그림 3-2. 종이 작업표에서 바코드, 태블릿 POP으로 — 데이터 수집의 3단 진화" title="" id="96" name="Picture"/>
             <a:graphic>
               <a:graphicData uri="http://schemas.openxmlformats.org/drawingml/2006/picture">
                 <pic:pic>
                   <pic:nvPicPr>
-                    <pic:cNvPr descr="figures/fig_32_pop_evolution.png" id="96" name="Picture"/>
+                    <pic:cNvPr descr="figures/fig_32_pop_evolution.png" id="97" name="Picture"/>
                     <pic:cNvPicPr>
                       <a:picLocks noChangeArrowheads="1" noChangeAspect="1"/>
                     </pic:cNvPicPr>
                   </pic:nvPicPr>
                   <pic:blipFill>
-                    <a:blip r:embed="rId94"/>
+                    <a:blip r:embed="rId95"/>
                     <a:stretch>
                       <a:fillRect/>
                     </a:stretch>
@@ -6129,8 +6687,8 @@
         <w:t xml:space="preserve">시절을 끝낸다. 데이터의 실시간 공유가 계층과 직능을 넘어 각자의 판단을 바꾸는 이 묘사는, 오늘날 우리가 ’데이터 민주화’라 부르는 것의 원형이다.</w:t>
       </w:r>
     </w:p>
-    <w:bookmarkEnd w:id="97"/>
-    <w:bookmarkStart w:id="101" w:name="디지털-대응물-odoo-위의-관리판작업표pop"/>
+    <w:bookmarkEnd w:id="98"/>
+    <w:bookmarkStart w:id="102" w:name="디지털-대응물-odoo-위의-관리판작업표pop"/>
     <w:p>
       <w:pPr>
         <w:pStyle w:val="Heading2"/>
@@ -6148,18 +6706,18 @@
           <wp:inline>
             <wp:extent cx="4206240" cy="2716530"/>
             <wp:effectExtent b="0" l="0" r="0" t="0"/>
-            <wp:docPr descr="그림 3-1. 관리판에서 칸반 보드로 — 같은 원리, 다른 매체" title="" id="99" name="Picture"/>
+            <wp:docPr descr="그림 3-1. 관리판에서 칸반 보드로 — 같은 원리, 다른 매체" title="" id="100" name="Picture"/>
             <a:graphic>
               <a:graphicData uri="http://schemas.openxmlformats.org/drawingml/2006/picture">
                 <pic:pic>
                   <pic:nvPicPr>
-                    <pic:cNvPr descr="figures/fig_31_kanban.png" id="100" name="Picture"/>
+                    <pic:cNvPr descr="figures/fig_31_kanban.png" id="101" name="Picture"/>
                     <pic:cNvPicPr>
                       <a:picLocks noChangeArrowheads="1" noChangeAspect="1"/>
                     </pic:cNvPicPr>
                   </pic:nvPicPr>
                   <pic:blipFill>
-                    <a:blip r:embed="rId98"/>
+                    <a:blip r:embed="rId99"/>
                     <a:stretch>
                       <a:fillRect/>
                     </a:stretch>
@@ -6599,8 +7157,8 @@
         <w:t xml:space="preserve">라는 연결 질문에 즉답할 수 있다. 통합의 깊이가 다른 것이다.</w:t>
       </w:r>
     </w:p>
-    <w:bookmarkEnd w:id="101"/>
-    <w:bookmarkStart w:id="102" w:name="컨설팅-실행-순서-수주장부에서-현장-확산까지"/>
+    <w:bookmarkEnd w:id="102"/>
+    <w:bookmarkStart w:id="103" w:name="컨설팅-실행-순서-수주장부에서-현장-확산까지"/>
     <w:p>
       <w:pPr>
         <w:pStyle w:val="Heading2"/>
@@ -6786,8 +7344,8 @@
         <w:t xml:space="preserve">이다. 완벽한 코드체계를 기다리지 말고(그것은 2장에서 이미 정비했어야 한다) 보이는 범위에서 시작해 밟아 다진다. 둘째, 현장 입력의 부하를 집요하게 줄인다. 스캔 한 번, 터치 한 번을 넘는 입력을 현장에 요구하는 설계는 반드시 재검토한다. 셋째, 수집한 데이터를 현장에 되돌려 보여 준다. 원전의 여섯 장면이 보여 주듯, 자기 입력이 자기 판단에 도움이 되는 화면으로 돌아올 때만 현장은 입력을 지속한다.</w:t>
       </w:r>
     </w:p>
-    <w:bookmarkEnd w:id="102"/>
-    <w:bookmarkStart w:id="106" w:name="보이는-공장에서-말하는-공장으로"/>
+    <w:bookmarkEnd w:id="103"/>
+    <w:bookmarkStart w:id="107" w:name="보이는-공장에서-말하는-공장으로"/>
     <w:p>
       <w:pPr>
         <w:pStyle w:val="Heading2"/>
@@ -6805,18 +7363,18 @@
           <wp:inline>
             <wp:extent cx="4206240" cy="2774328"/>
             <wp:effectExtent b="0" l="0" r="0" t="0"/>
-            <wp:docPr descr="그림 3-3. ’말하는 공장’의 아침 브리핑" title="" id="104" name="Picture"/>
+            <wp:docPr descr="그림 3-3. ’말하는 공장’의 아침 브리핑" title="" id="105" name="Picture"/>
             <a:graphic>
               <a:graphicData uri="http://schemas.openxmlformats.org/drawingml/2006/picture">
                 <pic:pic>
                   <pic:nvPicPr>
-                    <pic:cNvPr descr="figures/fig_33_briefing.png" id="105" name="Picture"/>
+                    <pic:cNvPr descr="figures/fig_33_briefing.png" id="106" name="Picture"/>
                     <pic:cNvPicPr>
                       <a:picLocks noChangeArrowheads="1" noChangeAspect="1"/>
                     </pic:cNvPicPr>
                   </pic:nvPicPr>
                   <pic:blipFill>
-                    <a:blip r:embed="rId103"/>
+                    <a:blip r:embed="rId104"/>
                     <a:stretch>
                       <a:fillRect/>
                     </a:stretch>
@@ -6953,8 +7511,8 @@
         <w:t xml:space="preserve">은 여전히 인간의 몫이며, 시스템이 대신하는 것은 걷고, 모으고, 대조하고, 요약하는 시간이다. 공장장의 하루 3회 순찰이 불필요해지는 것이 아니라, 순찰이 확인의 시간에서 대화의 시간으로 바뀌는 것이다. 이 감지-분석-브리핑의 루프를 방법론으로 정식화한 것이 5장의 DMAIC 데이터 루프이며, 넥 공정의 구조적 탐지는 7장에서 다시 다룬다.</w:t>
       </w:r>
     </w:p>
-    <w:bookmarkEnd w:id="106"/>
-    <w:bookmarkStart w:id="107" w:name="영업과-공장-1일-2회의-페이스-투-페이스에서-실시간-공유-포털로"/>
+    <w:bookmarkEnd w:id="107"/>
+    <w:bookmarkStart w:id="108" w:name="영업과-공장-1일-2회의-페이스-투-페이스에서-실시간-공유-포털로"/>
     <w:p>
       <w:pPr>
         <w:pStyle w:val="Heading2"/>
@@ -7103,8 +7661,8 @@
         <w:t xml:space="preserve">이로써 현장의 기초가 완성되었다. 데이터의 품질을 다지고(2장), 현장의 상태를 실시간 데이터로 잡았다(3장). 다음 장은 이 토대 위에서 비로소 가능해지는 두뇌의 작업, 곧 부품전개와 일정계획으로 올라간다.</w:t>
       </w:r>
     </w:p>
-    <w:bookmarkEnd w:id="107"/>
-    <w:bookmarkStart w:id="108" w:name="핵심-요약-2"/>
+    <w:bookmarkEnd w:id="108"/>
+    <w:bookmarkStart w:id="109" w:name="핵심-요약-2"/>
     <w:p>
       <w:pPr>
         <w:pStyle w:val="Heading2"/>
@@ -7209,8 +7767,8 @@
         <w:t xml:space="preserve">보이는 공장은 말하는 공장으로 진화한다. 이상 감지→맥락 결합→자연어 브리핑의 3층 구조가 관리자의 순찰·대조·요약 시간을 대체하되, 판단은 인간에게 남는다. 영업-공장의 1일 2회 접촉과 정보 기입의 제도화는 실시간 공유 포털 시대에도 유효한 규율이다.</w:t>
       </w:r>
     </w:p>
-    <w:bookmarkEnd w:id="108"/>
-    <w:bookmarkStart w:id="109" w:name="이-장의-참고문헌-2"/>
+    <w:bookmarkEnd w:id="109"/>
+    <w:bookmarkStart w:id="110" w:name="이-장의-참고문헌-2"/>
     <w:p>
       <w:pPr>
         <w:pStyle w:val="Heading2"/>
@@ -7332,9 +7890,9 @@
         <w:t xml:space="preserve">, 76(4), 121-131. — 정보 파편화에 대한 통합적 해법으로서의 ERP.</w:t>
       </w:r>
     </w:p>
-    <w:bookmarkEnd w:id="109"/>
     <w:bookmarkEnd w:id="110"/>
-    <w:bookmarkStart w:id="129" w:name="제4장.-부품전개와-일정계획-제번추번에서-mrpaps까지"/>
+    <w:bookmarkEnd w:id="111"/>
+    <w:bookmarkStart w:id="130" w:name="제4장.-부품전개와-일정계획-제번추번에서-mrpaps까지"/>
     <w:p>
       <w:pPr>
         <w:pStyle w:val="Heading1"/>
@@ -7422,7 +7980,7 @@
         <w:t xml:space="preserve">나는 이 한마디가 다품종소량·수주생산 일정계획의 본질을 다 담고 있다고 생각한다. 계획은 반드시 틀어진다. 문제는 틀어짐 자체가 아니라, 수정이 현장 말단까지 전파되는 속도다. 이 장은 생산관리 고전이 정리한 계획 체계 — 부품표, 제번·추번, 정미소요량, 대·중·소 일정계획, 공수계획 — 를 해부하고, 그것이 Odoo의 BOM·MRP·MPS와 frePPLe APS로 어떻게 이식되는지, 그리고 그 이식이 성공하기 위한 데이터 조건은 무엇인지를 다룬다.</w:t>
       </w:r>
     </w:p>
-    <w:bookmarkStart w:id="114" w:name="부품표-모든-계산의-뿌리"/>
+    <w:bookmarkStart w:id="115" w:name="부품표-모든-계산의-뿌리"/>
     <w:p>
       <w:pPr>
         <w:pStyle w:val="Heading2"/>
@@ -7440,18 +7998,18 @@
           <wp:inline>
             <wp:extent cx="4206240" cy="2716530"/>
             <wp:effectExtent b="0" l="0" r="0" t="0"/>
-            <wp:docPr descr="그림 4-1. 구조형 부품표(BOM) 트리와 정미소요량 계산" title="" id="112" name="Picture"/>
+            <wp:docPr descr="그림 4-1. 구조형 부품표(BOM) 트리와 정미소요량 계산" title="" id="113" name="Picture"/>
             <a:graphic>
               <a:graphicData uri="http://schemas.openxmlformats.org/drawingml/2006/picture">
                 <pic:pic>
                   <pic:nvPicPr>
-                    <pic:cNvPr descr="figures/fig_41_bom_tree.png" id="113" name="Picture"/>
+                    <pic:cNvPr descr="figures/fig_41_bom_tree.png" id="114" name="Picture"/>
                     <pic:cNvPicPr>
                       <a:picLocks noChangeArrowheads="1" noChangeAspect="1"/>
                     </pic:cNvPicPr>
                   </pic:nvPicPr>
                   <pic:blipFill>
-                    <a:blip r:embed="rId111"/>
+                    <a:blip r:embed="rId112"/>
                     <a:stretch>
                       <a:fillRect/>
                     </a:stretch>
@@ -7584,8 +8142,8 @@
         <w:t xml:space="preserve">상비재료는 부품표에 의한 소요량계산 대상에서 제외하고 정기부정량 발주나 그때마다 발주 같은 재고보충 방식으로 관리한다. 모든 품목을 같은 정밀도로 관리하려는 유혹을 끊는 것, ABC 관리의 사상이 부품표에도 적용되는 것이다.</w:t>
       </w:r>
     </w:p>
-    <w:bookmarkEnd w:id="114"/>
-    <w:bookmarkStart w:id="115" w:name="제번-방식과-추번-방식-관리-사상의-두-갈래"/>
+    <w:bookmarkEnd w:id="115"/>
+    <w:bookmarkStart w:id="116" w:name="제번-방식과-추번-방식-관리-사상의-두-갈래"/>
     <w:p>
       <w:pPr>
         <w:pStyle w:val="Heading2"/>
@@ -7762,8 +8320,8 @@
         <w:t xml:space="preserve">을 붙이는 배려까지, 현장의 익숙함을 존중하면서 관리 사상을 전환하는 이행 설계의 모범이다.</w:t>
       </w:r>
     </w:p>
-    <w:bookmarkEnd w:id="115"/>
-    <w:bookmarkStart w:id="116" w:name="중간재고관리부문-분리와-연결의-지혜"/>
+    <w:bookmarkEnd w:id="116"/>
+    <w:bookmarkStart w:id="117" w:name="중간재고관리부문-분리와-연결의-지혜"/>
     <w:p>
       <w:pPr>
         <w:pStyle w:val="Heading2"/>
@@ -7854,8 +8412,8 @@
         <w:t xml:space="preserve">가 원칙이되, 반복 빈도가 높은 표준 서브유닛은 관리센터와 상의해 예측 조립이 허용되고 완성 즉시 중간재고로 환류된다. 가공 부문은 멋대로의 예측 가공이 엄금되지만, 프레스 같은 특수 공정은 표준 로트의 일정 범위 내에서 감독자 재량이 인정된다. 원칙과 재량의 경계선이 문서화되어 있는 것 — 이것이 관리 수준이다.</w:t>
       </w:r>
     </w:p>
-    <w:bookmarkEnd w:id="116"/>
-    <w:bookmarkStart w:id="120" w:name="대중소-일정계획-3층-구조와-유연성의-배분"/>
+    <w:bookmarkEnd w:id="117"/>
+    <w:bookmarkStart w:id="121" w:name="대중소-일정계획-3층-구조와-유연성의-배분"/>
     <w:p>
       <w:pPr>
         <w:pStyle w:val="Heading2"/>
@@ -7873,18 +8431,18 @@
           <wp:inline>
             <wp:extent cx="4206240" cy="2453640"/>
             <wp:effectExtent b="0" l="0" r="0" t="0"/>
-            <wp:docPr descr="그림 4-2. 대·중·소 일정계획의 3층 구조" title="" id="118" name="Picture"/>
+            <wp:docPr descr="그림 4-2. 대·중·소 일정계획의 3층 구조" title="" id="119" name="Picture"/>
             <a:graphic>
               <a:graphicData uri="http://schemas.openxmlformats.org/drawingml/2006/picture">
                 <pic:pic>
                   <pic:nvPicPr>
-                    <pic:cNvPr descr="figures/fig_42_schedule3.png" id="119" name="Picture"/>
+                    <pic:cNvPr descr="figures/fig_42_schedule3.png" id="120" name="Picture"/>
                     <pic:cNvPicPr>
                       <a:picLocks noChangeArrowheads="1" noChangeAspect="1"/>
                     </pic:cNvPicPr>
                   </pic:nvPicPr>
                   <pic:blipFill>
-                    <a:blip r:embed="rId117"/>
+                    <a:blip r:embed="rId118"/>
                     <a:stretch>
                       <a:fillRect/>
                     </a:stretch>
@@ -8144,8 +8702,8 @@
         <w:t xml:space="preserve">로 가되, 숙련 감독자가 요점을 메모하고 작업자가 세부를 입안하며 스태프가 정서하는 3자 협업을 권한다. 완벽한 표준 문서가 아니라 계획 계산에 필요한 두 항목 — 표준 로트수와 표준시간 — 을 우선 확보하라는 실용주의다.</w:t>
       </w:r>
     </w:p>
-    <w:bookmarkEnd w:id="120"/>
-    <w:bookmarkStart w:id="124" w:name="공수계획-능력과-부하-그리고-넥-공정"/>
+    <w:bookmarkEnd w:id="121"/>
+    <w:bookmarkStart w:id="125" w:name="공수계획-능력과-부하-그리고-넥-공정"/>
     <w:p>
       <w:pPr>
         <w:pStyle w:val="Heading2"/>
@@ -8163,18 +8721,18 @@
           <wp:inline>
             <wp:extent cx="4206240" cy="2595339"/>
             <wp:effectExtent b="0" l="0" r="0" t="0"/>
-            <wp:docPr descr="그림 4-3. 공수 산적표 — 능력선과 부하, 넥 공정" title="" id="122" name="Picture"/>
+            <wp:docPr descr="그림 4-3. 공수 산적표 — 능력선과 부하, 넥 공정" title="" id="123" name="Picture"/>
             <a:graphic>
               <a:graphicData uri="http://schemas.openxmlformats.org/drawingml/2006/picture">
                 <pic:pic>
                   <pic:nvPicPr>
-                    <pic:cNvPr descr="figures/fig_43_load_chart.png" id="123" name="Picture"/>
+                    <pic:cNvPr descr="figures/fig_43_load_chart.png" id="124" name="Picture"/>
                     <pic:cNvPicPr>
                       <a:picLocks noChangeArrowheads="1" noChangeAspect="1"/>
                     </pic:cNvPicPr>
                   </pic:nvPicPr>
                   <pic:blipFill>
-                    <a:blip r:embed="rId121"/>
+                    <a:blip r:embed="rId122"/>
                     <a:stretch>
                       <a:fillRect/>
                     </a:stretch>
@@ -8348,8 +8906,8 @@
         <w:t xml:space="preserve">여유 없는 시스템은 예외 하나에 무너진다.</w:t>
       </w:r>
     </w:p>
-    <w:bookmarkEnd w:id="124"/>
-    <w:bookmarkStart w:id="125" w:name="odoo와-frepple로의-이식-bommrpmpsaps"/>
+    <w:bookmarkEnd w:id="125"/>
+    <w:bookmarkStart w:id="126" w:name="odoo와-frepple로의-이식-bommrpmpsaps"/>
     <w:p>
       <w:pPr>
         <w:pStyle w:val="Heading2"/>
@@ -8890,8 +9448,8 @@
         <w:t xml:space="preserve">의 시스템화다. 표준화율이 높은 공통 부품·서브유닛에 재주문 규칙(추번적 세계)을, 고객 사양품에 MTO(수주 기반 보충, 제번적 세계)를 적용하고 그 경계를 품목 마스터의 라우트로 명시하는 것은, 원전의 조립=제번, 가공·중간재고=추번 혼합 구조의 직계 후손이다. 다른 하나는 제번의 계승이다. Odoo에서 제조 주문 번호와 로트/시리얼 번호, 그리고 프로젝트별 분석 계정이 제번의 세 기능 — 진척 추적, 이력 추적, 원가 집계 — 을 나누어 맡는다. 원전이 지적한 제번의 경직성(공통부품 유용 곤란, 가제번)은 품목 단위 MRP가 해소하되, 추적과 원가의 끈은 로트와 분석 계정이 이어 주므로, 두 방식의 장점이 한 시스템 안에서 공존한다. 특급품 처리는 긴급 오더의 우선순위 지정과 일정 재계산으로 지원되지만, 나는 컨설팅 현장에서 원전의 특별처리반이라는 조직적 장치를 함께 권한다. 시스템이 일정을 다시 짜 주어도, 준비 절차부터 일관 청부할 베테랑 다능공 팀이 없으면 특급은 여전히 전 공장을 흔든다.</w:t>
       </w:r>
     </w:p>
-    <w:bookmarkEnd w:id="125"/>
-    <w:bookmarkStart w:id="126" w:name="계획-정확도의-데이터-조건-그리고-넥-공정-탐지-예고"/>
+    <w:bookmarkEnd w:id="126"/>
+    <w:bookmarkStart w:id="127" w:name="계획-정확도의-데이터-조건-그리고-넥-공정-탐지-예고"/>
     <w:p>
       <w:pPr>
         <w:pStyle w:val="Heading2"/>
@@ -9007,8 +9565,8 @@
         <w:t xml:space="preserve">을 두려워했다. 오늘의 시스템에서 계획 수정은 수 분 안에 재계산되어 현장의 태블릿까지 전파된다. 그러나 부품표가 틀리고 재고가 맞지 않고 표준시간이 허수라면, 빨라진 것은 오류의 전파 속도뿐이다. 계획의 지능화는 언제나 데이터의 규율 위에서만 성립한다 — 이것이 이 장을 관통하는 단 하나의 결론이다.</w:t>
       </w:r>
     </w:p>
-    <w:bookmarkEnd w:id="126"/>
-    <w:bookmarkStart w:id="127" w:name="핵심-요약-3"/>
+    <w:bookmarkEnd w:id="127"/>
+    <w:bookmarkStart w:id="128" w:name="핵심-요약-3"/>
     <w:p>
       <w:pPr>
         <w:pStyle w:val="Heading2"/>
@@ -9119,8 +9677,8 @@
         <w:t xml:space="preserve">계획 정확도의 데이터 조건은 BOM 정확도, 재고 정확도, 표준시간·기준일정의 실측성, POP 실적의 축적이다. 실행 데이터가 계획을 갱신하는 순환은 5장의 DMAIC 루프로, 구조적 넥 공정의 그래프 탐지는 7장으로 이어진다.</w:t>
       </w:r>
     </w:p>
-    <w:bookmarkEnd w:id="127"/>
-    <w:bookmarkStart w:id="128" w:name="이-장의-참고문헌-3"/>
+    <w:bookmarkEnd w:id="128"/>
+    <w:bookmarkStart w:id="129" w:name="이-장의-참고문헌-3"/>
     <w:p>
       <w:pPr>
         <w:pStyle w:val="Heading2"/>
@@ -9284,9 +9842,9 @@
         <w:t xml:space="preserve">이 책 12장 「제조 관리」, 15장 「확장 부스터」 — Odoo MRP·MPS의 상세와 frePPLe·지식그래프 아키텍처.</w:t>
       </w:r>
     </w:p>
-    <w:bookmarkEnd w:id="128"/>
     <w:bookmarkEnd w:id="129"/>
-    <w:bookmarkStart w:id="160" w:name="제5장.-dmaic-데이터-루프-수집학습추론의-무한-사이클"/>
+    <w:bookmarkEnd w:id="130"/>
+    <w:bookmarkStart w:id="161" w:name="제5장.-dmaic-데이터-루프-수집학습추론의-무한-사이클"/>
     <w:p>
       <w:pPr>
         <w:pStyle w:val="Heading1"/>
@@ -9349,7 +9907,7 @@
         <w:t xml:space="preserve">— 를 방법론의 수준으로 구체화하는 것이 이 장의 과제다. 앞의 2장이 데이터의 품질(디지털 3정5S)을, 3장이 데이터의 수집(데이터로 보는 관리)을, 4장이 데이터의 계획 활용(부품전개와 일정계획)을 다뤘다면, 이 장은 그 모든 것을 하나의 회전 운동으로 묶는다. 정의하고(Define), 측정하고(Measure), 분석하고(Analyze), 개선하고(Improve), 관리한다(Control). 그리고 다시 정의한다. 이 회전이 멈추지 않을 때, ERP는 기록 시스템을 넘어 스스로 정확해지는 예측 플랫폼이 된다.</w:t>
       </w:r>
     </w:p>
-    <w:bookmarkStart w:id="133" w:name="개선-사이클의-계보-pdca-qc-스토리-그리고-dmaic"/>
+    <w:bookmarkStart w:id="134" w:name="개선-사이클의-계보-pdca-qc-스토리-그리고-dmaic"/>
     <w:p>
       <w:pPr>
         <w:pStyle w:val="Heading2"/>
@@ -9358,7 +9916,7 @@
         <w:t xml:space="preserve">5.1 개선 사이클의 계보: PDCA, QC 스토리, 그리고 DMAIC</w:t>
       </w:r>
     </w:p>
-    <w:bookmarkStart w:id="130" w:name="슈하트의-원-데밍의-바퀴"/>
+    <w:bookmarkStart w:id="131" w:name="슈하트의-원-데밍의-바퀴"/>
     <w:p>
       <w:pPr>
         <w:pStyle w:val="Heading3"/>
@@ -9414,8 +9972,8 @@
         <w:t xml:space="preserve">주목할 것은 마지막 두 단계다. 표준화(⑨)와 반성·전망(⑩)은 사이클을 닫는 동시에 다음 사이클을 여는 단계다. QC 스토리는 처음부터 일회성 프로젝트가 아니라 나선형 반복으로 설계되어 있었다. 다만 그 나선을 돌리는 동력이 사람 — QC 서클의 회합, 관리자의 독려, 발표대회의 긴장 — 이었을 뿐이다.</w:t>
       </w:r>
     </w:p>
-    <w:bookmarkEnd w:id="130"/>
-    <w:bookmarkStart w:id="131" w:name="모토로라의-발명-ge의-완성"/>
+    <w:bookmarkEnd w:id="131"/>
+    <w:bookmarkStart w:id="132" w:name="모토로라의-발명-ge의-완성"/>
     <w:p>
       <w:pPr>
         <w:pStyle w:val="Heading3"/>
@@ -9473,8 +10031,8 @@
         <w:t xml:space="preserve">으로 정의했고(Schroeder, Linderman, Liedtke &amp; Choo, 2008), 데 마스트와 로커볼은 DMAIC를 문제해결 이론의 관점에서 분석해 ’탐색적 가설 생성과 확증적 가설 검정의 교대’라는 구조를 밝혀냈다(De Mast &amp; Lokkerbol, 2012). 요컨대 DMAIC는 PDCA·QC 스토리와 다른 종(種)이 아니다. 같은 회전 운동에 통계적 엄밀성 — 측정 시스템의 검증, 가설의 통계적 검정, 관리도에 의한 유지 — 을 장착한 것이다. 그리고 바로 그 통계적 엄밀성 때문에, DMAIC는 세 계보 중에서 기계가 이어받기에 가장 적합한 사이클이다. 각 단계의 입력과 출력이 데이터로 정의되어 있기 때문이다.</w:t>
       </w:r>
     </w:p>
-    <w:bookmarkEnd w:id="131"/>
-    <w:bookmarkStart w:id="132" w:name="다섯-단계를-데이터-방법론으로-다시-쓰기"/>
+    <w:bookmarkEnd w:id="132"/>
+    <w:bookmarkStart w:id="133" w:name="다섯-단계를-데이터-방법론으로-다시-쓰기"/>
     <w:p>
       <w:pPr>
         <w:pStyle w:val="Heading3"/>
@@ -9808,9 +10366,9 @@
         </w:tc>
       </w:tr>
     </w:tbl>
-    <w:bookmarkEnd w:id="132"/>
     <w:bookmarkEnd w:id="133"/>
-    <w:bookmarkStart w:id="135" w:name="define-경영-질문을-ctq와-kpi로-번역한다"/>
+    <w:bookmarkEnd w:id="134"/>
+    <w:bookmarkStart w:id="136" w:name="define-경영-질문을-ctq와-kpi로-번역한다"/>
     <w:p>
       <w:pPr>
         <w:pStyle w:val="Heading2"/>
@@ -9819,7 +10377,7 @@
         <w:t xml:space="preserve">5.2 Define — 경영 질문을 CTQ와 KPI로 번역한다</w:t>
       </w:r>
     </w:p>
-    <w:bookmarkStart w:id="134" w:name="문제는-발견되는-것이-아니라-정의되는-것이다"/>
+    <w:bookmarkStart w:id="135" w:name="문제는-발견되는-것이-아니라-정의되는-것이다"/>
     <w:p>
       <w:pPr>
         <w:pStyle w:val="Heading3"/>
@@ -9963,9 +10521,9 @@
         <w:t xml:space="preserve">Define의 산출물은 세 가지다. 첫째, 문제 정의문 — 무엇이(CTQ), 어디서, 언제부터, 얼마나(현재 수준과 목표 수준). 둘째, 범위 — 이번 회전에서 다루는 공정·품목·기간의 경계. 셋째, 판정 기준 — 개선이 성공했다고 판정할 통계적 기준. 이 세 가지가 데이터로 기술될 수 있다는 것, 그것이 Define을 자동화 가능한 단계로 만든다.</w:t>
       </w:r>
     </w:p>
-    <w:bookmarkEnd w:id="134"/>
     <w:bookmarkEnd w:id="135"/>
-    <w:bookmarkStart w:id="138" w:name="measure-3원천-수집과-측정-시스템의-신뢰성"/>
+    <w:bookmarkEnd w:id="136"/>
+    <w:bookmarkStart w:id="139" w:name="measure-3원천-수집과-측정-시스템의-신뢰성"/>
     <w:p>
       <w:pPr>
         <w:pStyle w:val="Heading2"/>
@@ -9974,7 +10532,7 @@
         <w:t xml:space="preserve">5.3 Measure — 3원천 수집과 측정 시스템의 신뢰성</w:t>
       </w:r>
     </w:p>
-    <w:bookmarkStart w:id="136" w:name="세-개의-원천-트랜잭션-현장-암묵지"/>
+    <w:bookmarkStart w:id="137" w:name="세-개의-원천-트랜잭션-현장-암묵지"/>
     <w:p>
       <w:pPr>
         <w:pStyle w:val="Heading3"/>
@@ -10024,8 +10582,8 @@
         <w:t xml:space="preserve">는 베테랑의 경험칙 속에만 있다.</w:t>
       </w:r>
     </w:p>
-    <w:bookmarkEnd w:id="136"/>
-    <w:bookmarkStart w:id="137" w:name="측정-시스템-분석-자를-먼저-검사하라"/>
+    <w:bookmarkEnd w:id="137"/>
+    <w:bookmarkStart w:id="138" w:name="측정-시스템-분석-자를-먼저-검사하라"/>
     <w:p>
       <w:pPr>
         <w:pStyle w:val="Heading3"/>
@@ -10080,9 +10638,9 @@
         <w:t xml:space="preserve">의 두 질문에 상시적으로 답하는 체계이며, 후자를 생략한 AI는 흔들리는 자로 잰 데이터를 학습한 모델 — 정밀하게 틀리는 모델 — 을 낳는다.</w:t>
       </w:r>
     </w:p>
-    <w:bookmarkEnd w:id="137"/>
     <w:bookmarkEnd w:id="138"/>
-    <w:bookmarkStart w:id="140" w:name="analyze-통계에서-그래프까지-원인을-추론한다"/>
+    <w:bookmarkEnd w:id="139"/>
+    <w:bookmarkStart w:id="141" w:name="analyze-통계에서-그래프까지-원인을-추론한다"/>
     <w:p>
       <w:pPr>
         <w:pStyle w:val="Heading2"/>
@@ -10091,7 +10649,7 @@
         <w:t xml:space="preserve">5.4 Analyze — 통계에서 그래프까지, 원인을 추론한다</w:t>
       </w:r>
     </w:p>
-    <w:bookmarkStart w:id="139" w:name="가설-생성과-가설-검정의-교대"/>
+    <w:bookmarkStart w:id="140" w:name="가설-생성과-가설-검정의-교대"/>
     <w:p>
       <w:pPr>
         <w:pStyle w:val="Heading3"/>
@@ -10157,9 +10715,9 @@
         <w:t xml:space="preserve">한 가지 원칙을 분석 단계에 새겨 둔다. 상관은 원인이 아니다. ML이 찾아낸 패턴은 ’함께 움직인다’는 사실이지 ’움직이게 한다’는 사실이 아니며, 개입의 근거가 되려면 도메인 지식에 의한 인과 서사와, 가능하다면 실험적 확인 — 파일럿 적용, A/B 비교 — 이 필요하다. 자동화된 분석일수록 이 원칙은 안전장치(5.8절)로서 시스템에 내장되어야 한다.</w:t>
       </w:r>
     </w:p>
-    <w:bookmarkEnd w:id="139"/>
     <w:bookmarkEnd w:id="140"/>
-    <w:bookmarkStart w:id="141" w:name="improve-예측과-what-if로-개선안을-만든다"/>
+    <w:bookmarkEnd w:id="141"/>
+    <w:bookmarkStart w:id="142" w:name="improve-예측과-what-if로-개선안을-만든다"/>
     <w:p>
       <w:pPr>
         <w:pStyle w:val="Heading2"/>
@@ -10184,8 +10742,8 @@
         <w:t xml:space="preserve">LLM은 이 단계에서 개선안 생성기의 역할을 맡는다. 분석 단계가 확정한 원인 구조와, 회사의 제약 조건 — 설비, 인력, 예산, 납기 정책 — 을 컨텍스트로 받아, 실행 가능한 대책 후보의 목록을 초안한다. 여기에는 회사 안의 선례(과거 유사 문제의 개선 이력)와 회사 밖의 일반 지식(업계의 통상적 대책)이 함께 동원된다. 중요한 것은 역할의 경계다. LLM은 후보를 넓히고 서사를 만들며, 시뮬레이션은 후보를 정량 평가하고, 선택은 — 다음 절과 5.8절에서 논하듯 — 사람의 승인을 거친다. 생성은 기계가, 검증은 모델이, 결정은 사람이 한다는 이 삼분법이 Improve 단계의 안전 설계다.</w:t>
       </w:r>
     </w:p>
-    <w:bookmarkEnd w:id="141"/>
-    <w:bookmarkStart w:id="143" w:name="control-표준화하고-환류하고-감시한다"/>
+    <w:bookmarkEnd w:id="142"/>
+    <w:bookmarkStart w:id="144" w:name="control-표준화하고-환류하고-감시한다"/>
     <w:p>
       <w:pPr>
         <w:pStyle w:val="Heading2"/>
@@ -10194,7 +10752,7 @@
         <w:t xml:space="preserve">5.6 Control — 표준화하고, 환류하고, 감시한다</w:t>
       </w:r>
     </w:p>
-    <w:bookmarkStart w:id="142" w:name="개선의-결과는-시스템의-상태로-저장되어야-한다"/>
+    <w:bookmarkStart w:id="143" w:name="개선의-결과는-시스템의-상태로-저장되어야-한다"/>
     <w:p>
       <w:pPr>
         <w:pStyle w:val="Heading3"/>
@@ -10219,9 +10777,9 @@
         <w:t xml:space="preserve">두 번째 요소는 상시 감시다. 슈하트 관리도의 본령은 개선 프로젝트의 도구가 아니라 유지의 도구다. 공정이 우연 원인만으로 움직이는 관리 상태에 있는지, 이상 원인이 개입했는지를 통계적 한계선으로 상시 판별하는 것이다(Shewhart, 1939; Montgomery, 2020). 전통적 현장에서 관리도의 약점은 사람이 그것을 계속 봐야 한다는 데 있었다. 데이터 루프에서는 CTQ마다 관리도가 자동으로 갱신되고, 이상 신호 — 한계선 이탈, 연속 상승, 주기성 — 가 감지되면 그것이 새로운 Define의 입력이 된다. 즉 Control은 사이클의 끝이 아니라 다음 사이클의 센서다. 개선으로 낮아진 새 수준이 새 기준선이 되고, 그 기준선으로부터의 이탈이 다음 회전을 점화한다. 여기서 사이클은 닫힌 원이 아니라 나선이 된다.</w:t>
       </w:r>
     </w:p>
-    <w:bookmarkEnd w:id="142"/>
     <w:bookmarkEnd w:id="143"/>
-    <w:bookmarkStart w:id="152" w:name="llm-무한-루프-분기의-사이클에서-상시의-사이클로"/>
+    <w:bookmarkEnd w:id="144"/>
+    <w:bookmarkStart w:id="153" w:name="llm-무한-루프-분기의-사이클에서-상시의-사이클로"/>
     <w:p>
       <w:pPr>
         <w:pStyle w:val="Heading2"/>
@@ -10239,18 +10797,18 @@
           <wp:inline>
             <wp:extent cx="4206240" cy="2804160"/>
             <wp:effectExtent b="0" l="0" r="0" t="0"/>
-            <wp:docPr descr="그림 5-1. LLM 무한 루프 상세 아키텍처 — 다섯 단계를 잇는 도구들" title="" id="145" name="Picture"/>
+            <wp:docPr descr="그림 5-1. LLM 무한 루프 상세 아키텍처 — 다섯 단계를 잇는 도구들" title="" id="146" name="Picture"/>
             <a:graphic>
               <a:graphicData uri="http://schemas.openxmlformats.org/drawingml/2006/picture">
                 <pic:pic>
                   <pic:nvPicPr>
-                    <pic:cNvPr descr="figures/fig_51_llm_loop_detail.png" id="146" name="Picture"/>
+                    <pic:cNvPr descr="figures/fig_51_llm_loop_detail.png" id="147" name="Picture"/>
                     <pic:cNvPicPr>
                       <a:picLocks noChangeArrowheads="1" noChangeAspect="1"/>
                     </pic:cNvPicPr>
                   </pic:nvPicPr>
                   <pic:blipFill>
-                    <a:blip r:embed="rId144"/>
+                    <a:blip r:embed="rId145"/>
                     <a:stretch>
                       <a:fillRect/>
                     </a:stretch>
@@ -10294,18 +10852,18 @@
           <wp:inline>
             <wp:extent cx="4206240" cy="2523743"/>
             <wp:effectExtent b="0" l="0" r="0" t="0"/>
-            <wp:docPr descr="그림 5-2. 루프 학습 곡선 — 회전할수록 예측 오차가 줄어든다" title="" id="148" name="Picture"/>
+            <wp:docPr descr="그림 5-2. 루프 학습 곡선 — 회전할수록 예측 오차가 줄어든다" title="" id="149" name="Picture"/>
             <a:graphic>
               <a:graphicData uri="http://schemas.openxmlformats.org/drawingml/2006/picture">
                 <pic:pic>
                   <pic:nvPicPr>
-                    <pic:cNvPr descr="figures/fig_52_learning_curve.png" id="149" name="Picture"/>
+                    <pic:cNvPr descr="figures/fig_52_learning_curve.png" id="150" name="Picture"/>
                     <pic:cNvPicPr>
                       <a:picLocks noChangeArrowheads="1" noChangeAspect="1"/>
                     </pic:cNvPicPr>
                   </pic:nvPicPr>
                   <pic:blipFill>
-                    <a:blip r:embed="rId147"/>
+                    <a:blip r:embed="rId148"/>
                     <a:stretch>
                       <a:fillRect/>
                     </a:stretch>
@@ -10340,7 +10898,7 @@
         <w:t xml:space="preserve">그림 5-2. 루프 학습 곡선 — 회전할수록 예측 오차가 줄어든다</w:t>
       </w:r>
     </w:p>
-    <w:bookmarkStart w:id="150" w:name="왜-사람의-dmaic는-분기-단위인가"/>
+    <w:bookmarkStart w:id="151" w:name="왜-사람의-dmaic는-분기-단위인가"/>
     <w:p>
       <w:pPr>
         <w:pStyle w:val="Heading3"/>
@@ -10538,8 +11096,8 @@
         <w:t xml:space="preserve">     └──────┴──── 결과 관측 → 예측 오차·개입 기록이 다음 회전의 학습 데이터 ────┘</w:t>
       </w:r>
     </w:p>
-    <w:bookmarkEnd w:id="150"/>
-    <w:bookmarkStart w:id="151" w:name="루프-1회전마다-예측은-정확해진다"/>
+    <w:bookmarkEnd w:id="151"/>
+    <w:bookmarkStart w:id="152" w:name="루프-1회전마다-예측은-정확해진다"/>
     <w:p>
       <w:pPr>
         <w:pStyle w:val="Heading3"/>
@@ -10588,9 +11146,9 @@
         <w:t xml:space="preserve">물론 이 논리에는 전제가 있다. 쌓이는 데이터의 품질이 유지되어야 하고(2장의 3정5S가 무너지면 루프는 오차를 학습한다), 환경이 급변하면 과거의 학습이 오히려 부채가 될 수 있으며(학습 분포 밖의 상황), 루프가 스스로 만든 개입의 효과와 외부 요인의 효과를 혼동하지 않도록 통계적 규율이 필요하다. 무한 루프는 자동 지혜 기계가 아니다. 프리케의 경고 — 데이터에서 지혜로의 자동 증류는 없다(Frické, 2009) — 는 루프의 시대에도 유효하며, 그래서 다음 절의 안전장치가 방법론의 일부다.</w:t>
       </w:r>
     </w:p>
-    <w:bookmarkEnd w:id="151"/>
     <w:bookmarkEnd w:id="152"/>
-    <w:bookmarkStart w:id="156" w:name="루프의-안전장치-승인-게이트-검정-폭주-방지"/>
+    <w:bookmarkEnd w:id="153"/>
+    <w:bookmarkStart w:id="157" w:name="루프의-안전장치-승인-게이트-검정-폭주-방지"/>
     <w:p>
       <w:pPr>
         <w:pStyle w:val="Heading2"/>
@@ -10608,18 +11166,18 @@
           <wp:inline>
             <wp:extent cx="4206240" cy="2103120"/>
             <wp:effectExtent b="0" l="0" r="0" t="0"/>
-            <wp:docPr descr="그림 5-3. 루프의 3중 안전장치 — 검정·승인 게이트·감사 로그" title="" id="154" name="Picture"/>
+            <wp:docPr descr="그림 5-3. 루프의 3중 안전장치 — 검정·승인 게이트·감사 로그" title="" id="155" name="Picture"/>
             <a:graphic>
               <a:graphicData uri="http://schemas.openxmlformats.org/drawingml/2006/picture">
                 <pic:pic>
                   <pic:nvPicPr>
-                    <pic:cNvPr descr="figures/fig_53_safeguards.png" id="155" name="Picture"/>
+                    <pic:cNvPr descr="figures/fig_53_safeguards.png" id="156" name="Picture"/>
                     <pic:cNvPicPr>
                       <a:picLocks noChangeArrowheads="1" noChangeAspect="1"/>
                     </pic:cNvPicPr>
                   </pic:nvPicPr>
                   <pic:blipFill>
-                    <a:blip r:embed="rId153"/>
+                    <a:blip r:embed="rId154"/>
                     <a:stretch>
                       <a:fillRect/>
                     </a:stretch>
@@ -10723,8 +11281,8 @@
         <w:t xml:space="preserve">가, 데이터 루프에서는 감사 로그의 회고 분석으로 계승되는 것이다.</w:t>
       </w:r>
     </w:p>
-    <w:bookmarkEnd w:id="156"/>
-    <w:bookmarkStart w:id="157" w:name="사례-시나리오-납기지연-문제-2주의-기록"/>
+    <w:bookmarkEnd w:id="157"/>
+    <w:bookmarkStart w:id="158" w:name="사례-시나리오-납기지연-문제-2주의-기록"/>
     <w:p>
       <w:pPr>
         <w:pStyle w:val="Heading2"/>
@@ -10965,8 +11523,8 @@
         <w:t xml:space="preserve">는 명제의 실체다. 그리고 이 루프가 다루는 문제 가운데 가장 크고 구조적인 것 — 공정편성 그 자체의 재구축 — 이 남아 있다. 그것이 1부의 마지막 장, 7장의 주제다. 그 전에 6장에서는 이 모든 방법론을 실제 프로젝트로 실행하는 컨설팅 5단계 로드맵을 다룬다.</w:t>
       </w:r>
     </w:p>
-    <w:bookmarkEnd w:id="157"/>
-    <w:bookmarkStart w:id="158" w:name="핵심-요약-4"/>
+    <w:bookmarkEnd w:id="158"/>
+    <w:bookmarkStart w:id="159" w:name="핵심-요약-4"/>
     <w:p>
       <w:pPr>
         <w:pStyle w:val="Heading2"/>
@@ -11059,8 +11617,8 @@
         <w:t xml:space="preserve">루프의 안전장치는 Human-in-the-Loop 승인 게이트, 단계 전환의 형식 요건으로서의 통계적 검정, 회전·변경 한도와 서킷 브레이커, 그리고 모든 회전의 감사 로그다. 로그 없는 루프는 반성할 수 없고, 반성하지 못하는 루프는 개선되지 않는다.</w:t>
       </w:r>
     </w:p>
-    <w:bookmarkEnd w:id="158"/>
-    <w:bookmarkStart w:id="159" w:name="이-장의-참고문헌-4"/>
+    <w:bookmarkEnd w:id="159"/>
+    <w:bookmarkStart w:id="160" w:name="이-장의-참고문헌-4"/>
     <w:p>
       <w:pPr>
         <w:pStyle w:val="Heading2"/>
@@ -11437,9 +11995,9 @@
         <w:t xml:space="preserve">일본 생산관리 고전. 『다품종소량·수주생산의 생산관리』 (본서 연구자료).</w:t>
       </w:r>
     </w:p>
-    <w:bookmarkEnd w:id="159"/>
     <w:bookmarkEnd w:id="160"/>
-    <w:bookmarkStart w:id="214" w:name="제6장.-ax-컨설팅-5단계-로드맵-진단에서-환류까지"/>
+    <w:bookmarkEnd w:id="161"/>
+    <w:bookmarkStart w:id="215" w:name="제6장.-ax-컨설팅-5단계-로드맵-진단에서-환류까지"/>
     <w:p>
       <w:pPr>
         <w:pStyle w:val="Heading1"/>
@@ -11502,7 +12060,7 @@
         <w:t xml:space="preserve">앞의 다섯 개 장에서 우리는 지능형 ERP의 철학(1장), 데이터 품질의 원점인 디지털 3정5S(2장), 데이터로 보는 관리(3장), 부품전개와 일정계획(4장), DMAIC 데이터 루프(5장)를 다루었다. 이 장은 그 모든 것을 실행 순서 위에 배열한다. 이 장의 야심은 분명하다. AX(AI 전환) 컨설턴트가 이 장 하나만으로 컨설팅 제안서와 프로젝트 계획서를 쓸 수 있어야 하고, 기업의 실무 책임자가 이 장 하나만으로 외부 컨설턴트의 제안을 검증할 수 있어야 한다는 것이다. 이를 위해 먼저 AX 프로젝트가 통상의 IT 프로젝트와 어떻게 다르며 왜 어려운지를 정면으로 다루고(6.1), 어려움을 돌파하는 설계 원리로 목표지향 역방향 설계를 제시한 뒤(6.2), 진단–기반–적재–지능화–환류의 5단계 로드맵을 단계별로 목적·실행 항목·현장 활동·산출물·성공 판정·기간과 체제의 여섯 관점에서 상술한다(6.3~6.8). 이어 성패를 실제로 가르는 거버넌스와 변화관리(6.9), 실패 요인 10항(6.10), 초소형 기업을 위한 3주 경량 모델(6.11), 그리고 컨설팅 제안서 목차 템플릿(6.12)으로 마무리한다.</w:t>
       </w:r>
     </w:p>
-    <w:bookmarkStart w:id="161" w:name="왜-ax-프로젝트는-어려운가"/>
+    <w:bookmarkStart w:id="162" w:name="왜-ax-프로젝트는-어려운가"/>
     <w:p>
       <w:pPr>
         <w:pStyle w:val="Heading2"/>
@@ -11558,8 +12116,8 @@
         <w:t xml:space="preserve">덧붙여, AX 프로젝트는 ERP 프로젝트의 어려움을 상속한다. Davenport(1998)가 지적했듯 전사 시스템 도입의 최대 위험은 기술이 아니라 시스템의 논리와 비즈니스의 논리 간 충돌이며, Umble 등(2003)이 정리했듯 많은 ERP 프로젝트가 예산·기간 초과와 목표 미달로 실패한다. AX는 이 위에 데이터 품질, 모델 불확실성, 조직의 AI 수용성이라는 새 변수를 얹는다. 어려움의 목록이 길어진 만큼, 방법론 없이 뛰어드는 것은 무모하다.</w:t>
       </w:r>
     </w:p>
-    <w:bookmarkEnd w:id="161"/>
-    <w:bookmarkStart w:id="165" w:name="목표지향-설계-kgi에서-모델까지의-역방향-설계"/>
+    <w:bookmarkEnd w:id="162"/>
+    <w:bookmarkStart w:id="166" w:name="목표지향-설계-kgi에서-모델까지의-역방향-설계"/>
     <w:p>
       <w:pPr>
         <w:pStyle w:val="Heading2"/>
@@ -11577,18 +12135,18 @@
           <wp:inline>
             <wp:extent cx="4206240" cy="2550592"/>
             <wp:effectExtent b="0" l="0" r="0" t="0"/>
-            <wp:docPr descr="그림 6-2. KGI→KPI→데이터→모델 역방향 설계 — 기술에서 출발하는 상향식의 반대 방향" title="" id="163" name="Picture"/>
+            <wp:docPr descr="그림 6-2. KGI→KPI→데이터→모델 역방향 설계 — 기술에서 출발하는 상향식의 반대 방향" title="" id="164" name="Picture"/>
             <a:graphic>
               <a:graphicData uri="http://schemas.openxmlformats.org/drawingml/2006/picture">
                 <pic:pic>
                   <pic:nvPicPr>
-                    <pic:cNvPr descr="figures/fig_62_reverse_funnel.png" id="164" name="Picture"/>
+                    <pic:cNvPr descr="figures/fig_62_reverse_funnel.png" id="165" name="Picture"/>
                     <pic:cNvPicPr>
                       <a:picLocks noChangeArrowheads="1" noChangeAspect="1"/>
                     </pic:cNvPicPr>
                   </pic:nvPicPr>
                   <pic:blipFill>
-                    <a:blip r:embed="rId162"/>
+                    <a:blip r:embed="rId163"/>
                     <a:stretch>
                       <a:fillRect/>
                     </a:stretch>
@@ -11786,8 +12344,8 @@
         <w:t xml:space="preserve">절이 공허한 미사여구가 되지 않으려면, KGI-질문-KPI 트리가 그 자리에 있어야 한다.</w:t>
       </w:r>
     </w:p>
-    <w:bookmarkEnd w:id="165"/>
-    <w:bookmarkStart w:id="169" w:name="단계-로드맵-개관"/>
+    <w:bookmarkEnd w:id="166"/>
+    <w:bookmarkStart w:id="170" w:name="단계-로드맵-개관"/>
     <w:p>
       <w:pPr>
         <w:pStyle w:val="Heading2"/>
@@ -11805,18 +12363,18 @@
           <wp:inline>
             <wp:extent cx="4206240" cy="2355494"/>
             <wp:effectExtent b="0" l="0" r="0" t="0"/>
-            <wp:docPr descr="그림 6-1. AX 컨설팅 5단계 로드맵 — 단계별 핵심 활동과 산출물" title="" id="167" name="Picture"/>
+            <wp:docPr descr="그림 6-1. AX 컨설팅 5단계 로드맵 — 단계별 핵심 활동과 산출물" title="" id="168" name="Picture"/>
             <a:graphic>
               <a:graphicData uri="http://schemas.openxmlformats.org/drawingml/2006/picture">
                 <pic:pic>
                   <pic:nvPicPr>
-                    <pic:cNvPr descr="figures/fig_61_roadmap.png" id="168" name="Picture"/>
+                    <pic:cNvPr descr="figures/fig_61_roadmap.png" id="169" name="Picture"/>
                     <pic:cNvPicPr>
                       <a:picLocks noChangeArrowheads="1" noChangeAspect="1"/>
                     </pic:cNvPicPr>
                   </pic:nvPicPr>
                   <pic:blipFill>
-                    <a:blip r:embed="rId166"/>
+                    <a:blip r:embed="rId167"/>
                     <a:stretch>
                       <a:fillRect/>
                     </a:stretch>
@@ -12257,8 +12815,8 @@
         <w:t xml:space="preserve">전체 기간은 표준 시나리오에서 약 9~15개월이다. 단, 단계는 폭포수가 아니다. 3단계 적재와 4단계 지능화는 첫 질문에 대해 얇게 완주한 뒤 다음 질문으로 넓혀 가는 나선형 반복이 바람직하며, 경영자가 AI의 판단을 처음 현장에서 목격하는 ’첫 환류’까지의 시간을 6개월 이내로 당기는 것이, 길고 조용한 구축 끝의 거대한 공개보다 언제나 낫다. 이제 각 단계를 컨설턴트의 실행 매뉴얼 수준으로 내려가 보자.</w:t>
       </w:r>
     </w:p>
-    <w:bookmarkEnd w:id="169"/>
-    <w:bookmarkStart w:id="176" w:name="단계-진단-경영-질문데이터-성숙도현장-5s의-3중-진단"/>
+    <w:bookmarkEnd w:id="170"/>
+    <w:bookmarkStart w:id="177" w:name="단계-진단-경영-질문데이터-성숙도현장-5s의-3중-진단"/>
     <w:p>
       <w:pPr>
         <w:pStyle w:val="Heading2"/>
@@ -12267,7 +12825,7 @@
         <w:t xml:space="preserve">6.4 1단계 진단: 경영 질문·데이터 성숙도·현장 5S의 3중 진단</w:t>
       </w:r>
     </w:p>
-    <w:bookmarkStart w:id="170" w:name="목적"/>
+    <w:bookmarkStart w:id="171" w:name="목적"/>
     <w:p>
       <w:pPr>
         <w:pStyle w:val="Heading3"/>
@@ -12284,8 +12842,8 @@
         <w:t xml:space="preserve">진단 단계의 목적은 세 가지 물음에 답하는 것이다. 이 회사는 무엇을 알고 싶은가(경영 질문), 그 답을 만들 데이터는 어디에 어떤 상태로 있는가(데이터 성숙도), 그리고 그 데이터가 태어나는 현장은 관리되고 있는가(현장 5S). 셋째 물음이 이 방법론의 고유한 축이다. 데이터는 현장의 그림자다. 창고가 혼돈이면 재고 데이터도 혼돈이고, 공정이 보이지 않으면 실적 데이터도 보이지 않는다. 그래서 진단은 회의실 인터뷰만으로 끝나지 않고 반드시 공장 바닥을 걷는다.</w:t>
       </w:r>
     </w:p>
-    <w:bookmarkEnd w:id="170"/>
-    <w:bookmarkStart w:id="171" w:name="컨설턴트의-실행-항목"/>
+    <w:bookmarkEnd w:id="171"/>
+    <w:bookmarkStart w:id="172" w:name="컨설턴트의-실행-항목"/>
     <w:p>
       <w:pPr>
         <w:pStyle w:val="Heading3"/>
@@ -12461,8 +13019,8 @@
         <w:t xml:space="preserve">프로젝트 헌장 작성과 경영자 서명: 범위·단계·기간·역할·판정 기준을 한 문서로 묶는다.</w:t>
       </w:r>
     </w:p>
-    <w:bookmarkEnd w:id="171"/>
-    <w:bookmarkStart w:id="172" w:name="현장-활동-물리-5s와-눈으로-보는-관리의-진단"/>
+    <w:bookmarkEnd w:id="172"/>
+    <w:bookmarkStart w:id="173" w:name="현장-활동-물리-5s와-눈으로-보는-관리의-진단"/>
     <w:p>
       <w:pPr>
         <w:pStyle w:val="Heading3"/>
@@ -12575,8 +13133,8 @@
         <w:t xml:space="preserve">를 그 자리에서 명언하는 방식이다. 소요 시간 2시간 남짓의 이 형식을 프로젝트 착수 주간에 컨설턴트 입회로 1회 실시하면, 진단 데이터와 함께 더 중요한 것 — 경영진이 현장 개선에 진심인지, 현장이 그것을 믿는지 — 이 드러난다. 진단 항목은 물리 5S 점검표와 데이터 5S 점검표를 나란히 놓은 매트릭스(2장)로 기록해, 물리적 혼돈과 데이터 혼돈의 상관을 경영자에게 보인다.</w:t>
       </w:r>
     </w:p>
-    <w:bookmarkEnd w:id="172"/>
-    <w:bookmarkStart w:id="173" w:name="산출물"/>
+    <w:bookmarkEnd w:id="173"/>
+    <w:bookmarkStart w:id="174" w:name="산출물"/>
     <w:p>
       <w:pPr>
         <w:pStyle w:val="Heading3"/>
@@ -12593,8 +13151,8 @@
         <w:t xml:space="preserve">①KGI-질문-KPI 트리 ②데이터 성숙도 진단보고서(시스템 인벤토리, 마스터 정합성 수치, 3색 지도 포함) ③현장 5S·눈으로 보는 관리 진단서(사진 대장 포함 — 진단 시점의 현장 사진은 훗날 개선 전후 비교의 기준선이 된다) ④프로젝트 헌장(범위·단계·기간·역할·판정 기준·거버넌스).</w:t>
       </w:r>
     </w:p>
-    <w:bookmarkEnd w:id="173"/>
-    <w:bookmarkStart w:id="174" w:name="성공-판정-기준"/>
+    <w:bookmarkEnd w:id="174"/>
+    <w:bookmarkStart w:id="175" w:name="성공-판정-기준"/>
     <w:p>
       <w:pPr>
         <w:pStyle w:val="Heading3"/>
@@ -12611,8 +13169,8 @@
         <w:t xml:space="preserve">경영자가 질문 목록과 KGI 기준선에 서명했는가 — 이 하나다. 서명은 형식이 아니다. 6.9절에서 보듯 경영자 스폰서십은 ERP 계열 프로젝트의 제1 성공요인이며, 서명하지 않는 경영자의 프로젝트는 시작하지 않는 것이 낫다. 나는 서명을 미루는 경영자를 만나면 제안을 철회한다. 30년간 이 원칙으로 잃은 계약보다 지킨 신뢰가 크다.</w:t>
       </w:r>
     </w:p>
-    <w:bookmarkEnd w:id="174"/>
-    <w:bookmarkStart w:id="175" w:name="기간체제"/>
+    <w:bookmarkEnd w:id="175"/>
+    <w:bookmarkStart w:id="176" w:name="기간체제"/>
     <w:p>
       <w:pPr>
         <w:pStyle w:val="Heading3"/>
@@ -12766,9 +13324,9 @@
         </w:tc>
       </w:tr>
     </w:tbl>
-    <w:bookmarkEnd w:id="175"/>
     <w:bookmarkEnd w:id="176"/>
-    <w:bookmarkStart w:id="183" w:name="단계-기반-단일-플랫폼과-코드체계-디지털-정돈"/>
+    <w:bookmarkEnd w:id="177"/>
+    <w:bookmarkStart w:id="184" w:name="단계-기반-단일-플랫폼과-코드체계-디지털-정돈"/>
     <w:p>
       <w:pPr>
         <w:pStyle w:val="Heading2"/>
@@ -12777,7 +13335,7 @@
         <w:t xml:space="preserve">6.5 2단계 기반: 단일 플랫폼과 코드체계 — 디지털 정돈</w:t>
       </w:r>
     </w:p>
-    <w:bookmarkStart w:id="177" w:name="목적-1"/>
+    <w:bookmarkStart w:id="178" w:name="목적-1"/>
     <w:p>
       <w:pPr>
         <w:pStyle w:val="Heading3"/>
@@ -12812,8 +13370,8 @@
         <w:t xml:space="preserve">— 모든 데이터에 정위치(번지)를 부여하는 작업 — 이며, 자재 창고의 선반에 번지와 품목명을 명시하던 원전의 정돈 순서를 데이터 세계에서 반복하는 것이다.</w:t>
       </w:r>
     </w:p>
-    <w:bookmarkEnd w:id="177"/>
-    <w:bookmarkStart w:id="178" w:name="컨설턴트의-실행-항목-1"/>
+    <w:bookmarkEnd w:id="178"/>
+    <w:bookmarkStart w:id="179" w:name="컨설턴트의-실행-항목-1"/>
     <w:p>
       <w:pPr>
         <w:pStyle w:val="Heading3"/>
@@ -12909,8 +13467,8 @@
         <w:t xml:space="preserve">부서별 챔피언 교육: 챔피언이 먼저 손에 익힌 뒤 옆자리로 전파하는 구조를 만든다. Umble 등(2003)은 교육훈련 예산의 과소 책정을 ERP 실패의 상습 원인으로 꼽으며 도입 비용의 10~15%를 교육에 배정할 것을 권고했다.</w:t>
       </w:r>
     </w:p>
-    <w:bookmarkEnd w:id="178"/>
-    <w:bookmarkStart w:id="179" w:name="현장-활동-물리-정돈과-디지털-정돈의-동시-추진"/>
+    <w:bookmarkEnd w:id="179"/>
+    <w:bookmarkStart w:id="180" w:name="현장-활동-물리-정돈과-디지털-정돈의-동시-추진"/>
     <w:p>
       <w:pPr>
         <w:pStyle w:val="Heading3"/>
@@ -12957,8 +13515,8 @@
         <w:t xml:space="preserve">를 연 인쇄업 사장 — 는 이 단계에서 인용할 가치가 있다. 종업원은 항상 사장과 공장장의 본심을 살피고 있으며, 경영자가 코드 판정 회의에 앉아 있는 모습 자체가 가장 강력한 변화관리다.</w:t>
       </w:r>
     </w:p>
-    <w:bookmarkEnd w:id="179"/>
-    <w:bookmarkStart w:id="180" w:name="산출물-1"/>
+    <w:bookmarkEnd w:id="180"/>
+    <w:bookmarkStart w:id="181" w:name="산출물-1"/>
     <w:p>
       <w:pPr>
         <w:pStyle w:val="Heading3"/>
@@ -12975,8 +13533,8 @@
         <w:t xml:space="preserve">①운영 개시된 Odoo 인스턴스 ②코드체계 정의서(신규 코드 승인 절차 포함) ③업무별 표준 절차서(입력 책임자 명시) ④데이터 이관 검증 보고서 ⑤챔피언 교육 이수 기록.</w:t>
       </w:r>
     </w:p>
-    <w:bookmarkEnd w:id="180"/>
-    <w:bookmarkStart w:id="181" w:name="성공-판정-기준-1"/>
+    <w:bookmarkEnd w:id="181"/>
+    <w:bookmarkStart w:id="182" w:name="성공-판정-기준-1"/>
     <w:p>
       <w:pPr>
         <w:pStyle w:val="Heading3"/>
@@ -12993,8 +13551,8 @@
         <w:t xml:space="preserve">①전 부서가 동일한 품목·거래처 코드로 거래를 입력하고 있는가 ②이중 입력(시스템+엑셀 병행)이 제거되었는가 ③월 마감이 시스템 데이터만으로 이루어지는가. 셋째 기준이 특히 중요하다. 마감이 시스템 밖에서 이루어진다는 것은 데이터가 아직 신뢰받지 못한다는 뜻이다.</w:t>
       </w:r>
     </w:p>
-    <w:bookmarkEnd w:id="181"/>
-    <w:bookmarkStart w:id="182" w:name="기간체제-1"/>
+    <w:bookmarkEnd w:id="182"/>
+    <w:bookmarkStart w:id="183" w:name="기간체제-1"/>
     <w:p>
       <w:pPr>
         <w:pStyle w:val="Heading3"/>
@@ -13148,9 +13706,9 @@
         </w:tc>
       </w:tr>
     </w:tbl>
-    <w:bookmarkEnd w:id="182"/>
     <w:bookmarkEnd w:id="183"/>
-    <w:bookmarkStart w:id="190" w:name="단계-적재-데이터지식암묵지의-축적"/>
+    <w:bookmarkEnd w:id="184"/>
+    <w:bookmarkStart w:id="191" w:name="단계-적재-데이터지식암묵지의-축적"/>
     <w:p>
       <w:pPr>
         <w:pStyle w:val="Heading2"/>
@@ -13159,7 +13717,7 @@
         <w:t xml:space="preserve">6.6 3단계 적재: 데이터·지식·암묵지의 축적</w:t>
       </w:r>
     </w:p>
-    <w:bookmarkStart w:id="184" w:name="목적-2"/>
+    <w:bookmarkStart w:id="185" w:name="목적-2"/>
     <w:p>
       <w:pPr>
         <w:pStyle w:val="Heading3"/>
@@ -13176,8 +13734,8 @@
         <w:t xml:space="preserve">기반 위에 내용물을 쌓는 단계다. 적재 대상은 세 층 — 트랜잭션 데이터, 지식문서, 그리고 이 방법론의 고유한 층인 암묵지다. 이 단계의 목적은 축적의 양이 아니라 품질과 습관이다. 부정확한 데이터를 시스템에 넣는 순간 사용자는 시스템을 불신하고 병행 장부로 돌아가며(Umble et al., 2003), 한 번 무너진 신뢰는 기술로 복구되지 않는다.</w:t>
       </w:r>
     </w:p>
-    <w:bookmarkEnd w:id="184"/>
-    <w:bookmarkStart w:id="185" w:name="컨설턴트의-실행-항목-2"/>
+    <w:bookmarkEnd w:id="185"/>
+    <w:bookmarkStart w:id="186" w:name="컨설턴트의-실행-항목-2"/>
     <w:p>
       <w:pPr>
         <w:pStyle w:val="Heading3"/>
@@ -13252,8 +13810,8 @@
         <w:t xml:space="preserve">데이터 충족도 재채점: 1단계의 3색 지도를 월 단위로 다시 채점해 경영자 리뷰에 보고한다.</w:t>
       </w:r>
     </w:p>
-    <w:bookmarkEnd w:id="185"/>
-    <w:bookmarkStart w:id="186" w:name="현장-활동-습관화의-단계"/>
+    <w:bookmarkEnd w:id="186"/>
+    <w:bookmarkStart w:id="187" w:name="현장-활동-습관화의-단계"/>
     <w:p>
       <w:pPr>
         <w:pStyle w:val="Heading3"/>
@@ -13318,8 +13876,8 @@
         <w:t xml:space="preserve">(로트·가공·조립·운반)이 현장에 남아 있으면 실적 데이터에 그대로 나타나므로, 데이터 품질 리뷰는 곧 현장 개선 리뷰가 된다.</w:t>
       </w:r>
     </w:p>
-    <w:bookmarkEnd w:id="186"/>
-    <w:bookmarkStart w:id="187" w:name="산출물-2"/>
+    <w:bookmarkEnd w:id="187"/>
+    <w:bookmarkStart w:id="188" w:name="산출물-2"/>
     <w:p>
       <w:pPr>
         <w:pStyle w:val="Heading3"/>
@@ -13336,8 +13894,8 @@
         <w:t xml:space="preserve">①3개월 연속 시스템 월 마감이 완결된 트랜잭션 데이터베이스 ②지식센터 문서 체계 ③승인된 지식 카드 묶음(코드 연결 완료) ④데이터 품질 월간 리포트.</w:t>
       </w:r>
     </w:p>
-    <w:bookmarkEnd w:id="187"/>
-    <w:bookmarkStart w:id="188" w:name="성공-판정-기준-2"/>
+    <w:bookmarkEnd w:id="188"/>
+    <w:bookmarkStart w:id="189" w:name="성공-판정-기준-2"/>
     <w:p>
       <w:pPr>
         <w:pStyle w:val="Heading3"/>
@@ -13354,8 +13912,8 @@
         <w:t xml:space="preserve">1단계 3색 지도의 재채점 결과 — 경영 질문의 몇 %가 ’지금 답할 수 있음’으로 바뀌었는가. 함께 재고 정확도(실사 일치율 95% 이상 권장), 실적 입력 지연(24시간 이내), 지식 카드 승인 건수를 판정한다.</w:t>
       </w:r>
     </w:p>
-    <w:bookmarkEnd w:id="188"/>
-    <w:bookmarkStart w:id="189" w:name="기간체제-2"/>
+    <w:bookmarkEnd w:id="189"/>
+    <w:bookmarkStart w:id="190" w:name="기간체제-2"/>
     <w:p>
       <w:pPr>
         <w:pStyle w:val="Heading3"/>
@@ -13509,9 +14067,9 @@
         </w:tc>
       </w:tr>
     </w:tbl>
-    <w:bookmarkEnd w:id="189"/>
     <w:bookmarkEnd w:id="190"/>
-    <w:bookmarkStart w:id="197" w:name="단계-지능화-온톨로지예측-모델에이전트dmaic-루프의-가동"/>
+    <w:bookmarkEnd w:id="191"/>
+    <w:bookmarkStart w:id="198" w:name="단계-지능화-온톨로지예측-모델에이전트dmaic-루프의-가동"/>
     <w:p>
       <w:pPr>
         <w:pStyle w:val="Heading2"/>
@@ -13520,7 +14078,7 @@
         <w:t xml:space="preserve">6.7 4단계 지능화: 온톨로지·예측 모델·에이전트·DMAIC 루프의 가동</w:t>
       </w:r>
     </w:p>
-    <w:bookmarkStart w:id="191" w:name="목적-3"/>
+    <w:bookmarkStart w:id="192" w:name="목적-3"/>
     <w:p>
       <w:pPr>
         <w:pStyle w:val="Heading3"/>
@@ -13537,8 +14095,8 @@
         <w:t xml:space="preserve">이제 3rd Brain을 세운다. 목적은 축적된 데이터와 지식이 경영 질문에 근거를 갖추어 답하게 만드는 것, 그리고 그 답변 능력이 스스로 개선되는 루프를 가동하는 것이다. 이 단계는 5장과 7장의 기술 내용이 프로젝트 일정 위에서 만나는 접점이다.</w:t>
       </w:r>
     </w:p>
-    <w:bookmarkEnd w:id="191"/>
-    <w:bookmarkStart w:id="192" w:name="컨설턴트의-실행-항목-3"/>
+    <w:bookmarkEnd w:id="192"/>
+    <w:bookmarkStart w:id="193" w:name="컨설턴트의-실행-항목-3"/>
     <w:p>
       <w:pPr>
         <w:pStyle w:val="Heading3"/>
@@ -13563,8 +14121,8 @@
         <w:t xml:space="preserve">지능화는 단번에 완성되지 않으며, 완성을 목표로 해서도 안 된다. 안내선은 분석 성숙도의 사다리 — 기술적(무엇이 일어났나) → 진단적(왜 일어났나) → 예측적(무엇이 일어날 것인가) → 처방적(무엇을 해야 하는가) — 다. 첫 배치에서는 기술적·진단적 질의를 안정화하고, 데이터가 쌓인 영역부터 예측과 처방으로 올라간다. 집계도 안 되는 데이터로 예측 모델부터 만드는 것 — 사다리 건너뛰기 — 이 이 단계 실패의 전형이다.</w:t>
       </w:r>
     </w:p>
-    <w:bookmarkEnd w:id="192"/>
-    <w:bookmarkStart w:id="193" w:name="현장-활동-루프에-현장을-태우는-일"/>
+    <w:bookmarkEnd w:id="193"/>
+    <w:bookmarkStart w:id="194" w:name="현장-활동-루프에-현장을-태우는-일"/>
     <w:p>
       <w:pPr>
         <w:pStyle w:val="Heading3"/>
@@ -13596,8 +14154,8 @@
         <w:t xml:space="preserve">를 채점받는다. 베테랑이 AI의 오답을 잡아내는 순간이 실은 가장 생산적인 순간이다. 그 교정이 지식 카드로 적재되어 다음 루프의 정확도를 올리기 때문이다. 원전의 자율협조 사상 — 필요한 정보를 신속히 공급하되 수행은 담당자의 자율에 맡기고 관리자는 엄하게 평가한다 — 은 여기서 사람과 AI의 협업 규칙으로 되살아난다.</w:t>
       </w:r>
     </w:p>
-    <w:bookmarkEnd w:id="193"/>
-    <w:bookmarkStart w:id="194" w:name="산출물-3"/>
+    <w:bookmarkEnd w:id="194"/>
+    <w:bookmarkStart w:id="195" w:name="산출물-3"/>
     <w:p>
       <w:pPr>
         <w:pStyle w:val="Heading3"/>
@@ -13614,8 +14172,8 @@
         <w:t xml:space="preserve">①온톨로지 스키마 정의서 ②가동 중인 ETL 파이프라인 ③자연어 질의 서비스 ④(해당 시) 예측 모델·계획 보드 ⑤DMAIC 루프 시범 가동 보고서(1회전 기록 포함).</w:t>
       </w:r>
     </w:p>
-    <w:bookmarkEnd w:id="194"/>
-    <w:bookmarkStart w:id="195" w:name="성공-판정-기준-3"/>
+    <w:bookmarkEnd w:id="195"/>
+    <w:bookmarkStart w:id="196" w:name="성공-판정-기준-3"/>
     <w:p>
       <w:pPr>
         <w:pStyle w:val="Heading3"/>
@@ -13632,8 +14190,8 @@
         <w:t xml:space="preserve">①경영 질문 응답 커버리지(예: 10개 중 7개 이상에 근거를 갖춘 답 제시) ②답변의 근거 추적 가능성(어느 데이터·문서·지식 카드에서 왔는지 제시되는가) ③예측 모델의 기준선 대비 개선(담당자 감 또는 이동평균 대비 예측오차 감소). 특히 ②가 중요하다. 근거를 제시하지 못하는 AI의 답은 현장에서 채택되지 않으며, 채택되지 않는 판단은 5단계로 갈 수 없다.</w:t>
       </w:r>
     </w:p>
-    <w:bookmarkEnd w:id="195"/>
-    <w:bookmarkStart w:id="196" w:name="기간체제-3"/>
+    <w:bookmarkEnd w:id="196"/>
+    <w:bookmarkStart w:id="197" w:name="기간체제-3"/>
     <w:p>
       <w:pPr>
         <w:pStyle w:val="Heading3"/>
@@ -13787,9 +14345,9 @@
         </w:tc>
       </w:tr>
     </w:tbl>
-    <w:bookmarkEnd w:id="196"/>
     <w:bookmarkEnd w:id="197"/>
-    <w:bookmarkStart w:id="204" w:name="단계-환류-판단의-현장-환류와-학습-루프"/>
+    <w:bookmarkEnd w:id="198"/>
+    <w:bookmarkStart w:id="205" w:name="단계-환류-판단의-현장-환류와-학습-루프"/>
     <w:p>
       <w:pPr>
         <w:pStyle w:val="Heading2"/>
@@ -13798,7 +14356,7 @@
         <w:t xml:space="preserve">6.8 5단계 환류: 판단의 현장 환류와 학습 루프</w:t>
       </w:r>
     </w:p>
-    <w:bookmarkStart w:id="198" w:name="목적-4"/>
+    <w:bookmarkStart w:id="199" w:name="목적-4"/>
     <w:p>
       <w:pPr>
         <w:pStyle w:val="Heading3"/>
@@ -13815,8 +14373,8 @@
         <w:t xml:space="preserve">마지막 단계는 판단을 다시 현장으로 흘려보내고, 그 결과가 다시 판단을 개선하게 만드는 것이다. 데이터는 위로, 판단은 아래로 흐르는 환류 루프가 닫히는 순간, 시스템은 도구에서 동료로 바뀐다.</w:t>
       </w:r>
     </w:p>
-    <w:bookmarkEnd w:id="198"/>
-    <w:bookmarkStart w:id="199" w:name="컨설턴트의-실행-항목-4"/>
+    <w:bookmarkEnd w:id="199"/>
+    <w:bookmarkStart w:id="200" w:name="컨설턴트의-실행-항목-4"/>
     <w:p>
       <w:pPr>
         <w:pStyle w:val="Heading3"/>
@@ -13885,8 +14443,8 @@
         <w:t xml:space="preserve">이관 계획: 컨설턴트의 상주를 줄이고 내부 운영 체제(챔피언+AX 리드)로 운영을 이관한다. 이관의 완료 조건은 분기 질문 갱신 회의를 내부 인력만으로 운영할 수 있는가이다.</w:t>
       </w:r>
     </w:p>
-    <w:bookmarkEnd w:id="199"/>
-    <w:bookmarkStart w:id="200" w:name="현장-활동-계획-대-실적을-현장이-스스로-본다"/>
+    <w:bookmarkEnd w:id="200"/>
+    <w:bookmarkStart w:id="201" w:name="현장-활동-계획-대-실적을-현장이-스스로-본다"/>
     <w:p>
       <w:pPr>
         <w:pStyle w:val="Heading3"/>
@@ -13921,8 +14479,8 @@
         <w:t xml:space="preserve">같은 통계가 쌓이고, 검증된 판단은 자동 실행으로 위임된다. 판단이 기록되고, 기록이 다음 판단을 개선하는 것 — 이것이 환류 루프의 실체다.</w:t>
       </w:r>
     </w:p>
-    <w:bookmarkEnd w:id="200"/>
-    <w:bookmarkStart w:id="201" w:name="산출물-4"/>
+    <w:bookmarkEnd w:id="201"/>
+    <w:bookmarkStart w:id="202" w:name="산출물-4"/>
     <w:p>
       <w:pPr>
         <w:pStyle w:val="Heading3"/>
@@ -13939,8 +14497,8 @@
         <w:t xml:space="preserve">①운영 중인 브리핑·승인 워크플로 ②월간 성과 리뷰 리포트 ③분기 질문 갱신 기록 ④운영 이관 완료 보고서.</w:t>
       </w:r>
     </w:p>
-    <w:bookmarkEnd w:id="201"/>
-    <w:bookmarkStart w:id="202" w:name="성공-판정-기준-4"/>
+    <w:bookmarkEnd w:id="202"/>
+    <w:bookmarkStart w:id="203" w:name="성공-판정-기준-4"/>
     <w:p>
       <w:pPr>
         <w:pStyle w:val="Heading3"/>
@@ -13957,8 +14515,8 @@
         <w:t xml:space="preserve">궁극적으로 하나 — 1단계에서 서명한 KGI가 기준선 대비 개선되었는가. 선행지표로 제안 수용률(예: 60% 이상), 판단 소요시간 단축, 환류 액션의 실행률을 관리한다.</w:t>
       </w:r>
     </w:p>
-    <w:bookmarkEnd w:id="202"/>
-    <w:bookmarkStart w:id="203" w:name="기간체제-4"/>
+    <w:bookmarkEnd w:id="203"/>
+    <w:bookmarkStart w:id="204" w:name="기간체제-4"/>
     <w:p>
       <w:pPr>
         <w:pStyle w:val="Heading3"/>
@@ -14112,9 +14670,9 @@
         </w:tc>
       </w:tr>
     </w:tbl>
-    <w:bookmarkEnd w:id="203"/>
     <w:bookmarkEnd w:id="204"/>
-    <w:bookmarkStart w:id="205" w:name="거버넌스와-변화관리-열의-그리고-의식개혁"/>
+    <w:bookmarkEnd w:id="205"/>
+    <w:bookmarkStart w:id="206" w:name="거버넌스와-변화관리-열의-그리고-의식개혁"/>
     <w:p>
       <w:pPr>
         <w:pStyle w:val="Heading2"/>
@@ -14306,8 +14864,8 @@
         <w:t xml:space="preserve">(자동 초안·요약)부터 보여주고, 승인·근거·격리를 눈에 보이게 해 신뢰를 쌓고, 저항을 문제가 아니라 데이터로 다루는 것(무엇이 불편한지가 곧 개선 목록이다) — 을 권한다.</w:t>
       </w:r>
     </w:p>
-    <w:bookmarkEnd w:id="205"/>
-    <w:bookmarkStart w:id="206" w:name="실패-요인-10항과-리스크-대응"/>
+    <w:bookmarkEnd w:id="206"/>
+    <w:bookmarkStart w:id="207" w:name="실패-요인-10항과-리스크-대응"/>
     <w:p>
       <w:pPr>
         <w:pStyle w:val="Heading2"/>
@@ -14831,8 +15389,8 @@
         <w:t xml:space="preserve">이 목록을 관통하는 공통 구조가 있다. 실패는 대부분 4단계(지능화)의 기술에서 오지 않고, 1단계(질문)와 2~3단계(데이터), 그리고 거버넌스(사람)에서 온다. 실패는 기술 실패가 아니라 경영 실패라는 ERP 연구 30년의 결론(Davenport, 1998; Umble et al., 2003)은 AI 시대에 기각되지 않았다. 오히려 강화되었다. AI는 좋은 질문과 좋은 데이터를 증폭하는 만큼, 질문의 부재와 데이터의 부실도 증폭하기 때문이다.</w:t>
       </w:r>
     </w:p>
-    <w:bookmarkEnd w:id="206"/>
-    <w:bookmarkStart w:id="210" w:name="경량-모델-초소형-기업의-3주-로드맵"/>
+    <w:bookmarkEnd w:id="207"/>
+    <w:bookmarkStart w:id="211" w:name="경량-모델-초소형-기업의-3주-로드맵"/>
     <w:p>
       <w:pPr>
         <w:pStyle w:val="Heading2"/>
@@ -14850,18 +15408,18 @@
           <wp:inline>
             <wp:extent cx="4206240" cy="2147867"/>
             <wp:effectExtent b="0" l="0" r="0" t="0"/>
-            <wp:docPr descr="그림 6-3. 경량 모델 3주 로드맵 — 온보딩·지식적재·현장적용" title="" id="208" name="Picture"/>
+            <wp:docPr descr="그림 6-3. 경량 모델 3주 로드맵 — 온보딩·지식적재·현장적용" title="" id="209" name="Picture"/>
             <a:graphic>
               <a:graphicData uri="http://schemas.openxmlformats.org/drawingml/2006/picture">
                 <pic:pic>
                   <pic:nvPicPr>
-                    <pic:cNvPr descr="figures/fig_63_3week_gantt.png" id="209" name="Picture"/>
+                    <pic:cNvPr descr="figures/fig_63_3week_gantt.png" id="210" name="Picture"/>
                     <pic:cNvPicPr>
                       <a:picLocks noChangeArrowheads="1" noChangeAspect="1"/>
                     </pic:cNvPicPr>
                   </pic:nvPicPr>
                   <pic:blipFill>
-                    <a:blip r:embed="rId207"/>
+                    <a:blip r:embed="rId208"/>
                     <a:stretch>
                       <a:fillRect/>
                     </a:stretch>
@@ -15080,8 +15638,8 @@
         <w:t xml:space="preserve">세 가지 설계 선택이 이 압축을 가능케 한다. 첫째, 표준화 — 세그먼트별 검증된 구성을 배치하므로 5단계의 1~2단계가 표준 템플릿으로 선반영되어 있다. 둘째, 비용 구조 — 라이선스 0원의 월 구독제로 초기 투자가 제거된다. 초소형 사업자의 AI 도입을 막는 최대 장벽이 초기 비용이라는 조사(중소기업중앙회, 2024)를 겨냥한 구조다. 셋째, 하이브리드 보안 — 공통 지식은 공동 계층에서, 매출·고객·원가 등 민감 데이터는 고객별 격리 계층에서 처리한다. 경량 모델은 5단계 방법론의 부정이 아니라 축약이다. 경영 질문은 세그먼트 표준 질문으로 대체되고 환류는 첫날부터 모바일 브리핑으로 작동하며, 사업이 자라면 같은 플랫폼 위에서 정식 방법론으로 무중단 이행한다.</w:t>
       </w:r>
     </w:p>
-    <w:bookmarkEnd w:id="210"/>
-    <w:bookmarkStart w:id="211" w:name="부록-컨설팅-제안서-목차-템플릿"/>
+    <w:bookmarkEnd w:id="211"/>
+    <w:bookmarkStart w:id="212" w:name="부록-컨설팅-제안서-목차-템플릿"/>
     <w:p>
       <w:pPr>
         <w:pStyle w:val="Heading2"/>
@@ -15226,8 +15784,8 @@
         <w:t xml:space="preserve">컨설턴트에게 한 가지만 당부한다. 4번(방법론)을 화려하게 쓰는 제안서는 많다. 그러나 계약을 성사시키고 프로젝트를 성공시키는 것은 2번(진단)과 3번(목표 체계)의 구체성이다. 진단 없이 쓴 제안서는 어느 회사에나 보낼 수 있는 제안서이고, 어느 회사에나 보낼 수 있는 제안서는 어느 회사도 움직이지 못한다.</w:t>
       </w:r>
     </w:p>
-    <w:bookmarkEnd w:id="211"/>
-    <w:bookmarkStart w:id="212" w:name="핵심-요약-5"/>
+    <w:bookmarkEnd w:id="212"/>
+    <w:bookmarkStart w:id="213" w:name="핵심-요약-5"/>
     <w:p>
       <w:pPr>
         <w:pStyle w:val="Heading2"/>
@@ -15335,8 +15893,8 @@
         <w:t xml:space="preserve">실패는 기술이 아니라 질문의 부재, 데이터의 부실, 거버넌스의 공백, 그리고 형해화에서 온다. 초소형 기업은 3주 경량 모델로 시작해 같은 플랫폼 위에서 정식 방법론으로 확장한다.</w:t>
       </w:r>
     </w:p>
-    <w:bookmarkEnd w:id="212"/>
-    <w:bookmarkStart w:id="213" w:name="이-장의-참고문헌-5"/>
+    <w:bookmarkEnd w:id="213"/>
+    <w:bookmarkStart w:id="214" w:name="이-장의-참고문헌-5"/>
     <w:p>
       <w:pPr>
         <w:pStyle w:val="Heading2"/>
@@ -15603,9 +16161,9 @@
         <w:t xml:space="preserve">European Journal of Operational Research, 146(2), 241–257.</w:t>
       </w:r>
     </w:p>
-    <w:bookmarkEnd w:id="213"/>
     <w:bookmarkEnd w:id="214"/>
-    <w:bookmarkStart w:id="239" w:name="제7장.-공정편성의-재구축과-예측-플랫폼의-완성"/>
+    <w:bookmarkEnd w:id="215"/>
+    <w:bookmarkStart w:id="240" w:name="제7장.-공정편성의-재구축과-예측-플랫폼의-완성"/>
     <w:p>
       <w:pPr>
         <w:pStyle w:val="Heading1"/>
@@ -15642,7 +16200,7 @@
         <w:t xml:space="preserve">컨설턴트 생활에서 가장 기억에 남는 장면 하나를 꼽으라면, 어느 판금가공 회사의 공장장이 레이아웃 도면을 앞에 두고 한참을 침묵하던 순간이다. 우리는 석 달간 5S를 다지고, 작업표를 바코드화하고, 일정계획을 세웠다. 성과는 분명했지만 어느 선에서 멈췄다. 데이터가 가리키는 결론은 하나였다 — 문제는 개별 작업이 아니라 공정의 편성 그 자체, 즉 30년 전 설비를 들여올 때의 배치가 지금의 제품 구성과 맞지 않는다는 것이었다. 공장장의 침묵은 무지의 침묵이 아니라 두려움의 침묵이었다. 편성을 건드리는 것은 기계를 옮기고, 사람의 역할을 바꾸고, 몇 주의 생산을 걸고 하는 도박이었기 때문이다. 그때 우리에게 없었던 것은 용기가 아니라 실험장이었다. 편성 대안을 실물 공장에 손대지 않고 시험해 볼 수 있는 장소 — 이 장은 생산관리 고전이 개선의 최종 단계로 제시한 공정편성의 재구축을 해설하고, 그 무거운 의사결정을 디지털 트윈이라는 실험장 위에서 수행하는 방법을 다룬다. 그리고 그 실험장을 포함한 예측 플랫폼의 전체 아키텍처로 1부를 결산한다.</w:t>
       </w:r>
     </w:p>
-    <w:bookmarkStart w:id="215" w:name="개별-개선의-한계-왜-편성을-다시-보아야-하는가"/>
+    <w:bookmarkStart w:id="216" w:name="개별-개선의-한계-왜-편성을-다시-보아야-하는가"/>
     <w:p>
       <w:pPr>
         <w:pStyle w:val="Heading2"/>
@@ -15730,8 +16288,8 @@
         <w:t xml:space="preserve">는 실무 증언으로 못박는다. 한 공정만 회전수가 돌출해도 차공정과의 사이에 체류품의 산이 생길 뿐이라는 것 — 부분 최적의 함정에 대한 이보다 간명한 서술은 드물다.</w:t>
       </w:r>
     </w:p>
-    <w:bookmarkEnd w:id="215"/>
-    <w:bookmarkStart w:id="223" w:name="편성-재구축의-방법론-pq-분석에서-좋은-리듬까지"/>
+    <w:bookmarkEnd w:id="216"/>
+    <w:bookmarkStart w:id="224" w:name="편성-재구축의-방법론-pq-분석에서-좋은-리듬까지"/>
     <w:p>
       <w:pPr>
         <w:pStyle w:val="Heading2"/>
@@ -15749,18 +16307,18 @@
           <wp:inline>
             <wp:extent cx="4206240" cy="2505845"/>
             <wp:effectExtent b="0" l="0" r="0" t="0"/>
-            <wp:docPr descr="그림 7-1. PQ 분석 — 다량품과 소량품의 그룹 분리" title="" id="217" name="Picture"/>
+            <wp:docPr descr="그림 7-1. PQ 분석 — 다량품과 소량품의 그룹 분리" title="" id="218" name="Picture"/>
             <a:graphic>
               <a:graphicData uri="http://schemas.openxmlformats.org/drawingml/2006/picture">
                 <pic:pic>
                   <pic:nvPicPr>
-                    <pic:cNvPr descr="figures/fig_71_pq_pareto.png" id="218" name="Picture"/>
+                    <pic:cNvPr descr="figures/fig_71_pq_pareto.png" id="219" name="Picture"/>
                     <pic:cNvPicPr>
                       <a:picLocks noChangeArrowheads="1" noChangeAspect="1"/>
                     </pic:cNvPicPr>
                   </pic:nvPicPr>
                   <pic:blipFill>
-                    <a:blip r:embed="rId216"/>
+                    <a:blip r:embed="rId217"/>
                     <a:stretch>
                       <a:fillRect/>
                     </a:stretch>
@@ -15795,7 +16353,7 @@
         <w:t xml:space="preserve">그림 7-1. PQ 분석 — 다량품과 소량품의 그룹 분리</w:t>
       </w:r>
     </w:p>
-    <w:bookmarkStart w:id="219" w:name="pq-분석과-그룹-테크놀로지-섞여-있는-것을-나눈다"/>
+    <w:bookmarkStart w:id="220" w:name="pq-분석과-그룹-테크놀로지-섞여-있는-것을-나눈다"/>
     <w:p>
       <w:pPr>
         <w:pStyle w:val="Heading3"/>
@@ -15869,8 +16427,8 @@
         <w:t xml:space="preserve">수준에서 — 그룹별 표준시간 테이블을 만들어 일정계획·공수계획의 기초로 삼는다. 개별 품목으로는 소량이라 표준화가 불가능해 보이던 것이, 그룹으로 묶는 순간 반복성이 생기고 계획 가능해진다. 그룹 테크놀로지는 다품종소량 공장이 규모의 경제 대신 유사성의 경제를 얻는 방법이다.</w:t>
       </w:r>
     </w:p>
-    <w:bookmarkEnd w:id="219"/>
-    <w:bookmarkStart w:id="220" w:name="흐름화와-neck-공정-리드타임은-병목-하나가-결정한다"/>
+    <w:bookmarkEnd w:id="220"/>
+    <w:bookmarkStart w:id="221" w:name="흐름화와-neck-공정-리드타임은-병목-하나가-결정한다"/>
     <w:p>
       <w:pPr>
         <w:pStyle w:val="Heading3"/>
@@ -15917,8 +16475,8 @@
         <w:t xml:space="preserve">라는 것 — 병목은 구조의 문제이므로 구조를 바꿀 권한을 가진 사람의 문제라는 선언이다. 4장에서 예고했던 그래프 중심성 분석 — 어느 공정 노드에 가장 많은 제품 경로가 집중되는가 — 은 이 임무의 데이터 버전으로, 경험과 순시(巡視)로 찾던 Neck을 그래프가 계산으로 찾아낸다.</w:t>
       </w:r>
     </w:p>
-    <w:bookmarkEnd w:id="220"/>
-    <w:bookmarkStart w:id="221" w:name="절차-개선과-좋은-리듬-smed의-지혜"/>
+    <w:bookmarkEnd w:id="221"/>
+    <w:bookmarkStart w:id="222" w:name="절차-개선과-좋은-리듬-smed의-지혜"/>
     <w:p>
       <w:pPr>
         <w:pStyle w:val="Heading3"/>
@@ -16057,8 +16615,8 @@
         <w:t xml:space="preserve">, 즉 트러블·예정·변경을 사전에, 빠르게, 정확하게 공정 전체에 알리는 것이다. 3장에서 ’보이는 공장에서 말하는 공장으로’라 부른 실시간 수집·브리핑 구조가 바로 이 공명정대화의 현대적 실장이며, 좋은 리듬이란 결국 정보가 물건보다 먼저 흐르는 상태다.</w:t>
       </w:r>
     </w:p>
-    <w:bookmarkEnd w:id="221"/>
-    <w:bookmarkStart w:id="222" w:name="bpr-백지에서-프로세스를-다시-그린다"/>
+    <w:bookmarkEnd w:id="222"/>
+    <w:bookmarkStart w:id="223" w:name="bpr-백지에서-프로세스를-다시-그린다"/>
     <w:p>
       <w:pPr>
         <w:pStyle w:val="Heading3"/>
@@ -16146,9 +16704,9 @@
         <w:t xml:space="preserve">— 현장의 하는 방법을 일단 백지화하고 요소로 해체한 뒤, 공정의 목적(있어야 할 기능)을 추구하고, 개선 단면을 발견하고, 흐름을 구상하고, 새 레이아웃안을 만들고, 효과를 예상한다는 순서다. 이 절차의 마지막 두 걸음 — 새 레이아웃안 작성과 효과 예상 — 이 바로 다음 절의 주제다. 고전의 시대에 효과 예상은 계산 용지와 경험의 몫이었다. 지금 우리는 다른 도구를 갖고 있다.</w:t>
       </w:r>
     </w:p>
-    <w:bookmarkEnd w:id="222"/>
     <w:bookmarkEnd w:id="223"/>
-    <w:bookmarkStart w:id="229" w:name="편성-대안을-디지털-트윈에서-실험한다"/>
+    <w:bookmarkEnd w:id="224"/>
+    <w:bookmarkStart w:id="230" w:name="편성-대안을-디지털-트윈에서-실험한다"/>
     <w:p>
       <w:pPr>
         <w:pStyle w:val="Heading2"/>
@@ -16166,18 +16724,18 @@
           <wp:inline>
             <wp:extent cx="4206240" cy="1968878"/>
             <wp:effectExtent b="0" l="0" r="0" t="0"/>
-            <wp:docPr descr="그림 7-2. Neck 공정과 리드타임 — 좁은 관 하나가 전체 흐름을 결정한다" title="" id="225" name="Picture"/>
+            <wp:docPr descr="그림 7-2. Neck 공정과 리드타임 — 좁은 관 하나가 전체 흐름을 결정한다" title="" id="226" name="Picture"/>
             <a:graphic>
               <a:graphicData uri="http://schemas.openxmlformats.org/drawingml/2006/picture">
                 <pic:pic>
                   <pic:nvPicPr>
-                    <pic:cNvPr descr="figures/fig_72_neck_pipe.png" id="226" name="Picture"/>
+                    <pic:cNvPr descr="figures/fig_72_neck_pipe.png" id="227" name="Picture"/>
                     <pic:cNvPicPr>
                       <a:picLocks noChangeArrowheads="1" noChangeAspect="1"/>
                     </pic:cNvPicPr>
                   </pic:nvPicPr>
                   <pic:blipFill>
-                    <a:blip r:embed="rId224"/>
+                    <a:blip r:embed="rId225"/>
                     <a:stretch>
                       <a:fillRect/>
                     </a:stretch>
@@ -16212,7 +16770,7 @@
         <w:t xml:space="preserve">그림 7-2. Neck 공정과 리드타임 — 좁은 관 하나가 전체 흐름을 결정한다</w:t>
       </w:r>
     </w:p>
-    <w:bookmarkStart w:id="227" w:name="온톨로지-지식그래프-요약-실험장의-뼈대"/>
+    <w:bookmarkStart w:id="228" w:name="온톨로지-지식그래프-요약-실험장의-뼈대"/>
     <w:p>
       <w:pPr>
         <w:pStyle w:val="Heading3"/>
@@ -16262,8 +16820,8 @@
         <w:t xml:space="preserve">같은 질문이 한 번의 경로 탐색이 되는 구조다. LLM은 이 그래프와 상호 보완 관계에 있다. 그래프는 LLM의 환각을 억제하는 사실의 척추가 되고, LLM은 비정형 텍스트에서 그래프를 길어 올리며 자연어 질문을 그래프 질의로 번역한다(Edge et al., 2024; Pan et al., 2024) — 이것이 GraphRAG의 요지다. 그리고 디지털 트윈은 이 그래프에 두 능력이 더해진 상태다. 동기화 — 물리 세계의 사건이 지체 없이 그래프의 상태 변화로 반영되는 것(물리 대상-가상 모델-데이터 연결의 3요소; Grieves, 2014; Glaessgen &amp; Stargel, 2012), 그리고 시뮬레이션 — 그래프의 현재 상태에 가상의 사건을 주입해 파급을 계산하는 것. 데이터 흐름이 양방향 자동일 때만 트윈이라 부를 수 있다는 구분(Kritzinger et al., 2018)은 이 책의 환류 루프와 정확히 겹친다.</w:t>
       </w:r>
     </w:p>
-    <w:bookmarkEnd w:id="227"/>
-    <w:bookmarkStart w:id="228" w:name="what-if-편성-재구축이라는-최고난도-질문"/>
+    <w:bookmarkEnd w:id="228"/>
+    <w:bookmarkStart w:id="229" w:name="what-if-편성-재구축이라는-최고난도-질문"/>
     <w:p>
       <w:pPr>
         <w:pStyle w:val="Heading3"/>
@@ -16306,9 +16864,9 @@
         <w:t xml:space="preserve">서두의 판금가공 회사로 돌아가 보자. 오늘의 도구로 그 침묵의 순간을 다시 구성하면 이렇게 된다. PQ 분석이 상위 12품목(품목 수 8%, 물량 61%)의 반복 생산성을 드러내고, LLM이 세 개의 편성 대안 — ①상위 품목 전용 라인 분리, ②그룹 테크놀로지 셀 2개 신설, ③현행 유지+병목 공정 설비 1대 증설 — 을 그래프 위의 변경안으로 작성한다. 시뮬레이션 성적표: ①은 리드타임 -38%이나 소량품 쪽 유연성 저하, ③은 투자 대비 개선 -9%에 그침(병목이 후공정으로 이동), ②가 리드타임 -31%, 납기준수율 +5.2%p로 균형 최적. 공장장은 여전히 결정의 무게를 진다 — 그러나 이제 도박이 아니라 실험 결과 위에서 진다. 결정이 승인되면 새 라우팅과 작업구역(Work Center) 마스터가 Odoo로 환류되고, 이행 기간의 관리도가 신설되어 예상과 실측의 차이가 다음 학습으로 남는다. 편성 재구축조차 DMAIC 루프의 한 회전이 되는 것이다.</w:t>
       </w:r>
     </w:p>
-    <w:bookmarkEnd w:id="228"/>
     <w:bookmarkEnd w:id="229"/>
-    <w:bookmarkStart w:id="236" w:name="예측-플랫폼의-완성-아키텍처-총괄과-성숙도"/>
+    <w:bookmarkEnd w:id="230"/>
+    <w:bookmarkStart w:id="237" w:name="예측-플랫폼의-완성-아키텍처-총괄과-성숙도"/>
     <w:p>
       <w:pPr>
         <w:pStyle w:val="Heading2"/>
@@ -16326,18 +16884,18 @@
           <wp:inline>
             <wp:extent cx="4206240" cy="3132306"/>
             <wp:effectExtent b="0" l="0" r="0" t="0"/>
-            <wp:docPr descr="그림 7-3. 예측 플랫폼 통합 아키텍처 — 1부의 결론 그림" title="" id="231" name="Picture"/>
+            <wp:docPr descr="그림 7-3. 예측 플랫폼 통합 아키텍처 — 1부의 결론 그림" title="" id="232" name="Picture"/>
             <a:graphic>
               <a:graphicData uri="http://schemas.openxmlformats.org/drawingml/2006/picture">
                 <pic:pic>
                   <pic:nvPicPr>
-                    <pic:cNvPr descr="figures/fig_73_platform.png" id="232" name="Picture"/>
+                    <pic:cNvPr descr="figures/fig_73_platform.png" id="233" name="Picture"/>
                     <pic:cNvPicPr>
                       <a:picLocks noChangeArrowheads="1" noChangeAspect="1"/>
                     </pic:cNvPicPr>
                   </pic:nvPicPr>
                   <pic:blipFill>
-                    <a:blip r:embed="rId230"/>
+                    <a:blip r:embed="rId231"/>
                     <a:stretch>
                       <a:fillRect/>
                     </a:stretch>
@@ -16372,7 +16930,7 @@
         <w:t xml:space="preserve">그림 7-3. 예측 플랫폼 통합 아키텍처 — 1부의 결론 그림</w:t>
       </w:r>
     </w:p>
-    <w:bookmarkStart w:id="233" w:name="부의-결론-그림"/>
+    <w:bookmarkStart w:id="234" w:name="부의-결론-그림"/>
     <w:p>
       <w:pPr>
         <w:pStyle w:val="Heading3"/>
@@ -16597,8 +17155,8 @@
         <w:t xml:space="preserve">읽는 방향은 아래에서 위로, 그리고 다시 아래로다. 현장의 3정5S(2장)가 데이터 품질의 원점을 만들고, 눈으로 보는 관리의 디지털 전환(3장)이 실시간 수집을 만들며, Odoo가 단일 원천으로 기록하고(1장), 부품전개와 일정계획(4장)이 frePPLe와 함께 계획을 만들고, n8n이 데이터를 그래프로 올리고 판단을 현장으로 내리며, 온톨로지 지식그래프 위의 디지털 트윈이 What-if의 실험장이 되고(7장), 그 전체를 LLM 에이전트의 DMAIC 루프(5장)가 상시로 돈다. 어느 층도 건너뛸 수 없다. 아래층의 품질이 위층의 지능의 상한이다.</w:t>
       </w:r>
     </w:p>
-    <w:bookmarkEnd w:id="233"/>
-    <w:bookmarkStart w:id="234" w:name="성숙도-5단계-어디까지-왔고-어디로-가는가"/>
+    <w:bookmarkEnd w:id="234"/>
+    <w:bookmarkStart w:id="235" w:name="성숙도-5단계-어디까지-왔고-어디로-가는가"/>
     <w:p>
       <w:pPr>
         <w:pStyle w:val="Heading3"/>
@@ -16970,8 +17528,8 @@
         <w:t xml:space="preserve">라는 통찰의 우리 시대 버전이다.</w:t>
       </w:r>
     </w:p>
-    <w:bookmarkEnd w:id="234"/>
-    <w:bookmarkStart w:id="235" w:name="부의-결산-2부의-예고"/>
+    <w:bookmarkEnd w:id="235"/>
+    <w:bookmarkStart w:id="236" w:name="부의-결산-2부의-예고"/>
     <w:p>
       <w:pPr>
         <w:pStyle w:val="Heading3"/>
@@ -16988,9 +17546,9 @@
         <w:t xml:space="preserve">1부를 관통한 명제로 결산을 대신한다. 현장의 원칙은 변하지 않았다. 정위치·정품·정량은 데이터의 세계에서도 품질의 원점이고, 눈으로 보는 관리는 실시간 가시화와 추론으로 확장되었으며, QC 스토리의 나선은 LLM이 상시로 돌리는 DMAIC 루프가 되었고, 공정편성 재구축이라는 최고난도의 의사결정조차 온톨로지 그래프 위의 실험이 되었다. 원칙을 실행하는 주체가 사람의 눈에서 데이터의 루프로 확장되었을 뿐이다. 남은 질문은 실장(實裝)이다. 이 아키텍처의 토대인 Odoo는 실제로 어떤 모듈로 구성되어 있고, 각 모듈은 무엇을 잘하고 무엇이 부족하며, 어디를 어떻게 보완해야 예측 플랫폼의 부품이 되는가. 2부에서는 웹사이트 빌더와 이커머스, CRM, 판매, 매입, 재고 관리, 제조 관리, 회계, 그리고 AI와 지식센터까지 — Odoo를 모듈 단위로 해부한다.</w:t>
       </w:r>
     </w:p>
-    <w:bookmarkEnd w:id="235"/>
     <w:bookmarkEnd w:id="236"/>
-    <w:bookmarkStart w:id="237" w:name="핵심-요약-6"/>
+    <w:bookmarkEnd w:id="237"/>
+    <w:bookmarkStart w:id="238" w:name="핵심-요약-6"/>
     <w:p>
       <w:pPr>
         <w:pStyle w:val="Heading2"/>
@@ -17083,8 +17641,8 @@
         <w:t xml:space="preserve">성숙도는 기술→진단→예측→처방→자율의 5단계 사다리를 건너뛰지 않고 오른다. 자율은 사람의 소멸이 아니라 신뢰의 축적이며, 이는 고전이 그린 ’컴퓨터로 무장한 자율협조 생산방식’의 완성형이다.</w:t>
       </w:r>
     </w:p>
-    <w:bookmarkEnd w:id="237"/>
-    <w:bookmarkStart w:id="238" w:name="이-장의-참고문헌-6"/>
+    <w:bookmarkEnd w:id="238"/>
+    <w:bookmarkStart w:id="239" w:name="이-장의-참고문헌-6"/>
     <w:p>
       <w:pPr>
         <w:pStyle w:val="Heading2"/>
@@ -17329,8 +17887,8 @@
         <w:t xml:space="preserve">일본 생산관리 고전. 『다품종소량·수주생산의 생산관리』 (본서 연구자료).</w:t>
       </w:r>
     </w:p>
-    <w:bookmarkEnd w:id="238"/>
     <w:bookmarkEnd w:id="239"/>
+    <w:bookmarkEnd w:id="240"/>
     <w:sectPr/>
   </w:body>
 </w:document>
